--- a/BGIL_DBT/validation/DM-H/DM-H3_OPUS.docx
+++ b/BGIL_DBT/validation/DM-H/DM-H3_OPUS.docx
@@ -575,6 +575,12 @@
             <w:r>
               <w:t xml:space="preserve">SAT_AGREEMENT_COMMERCIAL_TERMS</w:t>
             </w:r>
+            <w:r>
+              <w:rPr>
+                <w:b/>
+              </w:rPr>
+              <w:t xml:space="preserve"> [Partner LOB]</w:t>
+            </w:r>
           </w:p>
         </w:tc>
         <w:tc>
@@ -633,6 +639,12 @@
             <w:r>
               <w:t xml:space="preserve">SAT_AGREEMENT_DEFINITION</w:t>
             </w:r>
+            <w:r>
+              <w:rPr>
+                <w:b/>
+              </w:rPr>
+              <w:t xml:space="preserve"> [Partner LOB]</w:t>
+            </w:r>
           </w:p>
         </w:tc>
         <w:tc>
@@ -691,6 +703,12 @@
             <w:r>
               <w:t xml:space="preserve">SAT_COMMON_ADDRESS</w:t>
             </w:r>
+            <w:r>
+              <w:rPr>
+                <w:b/>
+              </w:rPr>
+              <w:t xml:space="preserve"> [Partner LOB]</w:t>
+            </w:r>
           </w:p>
         </w:tc>
         <w:tc>
@@ -807,6 +825,12 @@
             <w:r>
               <w:t xml:space="preserve">SAT_COMMON_CLASSIFICATION</w:t>
             </w:r>
+            <w:r>
+              <w:rPr>
+                <w:b/>
+              </w:rPr>
+              <w:t xml:space="preserve"> [Partner LOB]</w:t>
+            </w:r>
           </w:p>
         </w:tc>
         <w:tc>
@@ -865,6 +889,12 @@
             <w:r>
               <w:t xml:space="preserve">SAT_COMMON_COMMUNICATION_PREFERENCE</w:t>
             </w:r>
+            <w:r>
+              <w:rPr>
+                <w:b/>
+              </w:rPr>
+              <w:t xml:space="preserve"> [Partner LOB]</w:t>
+            </w:r>
           </w:p>
         </w:tc>
         <w:tc>
@@ -923,6 +953,12 @@
             <w:r>
               <w:t xml:space="preserve">SAT_COMMON_CONSENT</w:t>
             </w:r>
+            <w:r>
+              <w:rPr>
+                <w:b/>
+              </w:rPr>
+              <w:t xml:space="preserve"> [Partner LOB]</w:t>
+            </w:r>
           </w:p>
         </w:tc>
         <w:tc>
@@ -981,6 +1017,12 @@
             <w:r>
               <w:t xml:space="preserve">SAT_COMMON_CONTACT</w:t>
             </w:r>
+            <w:r>
+              <w:rPr>
+                <w:b/>
+              </w:rPr>
+              <w:t xml:space="preserve"> [Partner LOB]</w:t>
+            </w:r>
           </w:p>
         </w:tc>
         <w:tc>
@@ -1039,6 +1081,12 @@
             <w:r>
               <w:t xml:space="preserve">SAT_COMMON_GEO</w:t>
             </w:r>
+            <w:r>
+              <w:rPr>
+                <w:b/>
+              </w:rPr>
+              <w:t xml:space="preserve"> [Partner LOB]</w:t>
+            </w:r>
           </w:p>
         </w:tc>
         <w:tc>
@@ -1097,6 +1145,12 @@
             <w:r>
               <w:t xml:space="preserve">SAT_DOCUMENT_DEFINITION</w:t>
             </w:r>
+            <w:r>
+              <w:rPr>
+                <w:b/>
+              </w:rPr>
+              <w:t xml:space="preserve"> [Partner LOB]</w:t>
+            </w:r>
           </w:p>
         </w:tc>
         <w:tc>
@@ -1213,6 +1267,12 @@
             <w:r>
               <w:t xml:space="preserve">SAT_LNK_PARTY_ROLE_CORE</w:t>
             </w:r>
+            <w:r>
+              <w:rPr>
+                <w:b/>
+              </w:rPr>
+              <w:t xml:space="preserve"> [Partner LOB]</w:t>
+            </w:r>
           </w:p>
         </w:tc>
         <w:tc>
@@ -1271,6 +1331,12 @@
             <w:r>
               <w:t xml:space="preserve">SAT_LNK_POLICY_PARTY_ROLE</w:t>
             </w:r>
+            <w:r>
+              <w:rPr>
+                <w:b/>
+              </w:rPr>
+              <w:t xml:space="preserve"> [Partner LOB]</w:t>
+            </w:r>
           </w:p>
         </w:tc>
         <w:tc>
@@ -1329,6 +1395,12 @@
             <w:r>
               <w:t xml:space="preserve">SAT_LNK_ROLE_AGENT</w:t>
             </w:r>
+            <w:r>
+              <w:rPr>
+                <w:b/>
+              </w:rPr>
+              <w:t xml:space="preserve"> [Partner LOB]</w:t>
+            </w:r>
           </w:p>
         </w:tc>
         <w:tc>
@@ -1387,6 +1459,12 @@
             <w:r>
               <w:t xml:space="preserve">SAT_LNK_ROLE_CUSTOMER</w:t>
             </w:r>
+            <w:r>
+              <w:rPr>
+                <w:b/>
+              </w:rPr>
+              <w:t xml:space="preserve"> [Partner LOB]</w:t>
+            </w:r>
           </w:p>
         </w:tc>
         <w:tc>
@@ -1503,6 +1581,12 @@
             <w:r>
               <w:t xml:space="preserve">SAT_LNK_ROLE_PROVIDER</w:t>
             </w:r>
+            <w:r>
+              <w:rPr>
+                <w:b/>
+              </w:rPr>
+              <w:t xml:space="preserve"> [Partner LOB]</w:t>
+            </w:r>
           </w:p>
         </w:tc>
         <w:tc>
@@ -1561,6 +1645,12 @@
             <w:r>
               <w:t xml:space="preserve">SAT_LNK_ROLE_SURVEYOR</w:t>
             </w:r>
+            <w:r>
+              <w:rPr>
+                <w:b/>
+              </w:rPr>
+              <w:t xml:space="preserve"> [Partner LOB]</w:t>
+            </w:r>
           </w:p>
         </w:tc>
         <w:tc>
@@ -1619,6 +1709,12 @@
             <w:r>
               <w:t xml:space="preserve">SAT_PARTY_AML_SCREENING</w:t>
             </w:r>
+            <w:r>
+              <w:rPr>
+                <w:b/>
+              </w:rPr>
+              <w:t xml:space="preserve"> [Partner LOB]</w:t>
+            </w:r>
           </w:p>
         </w:tc>
         <w:tc>
@@ -1677,6 +1773,12 @@
             <w:r>
               <w:t xml:space="preserve">SAT_PARTY_BANKING</w:t>
             </w:r>
+            <w:r>
+              <w:rPr>
+                <w:b/>
+              </w:rPr>
+              <w:t xml:space="preserve"> [Partner LOB]</w:t>
+            </w:r>
           </w:p>
         </w:tc>
         <w:tc>
@@ -1793,6 +1895,12 @@
             <w:r>
               <w:t xml:space="preserve">SAT_PARTY_CONTACT_ADDRESS_LINK</w:t>
             </w:r>
+            <w:r>
+              <w:rPr>
+                <w:b/>
+              </w:rPr>
+              <w:t xml:space="preserve"> [Partner LOB]</w:t>
+            </w:r>
           </w:p>
         </w:tc>
         <w:tc>
@@ -1851,6 +1959,12 @@
             <w:r>
               <w:t xml:space="preserve">SAT_PARTY_EMPLOYMENT</w:t>
             </w:r>
+            <w:r>
+              <w:rPr>
+                <w:b/>
+              </w:rPr>
+              <w:t xml:space="preserve"> [Partner LOB]</w:t>
+            </w:r>
           </w:p>
         </w:tc>
         <w:tc>
@@ -1909,6 +2023,12 @@
             <w:r>
               <w:t xml:space="preserve">SAT_PARTY_GROUP_CENSUS</w:t>
             </w:r>
+            <w:r>
+              <w:rPr>
+                <w:b/>
+              </w:rPr>
+              <w:t xml:space="preserve"> [Partner LOB]</w:t>
+            </w:r>
           </w:p>
         </w:tc>
         <w:tc>
@@ -1967,6 +2087,12 @@
             <w:r>
               <w:t xml:space="preserve">SAT_PARTY_GROUP_HOUSEHOLD</w:t>
             </w:r>
+            <w:r>
+              <w:rPr>
+                <w:b/>
+              </w:rPr>
+              <w:t xml:space="preserve"> [Partner LOB]</w:t>
+            </w:r>
           </w:p>
         </w:tc>
         <w:tc>
@@ -2025,6 +2151,12 @@
             <w:r>
               <w:t xml:space="preserve">SAT_PARTY_HEALTH_PROFILE</w:t>
             </w:r>
+            <w:r>
+              <w:rPr>
+                <w:b/>
+              </w:rPr>
+              <w:t xml:space="preserve"> [Partner LOB]</w:t>
+            </w:r>
           </w:p>
         </w:tc>
         <w:tc>
@@ -2083,6 +2215,12 @@
             <w:r>
               <w:t xml:space="preserve">SAT_PARTY_IDENTIFICATION</w:t>
             </w:r>
+            <w:r>
+              <w:rPr>
+                <w:b/>
+              </w:rPr>
+              <w:t xml:space="preserve"> [Partner LOB]</w:t>
+            </w:r>
           </w:p>
         </w:tc>
         <w:tc>
@@ -2141,6 +2279,12 @@
             <w:r>
               <w:t xml:space="preserve">SAT_PARTY_IDENTITY</w:t>
             </w:r>
+            <w:r>
+              <w:rPr>
+                <w:b/>
+              </w:rPr>
+              <w:t xml:space="preserve"> [Partner LOB]</w:t>
+            </w:r>
           </w:p>
         </w:tc>
         <w:tc>
@@ -2199,6 +2343,12 @@
             <w:r>
               <w:t xml:space="preserve">SAT_PARTY_INDIVIDUAL_DEMOGRAPHICS</w:t>
             </w:r>
+            <w:r>
+              <w:rPr>
+                <w:b/>
+              </w:rPr>
+              <w:t xml:space="preserve"> [Partner LOB]</w:t>
+            </w:r>
           </w:p>
         </w:tc>
         <w:tc>
@@ -2257,6 +2407,12 @@
             <w:r>
               <w:t xml:space="preserve">SAT_PARTY_KYC</w:t>
             </w:r>
+            <w:r>
+              <w:rPr>
+                <w:b/>
+              </w:rPr>
+              <w:t xml:space="preserve"> [Partner LOB]</w:t>
+            </w:r>
           </w:p>
         </w:tc>
         <w:tc>
@@ -2315,6 +2471,12 @@
             <w:r>
               <w:t xml:space="preserve">SAT_PARTY_KYC_REFERENCE</w:t>
             </w:r>
+            <w:r>
+              <w:rPr>
+                <w:b/>
+              </w:rPr>
+              <w:t xml:space="preserve"> [Partner LOB]</w:t>
+            </w:r>
           </w:p>
         </w:tc>
         <w:tc>
@@ -2373,6 +2535,12 @@
             <w:r>
               <w:t xml:space="preserve">SAT_PARTY_ORGANISATION_PROFILE</w:t>
             </w:r>
+            <w:r>
+              <w:rPr>
+                <w:b/>
+              </w:rPr>
+              <w:t xml:space="preserve"> [Partner LOB]</w:t>
+            </w:r>
           </w:p>
         </w:tc>
         <w:tc>
@@ -2605,6 +2773,12 @@
             <w:r>
               <w:t xml:space="preserve">SAT_POLICY_CLASSIFICATION</w:t>
             </w:r>
+            <w:r>
+              <w:rPr>
+                <w:b/>
+              </w:rPr>
+              <w:t xml:space="preserve"> [Partner LOB]</w:t>
+            </w:r>
           </w:p>
         </w:tc>
         <w:tc>
@@ -2779,6 +2953,12 @@
             <w:r>
               <w:t xml:space="preserve">SAT_POLICY_HEADER</w:t>
             </w:r>
+            <w:r>
+              <w:rPr>
+                <w:b/>
+              </w:rPr>
+              <w:t xml:space="preserve"> [Partner LOB]</w:t>
+            </w:r>
           </w:p>
         </w:tc>
         <w:tc>
@@ -2895,6 +3075,12 @@
             <w:r>
               <w:t xml:space="preserve">SAT_POLICY_PREMIUM_SUMMARY</w:t>
             </w:r>
+            <w:r>
+              <w:rPr>
+                <w:b/>
+              </w:rPr>
+              <w:t xml:space="preserve"> [Partner LOB]</w:t>
+            </w:r>
           </w:p>
         </w:tc>
         <w:tc>
@@ -3011,6 +3197,12 @@
             <w:r>
               <w:t xml:space="preserve">SAT_PROVIDER_BANKING</w:t>
             </w:r>
+            <w:r>
+              <w:rPr>
+                <w:b/>
+              </w:rPr>
+              <w:t xml:space="preserve"> [Partner LOB]</w:t>
+            </w:r>
           </w:p>
         </w:tc>
         <w:tc>
@@ -3069,6 +3261,12 @@
             <w:r>
               <w:t xml:space="preserve">SAT_PROVIDER_TARIFF</w:t>
             </w:r>
+            <w:r>
+              <w:rPr>
+                <w:b/>
+              </w:rPr>
+              <w:t xml:space="preserve"> [Partner LOB]</w:t>
+            </w:r>
           </w:p>
         </w:tc>
         <w:tc>
@@ -3591,6 +3789,12 @@
             <w:r>
               <w:t xml:space="preserve">SAT_AUG_LNK_ROLE_AGENT</w:t>
             </w:r>
+            <w:r>
+              <w:rPr>
+                <w:b/>
+              </w:rPr>
+              <w:t xml:space="preserve"> [Partner LOB]</w:t>
+            </w:r>
           </w:p>
         </w:tc>
         <w:tc>
@@ -3649,6 +3853,12 @@
             <w:r>
               <w:t xml:space="preserve">SAT_AUG_LNK_ROLE_CUSTOMER</w:t>
             </w:r>
+            <w:r>
+              <w:rPr>
+                <w:b/>
+              </w:rPr>
+              <w:t xml:space="preserve"> [Partner LOB]</w:t>
+            </w:r>
           </w:p>
         </w:tc>
         <w:tc>
@@ -3707,6 +3917,12 @@
             <w:r>
               <w:t xml:space="preserve">SAT_AUG_LNK_ROLE_PROVIDER</w:t>
             </w:r>
+            <w:r>
+              <w:rPr>
+                <w:b/>
+              </w:rPr>
+              <w:t xml:space="preserve"> [Partner LOB]</w:t>
+            </w:r>
           </w:p>
         </w:tc>
         <w:tc>
@@ -3764,6 +3980,12 @@
           <w:p>
             <w:r>
               <w:t xml:space="preserve">SAT_AUG_LNK_ROLE_SURVEYOR</w:t>
+            </w:r>
+            <w:r>
+              <w:rPr>
+                <w:b/>
+              </w:rPr>
+              <w:t xml:space="preserve"> [Partner LOB]</w:t>
             </w:r>
           </w:p>
         </w:tc>
@@ -4101,6 +4323,12 @@
       <w:r>
         <w:t xml:space="preserve">1. OPUS — SAT_AGREEMENT_COMMERCIAL_TERMS</w:t>
       </w:r>
+      <w:r>
+        <w:rPr>
+          <w:b/>
+        </w:rPr>
+        <w:t xml:space="preserve"> [Partner LOB]</w:t>
+      </w:r>
     </w:p>
     <w:tbl>
       <w:tblPr>
@@ -4158,6 +4386,12 @@
           <w:p>
             <w:r>
               <w:t xml:space="preserve">SAT_AGREEMENT_COMMERCIAL_TERMS</w:t>
+            </w:r>
+            <w:r>
+              <w:rPr>
+                <w:b/>
+              </w:rPr>
+              <w:t xml:space="preserve"> [Partner LOB]</w:t>
             </w:r>
           </w:p>
         </w:tc>
@@ -4409,6 +4643,12 @@
       <w:r>
         <w:t xml:space="preserve">2. OPUS — SAT_AGREEMENT_DEFINITION</w:t>
       </w:r>
+      <w:r>
+        <w:rPr>
+          <w:b/>
+        </w:rPr>
+        <w:t xml:space="preserve"> [Partner LOB]</w:t>
+      </w:r>
     </w:p>
     <w:tbl>
       <w:tblPr>
@@ -4466,6 +4706,12 @@
           <w:p>
             <w:r>
               <w:t xml:space="preserve">SAT_AGREEMENT_DEFINITION</w:t>
+            </w:r>
+            <w:r>
+              <w:rPr>
+                <w:b/>
+              </w:rPr>
+              <w:t xml:space="preserve"> [Partner LOB]</w:t>
             </w:r>
           </w:p>
         </w:tc>
@@ -4717,6 +4963,12 @@
       <w:r>
         <w:t xml:space="preserve">3. OPUS — SAT_COMMON_ADDRESS</w:t>
       </w:r>
+      <w:r>
+        <w:rPr>
+          <w:b/>
+        </w:rPr>
+        <w:t xml:space="preserve"> [Partner LOB]</w:t>
+      </w:r>
     </w:p>
     <w:tbl>
       <w:tblPr>
@@ -4774,6 +5026,12 @@
           <w:p>
             <w:r>
               <w:t xml:space="preserve">SAT_COMMON_ADDRESS</w:t>
+            </w:r>
+            <w:r>
+              <w:rPr>
+                <w:b/>
+              </w:rPr>
+              <w:t xml:space="preserve"> [Partner LOB]</w:t>
             </w:r>
           </w:p>
         </w:tc>
@@ -5333,6 +5591,12 @@
       <w:r>
         <w:t xml:space="preserve">5. OPUS — SAT_COMMON_CLASSIFICATION</w:t>
       </w:r>
+      <w:r>
+        <w:rPr>
+          <w:b/>
+        </w:rPr>
+        <w:t xml:space="preserve"> [Partner LOB]</w:t>
+      </w:r>
     </w:p>
     <w:tbl>
       <w:tblPr>
@@ -5390,6 +5654,12 @@
           <w:p>
             <w:r>
               <w:t xml:space="preserve">SAT_COMMON_CLASSIFICATION</w:t>
+            </w:r>
+            <w:r>
+              <w:rPr>
+                <w:b/>
+              </w:rPr>
+              <w:t xml:space="preserve"> [Partner LOB]</w:t>
             </w:r>
           </w:p>
         </w:tc>
@@ -5641,6 +5911,12 @@
       <w:r>
         <w:t xml:space="preserve">6. OPUS — SAT_COMMON_COMMUNICATION_PREFERENCE</w:t>
       </w:r>
+      <w:r>
+        <w:rPr>
+          <w:b/>
+        </w:rPr>
+        <w:t xml:space="preserve"> [Partner LOB]</w:t>
+      </w:r>
     </w:p>
     <w:tbl>
       <w:tblPr>
@@ -5698,6 +5974,12 @@
           <w:p>
             <w:r>
               <w:t xml:space="preserve">SAT_COMMON_COMMUNICATION_PREFERENCE</w:t>
+            </w:r>
+            <w:r>
+              <w:rPr>
+                <w:b/>
+              </w:rPr>
+              <w:t xml:space="preserve"> [Partner LOB]</w:t>
             </w:r>
           </w:p>
         </w:tc>
@@ -5949,6 +6231,12 @@
       <w:r>
         <w:t xml:space="preserve">7. OPUS — SAT_COMMON_CONSENT</w:t>
       </w:r>
+      <w:r>
+        <w:rPr>
+          <w:b/>
+        </w:rPr>
+        <w:t xml:space="preserve"> [Partner LOB]</w:t>
+      </w:r>
     </w:p>
     <w:tbl>
       <w:tblPr>
@@ -6006,6 +6294,12 @@
           <w:p>
             <w:r>
               <w:t xml:space="preserve">SAT_COMMON_CONSENT</w:t>
+            </w:r>
+            <w:r>
+              <w:rPr>
+                <w:b/>
+              </w:rPr>
+              <w:t xml:space="preserve"> [Partner LOB]</w:t>
             </w:r>
           </w:p>
         </w:tc>
@@ -6257,6 +6551,12 @@
       <w:r>
         <w:t xml:space="preserve">8. OPUS — SAT_COMMON_CONTACT</w:t>
       </w:r>
+      <w:r>
+        <w:rPr>
+          <w:b/>
+        </w:rPr>
+        <w:t xml:space="preserve"> [Partner LOB]</w:t>
+      </w:r>
     </w:p>
     <w:tbl>
       <w:tblPr>
@@ -6314,6 +6614,12 @@
           <w:p>
             <w:r>
               <w:t xml:space="preserve">SAT_COMMON_CONTACT</w:t>
+            </w:r>
+            <w:r>
+              <w:rPr>
+                <w:b/>
+              </w:rPr>
+              <w:t xml:space="preserve"> [Partner LOB]</w:t>
             </w:r>
           </w:p>
         </w:tc>
@@ -6565,6 +6871,12 @@
       <w:r>
         <w:t xml:space="preserve">9. OPUS — SAT_COMMON_GEO</w:t>
       </w:r>
+      <w:r>
+        <w:rPr>
+          <w:b/>
+        </w:rPr>
+        <w:t xml:space="preserve"> [Partner LOB]</w:t>
+      </w:r>
     </w:p>
     <w:tbl>
       <w:tblPr>
@@ -6622,6 +6934,12 @@
           <w:p>
             <w:r>
               <w:t xml:space="preserve">SAT_COMMON_GEO</w:t>
+            </w:r>
+            <w:r>
+              <w:rPr>
+                <w:b/>
+              </w:rPr>
+              <w:t xml:space="preserve"> [Partner LOB]</w:t>
             </w:r>
           </w:p>
         </w:tc>
@@ -6873,6 +7191,12 @@
       <w:r>
         <w:t xml:space="preserve">10. OPUS — SAT_DOCUMENT_DEFINITION</w:t>
       </w:r>
+      <w:r>
+        <w:rPr>
+          <w:b/>
+        </w:rPr>
+        <w:t xml:space="preserve"> [Partner LOB]</w:t>
+      </w:r>
     </w:p>
     <w:tbl>
       <w:tblPr>
@@ -6930,6 +7254,12 @@
           <w:p>
             <w:r>
               <w:t xml:space="preserve">SAT_DOCUMENT_DEFINITION</w:t>
+            </w:r>
+            <w:r>
+              <w:rPr>
+                <w:b/>
+              </w:rPr>
+              <w:t xml:space="preserve"> [Partner LOB]</w:t>
             </w:r>
           </w:p>
         </w:tc>
@@ -7489,6 +7819,12 @@
       <w:r>
         <w:t xml:space="preserve">12. OPUS — SAT_LNK_PARTY_ROLE_CORE</w:t>
       </w:r>
+      <w:r>
+        <w:rPr>
+          <w:b/>
+        </w:rPr>
+        <w:t xml:space="preserve"> [Partner LOB]</w:t>
+      </w:r>
     </w:p>
     <w:tbl>
       <w:tblPr>
@@ -7546,6 +7882,12 @@
           <w:p>
             <w:r>
               <w:t xml:space="preserve">SAT_LNK_PARTY_ROLE_CORE</w:t>
+            </w:r>
+            <w:r>
+              <w:rPr>
+                <w:b/>
+              </w:rPr>
+              <w:t xml:space="preserve"> [Partner LOB]</w:t>
             </w:r>
           </w:p>
         </w:tc>
@@ -7797,6 +8139,12 @@
       <w:r>
         <w:t xml:space="preserve">13. OPUS — SAT_LNK_POLICY_PARTY_ROLE</w:t>
       </w:r>
+      <w:r>
+        <w:rPr>
+          <w:b/>
+        </w:rPr>
+        <w:t xml:space="preserve"> [Partner LOB]</w:t>
+      </w:r>
     </w:p>
     <w:tbl>
       <w:tblPr>
@@ -7854,6 +8202,12 @@
           <w:p>
             <w:r>
               <w:t xml:space="preserve">SAT_LNK_POLICY_PARTY_ROLE</w:t>
+            </w:r>
+            <w:r>
+              <w:rPr>
+                <w:b/>
+              </w:rPr>
+              <w:t xml:space="preserve"> [Partner LOB]</w:t>
             </w:r>
           </w:p>
         </w:tc>
@@ -8105,6 +8459,12 @@
       <w:r>
         <w:t xml:space="preserve">14. OPUS — SAT_LNK_ROLE_AGENT</w:t>
       </w:r>
+      <w:r>
+        <w:rPr>
+          <w:b/>
+        </w:rPr>
+        <w:t xml:space="preserve"> [Partner LOB]</w:t>
+      </w:r>
     </w:p>
     <w:tbl>
       <w:tblPr>
@@ -8162,6 +8522,12 @@
           <w:p>
             <w:r>
               <w:t xml:space="preserve">SAT_LNK_ROLE_AGENT</w:t>
+            </w:r>
+            <w:r>
+              <w:rPr>
+                <w:b/>
+              </w:rPr>
+              <w:t xml:space="preserve"> [Partner LOB]</w:t>
             </w:r>
           </w:p>
         </w:tc>
@@ -8413,6 +8779,12 @@
       <w:r>
         <w:t xml:space="preserve">15. OPUS — SAT_LNK_ROLE_CUSTOMER</w:t>
       </w:r>
+      <w:r>
+        <w:rPr>
+          <w:b/>
+        </w:rPr>
+        <w:t xml:space="preserve"> [Partner LOB]</w:t>
+      </w:r>
     </w:p>
     <w:tbl>
       <w:tblPr>
@@ -8470,6 +8842,12 @@
           <w:p>
             <w:r>
               <w:t xml:space="preserve">SAT_LNK_ROLE_CUSTOMER</w:t>
+            </w:r>
+            <w:r>
+              <w:rPr>
+                <w:b/>
+              </w:rPr>
+              <w:t xml:space="preserve"> [Partner LOB]</w:t>
             </w:r>
           </w:p>
         </w:tc>
@@ -9029,6 +9407,12 @@
       <w:r>
         <w:t xml:space="preserve">17. OPUS — SAT_LNK_ROLE_PROVIDER</w:t>
       </w:r>
+      <w:r>
+        <w:rPr>
+          <w:b/>
+        </w:rPr>
+        <w:t xml:space="preserve"> [Partner LOB]</w:t>
+      </w:r>
     </w:p>
     <w:tbl>
       <w:tblPr>
@@ -9086,6 +9470,12 @@
           <w:p>
             <w:r>
               <w:t xml:space="preserve">SAT_LNK_ROLE_PROVIDER</w:t>
+            </w:r>
+            <w:r>
+              <w:rPr>
+                <w:b/>
+              </w:rPr>
+              <w:t xml:space="preserve"> [Partner LOB]</w:t>
             </w:r>
           </w:p>
         </w:tc>
@@ -9337,6 +9727,12 @@
       <w:r>
         <w:t xml:space="preserve">18. OPUS — SAT_LNK_ROLE_SURVEYOR</w:t>
       </w:r>
+      <w:r>
+        <w:rPr>
+          <w:b/>
+        </w:rPr>
+        <w:t xml:space="preserve"> [Partner LOB]</w:t>
+      </w:r>
     </w:p>
     <w:tbl>
       <w:tblPr>
@@ -9394,6 +9790,12 @@
           <w:p>
             <w:r>
               <w:t xml:space="preserve">SAT_LNK_ROLE_SURVEYOR</w:t>
+            </w:r>
+            <w:r>
+              <w:rPr>
+                <w:b/>
+              </w:rPr>
+              <w:t xml:space="preserve"> [Partner LOB]</w:t>
             </w:r>
           </w:p>
         </w:tc>
@@ -9645,6 +10047,12 @@
       <w:r>
         <w:t xml:space="preserve">19. OPUS — SAT_PARTY_AML_SCREENING</w:t>
       </w:r>
+      <w:r>
+        <w:rPr>
+          <w:b/>
+        </w:rPr>
+        <w:t xml:space="preserve"> [Partner LOB]</w:t>
+      </w:r>
     </w:p>
     <w:tbl>
       <w:tblPr>
@@ -9702,6 +10110,12 @@
           <w:p>
             <w:r>
               <w:t xml:space="preserve">SAT_PARTY_AML_SCREENING</w:t>
+            </w:r>
+            <w:r>
+              <w:rPr>
+                <w:b/>
+              </w:rPr>
+              <w:t xml:space="preserve"> [Partner LOB]</w:t>
             </w:r>
           </w:p>
         </w:tc>
@@ -9953,6 +10367,12 @@
       <w:r>
         <w:t xml:space="preserve">20. OPUS — SAT_PARTY_BANKING</w:t>
       </w:r>
+      <w:r>
+        <w:rPr>
+          <w:b/>
+        </w:rPr>
+        <w:t xml:space="preserve"> [Partner LOB]</w:t>
+      </w:r>
     </w:p>
     <w:tbl>
       <w:tblPr>
@@ -10010,6 +10430,12 @@
           <w:p>
             <w:r>
               <w:t xml:space="preserve">SAT_PARTY_BANKING</w:t>
+            </w:r>
+            <w:r>
+              <w:rPr>
+                <w:b/>
+              </w:rPr>
+              <w:t xml:space="preserve"> [Partner LOB]</w:t>
             </w:r>
           </w:p>
         </w:tc>
@@ -10569,6 +10995,12 @@
       <w:r>
         <w:t xml:space="preserve">22. OPUS — SAT_PARTY_CONTACT_ADDRESS_LINK</w:t>
       </w:r>
+      <w:r>
+        <w:rPr>
+          <w:b/>
+        </w:rPr>
+        <w:t xml:space="preserve"> [Partner LOB]</w:t>
+      </w:r>
     </w:p>
     <w:tbl>
       <w:tblPr>
@@ -10626,6 +11058,12 @@
           <w:p>
             <w:r>
               <w:t xml:space="preserve">SAT_PARTY_CONTACT_ADDRESS_LINK</w:t>
+            </w:r>
+            <w:r>
+              <w:rPr>
+                <w:b/>
+              </w:rPr>
+              <w:t xml:space="preserve"> [Partner LOB]</w:t>
             </w:r>
           </w:p>
         </w:tc>
@@ -10877,6 +11315,12 @@
       <w:r>
         <w:t xml:space="preserve">23. OPUS — SAT_PARTY_EMPLOYMENT</w:t>
       </w:r>
+      <w:r>
+        <w:rPr>
+          <w:b/>
+        </w:rPr>
+        <w:t xml:space="preserve"> [Partner LOB]</w:t>
+      </w:r>
     </w:p>
     <w:tbl>
       <w:tblPr>
@@ -10934,6 +11378,12 @@
           <w:p>
             <w:r>
               <w:t xml:space="preserve">SAT_PARTY_EMPLOYMENT</w:t>
+            </w:r>
+            <w:r>
+              <w:rPr>
+                <w:b/>
+              </w:rPr>
+              <w:t xml:space="preserve"> [Partner LOB]</w:t>
             </w:r>
           </w:p>
         </w:tc>
@@ -11185,6 +11635,12 @@
       <w:r>
         <w:t xml:space="preserve">24. OPUS — SAT_PARTY_GROUP_CENSUS</w:t>
       </w:r>
+      <w:r>
+        <w:rPr>
+          <w:b/>
+        </w:rPr>
+        <w:t xml:space="preserve"> [Partner LOB]</w:t>
+      </w:r>
     </w:p>
     <w:tbl>
       <w:tblPr>
@@ -11242,6 +11698,12 @@
           <w:p>
             <w:r>
               <w:t xml:space="preserve">SAT_PARTY_GROUP_CENSUS</w:t>
+            </w:r>
+            <w:r>
+              <w:rPr>
+                <w:b/>
+              </w:rPr>
+              <w:t xml:space="preserve"> [Partner LOB]</w:t>
             </w:r>
           </w:p>
         </w:tc>
@@ -11493,6 +11955,12 @@
       <w:r>
         <w:t xml:space="preserve">25. OPUS — SAT_PARTY_GROUP_HOUSEHOLD</w:t>
       </w:r>
+      <w:r>
+        <w:rPr>
+          <w:b/>
+        </w:rPr>
+        <w:t xml:space="preserve"> [Partner LOB]</w:t>
+      </w:r>
     </w:p>
     <w:tbl>
       <w:tblPr>
@@ -11550,6 +12018,12 @@
           <w:p>
             <w:r>
               <w:t xml:space="preserve">SAT_PARTY_GROUP_HOUSEHOLD</w:t>
+            </w:r>
+            <w:r>
+              <w:rPr>
+                <w:b/>
+              </w:rPr>
+              <w:t xml:space="preserve"> [Partner LOB]</w:t>
             </w:r>
           </w:p>
         </w:tc>
@@ -11801,6 +12275,12 @@
       <w:r>
         <w:t xml:space="preserve">26. OPUS — SAT_PARTY_HEALTH_PROFILE</w:t>
       </w:r>
+      <w:r>
+        <w:rPr>
+          <w:b/>
+        </w:rPr>
+        <w:t xml:space="preserve"> [Partner LOB]</w:t>
+      </w:r>
     </w:p>
     <w:tbl>
       <w:tblPr>
@@ -11858,6 +12338,12 @@
           <w:p>
             <w:r>
               <w:t xml:space="preserve">SAT_PARTY_HEALTH_PROFILE</w:t>
+            </w:r>
+            <w:r>
+              <w:rPr>
+                <w:b/>
+              </w:rPr>
+              <w:t xml:space="preserve"> [Partner LOB]</w:t>
             </w:r>
           </w:p>
         </w:tc>
@@ -12109,6 +12595,12 @@
       <w:r>
         <w:t xml:space="preserve">27. OPUS — SAT_PARTY_IDENTIFICATION</w:t>
       </w:r>
+      <w:r>
+        <w:rPr>
+          <w:b/>
+        </w:rPr>
+        <w:t xml:space="preserve"> [Partner LOB]</w:t>
+      </w:r>
     </w:p>
     <w:tbl>
       <w:tblPr>
@@ -12166,6 +12658,12 @@
           <w:p>
             <w:r>
               <w:t xml:space="preserve">SAT_PARTY_IDENTIFICATION</w:t>
+            </w:r>
+            <w:r>
+              <w:rPr>
+                <w:b/>
+              </w:rPr>
+              <w:t xml:space="preserve"> [Partner LOB]</w:t>
             </w:r>
           </w:p>
         </w:tc>
@@ -12417,6 +12915,12 @@
       <w:r>
         <w:t xml:space="preserve">28. OPUS — SAT_PARTY_IDENTITY</w:t>
       </w:r>
+      <w:r>
+        <w:rPr>
+          <w:b/>
+        </w:rPr>
+        <w:t xml:space="preserve"> [Partner LOB]</w:t>
+      </w:r>
     </w:p>
     <w:tbl>
       <w:tblPr>
@@ -12474,6 +12978,12 @@
           <w:p>
             <w:r>
               <w:t xml:space="preserve">SAT_PARTY_IDENTITY</w:t>
+            </w:r>
+            <w:r>
+              <w:rPr>
+                <w:b/>
+              </w:rPr>
+              <w:t xml:space="preserve"> [Partner LOB]</w:t>
             </w:r>
           </w:p>
         </w:tc>
@@ -12725,6 +13235,12 @@
       <w:r>
         <w:t xml:space="preserve">29. OPUS — SAT_PARTY_INDIVIDUAL_DEMOGRAPHICS</w:t>
       </w:r>
+      <w:r>
+        <w:rPr>
+          <w:b/>
+        </w:rPr>
+        <w:t xml:space="preserve"> [Partner LOB]</w:t>
+      </w:r>
     </w:p>
     <w:tbl>
       <w:tblPr>
@@ -12782,6 +13298,12 @@
           <w:p>
             <w:r>
               <w:t xml:space="preserve">SAT_PARTY_INDIVIDUAL_DEMOGRAPHICS</w:t>
+            </w:r>
+            <w:r>
+              <w:rPr>
+                <w:b/>
+              </w:rPr>
+              <w:t xml:space="preserve"> [Partner LOB]</w:t>
             </w:r>
           </w:p>
         </w:tc>
@@ -13033,6 +13555,12 @@
       <w:r>
         <w:t xml:space="preserve">30. OPUS — SAT_PARTY_KYC</w:t>
       </w:r>
+      <w:r>
+        <w:rPr>
+          <w:b/>
+        </w:rPr>
+        <w:t xml:space="preserve"> [Partner LOB]</w:t>
+      </w:r>
     </w:p>
     <w:tbl>
       <w:tblPr>
@@ -13090,6 +13618,12 @@
           <w:p>
             <w:r>
               <w:t xml:space="preserve">SAT_PARTY_KYC</w:t>
+            </w:r>
+            <w:r>
+              <w:rPr>
+                <w:b/>
+              </w:rPr>
+              <w:t xml:space="preserve"> [Partner LOB]</w:t>
             </w:r>
           </w:p>
         </w:tc>
@@ -13341,6 +13875,12 @@
       <w:r>
         <w:t xml:space="preserve">31. OPUS — SAT_PARTY_KYC_REFERENCE</w:t>
       </w:r>
+      <w:r>
+        <w:rPr>
+          <w:b/>
+        </w:rPr>
+        <w:t xml:space="preserve"> [Partner LOB]</w:t>
+      </w:r>
     </w:p>
     <w:tbl>
       <w:tblPr>
@@ -13398,6 +13938,12 @@
           <w:p>
             <w:r>
               <w:t xml:space="preserve">SAT_PARTY_KYC_REFERENCE</w:t>
+            </w:r>
+            <w:r>
+              <w:rPr>
+                <w:b/>
+              </w:rPr>
+              <w:t xml:space="preserve"> [Partner LOB]</w:t>
             </w:r>
           </w:p>
         </w:tc>
@@ -13649,6 +14195,12 @@
       <w:r>
         <w:t xml:space="preserve">32. OPUS — SAT_PARTY_ORGANISATION_PROFILE</w:t>
       </w:r>
+      <w:r>
+        <w:rPr>
+          <w:b/>
+        </w:rPr>
+        <w:t xml:space="preserve"> [Partner LOB]</w:t>
+      </w:r>
     </w:p>
     <w:tbl>
       <w:tblPr>
@@ -13706,6 +14258,12 @@
           <w:p>
             <w:r>
               <w:t xml:space="preserve">SAT_PARTY_ORGANISATION_PROFILE</w:t>
+            </w:r>
+            <w:r>
+              <w:rPr>
+                <w:b/>
+              </w:rPr>
+              <w:t xml:space="preserve"> [Partner LOB]</w:t>
             </w:r>
           </w:p>
         </w:tc>
@@ -14881,6 +15439,12 @@
       <w:r>
         <w:t xml:space="preserve">36. OPUS — SAT_POLICY_CLASSIFICATION</w:t>
       </w:r>
+      <w:r>
+        <w:rPr>
+          <w:b/>
+        </w:rPr>
+        <w:t xml:space="preserve"> [Partner LOB]</w:t>
+      </w:r>
     </w:p>
     <w:tbl>
       <w:tblPr>
@@ -14938,6 +15502,12 @@
           <w:p>
             <w:r>
               <w:t xml:space="preserve">SAT_POLICY_CLASSIFICATION</w:t>
+            </w:r>
+            <w:r>
+              <w:rPr>
+                <w:b/>
+              </w:rPr>
+              <w:t xml:space="preserve"> [Partner LOB]</w:t>
             </w:r>
           </w:p>
         </w:tc>
@@ -15805,6 +16375,12 @@
       <w:r>
         <w:t xml:space="preserve">39. OPUS — SAT_POLICY_HEADER</w:t>
       </w:r>
+      <w:r>
+        <w:rPr>
+          <w:b/>
+        </w:rPr>
+        <w:t xml:space="preserve"> [Partner LOB]</w:t>
+      </w:r>
     </w:p>
     <w:tbl>
       <w:tblPr>
@@ -15862,6 +16438,12 @@
           <w:p>
             <w:r>
               <w:t xml:space="preserve">SAT_POLICY_HEADER</w:t>
+            </w:r>
+            <w:r>
+              <w:rPr>
+                <w:b/>
+              </w:rPr>
+              <w:t xml:space="preserve"> [Partner LOB]</w:t>
             </w:r>
           </w:p>
         </w:tc>
@@ -16421,6 +17003,12 @@
       <w:r>
         <w:t xml:space="preserve">41. OPUS — SAT_POLICY_PREMIUM_SUMMARY</w:t>
       </w:r>
+      <w:r>
+        <w:rPr>
+          <w:b/>
+        </w:rPr>
+        <w:t xml:space="preserve"> [Partner LOB]</w:t>
+      </w:r>
     </w:p>
     <w:tbl>
       <w:tblPr>
@@ -16478,6 +17066,12 @@
           <w:p>
             <w:r>
               <w:t xml:space="preserve">SAT_POLICY_PREMIUM_SUMMARY</w:t>
+            </w:r>
+            <w:r>
+              <w:rPr>
+                <w:b/>
+              </w:rPr>
+              <w:t xml:space="preserve"> [Partner LOB]</w:t>
             </w:r>
           </w:p>
         </w:tc>
@@ -17037,6 +17631,12 @@
       <w:r>
         <w:t xml:space="preserve">43. OPUS — SAT_PROVIDER_BANKING</w:t>
       </w:r>
+      <w:r>
+        <w:rPr>
+          <w:b/>
+        </w:rPr>
+        <w:t xml:space="preserve"> [Partner LOB]</w:t>
+      </w:r>
     </w:p>
     <w:tbl>
       <w:tblPr>
@@ -17094,6 +17694,12 @@
           <w:p>
             <w:r>
               <w:t xml:space="preserve">SAT_PROVIDER_BANKING</w:t>
+            </w:r>
+            <w:r>
+              <w:rPr>
+                <w:b/>
+              </w:rPr>
+              <w:t xml:space="preserve"> [Partner LOB]</w:t>
             </w:r>
           </w:p>
         </w:tc>
@@ -17345,6 +17951,12 @@
       <w:r>
         <w:t xml:space="preserve">44. OPUS — SAT_PROVIDER_TARIFF</w:t>
       </w:r>
+      <w:r>
+        <w:rPr>
+          <w:b/>
+        </w:rPr>
+        <w:t xml:space="preserve"> [Partner LOB]</w:t>
+      </w:r>
     </w:p>
     <w:tbl>
       <w:tblPr>
@@ -17402,6 +18014,12 @@
           <w:p>
             <w:r>
               <w:t xml:space="preserve">SAT_PROVIDER_TARIFF</w:t>
+            </w:r>
+            <w:r>
+              <w:rPr>
+                <w:b/>
+              </w:rPr>
+              <w:t xml:space="preserve"> [Partner LOB]</w:t>
             </w:r>
           </w:p>
         </w:tc>
@@ -20117,6 +20735,12 @@
       <w:r>
         <w:t xml:space="preserve">53. OPUS — SAT_AUG_LNK_ROLE_AGENT</w:t>
       </w:r>
+      <w:r>
+        <w:rPr>
+          <w:b/>
+        </w:rPr>
+        <w:t xml:space="preserve"> [Partner LOB]</w:t>
+      </w:r>
     </w:p>
     <w:tbl>
       <w:tblPr>
@@ -20174,6 +20798,12 @@
           <w:p>
             <w:r>
               <w:t xml:space="preserve">SAT_AUG_LNK_ROLE_AGENT</w:t>
+            </w:r>
+            <w:r>
+              <w:rPr>
+                <w:b/>
+              </w:rPr>
+              <w:t xml:space="preserve"> [Partner LOB]</w:t>
             </w:r>
           </w:p>
         </w:tc>
@@ -20425,6 +21055,12 @@
       <w:r>
         <w:t xml:space="preserve">54. OPUS — SAT_AUG_LNK_ROLE_CUSTOMER</w:t>
       </w:r>
+      <w:r>
+        <w:rPr>
+          <w:b/>
+        </w:rPr>
+        <w:t xml:space="preserve"> [Partner LOB]</w:t>
+      </w:r>
     </w:p>
     <w:tbl>
       <w:tblPr>
@@ -20482,6 +21118,12 @@
           <w:p>
             <w:r>
               <w:t xml:space="preserve">SAT_AUG_LNK_ROLE_CUSTOMER</w:t>
+            </w:r>
+            <w:r>
+              <w:rPr>
+                <w:b/>
+              </w:rPr>
+              <w:t xml:space="preserve"> [Partner LOB]</w:t>
             </w:r>
           </w:p>
         </w:tc>
@@ -20733,6 +21375,12 @@
       <w:r>
         <w:t xml:space="preserve">55. OPUS — SAT_AUG_LNK_ROLE_PROVIDER</w:t>
       </w:r>
+      <w:r>
+        <w:rPr>
+          <w:b/>
+        </w:rPr>
+        <w:t xml:space="preserve"> [Partner LOB]</w:t>
+      </w:r>
     </w:p>
     <w:tbl>
       <w:tblPr>
@@ -20790,6 +21438,12 @@
           <w:p>
             <w:r>
               <w:t xml:space="preserve">SAT_AUG_LNK_ROLE_PROVIDER</w:t>
+            </w:r>
+            <w:r>
+              <w:rPr>
+                <w:b/>
+              </w:rPr>
+              <w:t xml:space="preserve"> [Partner LOB]</w:t>
             </w:r>
           </w:p>
         </w:tc>
@@ -21041,6 +21695,12 @@
       <w:r>
         <w:t xml:space="preserve">56. OPUS — SAT_AUG_LNK_ROLE_SURVEYOR</w:t>
       </w:r>
+      <w:r>
+        <w:rPr>
+          <w:b/>
+        </w:rPr>
+        <w:t xml:space="preserve"> [Partner LOB]</w:t>
+      </w:r>
     </w:p>
     <w:tbl>
       <w:tblPr>
@@ -21098,6 +21758,12 @@
           <w:p>
             <w:r>
               <w:t xml:space="preserve">SAT_AUG_LNK_ROLE_SURVEYOR</w:t>
+            </w:r>
+            <w:r>
+              <w:rPr>
+                <w:b/>
+              </w:rPr>
+              <w:t xml:space="preserve"> [Partner LOB]</w:t>
             </w:r>
           </w:p>
         </w:tc>

--- a/BGIL_DBT/validation/DM-H/DM-H3_OPUS.docx
+++ b/BGIL_DBT/validation/DM-H/DM-H3_OPUS.docx
@@ -34,7 +34,7 @@
         <w:t xml:space="preserve">• Scratch schema: </w:t>
       </w:r>
       <w:r>
-        <w:t xml:space="preserve">Part (b) writes snapshots to BAGIC_PREPROD_CURATED_DB.BGIL_VALIDATION (tables DM_H_CDC_SNAPSHOT and DM_H_RELOAD_SNAPSHOT). The running role needs CREATE SCHEMA / CREATE TABLE / INSERT on it. The name is a placeholder: change VALIDATION_SCHEMA in validation/tools/gen_dm_h.py and regenerate to use another schema.</w:t>
+        <w:t xml:space="preserve">Part (b) writes snapshots to BAGIC_PREPROD_CURATED_DB.UTILS (tables DM_H_CDC_SNAPSHOT and DM_H_RELOAD_SNAPSHOT). The running role needs CREATE SCHEMA / CREATE TABLE / INSERT on it. The name is a placeholder: change VALIDATION_SCHEMA in validation/tools/gen_dm_h.py and regenerate to use another schema.</w:t>
       </w:r>
     </w:p>
     <w:p>
@@ -384,7 +384,7 @@
           </w:tcPr>
           <w:p>
             <w:r>
-              <w:t xml:space="preserve">BAGIC_PREPROD_CURATED_DB.BGIL_VALIDATION -- tables DM_H_CDC_SNAPSHOT / DM_H_RELOAD_SNAPSHOT (transient).</w:t>
+              <w:t xml:space="preserve">BAGIC_PREPROD_CURATED_DB.UTILS -- tables DM_H_CDC_SNAPSHOT / DM_H_RELOAD_SNAPSHOT (transient).</w:t>
             </w:r>
           </w:p>
         </w:tc>
@@ -2734,13 +2734,17 @@
               <w:br/>
               <w:t xml:space="preserve">--   from_date = '&lt;YYYY-MM-DD HH:MI:SS&gt;'   to_date = '&lt;YYYY-MM-DD HH:MI:SS&gt;'</w:t>
               <w:br/>
-              <w:t xml:space="preserve">set DM_H_RUN = 'RELOAD_OPUS_' || to_char(current_timestamp(), 'YYYYMMDD_HH24MI');</w:t>
+              <w:t xml:space="preserve">-- PARALLEL RUNS: replace &lt;M#&gt; with your member tag (M1 / M2 / M3) so the three testers</w:t>
+              <w:br/>
+              <w:t xml:space="preserve">-- get distinct run_ids in the shared UTILS.DM_H_RELOAD_SNAPSHOT.</w:t>
+              <w:br/>
+              <w:t xml:space="preserve">set DM_H_RUN = 'RELOAD_OPUS_&lt;M#&gt;_' || to_char(current_timestamp(), 'YYYYMMDD_HH24MI');</w:t>
               <w:br/>
               <w:t xml:space="preserve">set DM_H_PHASE = 'BEFORE';</w:t>
               <w:br/>
               <w:t xml:space="preserve"/>
               <w:br/>
-              <w:t xml:space="preserve">insert into BAGIC_PREPROD_CURATED_DB.BGIL_VALIDATION.DM_H_RELOAD_SNAPSHOT (run_id, phase, project, satellite, row_count, captured_at)</w:t>
+              <w:t xml:space="preserve">insert into BAGIC_PREPROD_CURATED_DB.UTILS.DM_H_RELOAD_SNAPSHOT (run_id, phase, project, satellite, row_count, captured_at)</w:t>
               <w:br/>
               <w:t xml:space="preserve">select $DM_H_RUN, $DM_H_PHASE, 'OPUS', satellite, row_count, current_timestamp()</w:t>
               <w:br/>
@@ -3058,9 +3062,9 @@
               <w:br/>
               <w:t xml:space="preserve">       iff(rows_added = 0, 'PASS', 'FAIL') as status</w:t>
               <w:br/>
-              <w:t xml:space="preserve">  from BAGIC_PREPROD_CURATED_DB.BGIL_VALIDATION.DM_H_RELOAD_SNAPSHOT b</w:t>
+              <w:t xml:space="preserve">  from BAGIC_PREPROD_CURATED_DB.UTILS.DM_H_RELOAD_SNAPSHOT b</w:t>
               <w:br/>
-              <w:t xml:space="preserve">  join BAGIC_PREPROD_CURATED_DB.BGIL_VALIDATION.DM_H_RELOAD_SNAPSHOT a</w:t>
+              <w:t xml:space="preserve">  join BAGIC_PREPROD_CURATED_DB.UTILS.DM_H_RELOAD_SNAPSHOT a</w:t>
               <w:br/>
               <w:t xml:space="preserve">    on a.run_id = b.run_id and a.satellite = b.satellite and a.phase = 'AFTER'</w:t>
               <w:br/>
@@ -3121,7 +3125,7 @@
     </w:tbl>
     <w:p/>
     <w:sectPr>
-      <w:pgSz w:w="12240" w:h="15840"/>
+      <w:pgSz w:w="12240" w:h="15840" w:orient="portrait"/>
       <w:pgMar w:top="1440" w:right="1800" w:bottom="1440" w:left="1800" w:header="720" w:footer="720" w:gutter="0"/>
       <w:cols w:space="720"/>
       <w:docGrid w:linePitch="360"/>
@@ -3218,7 +3222,7 @@
         <w:ind w:left="1440" w:hanging="360"/>
       </w:pPr>
       <w:rPr>
-        <w:rFonts w:ascii="Symbol" w:hAnsi="Symbol" w:hint="default"/>
+        <w:rFonts w:hint="default" w:ascii="Symbol" w:hAnsi="Symbol"/>
       </w:rPr>
     </w:lvl>
   </w:abstractNum>
@@ -3239,7 +3243,7 @@
         <w:ind w:left="1080" w:hanging="360"/>
       </w:pPr>
       <w:rPr>
-        <w:rFonts w:ascii="Symbol" w:hAnsi="Symbol" w:hint="default"/>
+        <w:rFonts w:hint="default" w:ascii="Symbol" w:hAnsi="Symbol"/>
       </w:rPr>
     </w:lvl>
   </w:abstractNum>
@@ -3260,7 +3264,7 @@
         <w:ind w:left="720" w:hanging="360"/>
       </w:pPr>
       <w:rPr>
-        <w:rFonts w:ascii="Symbol" w:hAnsi="Symbol" w:hint="default"/>
+        <w:rFonts w:hint="default" w:ascii="Symbol" w:hAnsi="Symbol"/>
       </w:rPr>
     </w:lvl>
   </w:abstractNum>
@@ -3299,7 +3303,7 @@
         <w:ind w:left="360" w:hanging="360"/>
       </w:pPr>
       <w:rPr>
-        <w:rFonts w:ascii="Symbol" w:hAnsi="Symbol" w:hint="default"/>
+        <w:rFonts w:hint="default" w:ascii="Symbol" w:hAnsi="Symbol"/>
       </w:rPr>
     </w:lvl>
   </w:abstractNum>
@@ -3334,11 +3338,11 @@
 </file>
 
 <file path=word/styles.xml><?xml version="1.0" encoding="utf-8"?>
-<w:styles xmlns:mc="http://schemas.openxmlformats.org/markup-compatibility/2006" xmlns:r="http://schemas.openxmlformats.org/officeDocument/2006/relationships" xmlns:w="http://schemas.openxmlformats.org/wordprocessingml/2006/main" xmlns:w14="http://schemas.microsoft.com/office/word/2010/wordml" mc:Ignorable="w14">
+<w:styles xmlns:wp14="http://schemas.microsoft.com/office/word/2010/wordprocessingDrawing" xmlns:mc="http://schemas.openxmlformats.org/markup-compatibility/2006" xmlns:r="http://schemas.openxmlformats.org/officeDocument/2006/relationships" xmlns:w="http://schemas.openxmlformats.org/wordprocessingml/2006/main" xmlns:w14="http://schemas.microsoft.com/office/word/2010/wordml" mc:Ignorable="w14 wp14">
   <w:docDefaults>
     <w:rPrDefault>
       <w:rPr>
-        <w:rFonts w:asciiTheme="minorHAnsi" w:eastAsiaTheme="minorEastAsia" w:hAnsiTheme="minorHAnsi" w:cstheme="minorBidi"/>
+        <w:rFonts w:asciiTheme="minorHAnsi" w:hAnsiTheme="minorHAnsi" w:eastAsiaTheme="minorEastAsia" w:cstheme="minorBidi"/>
         <w:sz w:val="22"/>
         <w:szCs w:val="22"/>
         <w:lang w:val="en-US" w:eastAsia="en-US" w:bidi="ar-SA"/>
@@ -3351,8 +3355,8 @@
     </w:pPrDefault>
   </w:docDefaults>
   <w:latentStyles w:defLockedState="0" w:defUIPriority="99" w:defSemiHidden="1" w:defUnhideWhenUsed="1" w:defQFormat="0" w:count="276">
-    <w:lsdException w:name="Normal" w:semiHidden="0" w:uiPriority="0" w:unhideWhenUsed="0" w:qFormat="1"/>
-    <w:lsdException w:name="heading 1" w:semiHidden="0" w:uiPriority="9" w:unhideWhenUsed="0" w:qFormat="1"/>
+    <w:lsdException w:name="Normal" w:uiPriority="0" w:semiHidden="0" w:unhideWhenUsed="0" w:qFormat="1"/>
+    <w:lsdException w:name="heading 1" w:uiPriority="9" w:semiHidden="0" w:unhideWhenUsed="0" w:qFormat="1"/>
     <w:lsdException w:name="heading 2" w:uiPriority="9" w:qFormat="1"/>
     <w:lsdException w:name="heading 3" w:uiPriority="9" w:qFormat="1"/>
     <w:lsdException w:name="heading 4" w:uiPriority="9" w:qFormat="1"/>
@@ -3371,125 +3375,125 @@
     <w:lsdException w:name="toc 8" w:uiPriority="39"/>
     <w:lsdException w:name="toc 9" w:uiPriority="39"/>
     <w:lsdException w:name="caption" w:uiPriority="35" w:qFormat="1"/>
-    <w:lsdException w:name="Title" w:semiHidden="0" w:uiPriority="10" w:unhideWhenUsed="0" w:qFormat="1"/>
+    <w:lsdException w:name="Title" w:uiPriority="10" w:semiHidden="0" w:unhideWhenUsed="0" w:qFormat="1"/>
     <w:lsdException w:name="Default Paragraph Font" w:uiPriority="1"/>
-    <w:lsdException w:name="Subtitle" w:semiHidden="0" w:uiPriority="11" w:unhideWhenUsed="0" w:qFormat="1"/>
-    <w:lsdException w:name="Strong" w:semiHidden="0" w:uiPriority="22" w:unhideWhenUsed="0" w:qFormat="1"/>
-    <w:lsdException w:name="Emphasis" w:semiHidden="0" w:uiPriority="20" w:unhideWhenUsed="0" w:qFormat="1"/>
-    <w:lsdException w:name="Table Grid" w:semiHidden="0" w:uiPriority="59" w:unhideWhenUsed="0"/>
+    <w:lsdException w:name="Subtitle" w:uiPriority="11" w:semiHidden="0" w:unhideWhenUsed="0" w:qFormat="1"/>
+    <w:lsdException w:name="Strong" w:uiPriority="22" w:semiHidden="0" w:unhideWhenUsed="0" w:qFormat="1"/>
+    <w:lsdException w:name="Emphasis" w:uiPriority="20" w:semiHidden="0" w:unhideWhenUsed="0" w:qFormat="1"/>
+    <w:lsdException w:name="Table Grid" w:uiPriority="59" w:semiHidden="0" w:unhideWhenUsed="0"/>
     <w:lsdException w:name="Placeholder Text" w:unhideWhenUsed="0"/>
-    <w:lsdException w:name="No Spacing" w:semiHidden="0" w:uiPriority="1" w:unhideWhenUsed="0" w:qFormat="1"/>
-    <w:lsdException w:name="Light Shading" w:semiHidden="0" w:uiPriority="60" w:unhideWhenUsed="0"/>
-    <w:lsdException w:name="Light List" w:semiHidden="0" w:uiPriority="61" w:unhideWhenUsed="0"/>
-    <w:lsdException w:name="Light Grid" w:semiHidden="0" w:uiPriority="62" w:unhideWhenUsed="0"/>
-    <w:lsdException w:name="Medium Shading 1" w:semiHidden="0" w:uiPriority="63" w:unhideWhenUsed="0"/>
-    <w:lsdException w:name="Medium Shading 2" w:semiHidden="0" w:uiPriority="64" w:unhideWhenUsed="0"/>
-    <w:lsdException w:name="Medium List 1" w:semiHidden="0" w:uiPriority="65" w:unhideWhenUsed="0"/>
-    <w:lsdException w:name="Medium List 2" w:semiHidden="0" w:uiPriority="66" w:unhideWhenUsed="0"/>
-    <w:lsdException w:name="Medium Grid 1" w:semiHidden="0" w:uiPriority="67" w:unhideWhenUsed="0"/>
-    <w:lsdException w:name="Medium Grid 2" w:semiHidden="0" w:uiPriority="68" w:unhideWhenUsed="0"/>
-    <w:lsdException w:name="Medium Grid 3" w:semiHidden="0" w:uiPriority="69" w:unhideWhenUsed="0"/>
-    <w:lsdException w:name="Dark List" w:semiHidden="0" w:uiPriority="70" w:unhideWhenUsed="0"/>
-    <w:lsdException w:name="Colorful Shading" w:semiHidden="0" w:uiPriority="71" w:unhideWhenUsed="0"/>
-    <w:lsdException w:name="Colorful List" w:semiHidden="0" w:uiPriority="72" w:unhideWhenUsed="0"/>
-    <w:lsdException w:name="Colorful Grid" w:semiHidden="0" w:uiPriority="73" w:unhideWhenUsed="0"/>
-    <w:lsdException w:name="Light Shading Accent 1" w:semiHidden="0" w:uiPriority="60" w:unhideWhenUsed="0"/>
-    <w:lsdException w:name="Light List Accent 1" w:semiHidden="0" w:uiPriority="61" w:unhideWhenUsed="0"/>
-    <w:lsdException w:name="Light Grid Accent 1" w:semiHidden="0" w:uiPriority="62" w:unhideWhenUsed="0"/>
-    <w:lsdException w:name="Medium Shading 1 Accent 1" w:semiHidden="0" w:uiPriority="63" w:unhideWhenUsed="0"/>
-    <w:lsdException w:name="Medium Shading 2 Accent 1" w:semiHidden="0" w:uiPriority="64" w:unhideWhenUsed="0"/>
-    <w:lsdException w:name="Medium List 1 Accent 1" w:semiHidden="0" w:uiPriority="65" w:unhideWhenUsed="0"/>
+    <w:lsdException w:name="No Spacing" w:uiPriority="1" w:semiHidden="0" w:unhideWhenUsed="0" w:qFormat="1"/>
+    <w:lsdException w:name="Light Shading" w:uiPriority="60" w:semiHidden="0" w:unhideWhenUsed="0"/>
+    <w:lsdException w:name="Light List" w:uiPriority="61" w:semiHidden="0" w:unhideWhenUsed="0"/>
+    <w:lsdException w:name="Light Grid" w:uiPriority="62" w:semiHidden="0" w:unhideWhenUsed="0"/>
+    <w:lsdException w:name="Medium Shading 1" w:uiPriority="63" w:semiHidden="0" w:unhideWhenUsed="0"/>
+    <w:lsdException w:name="Medium Shading 2" w:uiPriority="64" w:semiHidden="0" w:unhideWhenUsed="0"/>
+    <w:lsdException w:name="Medium List 1" w:uiPriority="65" w:semiHidden="0" w:unhideWhenUsed="0"/>
+    <w:lsdException w:name="Medium List 2" w:uiPriority="66" w:semiHidden="0" w:unhideWhenUsed="0"/>
+    <w:lsdException w:name="Medium Grid 1" w:uiPriority="67" w:semiHidden="0" w:unhideWhenUsed="0"/>
+    <w:lsdException w:name="Medium Grid 2" w:uiPriority="68" w:semiHidden="0" w:unhideWhenUsed="0"/>
+    <w:lsdException w:name="Medium Grid 3" w:uiPriority="69" w:semiHidden="0" w:unhideWhenUsed="0"/>
+    <w:lsdException w:name="Dark List" w:uiPriority="70" w:semiHidden="0" w:unhideWhenUsed="0"/>
+    <w:lsdException w:name="Colorful Shading" w:uiPriority="71" w:semiHidden="0" w:unhideWhenUsed="0"/>
+    <w:lsdException w:name="Colorful List" w:uiPriority="72" w:semiHidden="0" w:unhideWhenUsed="0"/>
+    <w:lsdException w:name="Colorful Grid" w:uiPriority="73" w:semiHidden="0" w:unhideWhenUsed="0"/>
+    <w:lsdException w:name="Light Shading Accent 1" w:uiPriority="60" w:semiHidden="0" w:unhideWhenUsed="0"/>
+    <w:lsdException w:name="Light List Accent 1" w:uiPriority="61" w:semiHidden="0" w:unhideWhenUsed="0"/>
+    <w:lsdException w:name="Light Grid Accent 1" w:uiPriority="62" w:semiHidden="0" w:unhideWhenUsed="0"/>
+    <w:lsdException w:name="Medium Shading 1 Accent 1" w:uiPriority="63" w:semiHidden="0" w:unhideWhenUsed="0"/>
+    <w:lsdException w:name="Medium Shading 2 Accent 1" w:uiPriority="64" w:semiHidden="0" w:unhideWhenUsed="0"/>
+    <w:lsdException w:name="Medium List 1 Accent 1" w:uiPriority="65" w:semiHidden="0" w:unhideWhenUsed="0"/>
     <w:lsdException w:name="Revision" w:unhideWhenUsed="0"/>
-    <w:lsdException w:name="List Paragraph" w:semiHidden="0" w:uiPriority="34" w:unhideWhenUsed="0" w:qFormat="1"/>
-    <w:lsdException w:name="Quote" w:semiHidden="0" w:uiPriority="29" w:unhideWhenUsed="0" w:qFormat="1"/>
-    <w:lsdException w:name="Intense Quote" w:semiHidden="0" w:uiPriority="30" w:unhideWhenUsed="0" w:qFormat="1"/>
-    <w:lsdException w:name="Medium List 2 Accent 1" w:semiHidden="0" w:uiPriority="66" w:unhideWhenUsed="0"/>
-    <w:lsdException w:name="Medium Grid 1 Accent 1" w:semiHidden="0" w:uiPriority="67" w:unhideWhenUsed="0"/>
-    <w:lsdException w:name="Medium Grid 2 Accent 1" w:semiHidden="0" w:uiPriority="68" w:unhideWhenUsed="0"/>
-    <w:lsdException w:name="Medium Grid 3 Accent 1" w:semiHidden="0" w:uiPriority="69" w:unhideWhenUsed="0"/>
-    <w:lsdException w:name="Dark List Accent 1" w:semiHidden="0" w:uiPriority="70" w:unhideWhenUsed="0"/>
-    <w:lsdException w:name="Colorful Shading Accent 1" w:semiHidden="0" w:uiPriority="71" w:unhideWhenUsed="0"/>
-    <w:lsdException w:name="Colorful List Accent 1" w:semiHidden="0" w:uiPriority="72" w:unhideWhenUsed="0"/>
-    <w:lsdException w:name="Colorful Grid Accent 1" w:semiHidden="0" w:uiPriority="73" w:unhideWhenUsed="0"/>
-    <w:lsdException w:name="Light Shading Accent 2" w:semiHidden="0" w:uiPriority="60" w:unhideWhenUsed="0"/>
-    <w:lsdException w:name="Light List Accent 2" w:semiHidden="0" w:uiPriority="61" w:unhideWhenUsed="0"/>
-    <w:lsdException w:name="Light Grid Accent 2" w:semiHidden="0" w:uiPriority="62" w:unhideWhenUsed="0"/>
-    <w:lsdException w:name="Medium Shading 1 Accent 2" w:semiHidden="0" w:uiPriority="63" w:unhideWhenUsed="0"/>
-    <w:lsdException w:name="Medium Shading 2 Accent 2" w:semiHidden="0" w:uiPriority="64" w:unhideWhenUsed="0"/>
-    <w:lsdException w:name="Medium List 1 Accent 2" w:semiHidden="0" w:uiPriority="65" w:unhideWhenUsed="0"/>
-    <w:lsdException w:name="Medium List 2 Accent 2" w:semiHidden="0" w:uiPriority="66" w:unhideWhenUsed="0"/>
-    <w:lsdException w:name="Medium Grid 1 Accent 2" w:semiHidden="0" w:uiPriority="67" w:unhideWhenUsed="0"/>
-    <w:lsdException w:name="Medium Grid 2 Accent 2" w:semiHidden="0" w:uiPriority="68" w:unhideWhenUsed="0"/>
-    <w:lsdException w:name="Medium Grid 3 Accent 2" w:semiHidden="0" w:uiPriority="69" w:unhideWhenUsed="0"/>
-    <w:lsdException w:name="Dark List Accent 2" w:semiHidden="0" w:uiPriority="70" w:unhideWhenUsed="0"/>
-    <w:lsdException w:name="Colorful Shading Accent 2" w:semiHidden="0" w:uiPriority="71" w:unhideWhenUsed="0"/>
-    <w:lsdException w:name="Colorful List Accent 2" w:semiHidden="0" w:uiPriority="72" w:unhideWhenUsed="0"/>
-    <w:lsdException w:name="Colorful Grid Accent 2" w:semiHidden="0" w:uiPriority="73" w:unhideWhenUsed="0"/>
-    <w:lsdException w:name="Light Shading Accent 3" w:semiHidden="0" w:uiPriority="60" w:unhideWhenUsed="0"/>
-    <w:lsdException w:name="Light List Accent 3" w:semiHidden="0" w:uiPriority="61" w:unhideWhenUsed="0"/>
-    <w:lsdException w:name="Light Grid Accent 3" w:semiHidden="0" w:uiPriority="62" w:unhideWhenUsed="0"/>
-    <w:lsdException w:name="Medium Shading 1 Accent 3" w:semiHidden="0" w:uiPriority="63" w:unhideWhenUsed="0"/>
-    <w:lsdException w:name="Medium Shading 2 Accent 3" w:semiHidden="0" w:uiPriority="64" w:unhideWhenUsed="0"/>
-    <w:lsdException w:name="Medium List 1 Accent 3" w:semiHidden="0" w:uiPriority="65" w:unhideWhenUsed="0"/>
-    <w:lsdException w:name="Medium List 2 Accent 3" w:semiHidden="0" w:uiPriority="66" w:unhideWhenUsed="0"/>
-    <w:lsdException w:name="Medium Grid 1 Accent 3" w:semiHidden="0" w:uiPriority="67" w:unhideWhenUsed="0"/>
-    <w:lsdException w:name="Medium Grid 2 Accent 3" w:semiHidden="0" w:uiPriority="68" w:unhideWhenUsed="0"/>
-    <w:lsdException w:name="Medium Grid 3 Accent 3" w:semiHidden="0" w:uiPriority="69" w:unhideWhenUsed="0"/>
-    <w:lsdException w:name="Dark List Accent 3" w:semiHidden="0" w:uiPriority="70" w:unhideWhenUsed="0"/>
-    <w:lsdException w:name="Colorful Shading Accent 3" w:semiHidden="0" w:uiPriority="71" w:unhideWhenUsed="0"/>
-    <w:lsdException w:name="Colorful List Accent 3" w:semiHidden="0" w:uiPriority="72" w:unhideWhenUsed="0"/>
-    <w:lsdException w:name="Colorful Grid Accent 3" w:semiHidden="0" w:uiPriority="73" w:unhideWhenUsed="0"/>
-    <w:lsdException w:name="Light Shading Accent 4" w:semiHidden="0" w:uiPriority="60" w:unhideWhenUsed="0"/>
-    <w:lsdException w:name="Light List Accent 4" w:semiHidden="0" w:uiPriority="61" w:unhideWhenUsed="0"/>
-    <w:lsdException w:name="Light Grid Accent 4" w:semiHidden="0" w:uiPriority="62" w:unhideWhenUsed="0"/>
-    <w:lsdException w:name="Medium Shading 1 Accent 4" w:semiHidden="0" w:uiPriority="63" w:unhideWhenUsed="0"/>
-    <w:lsdException w:name="Medium Shading 2 Accent 4" w:semiHidden="0" w:uiPriority="64" w:unhideWhenUsed="0"/>
-    <w:lsdException w:name="Medium List 1 Accent 4" w:semiHidden="0" w:uiPriority="65" w:unhideWhenUsed="0"/>
-    <w:lsdException w:name="Medium List 2 Accent 4" w:semiHidden="0" w:uiPriority="66" w:unhideWhenUsed="0"/>
-    <w:lsdException w:name="Medium Grid 1 Accent 4" w:semiHidden="0" w:uiPriority="67" w:unhideWhenUsed="0"/>
-    <w:lsdException w:name="Medium Grid 2 Accent 4" w:semiHidden="0" w:uiPriority="68" w:unhideWhenUsed="0"/>
-    <w:lsdException w:name="Medium Grid 3 Accent 4" w:semiHidden="0" w:uiPriority="69" w:unhideWhenUsed="0"/>
-    <w:lsdException w:name="Dark List Accent 4" w:semiHidden="0" w:uiPriority="70" w:unhideWhenUsed="0"/>
-    <w:lsdException w:name="Colorful Shading Accent 4" w:semiHidden="0" w:uiPriority="71" w:unhideWhenUsed="0"/>
-    <w:lsdException w:name="Colorful List Accent 4" w:semiHidden="0" w:uiPriority="72" w:unhideWhenUsed="0"/>
-    <w:lsdException w:name="Colorful Grid Accent 4" w:semiHidden="0" w:uiPriority="73" w:unhideWhenUsed="0"/>
-    <w:lsdException w:name="Light Shading Accent 5" w:semiHidden="0" w:uiPriority="60" w:unhideWhenUsed="0"/>
-    <w:lsdException w:name="Light List Accent 5" w:semiHidden="0" w:uiPriority="61" w:unhideWhenUsed="0"/>
-    <w:lsdException w:name="Light Grid Accent 5" w:semiHidden="0" w:uiPriority="62" w:unhideWhenUsed="0"/>
-    <w:lsdException w:name="Medium Shading 1 Accent 5" w:semiHidden="0" w:uiPriority="63" w:unhideWhenUsed="0"/>
-    <w:lsdException w:name="Medium Shading 2 Accent 5" w:semiHidden="0" w:uiPriority="64" w:unhideWhenUsed="0"/>
-    <w:lsdException w:name="Medium List 1 Accent 5" w:semiHidden="0" w:uiPriority="65" w:unhideWhenUsed="0"/>
-    <w:lsdException w:name="Medium List 2 Accent 5" w:semiHidden="0" w:uiPriority="66" w:unhideWhenUsed="0"/>
-    <w:lsdException w:name="Medium Grid 1 Accent 5" w:semiHidden="0" w:uiPriority="67" w:unhideWhenUsed="0"/>
-    <w:lsdException w:name="Medium Grid 2 Accent 5" w:semiHidden="0" w:uiPriority="68" w:unhideWhenUsed="0"/>
-    <w:lsdException w:name="Medium Grid 3 Accent 5" w:semiHidden="0" w:uiPriority="69" w:unhideWhenUsed="0"/>
-    <w:lsdException w:name="Dark List Accent 5" w:semiHidden="0" w:uiPriority="70" w:unhideWhenUsed="0"/>
-    <w:lsdException w:name="Colorful Shading Accent 5" w:semiHidden="0" w:uiPriority="71" w:unhideWhenUsed="0"/>
-    <w:lsdException w:name="Colorful List Accent 5" w:semiHidden="0" w:uiPriority="72" w:unhideWhenUsed="0"/>
-    <w:lsdException w:name="Colorful Grid Accent 5" w:semiHidden="0" w:uiPriority="73" w:unhideWhenUsed="0"/>
-    <w:lsdException w:name="Light Shading Accent 6" w:semiHidden="0" w:uiPriority="60" w:unhideWhenUsed="0"/>
-    <w:lsdException w:name="Light List Accent 6" w:semiHidden="0" w:uiPriority="61" w:unhideWhenUsed="0"/>
-    <w:lsdException w:name="Light Grid Accent 6" w:semiHidden="0" w:uiPriority="62" w:unhideWhenUsed="0"/>
-    <w:lsdException w:name="Medium Shading 1 Accent 6" w:semiHidden="0" w:uiPriority="63" w:unhideWhenUsed="0"/>
-    <w:lsdException w:name="Medium Shading 2 Accent 6" w:semiHidden="0" w:uiPriority="64" w:unhideWhenUsed="0"/>
-    <w:lsdException w:name="Medium List 1 Accent 6" w:semiHidden="0" w:uiPriority="65" w:unhideWhenUsed="0"/>
-    <w:lsdException w:name="Medium List 2 Accent 6" w:semiHidden="0" w:uiPriority="66" w:unhideWhenUsed="0"/>
-    <w:lsdException w:name="Medium Grid 1 Accent 6" w:semiHidden="0" w:uiPriority="67" w:unhideWhenUsed="0"/>
-    <w:lsdException w:name="Medium Grid 2 Accent 6" w:semiHidden="0" w:uiPriority="68" w:unhideWhenUsed="0"/>
-    <w:lsdException w:name="Medium Grid 3 Accent 6" w:semiHidden="0" w:uiPriority="69" w:unhideWhenUsed="0"/>
-    <w:lsdException w:name="Dark List Accent 6" w:semiHidden="0" w:uiPriority="70" w:unhideWhenUsed="0"/>
-    <w:lsdException w:name="Colorful Shading Accent 6" w:semiHidden="0" w:uiPriority="71" w:unhideWhenUsed="0"/>
-    <w:lsdException w:name="Colorful List Accent 6" w:semiHidden="0" w:uiPriority="72" w:unhideWhenUsed="0"/>
-    <w:lsdException w:name="Colorful Grid Accent 6" w:semiHidden="0" w:uiPriority="73" w:unhideWhenUsed="0"/>
-    <w:lsdException w:name="Subtle Emphasis" w:semiHidden="0" w:uiPriority="19" w:unhideWhenUsed="0" w:qFormat="1"/>
-    <w:lsdException w:name="Intense Emphasis" w:semiHidden="0" w:uiPriority="21" w:unhideWhenUsed="0" w:qFormat="1"/>
-    <w:lsdException w:name="Subtle Reference" w:semiHidden="0" w:uiPriority="31" w:unhideWhenUsed="0" w:qFormat="1"/>
-    <w:lsdException w:name="Intense Reference" w:semiHidden="0" w:uiPriority="32" w:unhideWhenUsed="0" w:qFormat="1"/>
-    <w:lsdException w:name="Book Title" w:semiHidden="0" w:uiPriority="33" w:unhideWhenUsed="0" w:qFormat="1"/>
+    <w:lsdException w:name="List Paragraph" w:uiPriority="34" w:semiHidden="0" w:unhideWhenUsed="0" w:qFormat="1"/>
+    <w:lsdException w:name="Quote" w:uiPriority="29" w:semiHidden="0" w:unhideWhenUsed="0" w:qFormat="1"/>
+    <w:lsdException w:name="Intense Quote" w:uiPriority="30" w:semiHidden="0" w:unhideWhenUsed="0" w:qFormat="1"/>
+    <w:lsdException w:name="Medium List 2 Accent 1" w:uiPriority="66" w:semiHidden="0" w:unhideWhenUsed="0"/>
+    <w:lsdException w:name="Medium Grid 1 Accent 1" w:uiPriority="67" w:semiHidden="0" w:unhideWhenUsed="0"/>
+    <w:lsdException w:name="Medium Grid 2 Accent 1" w:uiPriority="68" w:semiHidden="0" w:unhideWhenUsed="0"/>
+    <w:lsdException w:name="Medium Grid 3 Accent 1" w:uiPriority="69" w:semiHidden="0" w:unhideWhenUsed="0"/>
+    <w:lsdException w:name="Dark List Accent 1" w:uiPriority="70" w:semiHidden="0" w:unhideWhenUsed="0"/>
+    <w:lsdException w:name="Colorful Shading Accent 1" w:uiPriority="71" w:semiHidden="0" w:unhideWhenUsed="0"/>
+    <w:lsdException w:name="Colorful List Accent 1" w:uiPriority="72" w:semiHidden="0" w:unhideWhenUsed="0"/>
+    <w:lsdException w:name="Colorful Grid Accent 1" w:uiPriority="73" w:semiHidden="0" w:unhideWhenUsed="0"/>
+    <w:lsdException w:name="Light Shading Accent 2" w:uiPriority="60" w:semiHidden="0" w:unhideWhenUsed="0"/>
+    <w:lsdException w:name="Light List Accent 2" w:uiPriority="61" w:semiHidden="0" w:unhideWhenUsed="0"/>
+    <w:lsdException w:name="Light Grid Accent 2" w:uiPriority="62" w:semiHidden="0" w:unhideWhenUsed="0"/>
+    <w:lsdException w:name="Medium Shading 1 Accent 2" w:uiPriority="63" w:semiHidden="0" w:unhideWhenUsed="0"/>
+    <w:lsdException w:name="Medium Shading 2 Accent 2" w:uiPriority="64" w:semiHidden="0" w:unhideWhenUsed="0"/>
+    <w:lsdException w:name="Medium List 1 Accent 2" w:uiPriority="65" w:semiHidden="0" w:unhideWhenUsed="0"/>
+    <w:lsdException w:name="Medium List 2 Accent 2" w:uiPriority="66" w:semiHidden="0" w:unhideWhenUsed="0"/>
+    <w:lsdException w:name="Medium Grid 1 Accent 2" w:uiPriority="67" w:semiHidden="0" w:unhideWhenUsed="0"/>
+    <w:lsdException w:name="Medium Grid 2 Accent 2" w:uiPriority="68" w:semiHidden="0" w:unhideWhenUsed="0"/>
+    <w:lsdException w:name="Medium Grid 3 Accent 2" w:uiPriority="69" w:semiHidden="0" w:unhideWhenUsed="0"/>
+    <w:lsdException w:name="Dark List Accent 2" w:uiPriority="70" w:semiHidden="0" w:unhideWhenUsed="0"/>
+    <w:lsdException w:name="Colorful Shading Accent 2" w:uiPriority="71" w:semiHidden="0" w:unhideWhenUsed="0"/>
+    <w:lsdException w:name="Colorful List Accent 2" w:uiPriority="72" w:semiHidden="0" w:unhideWhenUsed="0"/>
+    <w:lsdException w:name="Colorful Grid Accent 2" w:uiPriority="73" w:semiHidden="0" w:unhideWhenUsed="0"/>
+    <w:lsdException w:name="Light Shading Accent 3" w:uiPriority="60" w:semiHidden="0" w:unhideWhenUsed="0"/>
+    <w:lsdException w:name="Light List Accent 3" w:uiPriority="61" w:semiHidden="0" w:unhideWhenUsed="0"/>
+    <w:lsdException w:name="Light Grid Accent 3" w:uiPriority="62" w:semiHidden="0" w:unhideWhenUsed="0"/>
+    <w:lsdException w:name="Medium Shading 1 Accent 3" w:uiPriority="63" w:semiHidden="0" w:unhideWhenUsed="0"/>
+    <w:lsdException w:name="Medium Shading 2 Accent 3" w:uiPriority="64" w:semiHidden="0" w:unhideWhenUsed="0"/>
+    <w:lsdException w:name="Medium List 1 Accent 3" w:uiPriority="65" w:semiHidden="0" w:unhideWhenUsed="0"/>
+    <w:lsdException w:name="Medium List 2 Accent 3" w:uiPriority="66" w:semiHidden="0" w:unhideWhenUsed="0"/>
+    <w:lsdException w:name="Medium Grid 1 Accent 3" w:uiPriority="67" w:semiHidden="0" w:unhideWhenUsed="0"/>
+    <w:lsdException w:name="Medium Grid 2 Accent 3" w:uiPriority="68" w:semiHidden="0" w:unhideWhenUsed="0"/>
+    <w:lsdException w:name="Medium Grid 3 Accent 3" w:uiPriority="69" w:semiHidden="0" w:unhideWhenUsed="0"/>
+    <w:lsdException w:name="Dark List Accent 3" w:uiPriority="70" w:semiHidden="0" w:unhideWhenUsed="0"/>
+    <w:lsdException w:name="Colorful Shading Accent 3" w:uiPriority="71" w:semiHidden="0" w:unhideWhenUsed="0"/>
+    <w:lsdException w:name="Colorful List Accent 3" w:uiPriority="72" w:semiHidden="0" w:unhideWhenUsed="0"/>
+    <w:lsdException w:name="Colorful Grid Accent 3" w:uiPriority="73" w:semiHidden="0" w:unhideWhenUsed="0"/>
+    <w:lsdException w:name="Light Shading Accent 4" w:uiPriority="60" w:semiHidden="0" w:unhideWhenUsed="0"/>
+    <w:lsdException w:name="Light List Accent 4" w:uiPriority="61" w:semiHidden="0" w:unhideWhenUsed="0"/>
+    <w:lsdException w:name="Light Grid Accent 4" w:uiPriority="62" w:semiHidden="0" w:unhideWhenUsed="0"/>
+    <w:lsdException w:name="Medium Shading 1 Accent 4" w:uiPriority="63" w:semiHidden="0" w:unhideWhenUsed="0"/>
+    <w:lsdException w:name="Medium Shading 2 Accent 4" w:uiPriority="64" w:semiHidden="0" w:unhideWhenUsed="0"/>
+    <w:lsdException w:name="Medium List 1 Accent 4" w:uiPriority="65" w:semiHidden="0" w:unhideWhenUsed="0"/>
+    <w:lsdException w:name="Medium List 2 Accent 4" w:uiPriority="66" w:semiHidden="0" w:unhideWhenUsed="0"/>
+    <w:lsdException w:name="Medium Grid 1 Accent 4" w:uiPriority="67" w:semiHidden="0" w:unhideWhenUsed="0"/>
+    <w:lsdException w:name="Medium Grid 2 Accent 4" w:uiPriority="68" w:semiHidden="0" w:unhideWhenUsed="0"/>
+    <w:lsdException w:name="Medium Grid 3 Accent 4" w:uiPriority="69" w:semiHidden="0" w:unhideWhenUsed="0"/>
+    <w:lsdException w:name="Dark List Accent 4" w:uiPriority="70" w:semiHidden="0" w:unhideWhenUsed="0"/>
+    <w:lsdException w:name="Colorful Shading Accent 4" w:uiPriority="71" w:semiHidden="0" w:unhideWhenUsed="0"/>
+    <w:lsdException w:name="Colorful List Accent 4" w:uiPriority="72" w:semiHidden="0" w:unhideWhenUsed="0"/>
+    <w:lsdException w:name="Colorful Grid Accent 4" w:uiPriority="73" w:semiHidden="0" w:unhideWhenUsed="0"/>
+    <w:lsdException w:name="Light Shading Accent 5" w:uiPriority="60" w:semiHidden="0" w:unhideWhenUsed="0"/>
+    <w:lsdException w:name="Light List Accent 5" w:uiPriority="61" w:semiHidden="0" w:unhideWhenUsed="0"/>
+    <w:lsdException w:name="Light Grid Accent 5" w:uiPriority="62" w:semiHidden="0" w:unhideWhenUsed="0"/>
+    <w:lsdException w:name="Medium Shading 1 Accent 5" w:uiPriority="63" w:semiHidden="0" w:unhideWhenUsed="0"/>
+    <w:lsdException w:name="Medium Shading 2 Accent 5" w:uiPriority="64" w:semiHidden="0" w:unhideWhenUsed="0"/>
+    <w:lsdException w:name="Medium List 1 Accent 5" w:uiPriority="65" w:semiHidden="0" w:unhideWhenUsed="0"/>
+    <w:lsdException w:name="Medium List 2 Accent 5" w:uiPriority="66" w:semiHidden="0" w:unhideWhenUsed="0"/>
+    <w:lsdException w:name="Medium Grid 1 Accent 5" w:uiPriority="67" w:semiHidden="0" w:unhideWhenUsed="0"/>
+    <w:lsdException w:name="Medium Grid 2 Accent 5" w:uiPriority="68" w:semiHidden="0" w:unhideWhenUsed="0"/>
+    <w:lsdException w:name="Medium Grid 3 Accent 5" w:uiPriority="69" w:semiHidden="0" w:unhideWhenUsed="0"/>
+    <w:lsdException w:name="Dark List Accent 5" w:uiPriority="70" w:semiHidden="0" w:unhideWhenUsed="0"/>
+    <w:lsdException w:name="Colorful Shading Accent 5" w:uiPriority="71" w:semiHidden="0" w:unhideWhenUsed="0"/>
+    <w:lsdException w:name="Colorful List Accent 5" w:uiPriority="72" w:semiHidden="0" w:unhideWhenUsed="0"/>
+    <w:lsdException w:name="Colorful Grid Accent 5" w:uiPriority="73" w:semiHidden="0" w:unhideWhenUsed="0"/>
+    <w:lsdException w:name="Light Shading Accent 6" w:uiPriority="60" w:semiHidden="0" w:unhideWhenUsed="0"/>
+    <w:lsdException w:name="Light List Accent 6" w:uiPriority="61" w:semiHidden="0" w:unhideWhenUsed="0"/>
+    <w:lsdException w:name="Light Grid Accent 6" w:uiPriority="62" w:semiHidden="0" w:unhideWhenUsed="0"/>
+    <w:lsdException w:name="Medium Shading 1 Accent 6" w:uiPriority="63" w:semiHidden="0" w:unhideWhenUsed="0"/>
+    <w:lsdException w:name="Medium Shading 2 Accent 6" w:uiPriority="64" w:semiHidden="0" w:unhideWhenUsed="0"/>
+    <w:lsdException w:name="Medium List 1 Accent 6" w:uiPriority="65" w:semiHidden="0" w:unhideWhenUsed="0"/>
+    <w:lsdException w:name="Medium List 2 Accent 6" w:uiPriority="66" w:semiHidden="0" w:unhideWhenUsed="0"/>
+    <w:lsdException w:name="Medium Grid 1 Accent 6" w:uiPriority="67" w:semiHidden="0" w:unhideWhenUsed="0"/>
+    <w:lsdException w:name="Medium Grid 2 Accent 6" w:uiPriority="68" w:semiHidden="0" w:unhideWhenUsed="0"/>
+    <w:lsdException w:name="Medium Grid 3 Accent 6" w:uiPriority="69" w:semiHidden="0" w:unhideWhenUsed="0"/>
+    <w:lsdException w:name="Dark List Accent 6" w:uiPriority="70" w:semiHidden="0" w:unhideWhenUsed="0"/>
+    <w:lsdException w:name="Colorful Shading Accent 6" w:uiPriority="71" w:semiHidden="0" w:unhideWhenUsed="0"/>
+    <w:lsdException w:name="Colorful List Accent 6" w:uiPriority="72" w:semiHidden="0" w:unhideWhenUsed="0"/>
+    <w:lsdException w:name="Colorful Grid Accent 6" w:uiPriority="73" w:semiHidden="0" w:unhideWhenUsed="0"/>
+    <w:lsdException w:name="Subtle Emphasis" w:uiPriority="19" w:semiHidden="0" w:unhideWhenUsed="0" w:qFormat="1"/>
+    <w:lsdException w:name="Intense Emphasis" w:uiPriority="21" w:semiHidden="0" w:unhideWhenUsed="0" w:qFormat="1"/>
+    <w:lsdException w:name="Subtle Reference" w:uiPriority="31" w:semiHidden="0" w:unhideWhenUsed="0" w:qFormat="1"/>
+    <w:lsdException w:name="Intense Reference" w:uiPriority="32" w:semiHidden="0" w:unhideWhenUsed="0" w:qFormat="1"/>
+    <w:lsdException w:name="Book Title" w:uiPriority="33" w:semiHidden="0" w:unhideWhenUsed="0" w:qFormat="1"/>
     <w:lsdException w:name="Bibliography" w:uiPriority="37"/>
     <w:lsdException w:name="TOC Heading" w:uiPriority="39" w:qFormat="1"/>
   </w:latentStyles>
-  <w:style w:type="paragraph" w:default="1" w:styleId="Normal">
+  <w:style w:type="paragraph" w:styleId="Normal" w:default="1">
     <w:name w:val="Normal"/>
     <w:qFormat/>
     <w:rsid w:val="00FC693F"/>
@@ -3509,7 +3513,7 @@
       <w:spacing w:after="0" w:line="240" w:lineRule="auto"/>
     </w:pPr>
   </w:style>
-  <w:style w:type="character" w:customStyle="1" w:styleId="HeaderChar">
+  <w:style w:type="character" w:styleId="HeaderChar" w:customStyle="1">
     <w:name w:val="Header Char"/>
     <w:basedOn w:val="DefaultParagraphFont"/>
     <w:link w:val="Header"/>
@@ -3531,7 +3535,7 @@
       <w:spacing w:after="0" w:line="240" w:lineRule="auto"/>
     </w:pPr>
   </w:style>
-  <w:style w:type="character" w:customStyle="1" w:styleId="FooterChar">
+  <w:style w:type="character" w:styleId="FooterChar" w:customStyle="1">
     <w:name w:val="Footer Char"/>
     <w:basedOn w:val="DefaultParagraphFont"/>
     <w:link w:val="Footer"/>
@@ -3553,7 +3557,7 @@
       <w:outlineLvl w:val="0"/>
     </w:pPr>
     <w:rPr>
-      <w:rFonts w:asciiTheme="majorHAnsi" w:eastAsiaTheme="majorEastAsia" w:hAnsiTheme="majorHAnsi" w:cstheme="majorBidi"/>
+      <w:rFonts w:asciiTheme="majorHAnsi" w:hAnsiTheme="majorHAnsi" w:eastAsiaTheme="majorEastAsia" w:cstheme="majorBidi"/>
       <w:b/>
       <w:bCs/>
       <w:color w:val="365F91" w:themeColor="accent1" w:themeShade="BF"/>
@@ -3577,7 +3581,7 @@
       <w:outlineLvl w:val="1"/>
     </w:pPr>
     <w:rPr>
-      <w:rFonts w:asciiTheme="majorHAnsi" w:eastAsiaTheme="majorEastAsia" w:hAnsiTheme="majorHAnsi" w:cstheme="majorBidi"/>
+      <w:rFonts w:asciiTheme="majorHAnsi" w:hAnsiTheme="majorHAnsi" w:eastAsiaTheme="majorEastAsia" w:cstheme="majorBidi"/>
       <w:b/>
       <w:bCs/>
       <w:color w:val="4F81BD" w:themeColor="accent1"/>
@@ -3601,7 +3605,7 @@
       <w:outlineLvl w:val="2"/>
     </w:pPr>
     <w:rPr>
-      <w:rFonts w:asciiTheme="majorHAnsi" w:eastAsiaTheme="majorEastAsia" w:hAnsiTheme="majorHAnsi" w:cstheme="majorBidi"/>
+      <w:rFonts w:asciiTheme="majorHAnsi" w:hAnsiTheme="majorHAnsi" w:eastAsiaTheme="majorEastAsia" w:cstheme="majorBidi"/>
       <w:b/>
       <w:bCs/>
       <w:color w:val="4F81BD" w:themeColor="accent1"/>
@@ -3624,7 +3628,7 @@
       <w:outlineLvl w:val="3"/>
     </w:pPr>
     <w:rPr>
-      <w:rFonts w:asciiTheme="majorHAnsi" w:eastAsiaTheme="majorEastAsia" w:hAnsiTheme="majorHAnsi" w:cstheme="majorBidi"/>
+      <w:rFonts w:asciiTheme="majorHAnsi" w:hAnsiTheme="majorHAnsi" w:eastAsiaTheme="majorEastAsia" w:cstheme="majorBidi"/>
       <w:b/>
       <w:bCs/>
       <w:i/>
@@ -3649,7 +3653,7 @@
       <w:outlineLvl w:val="4"/>
     </w:pPr>
     <w:rPr>
-      <w:rFonts w:asciiTheme="majorHAnsi" w:eastAsiaTheme="majorEastAsia" w:hAnsiTheme="majorHAnsi" w:cstheme="majorBidi"/>
+      <w:rFonts w:asciiTheme="majorHAnsi" w:hAnsiTheme="majorHAnsi" w:eastAsiaTheme="majorEastAsia" w:cstheme="majorBidi"/>
       <w:color w:val="243F60" w:themeColor="accent1" w:themeShade="7F"/>
     </w:rPr>
   </w:style>
@@ -3670,7 +3674,7 @@
       <w:outlineLvl w:val="5"/>
     </w:pPr>
     <w:rPr>
-      <w:rFonts w:asciiTheme="majorHAnsi" w:eastAsiaTheme="majorEastAsia" w:hAnsiTheme="majorHAnsi" w:cstheme="majorBidi"/>
+      <w:rFonts w:asciiTheme="majorHAnsi" w:hAnsiTheme="majorHAnsi" w:eastAsiaTheme="majorEastAsia" w:cstheme="majorBidi"/>
       <w:i/>
       <w:iCs/>
       <w:color w:val="243F60" w:themeColor="accent1" w:themeShade="7F"/>
@@ -3693,7 +3697,7 @@
       <w:outlineLvl w:val="6"/>
     </w:pPr>
     <w:rPr>
-      <w:rFonts w:asciiTheme="majorHAnsi" w:eastAsiaTheme="majorEastAsia" w:hAnsiTheme="majorHAnsi" w:cstheme="majorBidi"/>
+      <w:rFonts w:asciiTheme="majorHAnsi" w:hAnsiTheme="majorHAnsi" w:eastAsiaTheme="majorEastAsia" w:cstheme="majorBidi"/>
       <w:i/>
       <w:iCs/>
       <w:color w:val="404040" w:themeColor="text1" w:themeTint="BF"/>
@@ -3716,7 +3720,7 @@
       <w:outlineLvl w:val="7"/>
     </w:pPr>
     <w:rPr>
-      <w:rFonts w:asciiTheme="majorHAnsi" w:eastAsiaTheme="majorEastAsia" w:hAnsiTheme="majorHAnsi" w:cstheme="majorBidi"/>
+      <w:rFonts w:asciiTheme="majorHAnsi" w:hAnsiTheme="majorHAnsi" w:eastAsiaTheme="majorEastAsia" w:cstheme="majorBidi"/>
       <w:color w:val="4F81BD" w:themeColor="accent1"/>
       <w:sz w:val="20"/>
       <w:szCs w:val="20"/>
@@ -3739,7 +3743,7 @@
       <w:outlineLvl w:val="8"/>
     </w:pPr>
     <w:rPr>
-      <w:rFonts w:asciiTheme="majorHAnsi" w:eastAsiaTheme="majorEastAsia" w:hAnsiTheme="majorHAnsi" w:cstheme="majorBidi"/>
+      <w:rFonts w:asciiTheme="majorHAnsi" w:hAnsiTheme="majorHAnsi" w:eastAsiaTheme="majorEastAsia" w:cstheme="majorBidi"/>
       <w:i/>
       <w:iCs/>
       <w:color w:val="404040" w:themeColor="text1" w:themeTint="BF"/>
@@ -3747,13 +3751,13 @@
       <w:szCs w:val="20"/>
     </w:rPr>
   </w:style>
-  <w:style w:type="character" w:default="1" w:styleId="DefaultParagraphFont">
+  <w:style w:type="character" w:styleId="DefaultParagraphFont" w:default="1">
     <w:name w:val="Default Paragraph Font"/>
     <w:uiPriority w:val="1"/>
     <w:semiHidden/>
     <w:unhideWhenUsed/>
   </w:style>
-  <w:style w:type="table" w:default="1" w:styleId="TableNormal">
+  <w:style w:type="table" w:styleId="TableNormal" w:default="1">
     <w:name w:val="Normal Table"/>
     <w:uiPriority w:val="99"/>
     <w:semiHidden/>
@@ -3768,7 +3772,7 @@
       </w:tblCellMar>
     </w:tblPr>
   </w:style>
-  <w:style w:type="numbering" w:default="1" w:styleId="NoList">
+  <w:style w:type="numbering" w:styleId="NoList" w:default="1">
     <w:name w:val="No List"/>
     <w:uiPriority w:val="99"/>
     <w:semiHidden/>
@@ -3783,14 +3787,14 @@
       <w:spacing w:after="0" w:line="240" w:lineRule="auto"/>
     </w:pPr>
   </w:style>
-  <w:style w:type="character" w:customStyle="1" w:styleId="Heading1Char">
+  <w:style w:type="character" w:styleId="Heading1Char" w:customStyle="1">
     <w:name w:val="Heading 1 Char"/>
     <w:basedOn w:val="DefaultParagraphFont"/>
     <w:link w:val="Heading1"/>
     <w:uiPriority w:val="9"/>
     <w:rsid w:val="00FC693F"/>
     <w:rPr>
-      <w:rFonts w:asciiTheme="majorHAnsi" w:eastAsiaTheme="majorEastAsia" w:hAnsiTheme="majorHAnsi" w:cstheme="majorBidi"/>
+      <w:rFonts w:asciiTheme="majorHAnsi" w:hAnsiTheme="majorHAnsi" w:eastAsiaTheme="majorEastAsia" w:cstheme="majorBidi"/>
       <w:b/>
       <w:bCs/>
       <w:color w:val="365F91" w:themeColor="accent1" w:themeShade="BF"/>
@@ -3798,14 +3802,14 @@
       <w:szCs w:val="28"/>
     </w:rPr>
   </w:style>
-  <w:style w:type="character" w:customStyle="1" w:styleId="Heading2Char">
+  <w:style w:type="character" w:styleId="Heading2Char" w:customStyle="1">
     <w:name w:val="Heading 2 Char"/>
     <w:basedOn w:val="DefaultParagraphFont"/>
     <w:link w:val="Heading2"/>
     <w:uiPriority w:val="9"/>
     <w:rsid w:val="00FC693F"/>
     <w:rPr>
-      <w:rFonts w:asciiTheme="majorHAnsi" w:eastAsiaTheme="majorEastAsia" w:hAnsiTheme="majorHAnsi" w:cstheme="majorBidi"/>
+      <w:rFonts w:asciiTheme="majorHAnsi" w:hAnsiTheme="majorHAnsi" w:eastAsiaTheme="majorEastAsia" w:cstheme="majorBidi"/>
       <w:b/>
       <w:bCs/>
       <w:color w:val="4F81BD" w:themeColor="accent1"/>
@@ -3813,14 +3817,14 @@
       <w:szCs w:val="26"/>
     </w:rPr>
   </w:style>
-  <w:style w:type="character" w:customStyle="1" w:styleId="Heading3Char">
+  <w:style w:type="character" w:styleId="Heading3Char" w:customStyle="1">
     <w:name w:val="Heading 3 Char"/>
     <w:basedOn w:val="DefaultParagraphFont"/>
     <w:link w:val="Heading3"/>
     <w:uiPriority w:val="9"/>
     <w:rsid w:val="00FC693F"/>
     <w:rPr>
-      <w:rFonts w:asciiTheme="majorHAnsi" w:eastAsiaTheme="majorEastAsia" w:hAnsiTheme="majorHAnsi" w:cstheme="majorBidi"/>
+      <w:rFonts w:asciiTheme="majorHAnsi" w:hAnsiTheme="majorHAnsi" w:eastAsiaTheme="majorEastAsia" w:cstheme="majorBidi"/>
       <w:b/>
       <w:bCs/>
       <w:color w:val="4F81BD" w:themeColor="accent1"/>
@@ -3836,13 +3840,13 @@
     <w:rsid w:val="00FC693F"/>
     <w:pPr>
       <w:pBdr>
-        <w:bottom w:val="single" w:sz="8" w:space="4" w:color="4F81BD" w:themeColor="accent1"/>
+        <w:bottom w:val="single" w:color="4F81BD" w:themeColor="accent1" w:sz="8" w:space="4"/>
       </w:pBdr>
       <w:spacing w:after="300" w:line="240" w:lineRule="auto"/>
       <w:contextualSpacing/>
     </w:pPr>
     <w:rPr>
-      <w:rFonts w:asciiTheme="majorHAnsi" w:eastAsiaTheme="majorEastAsia" w:hAnsiTheme="majorHAnsi" w:cstheme="majorBidi"/>
+      <w:rFonts w:asciiTheme="majorHAnsi" w:hAnsiTheme="majorHAnsi" w:eastAsiaTheme="majorEastAsia" w:cstheme="majorBidi"/>
       <w:color w:val="17365D" w:themeColor="text2" w:themeShade="BF"/>
       <w:spacing w:val="5"/>
       <w:kern w:val="28"/>
@@ -3850,14 +3854,14 @@
       <w:szCs w:val="52"/>
     </w:rPr>
   </w:style>
-  <w:style w:type="character" w:customStyle="1" w:styleId="TitleChar">
+  <w:style w:type="character" w:styleId="TitleChar" w:customStyle="1">
     <w:name w:val="Title Char"/>
     <w:basedOn w:val="DefaultParagraphFont"/>
     <w:link w:val="Title"/>
     <w:uiPriority w:val="10"/>
     <w:rsid w:val="00FC693F"/>
     <w:rPr>
-      <w:rFonts w:asciiTheme="majorHAnsi" w:eastAsiaTheme="majorEastAsia" w:hAnsiTheme="majorHAnsi" w:cstheme="majorBidi"/>
+      <w:rFonts w:asciiTheme="majorHAnsi" w:hAnsiTheme="majorHAnsi" w:eastAsiaTheme="majorEastAsia" w:cstheme="majorBidi"/>
       <w:color w:val="17365D" w:themeColor="text2" w:themeShade="BF"/>
       <w:spacing w:val="5"/>
       <w:kern w:val="28"/>
@@ -3879,7 +3883,7 @@
       </w:numPr>
     </w:pPr>
     <w:rPr>
-      <w:rFonts w:asciiTheme="majorHAnsi" w:eastAsiaTheme="majorEastAsia" w:hAnsiTheme="majorHAnsi" w:cstheme="majorBidi"/>
+      <w:rFonts w:asciiTheme="majorHAnsi" w:hAnsiTheme="majorHAnsi" w:eastAsiaTheme="majorEastAsia" w:cstheme="majorBidi"/>
       <w:i/>
       <w:iCs/>
       <w:color w:val="4F81BD" w:themeColor="accent1"/>
@@ -3888,14 +3892,14 @@
       <w:szCs w:val="24"/>
     </w:rPr>
   </w:style>
-  <w:style w:type="character" w:customStyle="1" w:styleId="SubtitleChar">
+  <w:style w:type="character" w:styleId="SubtitleChar" w:customStyle="1">
     <w:name w:val="Subtitle Char"/>
     <w:basedOn w:val="DefaultParagraphFont"/>
     <w:link w:val="Subtitle"/>
     <w:uiPriority w:val="11"/>
     <w:rsid w:val="00FC693F"/>
     <w:rPr>
-      <w:rFonts w:asciiTheme="majorHAnsi" w:eastAsiaTheme="majorEastAsia" w:hAnsiTheme="majorHAnsi" w:cstheme="majorBidi"/>
+      <w:rFonts w:asciiTheme="majorHAnsi" w:hAnsiTheme="majorHAnsi" w:eastAsiaTheme="majorEastAsia" w:cstheme="majorBidi"/>
       <w:i/>
       <w:iCs/>
       <w:color w:val="4F81BD" w:themeColor="accent1"/>
@@ -3926,7 +3930,7 @@
       <w:spacing w:after="120"/>
     </w:pPr>
   </w:style>
-  <w:style w:type="character" w:customStyle="1" w:styleId="BodyTextChar">
+  <w:style w:type="character" w:styleId="BodyTextChar" w:customStyle="1">
     <w:name w:val="Body Text Char"/>
     <w:basedOn w:val="DefaultParagraphFont"/>
     <w:link w:val="BodyText"/>
@@ -3944,7 +3948,7 @@
       <w:spacing w:after="120" w:line="480" w:lineRule="auto"/>
     </w:pPr>
   </w:style>
-  <w:style w:type="character" w:customStyle="1" w:styleId="BodyText2Char">
+  <w:style w:type="character" w:styleId="BodyText2Char" w:customStyle="1">
     <w:name w:val="Body Text 2 Char"/>
     <w:basedOn w:val="DefaultParagraphFont"/>
     <w:link w:val="BodyText2"/>
@@ -3966,7 +3970,7 @@
       <w:szCs w:val="16"/>
     </w:rPr>
   </w:style>
-  <w:style w:type="character" w:customStyle="1" w:styleId="BodyText3Char">
+  <w:style w:type="character" w:styleId="BodyText3Char" w:customStyle="1">
     <w:name w:val="Body Text 3 Char"/>
     <w:basedOn w:val="DefaultParagraphFont"/>
     <w:link w:val="BodyText3"/>
@@ -4147,7 +4151,7 @@
       <w:szCs w:val="20"/>
     </w:rPr>
   </w:style>
-  <w:style w:type="character" w:customStyle="1" w:styleId="MacroTextChar">
+  <w:style w:type="character" w:styleId="MacroTextChar" w:customStyle="1">
     <w:name w:val="Macro Text Char"/>
     <w:basedOn w:val="DefaultParagraphFont"/>
     <w:link w:val="MacroText"/>
@@ -4173,7 +4177,7 @@
       <w:color w:val="000000" w:themeColor="text1"/>
     </w:rPr>
   </w:style>
-  <w:style w:type="character" w:customStyle="1" w:styleId="QuoteChar">
+  <w:style w:type="character" w:styleId="QuoteChar" w:customStyle="1">
     <w:name w:val="Quote Char"/>
     <w:basedOn w:val="DefaultParagraphFont"/>
     <w:link w:val="Quote"/>
@@ -4185,7 +4189,7 @@
       <w:color w:val="000000" w:themeColor="text1"/>
     </w:rPr>
   </w:style>
-  <w:style w:type="character" w:customStyle="1" w:styleId="Heading4Char">
+  <w:style w:type="character" w:styleId="Heading4Char" w:customStyle="1">
     <w:name w:val="Heading 4 Char"/>
     <w:basedOn w:val="DefaultParagraphFont"/>
     <w:link w:val="Heading4"/>
@@ -4193,7 +4197,7 @@
     <w:semiHidden/>
     <w:rsid w:val="00FC693F"/>
     <w:rPr>
-      <w:rFonts w:asciiTheme="majorHAnsi" w:eastAsiaTheme="majorEastAsia" w:hAnsiTheme="majorHAnsi" w:cstheme="majorBidi"/>
+      <w:rFonts w:asciiTheme="majorHAnsi" w:hAnsiTheme="majorHAnsi" w:eastAsiaTheme="majorEastAsia" w:cstheme="majorBidi"/>
       <w:b/>
       <w:bCs/>
       <w:i/>
@@ -4201,7 +4205,7 @@
       <w:color w:val="4F81BD" w:themeColor="accent1"/>
     </w:rPr>
   </w:style>
-  <w:style w:type="character" w:customStyle="1" w:styleId="Heading5Char">
+  <w:style w:type="character" w:styleId="Heading5Char" w:customStyle="1">
     <w:name w:val="Heading 5 Char"/>
     <w:basedOn w:val="DefaultParagraphFont"/>
     <w:link w:val="Heading5"/>
@@ -4209,11 +4213,11 @@
     <w:semiHidden/>
     <w:rsid w:val="00FC693F"/>
     <w:rPr>
-      <w:rFonts w:asciiTheme="majorHAnsi" w:eastAsiaTheme="majorEastAsia" w:hAnsiTheme="majorHAnsi" w:cstheme="majorBidi"/>
+      <w:rFonts w:asciiTheme="majorHAnsi" w:hAnsiTheme="majorHAnsi" w:eastAsiaTheme="majorEastAsia" w:cstheme="majorBidi"/>
       <w:color w:val="243F60" w:themeColor="accent1" w:themeShade="7F"/>
     </w:rPr>
   </w:style>
-  <w:style w:type="character" w:customStyle="1" w:styleId="Heading6Char">
+  <w:style w:type="character" w:styleId="Heading6Char" w:customStyle="1">
     <w:name w:val="Heading 6 Char"/>
     <w:basedOn w:val="DefaultParagraphFont"/>
     <w:link w:val="Heading6"/>
@@ -4221,13 +4225,13 @@
     <w:semiHidden/>
     <w:rsid w:val="00FC693F"/>
     <w:rPr>
-      <w:rFonts w:asciiTheme="majorHAnsi" w:eastAsiaTheme="majorEastAsia" w:hAnsiTheme="majorHAnsi" w:cstheme="majorBidi"/>
+      <w:rFonts w:asciiTheme="majorHAnsi" w:hAnsiTheme="majorHAnsi" w:eastAsiaTheme="majorEastAsia" w:cstheme="majorBidi"/>
       <w:i/>
       <w:iCs/>
       <w:color w:val="243F60" w:themeColor="accent1" w:themeShade="7F"/>
     </w:rPr>
   </w:style>
-  <w:style w:type="character" w:customStyle="1" w:styleId="Heading7Char">
+  <w:style w:type="character" w:styleId="Heading7Char" w:customStyle="1">
     <w:name w:val="Heading 7 Char"/>
     <w:basedOn w:val="DefaultParagraphFont"/>
     <w:link w:val="Heading7"/>
@@ -4235,13 +4239,13 @@
     <w:semiHidden/>
     <w:rsid w:val="00FC693F"/>
     <w:rPr>
-      <w:rFonts w:asciiTheme="majorHAnsi" w:eastAsiaTheme="majorEastAsia" w:hAnsiTheme="majorHAnsi" w:cstheme="majorBidi"/>
+      <w:rFonts w:asciiTheme="majorHAnsi" w:hAnsiTheme="majorHAnsi" w:eastAsiaTheme="majorEastAsia" w:cstheme="majorBidi"/>
       <w:i/>
       <w:iCs/>
       <w:color w:val="404040" w:themeColor="text1" w:themeTint="BF"/>
     </w:rPr>
   </w:style>
-  <w:style w:type="character" w:customStyle="1" w:styleId="Heading8Char">
+  <w:style w:type="character" w:styleId="Heading8Char" w:customStyle="1">
     <w:name w:val="Heading 8 Char"/>
     <w:basedOn w:val="DefaultParagraphFont"/>
     <w:link w:val="Heading8"/>
@@ -4249,13 +4253,13 @@
     <w:semiHidden/>
     <w:rsid w:val="00FC693F"/>
     <w:rPr>
-      <w:rFonts w:asciiTheme="majorHAnsi" w:eastAsiaTheme="majorEastAsia" w:hAnsiTheme="majorHAnsi" w:cstheme="majorBidi"/>
+      <w:rFonts w:asciiTheme="majorHAnsi" w:hAnsiTheme="majorHAnsi" w:eastAsiaTheme="majorEastAsia" w:cstheme="majorBidi"/>
       <w:color w:val="4F81BD" w:themeColor="accent1"/>
       <w:sz w:val="20"/>
       <w:szCs w:val="20"/>
     </w:rPr>
   </w:style>
-  <w:style w:type="character" w:customStyle="1" w:styleId="Heading9Char">
+  <w:style w:type="character" w:styleId="Heading9Char" w:customStyle="1">
     <w:name w:val="Heading 9 Char"/>
     <w:basedOn w:val="DefaultParagraphFont"/>
     <w:link w:val="Heading9"/>
@@ -4263,7 +4267,7 @@
     <w:semiHidden/>
     <w:rsid w:val="00FC693F"/>
     <w:rPr>
-      <w:rFonts w:asciiTheme="majorHAnsi" w:eastAsiaTheme="majorEastAsia" w:hAnsiTheme="majorHAnsi" w:cstheme="majorBidi"/>
+      <w:rFonts w:asciiTheme="majorHAnsi" w:hAnsiTheme="majorHAnsi" w:eastAsiaTheme="majorEastAsia" w:cstheme="majorBidi"/>
       <w:i/>
       <w:iCs/>
       <w:color w:val="404040" w:themeColor="text1" w:themeTint="BF"/>
@@ -4323,7 +4327,7 @@
     <w:rsid w:val="00FC693F"/>
     <w:pPr>
       <w:pBdr>
-        <w:bottom w:val="single" w:sz="4" w:space="4" w:color="4F81BD" w:themeColor="accent1"/>
+        <w:bottom w:val="single" w:color="4F81BD" w:themeColor="accent1" w:sz="4" w:space="4"/>
       </w:pBdr>
       <w:spacing w:before="200" w:after="280"/>
       <w:ind w:left="936" w:right="936"/>
@@ -4336,7 +4340,7 @@
       <w:color w:val="4F81BD" w:themeColor="accent1"/>
     </w:rPr>
   </w:style>
-  <w:style w:type="character" w:customStyle="1" w:styleId="IntenseQuoteChar">
+  <w:style w:type="character" w:styleId="IntenseQuoteChar" w:customStyle="1">
     <w:name w:val="Intense Quote Char"/>
     <w:basedOn w:val="DefaultParagraphFont"/>
     <w:link w:val="IntenseQuote"/>
@@ -4440,12 +4444,12 @@
     <w:tblPr>
       <w:tblInd w:w="0" w:type="dxa"/>
       <w:tblBorders>
-        <w:top w:val="single" w:sz="4" w:space="0" w:color="auto"/>
-        <w:left w:val="single" w:sz="4" w:space="0" w:color="auto"/>
-        <w:bottom w:val="single" w:sz="4" w:space="0" w:color="auto"/>
-        <w:right w:val="single" w:sz="4" w:space="0" w:color="auto"/>
-        <w:insideH w:val="single" w:sz="4" w:space="0" w:color="auto"/>
-        <w:insideV w:val="single" w:sz="4" w:space="0" w:color="auto"/>
+        <w:top w:val="single" w:color="auto" w:sz="4" w:space="0"/>
+        <w:left w:val="single" w:color="auto" w:sz="4" w:space="0"/>
+        <w:bottom w:val="single" w:color="auto" w:sz="4" w:space="0"/>
+        <w:right w:val="single" w:color="auto" w:sz="4" w:space="0"/>
+        <w:insideH w:val="single" w:color="auto" w:sz="4" w:space="0"/>
+        <w:insideV w:val="single" w:color="auto" w:sz="4" w:space="0"/>
       </w:tblBorders>
       <w:tblCellMar>
         <w:top w:w="0" w:type="dxa"/>
@@ -4471,8 +4475,8 @@
       <w:tblStyleColBandSize w:val="1"/>
       <w:tblInd w:w="0" w:type="dxa"/>
       <w:tblBorders>
-        <w:top w:val="single" w:sz="8" w:space="0" w:color="000000" w:themeColor="text1"/>
-        <w:bottom w:val="single" w:sz="8" w:space="0" w:color="000000" w:themeColor="text1"/>
+        <w:top w:val="single" w:color="000000" w:themeColor="text1" w:sz="8" w:space="0"/>
+        <w:bottom w:val="single" w:color="000000" w:themeColor="text1" w:sz="8" w:space="0"/>
       </w:tblBorders>
       <w:tblCellMar>
         <w:top w:w="0" w:type="dxa"/>
@@ -4492,9 +4496,9 @@
       <w:tblPr/>
       <w:tcPr>
         <w:tcBorders>
-          <w:top w:val="single" w:sz="8" w:space="0" w:color="000000" w:themeColor="text1"/>
-          <w:left w:val="nil"/>
-          <w:bottom w:val="single" w:sz="8" w:space="0" w:color="000000" w:themeColor="text1"/>
+          <w:top w:val="single" w:color="000000" w:themeColor="text1" w:sz="8" w:space="0"/>
+          <w:left w:val="nil"/>
+          <w:bottom w:val="single" w:color="000000" w:themeColor="text1" w:sz="8" w:space="0"/>
           <w:right w:val="nil"/>
           <w:insideH w:val="nil"/>
           <w:insideV w:val="nil"/>
@@ -4512,9 +4516,9 @@
       <w:tblPr/>
       <w:tcPr>
         <w:tcBorders>
-          <w:top w:val="single" w:sz="8" w:space="0" w:color="000000" w:themeColor="text1"/>
-          <w:left w:val="nil"/>
-          <w:bottom w:val="single" w:sz="8" w:space="0" w:color="000000" w:themeColor="text1"/>
+          <w:top w:val="single" w:color="000000" w:themeColor="text1" w:sz="8" w:space="0"/>
+          <w:left w:val="nil"/>
+          <w:bottom w:val="single" w:color="000000" w:themeColor="text1" w:sz="8" w:space="0"/>
           <w:right w:val="nil"/>
           <w:insideH w:val="nil"/>
           <w:insideV w:val="nil"/>
@@ -4574,8 +4578,8 @@
       <w:tblStyleColBandSize w:val="1"/>
       <w:tblInd w:w="0" w:type="dxa"/>
       <w:tblBorders>
-        <w:top w:val="single" w:sz="8" w:space="0" w:color="4F81BD" w:themeColor="accent1"/>
-        <w:bottom w:val="single" w:sz="8" w:space="0" w:color="4F81BD" w:themeColor="accent1"/>
+        <w:top w:val="single" w:color="4F81BD" w:themeColor="accent1" w:sz="8" w:space="0"/>
+        <w:bottom w:val="single" w:color="4F81BD" w:themeColor="accent1" w:sz="8" w:space="0"/>
       </w:tblBorders>
       <w:tblCellMar>
         <w:top w:w="0" w:type="dxa"/>
@@ -4595,9 +4599,9 @@
       <w:tblPr/>
       <w:tcPr>
         <w:tcBorders>
-          <w:top w:val="single" w:sz="8" w:space="0" w:color="4F81BD" w:themeColor="accent1"/>
-          <w:left w:val="nil"/>
-          <w:bottom w:val="single" w:sz="8" w:space="0" w:color="4F81BD" w:themeColor="accent1"/>
+          <w:top w:val="single" w:color="4F81BD" w:themeColor="accent1" w:sz="8" w:space="0"/>
+          <w:left w:val="nil"/>
+          <w:bottom w:val="single" w:color="4F81BD" w:themeColor="accent1" w:sz="8" w:space="0"/>
           <w:right w:val="nil"/>
           <w:insideH w:val="nil"/>
           <w:insideV w:val="nil"/>
@@ -4615,9 +4619,9 @@
       <w:tblPr/>
       <w:tcPr>
         <w:tcBorders>
-          <w:top w:val="single" w:sz="8" w:space="0" w:color="4F81BD" w:themeColor="accent1"/>
-          <w:left w:val="nil"/>
-          <w:bottom w:val="single" w:sz="8" w:space="0" w:color="4F81BD" w:themeColor="accent1"/>
+          <w:top w:val="single" w:color="4F81BD" w:themeColor="accent1" w:sz="8" w:space="0"/>
+          <w:left w:val="nil"/>
+          <w:bottom w:val="single" w:color="4F81BD" w:themeColor="accent1" w:sz="8" w:space="0"/>
           <w:right w:val="nil"/>
           <w:insideH w:val="nil"/>
           <w:insideV w:val="nil"/>
@@ -4677,8 +4681,8 @@
       <w:tblStyleColBandSize w:val="1"/>
       <w:tblInd w:w="0" w:type="dxa"/>
       <w:tblBorders>
-        <w:top w:val="single" w:sz="8" w:space="0" w:color="C0504D" w:themeColor="accent2"/>
-        <w:bottom w:val="single" w:sz="8" w:space="0" w:color="C0504D" w:themeColor="accent2"/>
+        <w:top w:val="single" w:color="C0504D" w:themeColor="accent2" w:sz="8" w:space="0"/>
+        <w:bottom w:val="single" w:color="C0504D" w:themeColor="accent2" w:sz="8" w:space="0"/>
       </w:tblBorders>
       <w:tblCellMar>
         <w:top w:w="0" w:type="dxa"/>
@@ -4698,9 +4702,9 @@
       <w:tblPr/>
       <w:tcPr>
         <w:tcBorders>
-          <w:top w:val="single" w:sz="8" w:space="0" w:color="C0504D" w:themeColor="accent2"/>
-          <w:left w:val="nil"/>
-          <w:bottom w:val="single" w:sz="8" w:space="0" w:color="C0504D" w:themeColor="accent2"/>
+          <w:top w:val="single" w:color="C0504D" w:themeColor="accent2" w:sz="8" w:space="0"/>
+          <w:left w:val="nil"/>
+          <w:bottom w:val="single" w:color="C0504D" w:themeColor="accent2" w:sz="8" w:space="0"/>
           <w:right w:val="nil"/>
           <w:insideH w:val="nil"/>
           <w:insideV w:val="nil"/>
@@ -4718,9 +4722,9 @@
       <w:tblPr/>
       <w:tcPr>
         <w:tcBorders>
-          <w:top w:val="single" w:sz="8" w:space="0" w:color="C0504D" w:themeColor="accent2"/>
-          <w:left w:val="nil"/>
-          <w:bottom w:val="single" w:sz="8" w:space="0" w:color="C0504D" w:themeColor="accent2"/>
+          <w:top w:val="single" w:color="C0504D" w:themeColor="accent2" w:sz="8" w:space="0"/>
+          <w:left w:val="nil"/>
+          <w:bottom w:val="single" w:color="C0504D" w:themeColor="accent2" w:sz="8" w:space="0"/>
           <w:right w:val="nil"/>
           <w:insideH w:val="nil"/>
           <w:insideV w:val="nil"/>
@@ -4780,8 +4784,8 @@
       <w:tblStyleColBandSize w:val="1"/>
       <w:tblInd w:w="0" w:type="dxa"/>
       <w:tblBorders>
-        <w:top w:val="single" w:sz="8" w:space="0" w:color="9BBB59" w:themeColor="accent3"/>
-        <w:bottom w:val="single" w:sz="8" w:space="0" w:color="9BBB59" w:themeColor="accent3"/>
+        <w:top w:val="single" w:color="9BBB59" w:themeColor="accent3" w:sz="8" w:space="0"/>
+        <w:bottom w:val="single" w:color="9BBB59" w:themeColor="accent3" w:sz="8" w:space="0"/>
       </w:tblBorders>
       <w:tblCellMar>
         <w:top w:w="0" w:type="dxa"/>
@@ -4801,9 +4805,9 @@
       <w:tblPr/>
       <w:tcPr>
         <w:tcBorders>
-          <w:top w:val="single" w:sz="8" w:space="0" w:color="9BBB59" w:themeColor="accent3"/>
-          <w:left w:val="nil"/>
-          <w:bottom w:val="single" w:sz="8" w:space="0" w:color="9BBB59" w:themeColor="accent3"/>
+          <w:top w:val="single" w:color="9BBB59" w:themeColor="accent3" w:sz="8" w:space="0"/>
+          <w:left w:val="nil"/>
+          <w:bottom w:val="single" w:color="9BBB59" w:themeColor="accent3" w:sz="8" w:space="0"/>
           <w:right w:val="nil"/>
           <w:insideH w:val="nil"/>
           <w:insideV w:val="nil"/>
@@ -4821,9 +4825,9 @@
       <w:tblPr/>
       <w:tcPr>
         <w:tcBorders>
-          <w:top w:val="single" w:sz="8" w:space="0" w:color="9BBB59" w:themeColor="accent3"/>
-          <w:left w:val="nil"/>
-          <w:bottom w:val="single" w:sz="8" w:space="0" w:color="9BBB59" w:themeColor="accent3"/>
+          <w:top w:val="single" w:color="9BBB59" w:themeColor="accent3" w:sz="8" w:space="0"/>
+          <w:left w:val="nil"/>
+          <w:bottom w:val="single" w:color="9BBB59" w:themeColor="accent3" w:sz="8" w:space="0"/>
           <w:right w:val="nil"/>
           <w:insideH w:val="nil"/>
           <w:insideV w:val="nil"/>
@@ -4883,8 +4887,8 @@
       <w:tblStyleColBandSize w:val="1"/>
       <w:tblInd w:w="0" w:type="dxa"/>
       <w:tblBorders>
-        <w:top w:val="single" w:sz="8" w:space="0" w:color="8064A2" w:themeColor="accent4"/>
-        <w:bottom w:val="single" w:sz="8" w:space="0" w:color="8064A2" w:themeColor="accent4"/>
+        <w:top w:val="single" w:color="8064A2" w:themeColor="accent4" w:sz="8" w:space="0"/>
+        <w:bottom w:val="single" w:color="8064A2" w:themeColor="accent4" w:sz="8" w:space="0"/>
       </w:tblBorders>
       <w:tblCellMar>
         <w:top w:w="0" w:type="dxa"/>
@@ -4904,9 +4908,9 @@
       <w:tblPr/>
       <w:tcPr>
         <w:tcBorders>
-          <w:top w:val="single" w:sz="8" w:space="0" w:color="8064A2" w:themeColor="accent4"/>
-          <w:left w:val="nil"/>
-          <w:bottom w:val="single" w:sz="8" w:space="0" w:color="8064A2" w:themeColor="accent4"/>
+          <w:top w:val="single" w:color="8064A2" w:themeColor="accent4" w:sz="8" w:space="0"/>
+          <w:left w:val="nil"/>
+          <w:bottom w:val="single" w:color="8064A2" w:themeColor="accent4" w:sz="8" w:space="0"/>
           <w:right w:val="nil"/>
           <w:insideH w:val="nil"/>
           <w:insideV w:val="nil"/>
@@ -4924,9 +4928,9 @@
       <w:tblPr/>
       <w:tcPr>
         <w:tcBorders>
-          <w:top w:val="single" w:sz="8" w:space="0" w:color="8064A2" w:themeColor="accent4"/>
-          <w:left w:val="nil"/>
-          <w:bottom w:val="single" w:sz="8" w:space="0" w:color="8064A2" w:themeColor="accent4"/>
+          <w:top w:val="single" w:color="8064A2" w:themeColor="accent4" w:sz="8" w:space="0"/>
+          <w:left w:val="nil"/>
+          <w:bottom w:val="single" w:color="8064A2" w:themeColor="accent4" w:sz="8" w:space="0"/>
           <w:right w:val="nil"/>
           <w:insideH w:val="nil"/>
           <w:insideV w:val="nil"/>
@@ -4986,8 +4990,8 @@
       <w:tblStyleColBandSize w:val="1"/>
       <w:tblInd w:w="0" w:type="dxa"/>
       <w:tblBorders>
-        <w:top w:val="single" w:sz="8" w:space="0" w:color="4BACC6" w:themeColor="accent5"/>
-        <w:bottom w:val="single" w:sz="8" w:space="0" w:color="4BACC6" w:themeColor="accent5"/>
+        <w:top w:val="single" w:color="4BACC6" w:themeColor="accent5" w:sz="8" w:space="0"/>
+        <w:bottom w:val="single" w:color="4BACC6" w:themeColor="accent5" w:sz="8" w:space="0"/>
       </w:tblBorders>
       <w:tblCellMar>
         <w:top w:w="0" w:type="dxa"/>
@@ -5007,9 +5011,9 @@
       <w:tblPr/>
       <w:tcPr>
         <w:tcBorders>
-          <w:top w:val="single" w:sz="8" w:space="0" w:color="4BACC6" w:themeColor="accent5"/>
-          <w:left w:val="nil"/>
-          <w:bottom w:val="single" w:sz="8" w:space="0" w:color="4BACC6" w:themeColor="accent5"/>
+          <w:top w:val="single" w:color="4BACC6" w:themeColor="accent5" w:sz="8" w:space="0"/>
+          <w:left w:val="nil"/>
+          <w:bottom w:val="single" w:color="4BACC6" w:themeColor="accent5" w:sz="8" w:space="0"/>
           <w:right w:val="nil"/>
           <w:insideH w:val="nil"/>
           <w:insideV w:val="nil"/>
@@ -5027,9 +5031,9 @@
       <w:tblPr/>
       <w:tcPr>
         <w:tcBorders>
-          <w:top w:val="single" w:sz="8" w:space="0" w:color="4BACC6" w:themeColor="accent5"/>
-          <w:left w:val="nil"/>
-          <w:bottom w:val="single" w:sz="8" w:space="0" w:color="4BACC6" w:themeColor="accent5"/>
+          <w:top w:val="single" w:color="4BACC6" w:themeColor="accent5" w:sz="8" w:space="0"/>
+          <w:left w:val="nil"/>
+          <w:bottom w:val="single" w:color="4BACC6" w:themeColor="accent5" w:sz="8" w:space="0"/>
           <w:right w:val="nil"/>
           <w:insideH w:val="nil"/>
           <w:insideV w:val="nil"/>
@@ -5089,8 +5093,8 @@
       <w:tblStyleColBandSize w:val="1"/>
       <w:tblInd w:w="0" w:type="dxa"/>
       <w:tblBorders>
-        <w:top w:val="single" w:sz="8" w:space="0" w:color="F79646" w:themeColor="accent6"/>
-        <w:bottom w:val="single" w:sz="8" w:space="0" w:color="F79646" w:themeColor="accent6"/>
+        <w:top w:val="single" w:color="F79646" w:themeColor="accent6" w:sz="8" w:space="0"/>
+        <w:bottom w:val="single" w:color="F79646" w:themeColor="accent6" w:sz="8" w:space="0"/>
       </w:tblBorders>
       <w:tblCellMar>
         <w:top w:w="0" w:type="dxa"/>
@@ -5110,9 +5114,9 @@
       <w:tblPr/>
       <w:tcPr>
         <w:tcBorders>
-          <w:top w:val="single" w:sz="8" w:space="0" w:color="F79646" w:themeColor="accent6"/>
-          <w:left w:val="nil"/>
-          <w:bottom w:val="single" w:sz="8" w:space="0" w:color="F79646" w:themeColor="accent6"/>
+          <w:top w:val="single" w:color="F79646" w:themeColor="accent6" w:sz="8" w:space="0"/>
+          <w:left w:val="nil"/>
+          <w:bottom w:val="single" w:color="F79646" w:themeColor="accent6" w:sz="8" w:space="0"/>
           <w:right w:val="nil"/>
           <w:insideH w:val="nil"/>
           <w:insideV w:val="nil"/>
@@ -5130,9 +5134,9 @@
       <w:tblPr/>
       <w:tcPr>
         <w:tcBorders>
-          <w:top w:val="single" w:sz="8" w:space="0" w:color="F79646" w:themeColor="accent6"/>
-          <w:left w:val="nil"/>
-          <w:bottom w:val="single" w:sz="8" w:space="0" w:color="F79646" w:themeColor="accent6"/>
+          <w:top w:val="single" w:color="F79646" w:themeColor="accent6" w:sz="8" w:space="0"/>
+          <w:left w:val="nil"/>
+          <w:bottom w:val="single" w:color="F79646" w:themeColor="accent6" w:sz="8" w:space="0"/>
           <w:right w:val="nil"/>
           <w:insideH w:val="nil"/>
           <w:insideV w:val="nil"/>
@@ -5189,10 +5193,10 @@
       <w:tblStyleColBandSize w:val="1"/>
       <w:tblInd w:w="0" w:type="dxa"/>
       <w:tblBorders>
-        <w:top w:val="single" w:sz="8" w:space="0" w:color="000000" w:themeColor="text1"/>
-        <w:left w:val="single" w:sz="8" w:space="0" w:color="000000" w:themeColor="text1"/>
-        <w:bottom w:val="single" w:sz="8" w:space="0" w:color="000000" w:themeColor="text1"/>
-        <w:right w:val="single" w:sz="8" w:space="0" w:color="000000" w:themeColor="text1"/>
+        <w:top w:val="single" w:color="000000" w:themeColor="text1" w:sz="8" w:space="0"/>
+        <w:left w:val="single" w:color="000000" w:themeColor="text1" w:sz="8" w:space="0"/>
+        <w:bottom w:val="single" w:color="000000" w:themeColor="text1" w:sz="8" w:space="0"/>
+        <w:right w:val="single" w:color="000000" w:themeColor="text1" w:sz="8" w:space="0"/>
       </w:tblBorders>
       <w:tblCellMar>
         <w:top w:w="0" w:type="dxa"/>
@@ -5226,10 +5230,10 @@
       <w:tblPr/>
       <w:tcPr>
         <w:tcBorders>
-          <w:top w:val="double" w:sz="6" w:space="0" w:color="000000" w:themeColor="text1"/>
-          <w:left w:val="single" w:sz="8" w:space="0" w:color="000000" w:themeColor="text1"/>
-          <w:bottom w:val="single" w:sz="8" w:space="0" w:color="000000" w:themeColor="text1"/>
-          <w:right w:val="single" w:sz="8" w:space="0" w:color="000000" w:themeColor="text1"/>
+          <w:top w:val="double" w:color="000000" w:themeColor="text1" w:sz="6" w:space="0"/>
+          <w:left w:val="single" w:color="000000" w:themeColor="text1" w:sz="8" w:space="0"/>
+          <w:bottom w:val="single" w:color="000000" w:themeColor="text1" w:sz="8" w:space="0"/>
+          <w:right w:val="single" w:color="000000" w:themeColor="text1" w:sz="8" w:space="0"/>
         </w:tcBorders>
       </w:tcPr>
     </w:tblStylePr>
@@ -5249,10 +5253,10 @@
       <w:tblPr/>
       <w:tcPr>
         <w:tcBorders>
-          <w:top w:val="single" w:sz="8" w:space="0" w:color="000000" w:themeColor="text1"/>
-          <w:left w:val="single" w:sz="8" w:space="0" w:color="000000" w:themeColor="text1"/>
-          <w:bottom w:val="single" w:sz="8" w:space="0" w:color="000000" w:themeColor="text1"/>
-          <w:right w:val="single" w:sz="8" w:space="0" w:color="000000" w:themeColor="text1"/>
+          <w:top w:val="single" w:color="000000" w:themeColor="text1" w:sz="8" w:space="0"/>
+          <w:left w:val="single" w:color="000000" w:themeColor="text1" w:sz="8" w:space="0"/>
+          <w:bottom w:val="single" w:color="000000" w:themeColor="text1" w:sz="8" w:space="0"/>
+          <w:right w:val="single" w:color="000000" w:themeColor="text1" w:sz="8" w:space="0"/>
         </w:tcBorders>
       </w:tcPr>
     </w:tblStylePr>
@@ -5260,10 +5264,10 @@
       <w:tblPr/>
       <w:tcPr>
         <w:tcBorders>
-          <w:top w:val="single" w:sz="8" w:space="0" w:color="000000" w:themeColor="text1"/>
-          <w:left w:val="single" w:sz="8" w:space="0" w:color="000000" w:themeColor="text1"/>
-          <w:bottom w:val="single" w:sz="8" w:space="0" w:color="000000" w:themeColor="text1"/>
-          <w:right w:val="single" w:sz="8" w:space="0" w:color="000000" w:themeColor="text1"/>
+          <w:top w:val="single" w:color="000000" w:themeColor="text1" w:sz="8" w:space="0"/>
+          <w:left w:val="single" w:color="000000" w:themeColor="text1" w:sz="8" w:space="0"/>
+          <w:bottom w:val="single" w:color="000000" w:themeColor="text1" w:sz="8" w:space="0"/>
+          <w:right w:val="single" w:color="000000" w:themeColor="text1" w:sz="8" w:space="0"/>
         </w:tcBorders>
       </w:tcPr>
     </w:tblStylePr>
@@ -5281,10 +5285,10 @@
       <w:tblStyleColBandSize w:val="1"/>
       <w:tblInd w:w="0" w:type="dxa"/>
       <w:tblBorders>
-        <w:top w:val="single" w:sz="8" w:space="0" w:color="4F81BD" w:themeColor="accent1"/>
-        <w:left w:val="single" w:sz="8" w:space="0" w:color="4F81BD" w:themeColor="accent1"/>
-        <w:bottom w:val="single" w:sz="8" w:space="0" w:color="4F81BD" w:themeColor="accent1"/>
-        <w:right w:val="single" w:sz="8" w:space="0" w:color="4F81BD" w:themeColor="accent1"/>
+        <w:top w:val="single" w:color="4F81BD" w:themeColor="accent1" w:sz="8" w:space="0"/>
+        <w:left w:val="single" w:color="4F81BD" w:themeColor="accent1" w:sz="8" w:space="0"/>
+        <w:bottom w:val="single" w:color="4F81BD" w:themeColor="accent1" w:sz="8" w:space="0"/>
+        <w:right w:val="single" w:color="4F81BD" w:themeColor="accent1" w:sz="8" w:space="0"/>
       </w:tblBorders>
       <w:tblCellMar>
         <w:top w:w="0" w:type="dxa"/>
@@ -5318,10 +5322,10 @@
       <w:tblPr/>
       <w:tcPr>
         <w:tcBorders>
-          <w:top w:val="double" w:sz="6" w:space="0" w:color="4F81BD" w:themeColor="accent1"/>
-          <w:left w:val="single" w:sz="8" w:space="0" w:color="4F81BD" w:themeColor="accent1"/>
-          <w:bottom w:val="single" w:sz="8" w:space="0" w:color="4F81BD" w:themeColor="accent1"/>
-          <w:right w:val="single" w:sz="8" w:space="0" w:color="4F81BD" w:themeColor="accent1"/>
+          <w:top w:val="double" w:color="4F81BD" w:themeColor="accent1" w:sz="6" w:space="0"/>
+          <w:left w:val="single" w:color="4F81BD" w:themeColor="accent1" w:sz="8" w:space="0"/>
+          <w:bottom w:val="single" w:color="4F81BD" w:themeColor="accent1" w:sz="8" w:space="0"/>
+          <w:right w:val="single" w:color="4F81BD" w:themeColor="accent1" w:sz="8" w:space="0"/>
         </w:tcBorders>
       </w:tcPr>
     </w:tblStylePr>
@@ -5341,10 +5345,10 @@
       <w:tblPr/>
       <w:tcPr>
         <w:tcBorders>
-          <w:top w:val="single" w:sz="8" w:space="0" w:color="4F81BD" w:themeColor="accent1"/>
-          <w:left w:val="single" w:sz="8" w:space="0" w:color="4F81BD" w:themeColor="accent1"/>
-          <w:bottom w:val="single" w:sz="8" w:space="0" w:color="4F81BD" w:themeColor="accent1"/>
-          <w:right w:val="single" w:sz="8" w:space="0" w:color="4F81BD" w:themeColor="accent1"/>
+          <w:top w:val="single" w:color="4F81BD" w:themeColor="accent1" w:sz="8" w:space="0"/>
+          <w:left w:val="single" w:color="4F81BD" w:themeColor="accent1" w:sz="8" w:space="0"/>
+          <w:bottom w:val="single" w:color="4F81BD" w:themeColor="accent1" w:sz="8" w:space="0"/>
+          <w:right w:val="single" w:color="4F81BD" w:themeColor="accent1" w:sz="8" w:space="0"/>
         </w:tcBorders>
       </w:tcPr>
     </w:tblStylePr>
@@ -5352,10 +5356,10 @@
       <w:tblPr/>
       <w:tcPr>
         <w:tcBorders>
-          <w:top w:val="single" w:sz="8" w:space="0" w:color="4F81BD" w:themeColor="accent1"/>
-          <w:left w:val="single" w:sz="8" w:space="0" w:color="4F81BD" w:themeColor="accent1"/>
-          <w:bottom w:val="single" w:sz="8" w:space="0" w:color="4F81BD" w:themeColor="accent1"/>
-          <w:right w:val="single" w:sz="8" w:space="0" w:color="4F81BD" w:themeColor="accent1"/>
+          <w:top w:val="single" w:color="4F81BD" w:themeColor="accent1" w:sz="8" w:space="0"/>
+          <w:left w:val="single" w:color="4F81BD" w:themeColor="accent1" w:sz="8" w:space="0"/>
+          <w:bottom w:val="single" w:color="4F81BD" w:themeColor="accent1" w:sz="8" w:space="0"/>
+          <w:right w:val="single" w:color="4F81BD" w:themeColor="accent1" w:sz="8" w:space="0"/>
         </w:tcBorders>
       </w:tcPr>
     </w:tblStylePr>
@@ -5373,10 +5377,10 @@
       <w:tblStyleColBandSize w:val="1"/>
       <w:tblInd w:w="0" w:type="dxa"/>
       <w:tblBorders>
-        <w:top w:val="single" w:sz="8" w:space="0" w:color="C0504D" w:themeColor="accent2"/>
-        <w:left w:val="single" w:sz="8" w:space="0" w:color="C0504D" w:themeColor="accent2"/>
-        <w:bottom w:val="single" w:sz="8" w:space="0" w:color="C0504D" w:themeColor="accent2"/>
-        <w:right w:val="single" w:sz="8" w:space="0" w:color="C0504D" w:themeColor="accent2"/>
+        <w:top w:val="single" w:color="C0504D" w:themeColor="accent2" w:sz="8" w:space="0"/>
+        <w:left w:val="single" w:color="C0504D" w:themeColor="accent2" w:sz="8" w:space="0"/>
+        <w:bottom w:val="single" w:color="C0504D" w:themeColor="accent2" w:sz="8" w:space="0"/>
+        <w:right w:val="single" w:color="C0504D" w:themeColor="accent2" w:sz="8" w:space="0"/>
       </w:tblBorders>
       <w:tblCellMar>
         <w:top w:w="0" w:type="dxa"/>
@@ -5410,10 +5414,10 @@
       <w:tblPr/>
       <w:tcPr>
         <w:tcBorders>
-          <w:top w:val="double" w:sz="6" w:space="0" w:color="C0504D" w:themeColor="accent2"/>
-          <w:left w:val="single" w:sz="8" w:space="0" w:color="C0504D" w:themeColor="accent2"/>
-          <w:bottom w:val="single" w:sz="8" w:space="0" w:color="C0504D" w:themeColor="accent2"/>
-          <w:right w:val="single" w:sz="8" w:space="0" w:color="C0504D" w:themeColor="accent2"/>
+          <w:top w:val="double" w:color="C0504D" w:themeColor="accent2" w:sz="6" w:space="0"/>
+          <w:left w:val="single" w:color="C0504D" w:themeColor="accent2" w:sz="8" w:space="0"/>
+          <w:bottom w:val="single" w:color="C0504D" w:themeColor="accent2" w:sz="8" w:space="0"/>
+          <w:right w:val="single" w:color="C0504D" w:themeColor="accent2" w:sz="8" w:space="0"/>
         </w:tcBorders>
       </w:tcPr>
     </w:tblStylePr>
@@ -5433,10 +5437,10 @@
       <w:tblPr/>
       <w:tcPr>
         <w:tcBorders>
-          <w:top w:val="single" w:sz="8" w:space="0" w:color="C0504D" w:themeColor="accent2"/>
-          <w:left w:val="single" w:sz="8" w:space="0" w:color="C0504D" w:themeColor="accent2"/>
-          <w:bottom w:val="single" w:sz="8" w:space="0" w:color="C0504D" w:themeColor="accent2"/>
-          <w:right w:val="single" w:sz="8" w:space="0" w:color="C0504D" w:themeColor="accent2"/>
+          <w:top w:val="single" w:color="C0504D" w:themeColor="accent2" w:sz="8" w:space="0"/>
+          <w:left w:val="single" w:color="C0504D" w:themeColor="accent2" w:sz="8" w:space="0"/>
+          <w:bottom w:val="single" w:color="C0504D" w:themeColor="accent2" w:sz="8" w:space="0"/>
+          <w:right w:val="single" w:color="C0504D" w:themeColor="accent2" w:sz="8" w:space="0"/>
         </w:tcBorders>
       </w:tcPr>
     </w:tblStylePr>
@@ -5444,10 +5448,10 @@
       <w:tblPr/>
       <w:tcPr>
         <w:tcBorders>
-          <w:top w:val="single" w:sz="8" w:space="0" w:color="C0504D" w:themeColor="accent2"/>
-          <w:left w:val="single" w:sz="8" w:space="0" w:color="C0504D" w:themeColor="accent2"/>
-          <w:bottom w:val="single" w:sz="8" w:space="0" w:color="C0504D" w:themeColor="accent2"/>
-          <w:right w:val="single" w:sz="8" w:space="0" w:color="C0504D" w:themeColor="accent2"/>
+          <w:top w:val="single" w:color="C0504D" w:themeColor="accent2" w:sz="8" w:space="0"/>
+          <w:left w:val="single" w:color="C0504D" w:themeColor="accent2" w:sz="8" w:space="0"/>
+          <w:bottom w:val="single" w:color="C0504D" w:themeColor="accent2" w:sz="8" w:space="0"/>
+          <w:right w:val="single" w:color="C0504D" w:themeColor="accent2" w:sz="8" w:space="0"/>
         </w:tcBorders>
       </w:tcPr>
     </w:tblStylePr>
@@ -5465,10 +5469,10 @@
       <w:tblStyleColBandSize w:val="1"/>
       <w:tblInd w:w="0" w:type="dxa"/>
       <w:tblBorders>
-        <w:top w:val="single" w:sz="8" w:space="0" w:color="9BBB59" w:themeColor="accent3"/>
-        <w:left w:val="single" w:sz="8" w:space="0" w:color="9BBB59" w:themeColor="accent3"/>
-        <w:bottom w:val="single" w:sz="8" w:space="0" w:color="9BBB59" w:themeColor="accent3"/>
-        <w:right w:val="single" w:sz="8" w:space="0" w:color="9BBB59" w:themeColor="accent3"/>
+        <w:top w:val="single" w:color="9BBB59" w:themeColor="accent3" w:sz="8" w:space="0"/>
+        <w:left w:val="single" w:color="9BBB59" w:themeColor="accent3" w:sz="8" w:space="0"/>
+        <w:bottom w:val="single" w:color="9BBB59" w:themeColor="accent3" w:sz="8" w:space="0"/>
+        <w:right w:val="single" w:color="9BBB59" w:themeColor="accent3" w:sz="8" w:space="0"/>
       </w:tblBorders>
       <w:tblCellMar>
         <w:top w:w="0" w:type="dxa"/>
@@ -5502,10 +5506,10 @@
       <w:tblPr/>
       <w:tcPr>
         <w:tcBorders>
-          <w:top w:val="double" w:sz="6" w:space="0" w:color="9BBB59" w:themeColor="accent3"/>
-          <w:left w:val="single" w:sz="8" w:space="0" w:color="9BBB59" w:themeColor="accent3"/>
-          <w:bottom w:val="single" w:sz="8" w:space="0" w:color="9BBB59" w:themeColor="accent3"/>
-          <w:right w:val="single" w:sz="8" w:space="0" w:color="9BBB59" w:themeColor="accent3"/>
+          <w:top w:val="double" w:color="9BBB59" w:themeColor="accent3" w:sz="6" w:space="0"/>
+          <w:left w:val="single" w:color="9BBB59" w:themeColor="accent3" w:sz="8" w:space="0"/>
+          <w:bottom w:val="single" w:color="9BBB59" w:themeColor="accent3" w:sz="8" w:space="0"/>
+          <w:right w:val="single" w:color="9BBB59" w:themeColor="accent3" w:sz="8" w:space="0"/>
         </w:tcBorders>
       </w:tcPr>
     </w:tblStylePr>
@@ -5525,10 +5529,10 @@
       <w:tblPr/>
       <w:tcPr>
         <w:tcBorders>
-          <w:top w:val="single" w:sz="8" w:space="0" w:color="9BBB59" w:themeColor="accent3"/>
-          <w:left w:val="single" w:sz="8" w:space="0" w:color="9BBB59" w:themeColor="accent3"/>
-          <w:bottom w:val="single" w:sz="8" w:space="0" w:color="9BBB59" w:themeColor="accent3"/>
-          <w:right w:val="single" w:sz="8" w:space="0" w:color="9BBB59" w:themeColor="accent3"/>
+          <w:top w:val="single" w:color="9BBB59" w:themeColor="accent3" w:sz="8" w:space="0"/>
+          <w:left w:val="single" w:color="9BBB59" w:themeColor="accent3" w:sz="8" w:space="0"/>
+          <w:bottom w:val="single" w:color="9BBB59" w:themeColor="accent3" w:sz="8" w:space="0"/>
+          <w:right w:val="single" w:color="9BBB59" w:themeColor="accent3" w:sz="8" w:space="0"/>
         </w:tcBorders>
       </w:tcPr>
     </w:tblStylePr>
@@ -5536,10 +5540,10 @@
       <w:tblPr/>
       <w:tcPr>
         <w:tcBorders>
-          <w:top w:val="single" w:sz="8" w:space="0" w:color="9BBB59" w:themeColor="accent3"/>
-          <w:left w:val="single" w:sz="8" w:space="0" w:color="9BBB59" w:themeColor="accent3"/>
-          <w:bottom w:val="single" w:sz="8" w:space="0" w:color="9BBB59" w:themeColor="accent3"/>
-          <w:right w:val="single" w:sz="8" w:space="0" w:color="9BBB59" w:themeColor="accent3"/>
+          <w:top w:val="single" w:color="9BBB59" w:themeColor="accent3" w:sz="8" w:space="0"/>
+          <w:left w:val="single" w:color="9BBB59" w:themeColor="accent3" w:sz="8" w:space="0"/>
+          <w:bottom w:val="single" w:color="9BBB59" w:themeColor="accent3" w:sz="8" w:space="0"/>
+          <w:right w:val="single" w:color="9BBB59" w:themeColor="accent3" w:sz="8" w:space="0"/>
         </w:tcBorders>
       </w:tcPr>
     </w:tblStylePr>
@@ -5557,10 +5561,10 @@
       <w:tblStyleColBandSize w:val="1"/>
       <w:tblInd w:w="0" w:type="dxa"/>
       <w:tblBorders>
-        <w:top w:val="single" w:sz="8" w:space="0" w:color="8064A2" w:themeColor="accent4"/>
-        <w:left w:val="single" w:sz="8" w:space="0" w:color="8064A2" w:themeColor="accent4"/>
-        <w:bottom w:val="single" w:sz="8" w:space="0" w:color="8064A2" w:themeColor="accent4"/>
-        <w:right w:val="single" w:sz="8" w:space="0" w:color="8064A2" w:themeColor="accent4"/>
+        <w:top w:val="single" w:color="8064A2" w:themeColor="accent4" w:sz="8" w:space="0"/>
+        <w:left w:val="single" w:color="8064A2" w:themeColor="accent4" w:sz="8" w:space="0"/>
+        <w:bottom w:val="single" w:color="8064A2" w:themeColor="accent4" w:sz="8" w:space="0"/>
+        <w:right w:val="single" w:color="8064A2" w:themeColor="accent4" w:sz="8" w:space="0"/>
       </w:tblBorders>
       <w:tblCellMar>
         <w:top w:w="0" w:type="dxa"/>
@@ -5594,10 +5598,10 @@
       <w:tblPr/>
       <w:tcPr>
         <w:tcBorders>
-          <w:top w:val="double" w:sz="6" w:space="0" w:color="8064A2" w:themeColor="accent4"/>
-          <w:left w:val="single" w:sz="8" w:space="0" w:color="8064A2" w:themeColor="accent4"/>
-          <w:bottom w:val="single" w:sz="8" w:space="0" w:color="8064A2" w:themeColor="accent4"/>
-          <w:right w:val="single" w:sz="8" w:space="0" w:color="8064A2" w:themeColor="accent4"/>
+          <w:top w:val="double" w:color="8064A2" w:themeColor="accent4" w:sz="6" w:space="0"/>
+          <w:left w:val="single" w:color="8064A2" w:themeColor="accent4" w:sz="8" w:space="0"/>
+          <w:bottom w:val="single" w:color="8064A2" w:themeColor="accent4" w:sz="8" w:space="0"/>
+          <w:right w:val="single" w:color="8064A2" w:themeColor="accent4" w:sz="8" w:space="0"/>
         </w:tcBorders>
       </w:tcPr>
     </w:tblStylePr>
@@ -5617,10 +5621,10 @@
       <w:tblPr/>
       <w:tcPr>
         <w:tcBorders>
-          <w:top w:val="single" w:sz="8" w:space="0" w:color="8064A2" w:themeColor="accent4"/>
-          <w:left w:val="single" w:sz="8" w:space="0" w:color="8064A2" w:themeColor="accent4"/>
-          <w:bottom w:val="single" w:sz="8" w:space="0" w:color="8064A2" w:themeColor="accent4"/>
-          <w:right w:val="single" w:sz="8" w:space="0" w:color="8064A2" w:themeColor="accent4"/>
+          <w:top w:val="single" w:color="8064A2" w:themeColor="accent4" w:sz="8" w:space="0"/>
+          <w:left w:val="single" w:color="8064A2" w:themeColor="accent4" w:sz="8" w:space="0"/>
+          <w:bottom w:val="single" w:color="8064A2" w:themeColor="accent4" w:sz="8" w:space="0"/>
+          <w:right w:val="single" w:color="8064A2" w:themeColor="accent4" w:sz="8" w:space="0"/>
         </w:tcBorders>
       </w:tcPr>
     </w:tblStylePr>
@@ -5628,10 +5632,10 @@
       <w:tblPr/>
       <w:tcPr>
         <w:tcBorders>
-          <w:top w:val="single" w:sz="8" w:space="0" w:color="8064A2" w:themeColor="accent4"/>
-          <w:left w:val="single" w:sz="8" w:space="0" w:color="8064A2" w:themeColor="accent4"/>
-          <w:bottom w:val="single" w:sz="8" w:space="0" w:color="8064A2" w:themeColor="accent4"/>
-          <w:right w:val="single" w:sz="8" w:space="0" w:color="8064A2" w:themeColor="accent4"/>
+          <w:top w:val="single" w:color="8064A2" w:themeColor="accent4" w:sz="8" w:space="0"/>
+          <w:left w:val="single" w:color="8064A2" w:themeColor="accent4" w:sz="8" w:space="0"/>
+          <w:bottom w:val="single" w:color="8064A2" w:themeColor="accent4" w:sz="8" w:space="0"/>
+          <w:right w:val="single" w:color="8064A2" w:themeColor="accent4" w:sz="8" w:space="0"/>
         </w:tcBorders>
       </w:tcPr>
     </w:tblStylePr>
@@ -5649,10 +5653,10 @@
       <w:tblStyleColBandSize w:val="1"/>
       <w:tblInd w:w="0" w:type="dxa"/>
       <w:tblBorders>
-        <w:top w:val="single" w:sz="8" w:space="0" w:color="4BACC6" w:themeColor="accent5"/>
-        <w:left w:val="single" w:sz="8" w:space="0" w:color="4BACC6" w:themeColor="accent5"/>
-        <w:bottom w:val="single" w:sz="8" w:space="0" w:color="4BACC6" w:themeColor="accent5"/>
-        <w:right w:val="single" w:sz="8" w:space="0" w:color="4BACC6" w:themeColor="accent5"/>
+        <w:top w:val="single" w:color="4BACC6" w:themeColor="accent5" w:sz="8" w:space="0"/>
+        <w:left w:val="single" w:color="4BACC6" w:themeColor="accent5" w:sz="8" w:space="0"/>
+        <w:bottom w:val="single" w:color="4BACC6" w:themeColor="accent5" w:sz="8" w:space="0"/>
+        <w:right w:val="single" w:color="4BACC6" w:themeColor="accent5" w:sz="8" w:space="0"/>
       </w:tblBorders>
       <w:tblCellMar>
         <w:top w:w="0" w:type="dxa"/>
@@ -5686,10 +5690,10 @@
       <w:tblPr/>
       <w:tcPr>
         <w:tcBorders>
-          <w:top w:val="double" w:sz="6" w:space="0" w:color="4BACC6" w:themeColor="accent5"/>
-          <w:left w:val="single" w:sz="8" w:space="0" w:color="4BACC6" w:themeColor="accent5"/>
-          <w:bottom w:val="single" w:sz="8" w:space="0" w:color="4BACC6" w:themeColor="accent5"/>
-          <w:right w:val="single" w:sz="8" w:space="0" w:color="4BACC6" w:themeColor="accent5"/>
+          <w:top w:val="double" w:color="4BACC6" w:themeColor="accent5" w:sz="6" w:space="0"/>
+          <w:left w:val="single" w:color="4BACC6" w:themeColor="accent5" w:sz="8" w:space="0"/>
+          <w:bottom w:val="single" w:color="4BACC6" w:themeColor="accent5" w:sz="8" w:space="0"/>
+          <w:right w:val="single" w:color="4BACC6" w:themeColor="accent5" w:sz="8" w:space="0"/>
         </w:tcBorders>
       </w:tcPr>
     </w:tblStylePr>
@@ -5709,10 +5713,10 @@
       <w:tblPr/>
       <w:tcPr>
         <w:tcBorders>
-          <w:top w:val="single" w:sz="8" w:space="0" w:color="4BACC6" w:themeColor="accent5"/>
-          <w:left w:val="single" w:sz="8" w:space="0" w:color="4BACC6" w:themeColor="accent5"/>
-          <w:bottom w:val="single" w:sz="8" w:space="0" w:color="4BACC6" w:themeColor="accent5"/>
-          <w:right w:val="single" w:sz="8" w:space="0" w:color="4BACC6" w:themeColor="accent5"/>
+          <w:top w:val="single" w:color="4BACC6" w:themeColor="accent5" w:sz="8" w:space="0"/>
+          <w:left w:val="single" w:color="4BACC6" w:themeColor="accent5" w:sz="8" w:space="0"/>
+          <w:bottom w:val="single" w:color="4BACC6" w:themeColor="accent5" w:sz="8" w:space="0"/>
+          <w:right w:val="single" w:color="4BACC6" w:themeColor="accent5" w:sz="8" w:space="0"/>
         </w:tcBorders>
       </w:tcPr>
     </w:tblStylePr>
@@ -5720,10 +5724,10 @@
       <w:tblPr/>
       <w:tcPr>
         <w:tcBorders>
-          <w:top w:val="single" w:sz="8" w:space="0" w:color="4BACC6" w:themeColor="accent5"/>
-          <w:left w:val="single" w:sz="8" w:space="0" w:color="4BACC6" w:themeColor="accent5"/>
-          <w:bottom w:val="single" w:sz="8" w:space="0" w:color="4BACC6" w:themeColor="accent5"/>
-          <w:right w:val="single" w:sz="8" w:space="0" w:color="4BACC6" w:themeColor="accent5"/>
+          <w:top w:val="single" w:color="4BACC6" w:themeColor="accent5" w:sz="8" w:space="0"/>
+          <w:left w:val="single" w:color="4BACC6" w:themeColor="accent5" w:sz="8" w:space="0"/>
+          <w:bottom w:val="single" w:color="4BACC6" w:themeColor="accent5" w:sz="8" w:space="0"/>
+          <w:right w:val="single" w:color="4BACC6" w:themeColor="accent5" w:sz="8" w:space="0"/>
         </w:tcBorders>
       </w:tcPr>
     </w:tblStylePr>
@@ -5741,10 +5745,10 @@
       <w:tblStyleColBandSize w:val="1"/>
       <w:tblInd w:w="0" w:type="dxa"/>
       <w:tblBorders>
-        <w:top w:val="single" w:sz="8" w:space="0" w:color="F79646" w:themeColor="accent6"/>
-        <w:left w:val="single" w:sz="8" w:space="0" w:color="F79646" w:themeColor="accent6"/>
-        <w:bottom w:val="single" w:sz="8" w:space="0" w:color="F79646" w:themeColor="accent6"/>
-        <w:right w:val="single" w:sz="8" w:space="0" w:color="F79646" w:themeColor="accent6"/>
+        <w:top w:val="single" w:color="F79646" w:themeColor="accent6" w:sz="8" w:space="0"/>
+        <w:left w:val="single" w:color="F79646" w:themeColor="accent6" w:sz="8" w:space="0"/>
+        <w:bottom w:val="single" w:color="F79646" w:themeColor="accent6" w:sz="8" w:space="0"/>
+        <w:right w:val="single" w:color="F79646" w:themeColor="accent6" w:sz="8" w:space="0"/>
       </w:tblBorders>
       <w:tblCellMar>
         <w:top w:w="0" w:type="dxa"/>
@@ -5778,10 +5782,10 @@
       <w:tblPr/>
       <w:tcPr>
         <w:tcBorders>
-          <w:top w:val="double" w:sz="6" w:space="0" w:color="F79646" w:themeColor="accent6"/>
-          <w:left w:val="single" w:sz="8" w:space="0" w:color="F79646" w:themeColor="accent6"/>
-          <w:bottom w:val="single" w:sz="8" w:space="0" w:color="F79646" w:themeColor="accent6"/>
-          <w:right w:val="single" w:sz="8" w:space="0" w:color="F79646" w:themeColor="accent6"/>
+          <w:top w:val="double" w:color="F79646" w:themeColor="accent6" w:sz="6" w:space="0"/>
+          <w:left w:val="single" w:color="F79646" w:themeColor="accent6" w:sz="8" w:space="0"/>
+          <w:bottom w:val="single" w:color="F79646" w:themeColor="accent6" w:sz="8" w:space="0"/>
+          <w:right w:val="single" w:color="F79646" w:themeColor="accent6" w:sz="8" w:space="0"/>
         </w:tcBorders>
       </w:tcPr>
     </w:tblStylePr>
@@ -5801,10 +5805,10 @@
       <w:tblPr/>
       <w:tcPr>
         <w:tcBorders>
-          <w:top w:val="single" w:sz="8" w:space="0" w:color="F79646" w:themeColor="accent6"/>
-          <w:left w:val="single" w:sz="8" w:space="0" w:color="F79646" w:themeColor="accent6"/>
-          <w:bottom w:val="single" w:sz="8" w:space="0" w:color="F79646" w:themeColor="accent6"/>
-          <w:right w:val="single" w:sz="8" w:space="0" w:color="F79646" w:themeColor="accent6"/>
+          <w:top w:val="single" w:color="F79646" w:themeColor="accent6" w:sz="8" w:space="0"/>
+          <w:left w:val="single" w:color="F79646" w:themeColor="accent6" w:sz="8" w:space="0"/>
+          <w:bottom w:val="single" w:color="F79646" w:themeColor="accent6" w:sz="8" w:space="0"/>
+          <w:right w:val="single" w:color="F79646" w:themeColor="accent6" w:sz="8" w:space="0"/>
         </w:tcBorders>
       </w:tcPr>
     </w:tblStylePr>
@@ -5812,10 +5816,10 @@
       <w:tblPr/>
       <w:tcPr>
         <w:tcBorders>
-          <w:top w:val="single" w:sz="8" w:space="0" w:color="F79646" w:themeColor="accent6"/>
-          <w:left w:val="single" w:sz="8" w:space="0" w:color="F79646" w:themeColor="accent6"/>
-          <w:bottom w:val="single" w:sz="8" w:space="0" w:color="F79646" w:themeColor="accent6"/>
-          <w:right w:val="single" w:sz="8" w:space="0" w:color="F79646" w:themeColor="accent6"/>
+          <w:top w:val="single" w:color="F79646" w:themeColor="accent6" w:sz="8" w:space="0"/>
+          <w:left w:val="single" w:color="F79646" w:themeColor="accent6" w:sz="8" w:space="0"/>
+          <w:bottom w:val="single" w:color="F79646" w:themeColor="accent6" w:sz="8" w:space="0"/>
+          <w:right w:val="single" w:color="F79646" w:themeColor="accent6" w:sz="8" w:space="0"/>
         </w:tcBorders>
       </w:tcPr>
     </w:tblStylePr>
@@ -5833,12 +5837,12 @@
       <w:tblStyleColBandSize w:val="1"/>
       <w:tblInd w:w="0" w:type="dxa"/>
       <w:tblBorders>
-        <w:top w:val="single" w:sz="8" w:space="0" w:color="000000" w:themeColor="text1"/>
-        <w:left w:val="single" w:sz="8" w:space="0" w:color="000000" w:themeColor="text1"/>
-        <w:bottom w:val="single" w:sz="8" w:space="0" w:color="000000" w:themeColor="text1"/>
-        <w:right w:val="single" w:sz="8" w:space="0" w:color="000000" w:themeColor="text1"/>
-        <w:insideH w:val="single" w:sz="8" w:space="0" w:color="000000" w:themeColor="text1"/>
-        <w:insideV w:val="single" w:sz="8" w:space="0" w:color="000000" w:themeColor="text1"/>
+        <w:top w:val="single" w:color="000000" w:themeColor="text1" w:sz="8" w:space="0"/>
+        <w:left w:val="single" w:color="000000" w:themeColor="text1" w:sz="8" w:space="0"/>
+        <w:bottom w:val="single" w:color="000000" w:themeColor="text1" w:sz="8" w:space="0"/>
+        <w:right w:val="single" w:color="000000" w:themeColor="text1" w:sz="8" w:space="0"/>
+        <w:insideH w:val="single" w:color="000000" w:themeColor="text1" w:sz="8" w:space="0"/>
+        <w:insideV w:val="single" w:color="000000" w:themeColor="text1" w:sz="8" w:space="0"/>
       </w:tblBorders>
       <w:tblCellMar>
         <w:top w:w="0" w:type="dxa"/>
@@ -5852,19 +5856,19 @@
         <w:spacing w:before="0" w:after="0" w:line="240" w:lineRule="auto"/>
       </w:pPr>
       <w:rPr>
-        <w:rFonts w:asciiTheme="majorHAnsi" w:eastAsiaTheme="majorEastAsia" w:hAnsiTheme="majorHAnsi" w:cstheme="majorBidi"/>
-        <w:b/>
-        <w:bCs/>
-      </w:rPr>
-      <w:tblPr/>
-      <w:tcPr>
-        <w:tcBorders>
-          <w:top w:val="single" w:sz="8" w:space="0" w:color="000000" w:themeColor="text1"/>
-          <w:left w:val="single" w:sz="8" w:space="0" w:color="000000" w:themeColor="text1"/>
-          <w:bottom w:val="single" w:sz="18" w:space="0" w:color="000000" w:themeColor="text1"/>
-          <w:right w:val="single" w:sz="8" w:space="0" w:color="000000" w:themeColor="text1"/>
-          <w:insideH w:val="nil"/>
-          <w:insideV w:val="single" w:sz="8" w:space="0" w:color="000000" w:themeColor="text1"/>
+        <w:rFonts w:asciiTheme="majorHAnsi" w:hAnsiTheme="majorHAnsi" w:eastAsiaTheme="majorEastAsia" w:cstheme="majorBidi"/>
+        <w:b/>
+        <w:bCs/>
+      </w:rPr>
+      <w:tblPr/>
+      <w:tcPr>
+        <w:tcBorders>
+          <w:top w:val="single" w:color="000000" w:themeColor="text1" w:sz="8" w:space="0"/>
+          <w:left w:val="single" w:color="000000" w:themeColor="text1" w:sz="8" w:space="0"/>
+          <w:bottom w:val="single" w:color="000000" w:themeColor="text1" w:sz="18" w:space="0"/>
+          <w:right w:val="single" w:color="000000" w:themeColor="text1" w:sz="8" w:space="0"/>
+          <w:insideH w:val="nil"/>
+          <w:insideV w:val="single" w:color="000000" w:themeColor="text1" w:sz="8" w:space="0"/>
         </w:tcBorders>
       </w:tcPr>
     </w:tblStylePr>
@@ -5873,42 +5877,42 @@
         <w:spacing w:before="0" w:after="0" w:line="240" w:lineRule="auto"/>
       </w:pPr>
       <w:rPr>
-        <w:rFonts w:asciiTheme="majorHAnsi" w:eastAsiaTheme="majorEastAsia" w:hAnsiTheme="majorHAnsi" w:cstheme="majorBidi"/>
-        <w:b/>
-        <w:bCs/>
-      </w:rPr>
-      <w:tblPr/>
-      <w:tcPr>
-        <w:tcBorders>
-          <w:top w:val="double" w:sz="6" w:space="0" w:color="000000" w:themeColor="text1"/>
-          <w:left w:val="single" w:sz="8" w:space="0" w:color="000000" w:themeColor="text1"/>
-          <w:bottom w:val="single" w:sz="8" w:space="0" w:color="000000" w:themeColor="text1"/>
-          <w:right w:val="single" w:sz="8" w:space="0" w:color="000000" w:themeColor="text1"/>
-          <w:insideH w:val="nil"/>
-          <w:insideV w:val="single" w:sz="8" w:space="0" w:color="000000" w:themeColor="text1"/>
+        <w:rFonts w:asciiTheme="majorHAnsi" w:hAnsiTheme="majorHAnsi" w:eastAsiaTheme="majorEastAsia" w:cstheme="majorBidi"/>
+        <w:b/>
+        <w:bCs/>
+      </w:rPr>
+      <w:tblPr/>
+      <w:tcPr>
+        <w:tcBorders>
+          <w:top w:val="double" w:color="000000" w:themeColor="text1" w:sz="6" w:space="0"/>
+          <w:left w:val="single" w:color="000000" w:themeColor="text1" w:sz="8" w:space="0"/>
+          <w:bottom w:val="single" w:color="000000" w:themeColor="text1" w:sz="8" w:space="0"/>
+          <w:right w:val="single" w:color="000000" w:themeColor="text1" w:sz="8" w:space="0"/>
+          <w:insideH w:val="nil"/>
+          <w:insideV w:val="single" w:color="000000" w:themeColor="text1" w:sz="8" w:space="0"/>
         </w:tcBorders>
       </w:tcPr>
     </w:tblStylePr>
     <w:tblStylePr w:type="firstCol">
       <w:rPr>
-        <w:rFonts w:asciiTheme="majorHAnsi" w:eastAsiaTheme="majorEastAsia" w:hAnsiTheme="majorHAnsi" w:cstheme="majorBidi"/>
+        <w:rFonts w:asciiTheme="majorHAnsi" w:hAnsiTheme="majorHAnsi" w:eastAsiaTheme="majorEastAsia" w:cstheme="majorBidi"/>
         <w:b/>
         <w:bCs/>
       </w:rPr>
     </w:tblStylePr>
     <w:tblStylePr w:type="lastCol">
       <w:rPr>
-        <w:rFonts w:asciiTheme="majorHAnsi" w:eastAsiaTheme="majorEastAsia" w:hAnsiTheme="majorHAnsi" w:cstheme="majorBidi"/>
-        <w:b/>
-        <w:bCs/>
-      </w:rPr>
-      <w:tblPr/>
-      <w:tcPr>
-        <w:tcBorders>
-          <w:top w:val="single" w:sz="8" w:space="0" w:color="000000" w:themeColor="text1"/>
-          <w:left w:val="single" w:sz="8" w:space="0" w:color="000000" w:themeColor="text1"/>
-          <w:bottom w:val="single" w:sz="8" w:space="0" w:color="000000" w:themeColor="text1"/>
-          <w:right w:val="single" w:sz="8" w:space="0" w:color="000000" w:themeColor="text1"/>
+        <w:rFonts w:asciiTheme="majorHAnsi" w:hAnsiTheme="majorHAnsi" w:eastAsiaTheme="majorEastAsia" w:cstheme="majorBidi"/>
+        <w:b/>
+        <w:bCs/>
+      </w:rPr>
+      <w:tblPr/>
+      <w:tcPr>
+        <w:tcBorders>
+          <w:top w:val="single" w:color="000000" w:themeColor="text1" w:sz="8" w:space="0"/>
+          <w:left w:val="single" w:color="000000" w:themeColor="text1" w:sz="8" w:space="0"/>
+          <w:bottom w:val="single" w:color="000000" w:themeColor="text1" w:sz="8" w:space="0"/>
+          <w:right w:val="single" w:color="000000" w:themeColor="text1" w:sz="8" w:space="0"/>
         </w:tcBorders>
       </w:tcPr>
     </w:tblStylePr>
@@ -5916,10 +5920,10 @@
       <w:tblPr/>
       <w:tcPr>
         <w:tcBorders>
-          <w:top w:val="single" w:sz="8" w:space="0" w:color="000000" w:themeColor="text1"/>
-          <w:left w:val="single" w:sz="8" w:space="0" w:color="000000" w:themeColor="text1"/>
-          <w:bottom w:val="single" w:sz="8" w:space="0" w:color="000000" w:themeColor="text1"/>
-          <w:right w:val="single" w:sz="8" w:space="0" w:color="000000" w:themeColor="text1"/>
+          <w:top w:val="single" w:color="000000" w:themeColor="text1" w:sz="8" w:space="0"/>
+          <w:left w:val="single" w:color="000000" w:themeColor="text1" w:sz="8" w:space="0"/>
+          <w:bottom w:val="single" w:color="000000" w:themeColor="text1" w:sz="8" w:space="0"/>
+          <w:right w:val="single" w:color="000000" w:themeColor="text1" w:sz="8" w:space="0"/>
         </w:tcBorders>
         <w:shd w:val="clear" w:color="auto" w:fill="C0C0C0" w:themeFill="text1" w:themeFillTint="3F"/>
       </w:tcPr>
@@ -5928,11 +5932,11 @@
       <w:tblPr/>
       <w:tcPr>
         <w:tcBorders>
-          <w:top w:val="single" w:sz="8" w:space="0" w:color="000000" w:themeColor="text1"/>
-          <w:left w:val="single" w:sz="8" w:space="0" w:color="000000" w:themeColor="text1"/>
-          <w:bottom w:val="single" w:sz="8" w:space="0" w:color="000000" w:themeColor="text1"/>
-          <w:right w:val="single" w:sz="8" w:space="0" w:color="000000" w:themeColor="text1"/>
-          <w:insideV w:val="single" w:sz="8" w:space="0" w:color="000000" w:themeColor="text1"/>
+          <w:top w:val="single" w:color="000000" w:themeColor="text1" w:sz="8" w:space="0"/>
+          <w:left w:val="single" w:color="000000" w:themeColor="text1" w:sz="8" w:space="0"/>
+          <w:bottom w:val="single" w:color="000000" w:themeColor="text1" w:sz="8" w:space="0"/>
+          <w:right w:val="single" w:color="000000" w:themeColor="text1" w:sz="8" w:space="0"/>
+          <w:insideV w:val="single" w:color="000000" w:themeColor="text1" w:sz="8" w:space="0"/>
         </w:tcBorders>
         <w:shd w:val="clear" w:color="auto" w:fill="C0C0C0" w:themeFill="text1" w:themeFillTint="3F"/>
       </w:tcPr>
@@ -5941,11 +5945,11 @@
       <w:tblPr/>
       <w:tcPr>
         <w:tcBorders>
-          <w:top w:val="single" w:sz="8" w:space="0" w:color="000000" w:themeColor="text1"/>
-          <w:left w:val="single" w:sz="8" w:space="0" w:color="000000" w:themeColor="text1"/>
-          <w:bottom w:val="single" w:sz="8" w:space="0" w:color="000000" w:themeColor="text1"/>
-          <w:right w:val="single" w:sz="8" w:space="0" w:color="000000" w:themeColor="text1"/>
-          <w:insideV w:val="single" w:sz="8" w:space="0" w:color="000000" w:themeColor="text1"/>
+          <w:top w:val="single" w:color="000000" w:themeColor="text1" w:sz="8" w:space="0"/>
+          <w:left w:val="single" w:color="000000" w:themeColor="text1" w:sz="8" w:space="0"/>
+          <w:bottom w:val="single" w:color="000000" w:themeColor="text1" w:sz="8" w:space="0"/>
+          <w:right w:val="single" w:color="000000" w:themeColor="text1" w:sz="8" w:space="0"/>
+          <w:insideV w:val="single" w:color="000000" w:themeColor="text1" w:sz="8" w:space="0"/>
         </w:tcBorders>
       </w:tcPr>
     </w:tblStylePr>
@@ -5963,12 +5967,12 @@
       <w:tblStyleColBandSize w:val="1"/>
       <w:tblInd w:w="0" w:type="dxa"/>
       <w:tblBorders>
-        <w:top w:val="single" w:sz="8" w:space="0" w:color="4F81BD" w:themeColor="accent1"/>
-        <w:left w:val="single" w:sz="8" w:space="0" w:color="4F81BD" w:themeColor="accent1"/>
-        <w:bottom w:val="single" w:sz="8" w:space="0" w:color="4F81BD" w:themeColor="accent1"/>
-        <w:right w:val="single" w:sz="8" w:space="0" w:color="4F81BD" w:themeColor="accent1"/>
-        <w:insideH w:val="single" w:sz="8" w:space="0" w:color="4F81BD" w:themeColor="accent1"/>
-        <w:insideV w:val="single" w:sz="8" w:space="0" w:color="4F81BD" w:themeColor="accent1"/>
+        <w:top w:val="single" w:color="4F81BD" w:themeColor="accent1" w:sz="8" w:space="0"/>
+        <w:left w:val="single" w:color="4F81BD" w:themeColor="accent1" w:sz="8" w:space="0"/>
+        <w:bottom w:val="single" w:color="4F81BD" w:themeColor="accent1" w:sz="8" w:space="0"/>
+        <w:right w:val="single" w:color="4F81BD" w:themeColor="accent1" w:sz="8" w:space="0"/>
+        <w:insideH w:val="single" w:color="4F81BD" w:themeColor="accent1" w:sz="8" w:space="0"/>
+        <w:insideV w:val="single" w:color="4F81BD" w:themeColor="accent1" w:sz="8" w:space="0"/>
       </w:tblBorders>
       <w:tblCellMar>
         <w:top w:w="0" w:type="dxa"/>
@@ -5982,19 +5986,19 @@
         <w:spacing w:before="0" w:after="0" w:line="240" w:lineRule="auto"/>
       </w:pPr>
       <w:rPr>
-        <w:rFonts w:asciiTheme="majorHAnsi" w:eastAsiaTheme="majorEastAsia" w:hAnsiTheme="majorHAnsi" w:cstheme="majorBidi"/>
-        <w:b/>
-        <w:bCs/>
-      </w:rPr>
-      <w:tblPr/>
-      <w:tcPr>
-        <w:tcBorders>
-          <w:top w:val="single" w:sz="8" w:space="0" w:color="4F81BD" w:themeColor="accent1"/>
-          <w:left w:val="single" w:sz="8" w:space="0" w:color="4F81BD" w:themeColor="accent1"/>
-          <w:bottom w:val="single" w:sz="18" w:space="0" w:color="4F81BD" w:themeColor="accent1"/>
-          <w:right w:val="single" w:sz="8" w:space="0" w:color="4F81BD" w:themeColor="accent1"/>
-          <w:insideH w:val="nil"/>
-          <w:insideV w:val="single" w:sz="8" w:space="0" w:color="4F81BD" w:themeColor="accent1"/>
+        <w:rFonts w:asciiTheme="majorHAnsi" w:hAnsiTheme="majorHAnsi" w:eastAsiaTheme="majorEastAsia" w:cstheme="majorBidi"/>
+        <w:b/>
+        <w:bCs/>
+      </w:rPr>
+      <w:tblPr/>
+      <w:tcPr>
+        <w:tcBorders>
+          <w:top w:val="single" w:color="4F81BD" w:themeColor="accent1" w:sz="8" w:space="0"/>
+          <w:left w:val="single" w:color="4F81BD" w:themeColor="accent1" w:sz="8" w:space="0"/>
+          <w:bottom w:val="single" w:color="4F81BD" w:themeColor="accent1" w:sz="18" w:space="0"/>
+          <w:right w:val="single" w:color="4F81BD" w:themeColor="accent1" w:sz="8" w:space="0"/>
+          <w:insideH w:val="nil"/>
+          <w:insideV w:val="single" w:color="4F81BD" w:themeColor="accent1" w:sz="8" w:space="0"/>
         </w:tcBorders>
       </w:tcPr>
     </w:tblStylePr>
@@ -6003,42 +6007,42 @@
         <w:spacing w:before="0" w:after="0" w:line="240" w:lineRule="auto"/>
       </w:pPr>
       <w:rPr>
-        <w:rFonts w:asciiTheme="majorHAnsi" w:eastAsiaTheme="majorEastAsia" w:hAnsiTheme="majorHAnsi" w:cstheme="majorBidi"/>
-        <w:b/>
-        <w:bCs/>
-      </w:rPr>
-      <w:tblPr/>
-      <w:tcPr>
-        <w:tcBorders>
-          <w:top w:val="double" w:sz="6" w:space="0" w:color="4F81BD" w:themeColor="accent1"/>
-          <w:left w:val="single" w:sz="8" w:space="0" w:color="4F81BD" w:themeColor="accent1"/>
-          <w:bottom w:val="single" w:sz="8" w:space="0" w:color="4F81BD" w:themeColor="accent1"/>
-          <w:right w:val="single" w:sz="8" w:space="0" w:color="4F81BD" w:themeColor="accent1"/>
-          <w:insideH w:val="nil"/>
-          <w:insideV w:val="single" w:sz="8" w:space="0" w:color="4F81BD" w:themeColor="accent1"/>
+        <w:rFonts w:asciiTheme="majorHAnsi" w:hAnsiTheme="majorHAnsi" w:eastAsiaTheme="majorEastAsia" w:cstheme="majorBidi"/>
+        <w:b/>
+        <w:bCs/>
+      </w:rPr>
+      <w:tblPr/>
+      <w:tcPr>
+        <w:tcBorders>
+          <w:top w:val="double" w:color="4F81BD" w:themeColor="accent1" w:sz="6" w:space="0"/>
+          <w:left w:val="single" w:color="4F81BD" w:themeColor="accent1" w:sz="8" w:space="0"/>
+          <w:bottom w:val="single" w:color="4F81BD" w:themeColor="accent1" w:sz="8" w:space="0"/>
+          <w:right w:val="single" w:color="4F81BD" w:themeColor="accent1" w:sz="8" w:space="0"/>
+          <w:insideH w:val="nil"/>
+          <w:insideV w:val="single" w:color="4F81BD" w:themeColor="accent1" w:sz="8" w:space="0"/>
         </w:tcBorders>
       </w:tcPr>
     </w:tblStylePr>
     <w:tblStylePr w:type="firstCol">
       <w:rPr>
-        <w:rFonts w:asciiTheme="majorHAnsi" w:eastAsiaTheme="majorEastAsia" w:hAnsiTheme="majorHAnsi" w:cstheme="majorBidi"/>
+        <w:rFonts w:asciiTheme="majorHAnsi" w:hAnsiTheme="majorHAnsi" w:eastAsiaTheme="majorEastAsia" w:cstheme="majorBidi"/>
         <w:b/>
         <w:bCs/>
       </w:rPr>
     </w:tblStylePr>
     <w:tblStylePr w:type="lastCol">
       <w:rPr>
-        <w:rFonts w:asciiTheme="majorHAnsi" w:eastAsiaTheme="majorEastAsia" w:hAnsiTheme="majorHAnsi" w:cstheme="majorBidi"/>
-        <w:b/>
-        <w:bCs/>
-      </w:rPr>
-      <w:tblPr/>
-      <w:tcPr>
-        <w:tcBorders>
-          <w:top w:val="single" w:sz="8" w:space="0" w:color="4F81BD" w:themeColor="accent1"/>
-          <w:left w:val="single" w:sz="8" w:space="0" w:color="4F81BD" w:themeColor="accent1"/>
-          <w:bottom w:val="single" w:sz="8" w:space="0" w:color="4F81BD" w:themeColor="accent1"/>
-          <w:right w:val="single" w:sz="8" w:space="0" w:color="4F81BD" w:themeColor="accent1"/>
+        <w:rFonts w:asciiTheme="majorHAnsi" w:hAnsiTheme="majorHAnsi" w:eastAsiaTheme="majorEastAsia" w:cstheme="majorBidi"/>
+        <w:b/>
+        <w:bCs/>
+      </w:rPr>
+      <w:tblPr/>
+      <w:tcPr>
+        <w:tcBorders>
+          <w:top w:val="single" w:color="4F81BD" w:themeColor="accent1" w:sz="8" w:space="0"/>
+          <w:left w:val="single" w:color="4F81BD" w:themeColor="accent1" w:sz="8" w:space="0"/>
+          <w:bottom w:val="single" w:color="4F81BD" w:themeColor="accent1" w:sz="8" w:space="0"/>
+          <w:right w:val="single" w:color="4F81BD" w:themeColor="accent1" w:sz="8" w:space="0"/>
         </w:tcBorders>
       </w:tcPr>
     </w:tblStylePr>
@@ -6046,10 +6050,10 @@
       <w:tblPr/>
       <w:tcPr>
         <w:tcBorders>
-          <w:top w:val="single" w:sz="8" w:space="0" w:color="4F81BD" w:themeColor="accent1"/>
-          <w:left w:val="single" w:sz="8" w:space="0" w:color="4F81BD" w:themeColor="accent1"/>
-          <w:bottom w:val="single" w:sz="8" w:space="0" w:color="4F81BD" w:themeColor="accent1"/>
-          <w:right w:val="single" w:sz="8" w:space="0" w:color="4F81BD" w:themeColor="accent1"/>
+          <w:top w:val="single" w:color="4F81BD" w:themeColor="accent1" w:sz="8" w:space="0"/>
+          <w:left w:val="single" w:color="4F81BD" w:themeColor="accent1" w:sz="8" w:space="0"/>
+          <w:bottom w:val="single" w:color="4F81BD" w:themeColor="accent1" w:sz="8" w:space="0"/>
+          <w:right w:val="single" w:color="4F81BD" w:themeColor="accent1" w:sz="8" w:space="0"/>
         </w:tcBorders>
         <w:shd w:val="clear" w:color="auto" w:fill="D3DFEE" w:themeFill="accent1" w:themeFillTint="3F"/>
       </w:tcPr>
@@ -6058,11 +6062,11 @@
       <w:tblPr/>
       <w:tcPr>
         <w:tcBorders>
-          <w:top w:val="single" w:sz="8" w:space="0" w:color="4F81BD" w:themeColor="accent1"/>
-          <w:left w:val="single" w:sz="8" w:space="0" w:color="4F81BD" w:themeColor="accent1"/>
-          <w:bottom w:val="single" w:sz="8" w:space="0" w:color="4F81BD" w:themeColor="accent1"/>
-          <w:right w:val="single" w:sz="8" w:space="0" w:color="4F81BD" w:themeColor="accent1"/>
-          <w:insideV w:val="single" w:sz="8" w:space="0" w:color="4F81BD" w:themeColor="accent1"/>
+          <w:top w:val="single" w:color="4F81BD" w:themeColor="accent1" w:sz="8" w:space="0"/>
+          <w:left w:val="single" w:color="4F81BD" w:themeColor="accent1" w:sz="8" w:space="0"/>
+          <w:bottom w:val="single" w:color="4F81BD" w:themeColor="accent1" w:sz="8" w:space="0"/>
+          <w:right w:val="single" w:color="4F81BD" w:themeColor="accent1" w:sz="8" w:space="0"/>
+          <w:insideV w:val="single" w:color="4F81BD" w:themeColor="accent1" w:sz="8" w:space="0"/>
         </w:tcBorders>
         <w:shd w:val="clear" w:color="auto" w:fill="D3DFEE" w:themeFill="accent1" w:themeFillTint="3F"/>
       </w:tcPr>
@@ -6071,11 +6075,11 @@
       <w:tblPr/>
       <w:tcPr>
         <w:tcBorders>
-          <w:top w:val="single" w:sz="8" w:space="0" w:color="4F81BD" w:themeColor="accent1"/>
-          <w:left w:val="single" w:sz="8" w:space="0" w:color="4F81BD" w:themeColor="accent1"/>
-          <w:bottom w:val="single" w:sz="8" w:space="0" w:color="4F81BD" w:themeColor="accent1"/>
-          <w:right w:val="single" w:sz="8" w:space="0" w:color="4F81BD" w:themeColor="accent1"/>
-          <w:insideV w:val="single" w:sz="8" w:space="0" w:color="4F81BD" w:themeColor="accent1"/>
+          <w:top w:val="single" w:color="4F81BD" w:themeColor="accent1" w:sz="8" w:space="0"/>
+          <w:left w:val="single" w:color="4F81BD" w:themeColor="accent1" w:sz="8" w:space="0"/>
+          <w:bottom w:val="single" w:color="4F81BD" w:themeColor="accent1" w:sz="8" w:space="0"/>
+          <w:right w:val="single" w:color="4F81BD" w:themeColor="accent1" w:sz="8" w:space="0"/>
+          <w:insideV w:val="single" w:color="4F81BD" w:themeColor="accent1" w:sz="8" w:space="0"/>
         </w:tcBorders>
       </w:tcPr>
     </w:tblStylePr>
@@ -6093,12 +6097,12 @@
       <w:tblStyleColBandSize w:val="1"/>
       <w:tblInd w:w="0" w:type="dxa"/>
       <w:tblBorders>
-        <w:top w:val="single" w:sz="8" w:space="0" w:color="C0504D" w:themeColor="accent2"/>
-        <w:left w:val="single" w:sz="8" w:space="0" w:color="C0504D" w:themeColor="accent2"/>
-        <w:bottom w:val="single" w:sz="8" w:space="0" w:color="C0504D" w:themeColor="accent2"/>
-        <w:right w:val="single" w:sz="8" w:space="0" w:color="C0504D" w:themeColor="accent2"/>
-        <w:insideH w:val="single" w:sz="8" w:space="0" w:color="C0504D" w:themeColor="accent2"/>
-        <w:insideV w:val="single" w:sz="8" w:space="0" w:color="C0504D" w:themeColor="accent2"/>
+        <w:top w:val="single" w:color="C0504D" w:themeColor="accent2" w:sz="8" w:space="0"/>
+        <w:left w:val="single" w:color="C0504D" w:themeColor="accent2" w:sz="8" w:space="0"/>
+        <w:bottom w:val="single" w:color="C0504D" w:themeColor="accent2" w:sz="8" w:space="0"/>
+        <w:right w:val="single" w:color="C0504D" w:themeColor="accent2" w:sz="8" w:space="0"/>
+        <w:insideH w:val="single" w:color="C0504D" w:themeColor="accent2" w:sz="8" w:space="0"/>
+        <w:insideV w:val="single" w:color="C0504D" w:themeColor="accent2" w:sz="8" w:space="0"/>
       </w:tblBorders>
       <w:tblCellMar>
         <w:top w:w="0" w:type="dxa"/>
@@ -6112,19 +6116,19 @@
         <w:spacing w:before="0" w:after="0" w:line="240" w:lineRule="auto"/>
       </w:pPr>
       <w:rPr>
-        <w:rFonts w:asciiTheme="majorHAnsi" w:eastAsiaTheme="majorEastAsia" w:hAnsiTheme="majorHAnsi" w:cstheme="majorBidi"/>
-        <w:b/>
-        <w:bCs/>
-      </w:rPr>
-      <w:tblPr/>
-      <w:tcPr>
-        <w:tcBorders>
-          <w:top w:val="single" w:sz="8" w:space="0" w:color="C0504D" w:themeColor="accent2"/>
-          <w:left w:val="single" w:sz="8" w:space="0" w:color="C0504D" w:themeColor="accent2"/>
-          <w:bottom w:val="single" w:sz="18" w:space="0" w:color="C0504D" w:themeColor="accent2"/>
-          <w:right w:val="single" w:sz="8" w:space="0" w:color="C0504D" w:themeColor="accent2"/>
-          <w:insideH w:val="nil"/>
-          <w:insideV w:val="single" w:sz="8" w:space="0" w:color="C0504D" w:themeColor="accent2"/>
+        <w:rFonts w:asciiTheme="majorHAnsi" w:hAnsiTheme="majorHAnsi" w:eastAsiaTheme="majorEastAsia" w:cstheme="majorBidi"/>
+        <w:b/>
+        <w:bCs/>
+      </w:rPr>
+      <w:tblPr/>
+      <w:tcPr>
+        <w:tcBorders>
+          <w:top w:val="single" w:color="C0504D" w:themeColor="accent2" w:sz="8" w:space="0"/>
+          <w:left w:val="single" w:color="C0504D" w:themeColor="accent2" w:sz="8" w:space="0"/>
+          <w:bottom w:val="single" w:color="C0504D" w:themeColor="accent2" w:sz="18" w:space="0"/>
+          <w:right w:val="single" w:color="C0504D" w:themeColor="accent2" w:sz="8" w:space="0"/>
+          <w:insideH w:val="nil"/>
+          <w:insideV w:val="single" w:color="C0504D" w:themeColor="accent2" w:sz="8" w:space="0"/>
         </w:tcBorders>
       </w:tcPr>
     </w:tblStylePr>
@@ -6133,42 +6137,42 @@
         <w:spacing w:before="0" w:after="0" w:line="240" w:lineRule="auto"/>
       </w:pPr>
       <w:rPr>
-        <w:rFonts w:asciiTheme="majorHAnsi" w:eastAsiaTheme="majorEastAsia" w:hAnsiTheme="majorHAnsi" w:cstheme="majorBidi"/>
-        <w:b/>
-        <w:bCs/>
-      </w:rPr>
-      <w:tblPr/>
-      <w:tcPr>
-        <w:tcBorders>
-          <w:top w:val="double" w:sz="6" w:space="0" w:color="C0504D" w:themeColor="accent2"/>
-          <w:left w:val="single" w:sz="8" w:space="0" w:color="C0504D" w:themeColor="accent2"/>
-          <w:bottom w:val="single" w:sz="8" w:space="0" w:color="C0504D" w:themeColor="accent2"/>
-          <w:right w:val="single" w:sz="8" w:space="0" w:color="C0504D" w:themeColor="accent2"/>
-          <w:insideH w:val="nil"/>
-          <w:insideV w:val="single" w:sz="8" w:space="0" w:color="C0504D" w:themeColor="accent2"/>
+        <w:rFonts w:asciiTheme="majorHAnsi" w:hAnsiTheme="majorHAnsi" w:eastAsiaTheme="majorEastAsia" w:cstheme="majorBidi"/>
+        <w:b/>
+        <w:bCs/>
+      </w:rPr>
+      <w:tblPr/>
+      <w:tcPr>
+        <w:tcBorders>
+          <w:top w:val="double" w:color="C0504D" w:themeColor="accent2" w:sz="6" w:space="0"/>
+          <w:left w:val="single" w:color="C0504D" w:themeColor="accent2" w:sz="8" w:space="0"/>
+          <w:bottom w:val="single" w:color="C0504D" w:themeColor="accent2" w:sz="8" w:space="0"/>
+          <w:right w:val="single" w:color="C0504D" w:themeColor="accent2" w:sz="8" w:space="0"/>
+          <w:insideH w:val="nil"/>
+          <w:insideV w:val="single" w:color="C0504D" w:themeColor="accent2" w:sz="8" w:space="0"/>
         </w:tcBorders>
       </w:tcPr>
     </w:tblStylePr>
     <w:tblStylePr w:type="firstCol">
       <w:rPr>
-        <w:rFonts w:asciiTheme="majorHAnsi" w:eastAsiaTheme="majorEastAsia" w:hAnsiTheme="majorHAnsi" w:cstheme="majorBidi"/>
+        <w:rFonts w:asciiTheme="majorHAnsi" w:hAnsiTheme="majorHAnsi" w:eastAsiaTheme="majorEastAsia" w:cstheme="majorBidi"/>
         <w:b/>
         <w:bCs/>
       </w:rPr>
     </w:tblStylePr>
     <w:tblStylePr w:type="lastCol">
       <w:rPr>
-        <w:rFonts w:asciiTheme="majorHAnsi" w:eastAsiaTheme="majorEastAsia" w:hAnsiTheme="majorHAnsi" w:cstheme="majorBidi"/>
-        <w:b/>
-        <w:bCs/>
-      </w:rPr>
-      <w:tblPr/>
-      <w:tcPr>
-        <w:tcBorders>
-          <w:top w:val="single" w:sz="8" w:space="0" w:color="C0504D" w:themeColor="accent2"/>
-          <w:left w:val="single" w:sz="8" w:space="0" w:color="C0504D" w:themeColor="accent2"/>
-          <w:bottom w:val="single" w:sz="8" w:space="0" w:color="C0504D" w:themeColor="accent2"/>
-          <w:right w:val="single" w:sz="8" w:space="0" w:color="C0504D" w:themeColor="accent2"/>
+        <w:rFonts w:asciiTheme="majorHAnsi" w:hAnsiTheme="majorHAnsi" w:eastAsiaTheme="majorEastAsia" w:cstheme="majorBidi"/>
+        <w:b/>
+        <w:bCs/>
+      </w:rPr>
+      <w:tblPr/>
+      <w:tcPr>
+        <w:tcBorders>
+          <w:top w:val="single" w:color="C0504D" w:themeColor="accent2" w:sz="8" w:space="0"/>
+          <w:left w:val="single" w:color="C0504D" w:themeColor="accent2" w:sz="8" w:space="0"/>
+          <w:bottom w:val="single" w:color="C0504D" w:themeColor="accent2" w:sz="8" w:space="0"/>
+          <w:right w:val="single" w:color="C0504D" w:themeColor="accent2" w:sz="8" w:space="0"/>
         </w:tcBorders>
       </w:tcPr>
     </w:tblStylePr>
@@ -6176,10 +6180,10 @@
       <w:tblPr/>
       <w:tcPr>
         <w:tcBorders>
-          <w:top w:val="single" w:sz="8" w:space="0" w:color="C0504D" w:themeColor="accent2"/>
-          <w:left w:val="single" w:sz="8" w:space="0" w:color="C0504D" w:themeColor="accent2"/>
-          <w:bottom w:val="single" w:sz="8" w:space="0" w:color="C0504D" w:themeColor="accent2"/>
-          <w:right w:val="single" w:sz="8" w:space="0" w:color="C0504D" w:themeColor="accent2"/>
+          <w:top w:val="single" w:color="C0504D" w:themeColor="accent2" w:sz="8" w:space="0"/>
+          <w:left w:val="single" w:color="C0504D" w:themeColor="accent2" w:sz="8" w:space="0"/>
+          <w:bottom w:val="single" w:color="C0504D" w:themeColor="accent2" w:sz="8" w:space="0"/>
+          <w:right w:val="single" w:color="C0504D" w:themeColor="accent2" w:sz="8" w:space="0"/>
         </w:tcBorders>
         <w:shd w:val="clear" w:color="auto" w:fill="EFD3D2" w:themeFill="accent2" w:themeFillTint="3F"/>
       </w:tcPr>
@@ -6188,11 +6192,11 @@
       <w:tblPr/>
       <w:tcPr>
         <w:tcBorders>
-          <w:top w:val="single" w:sz="8" w:space="0" w:color="C0504D" w:themeColor="accent2"/>
-          <w:left w:val="single" w:sz="8" w:space="0" w:color="C0504D" w:themeColor="accent2"/>
-          <w:bottom w:val="single" w:sz="8" w:space="0" w:color="C0504D" w:themeColor="accent2"/>
-          <w:right w:val="single" w:sz="8" w:space="0" w:color="C0504D" w:themeColor="accent2"/>
-          <w:insideV w:val="single" w:sz="8" w:space="0" w:color="C0504D" w:themeColor="accent2"/>
+          <w:top w:val="single" w:color="C0504D" w:themeColor="accent2" w:sz="8" w:space="0"/>
+          <w:left w:val="single" w:color="C0504D" w:themeColor="accent2" w:sz="8" w:space="0"/>
+          <w:bottom w:val="single" w:color="C0504D" w:themeColor="accent2" w:sz="8" w:space="0"/>
+          <w:right w:val="single" w:color="C0504D" w:themeColor="accent2" w:sz="8" w:space="0"/>
+          <w:insideV w:val="single" w:color="C0504D" w:themeColor="accent2" w:sz="8" w:space="0"/>
         </w:tcBorders>
         <w:shd w:val="clear" w:color="auto" w:fill="EFD3D2" w:themeFill="accent2" w:themeFillTint="3F"/>
       </w:tcPr>
@@ -6201,11 +6205,11 @@
       <w:tblPr/>
       <w:tcPr>
         <w:tcBorders>
-          <w:top w:val="single" w:sz="8" w:space="0" w:color="C0504D" w:themeColor="accent2"/>
-          <w:left w:val="single" w:sz="8" w:space="0" w:color="C0504D" w:themeColor="accent2"/>
-          <w:bottom w:val="single" w:sz="8" w:space="0" w:color="C0504D" w:themeColor="accent2"/>
-          <w:right w:val="single" w:sz="8" w:space="0" w:color="C0504D" w:themeColor="accent2"/>
-          <w:insideV w:val="single" w:sz="8" w:space="0" w:color="C0504D" w:themeColor="accent2"/>
+          <w:top w:val="single" w:color="C0504D" w:themeColor="accent2" w:sz="8" w:space="0"/>
+          <w:left w:val="single" w:color="C0504D" w:themeColor="accent2" w:sz="8" w:space="0"/>
+          <w:bottom w:val="single" w:color="C0504D" w:themeColor="accent2" w:sz="8" w:space="0"/>
+          <w:right w:val="single" w:color="C0504D" w:themeColor="accent2" w:sz="8" w:space="0"/>
+          <w:insideV w:val="single" w:color="C0504D" w:themeColor="accent2" w:sz="8" w:space="0"/>
         </w:tcBorders>
       </w:tcPr>
     </w:tblStylePr>
@@ -6223,12 +6227,12 @@
       <w:tblStyleColBandSize w:val="1"/>
       <w:tblInd w:w="0" w:type="dxa"/>
       <w:tblBorders>
-        <w:top w:val="single" w:sz="8" w:space="0" w:color="9BBB59" w:themeColor="accent3"/>
-        <w:left w:val="single" w:sz="8" w:space="0" w:color="9BBB59" w:themeColor="accent3"/>
-        <w:bottom w:val="single" w:sz="8" w:space="0" w:color="9BBB59" w:themeColor="accent3"/>
-        <w:right w:val="single" w:sz="8" w:space="0" w:color="9BBB59" w:themeColor="accent3"/>
-        <w:insideH w:val="single" w:sz="8" w:space="0" w:color="9BBB59" w:themeColor="accent3"/>
-        <w:insideV w:val="single" w:sz="8" w:space="0" w:color="9BBB59" w:themeColor="accent3"/>
+        <w:top w:val="single" w:color="9BBB59" w:themeColor="accent3" w:sz="8" w:space="0"/>
+        <w:left w:val="single" w:color="9BBB59" w:themeColor="accent3" w:sz="8" w:space="0"/>
+        <w:bottom w:val="single" w:color="9BBB59" w:themeColor="accent3" w:sz="8" w:space="0"/>
+        <w:right w:val="single" w:color="9BBB59" w:themeColor="accent3" w:sz="8" w:space="0"/>
+        <w:insideH w:val="single" w:color="9BBB59" w:themeColor="accent3" w:sz="8" w:space="0"/>
+        <w:insideV w:val="single" w:color="9BBB59" w:themeColor="accent3" w:sz="8" w:space="0"/>
       </w:tblBorders>
       <w:tblCellMar>
         <w:top w:w="0" w:type="dxa"/>
@@ -6242,19 +6246,19 @@
         <w:spacing w:before="0" w:after="0" w:line="240" w:lineRule="auto"/>
       </w:pPr>
       <w:rPr>
-        <w:rFonts w:asciiTheme="majorHAnsi" w:eastAsiaTheme="majorEastAsia" w:hAnsiTheme="majorHAnsi" w:cstheme="majorBidi"/>
-        <w:b/>
-        <w:bCs/>
-      </w:rPr>
-      <w:tblPr/>
-      <w:tcPr>
-        <w:tcBorders>
-          <w:top w:val="single" w:sz="8" w:space="0" w:color="9BBB59" w:themeColor="accent3"/>
-          <w:left w:val="single" w:sz="8" w:space="0" w:color="9BBB59" w:themeColor="accent3"/>
-          <w:bottom w:val="single" w:sz="18" w:space="0" w:color="9BBB59" w:themeColor="accent3"/>
-          <w:right w:val="single" w:sz="8" w:space="0" w:color="9BBB59" w:themeColor="accent3"/>
-          <w:insideH w:val="nil"/>
-          <w:insideV w:val="single" w:sz="8" w:space="0" w:color="9BBB59" w:themeColor="accent3"/>
+        <w:rFonts w:asciiTheme="majorHAnsi" w:hAnsiTheme="majorHAnsi" w:eastAsiaTheme="majorEastAsia" w:cstheme="majorBidi"/>
+        <w:b/>
+        <w:bCs/>
+      </w:rPr>
+      <w:tblPr/>
+      <w:tcPr>
+        <w:tcBorders>
+          <w:top w:val="single" w:color="9BBB59" w:themeColor="accent3" w:sz="8" w:space="0"/>
+          <w:left w:val="single" w:color="9BBB59" w:themeColor="accent3" w:sz="8" w:space="0"/>
+          <w:bottom w:val="single" w:color="9BBB59" w:themeColor="accent3" w:sz="18" w:space="0"/>
+          <w:right w:val="single" w:color="9BBB59" w:themeColor="accent3" w:sz="8" w:space="0"/>
+          <w:insideH w:val="nil"/>
+          <w:insideV w:val="single" w:color="9BBB59" w:themeColor="accent3" w:sz="8" w:space="0"/>
         </w:tcBorders>
       </w:tcPr>
     </w:tblStylePr>
@@ -6263,42 +6267,42 @@
         <w:spacing w:before="0" w:after="0" w:line="240" w:lineRule="auto"/>
       </w:pPr>
       <w:rPr>
-        <w:rFonts w:asciiTheme="majorHAnsi" w:eastAsiaTheme="majorEastAsia" w:hAnsiTheme="majorHAnsi" w:cstheme="majorBidi"/>
-        <w:b/>
-        <w:bCs/>
-      </w:rPr>
-      <w:tblPr/>
-      <w:tcPr>
-        <w:tcBorders>
-          <w:top w:val="double" w:sz="6" w:space="0" w:color="9BBB59" w:themeColor="accent3"/>
-          <w:left w:val="single" w:sz="8" w:space="0" w:color="9BBB59" w:themeColor="accent3"/>
-          <w:bottom w:val="single" w:sz="8" w:space="0" w:color="9BBB59" w:themeColor="accent3"/>
-          <w:right w:val="single" w:sz="8" w:space="0" w:color="9BBB59" w:themeColor="accent3"/>
-          <w:insideH w:val="nil"/>
-          <w:insideV w:val="single" w:sz="8" w:space="0" w:color="9BBB59" w:themeColor="accent3"/>
+        <w:rFonts w:asciiTheme="majorHAnsi" w:hAnsiTheme="majorHAnsi" w:eastAsiaTheme="majorEastAsia" w:cstheme="majorBidi"/>
+        <w:b/>
+        <w:bCs/>
+      </w:rPr>
+      <w:tblPr/>
+      <w:tcPr>
+        <w:tcBorders>
+          <w:top w:val="double" w:color="9BBB59" w:themeColor="accent3" w:sz="6" w:space="0"/>
+          <w:left w:val="single" w:color="9BBB59" w:themeColor="accent3" w:sz="8" w:space="0"/>
+          <w:bottom w:val="single" w:color="9BBB59" w:themeColor="accent3" w:sz="8" w:space="0"/>
+          <w:right w:val="single" w:color="9BBB59" w:themeColor="accent3" w:sz="8" w:space="0"/>
+          <w:insideH w:val="nil"/>
+          <w:insideV w:val="single" w:color="9BBB59" w:themeColor="accent3" w:sz="8" w:space="0"/>
         </w:tcBorders>
       </w:tcPr>
     </w:tblStylePr>
     <w:tblStylePr w:type="firstCol">
       <w:rPr>
-        <w:rFonts w:asciiTheme="majorHAnsi" w:eastAsiaTheme="majorEastAsia" w:hAnsiTheme="majorHAnsi" w:cstheme="majorBidi"/>
+        <w:rFonts w:asciiTheme="majorHAnsi" w:hAnsiTheme="majorHAnsi" w:eastAsiaTheme="majorEastAsia" w:cstheme="majorBidi"/>
         <w:b/>
         <w:bCs/>
       </w:rPr>
     </w:tblStylePr>
     <w:tblStylePr w:type="lastCol">
       <w:rPr>
-        <w:rFonts w:asciiTheme="majorHAnsi" w:eastAsiaTheme="majorEastAsia" w:hAnsiTheme="majorHAnsi" w:cstheme="majorBidi"/>
-        <w:b/>
-        <w:bCs/>
-      </w:rPr>
-      <w:tblPr/>
-      <w:tcPr>
-        <w:tcBorders>
-          <w:top w:val="single" w:sz="8" w:space="0" w:color="9BBB59" w:themeColor="accent3"/>
-          <w:left w:val="single" w:sz="8" w:space="0" w:color="9BBB59" w:themeColor="accent3"/>
-          <w:bottom w:val="single" w:sz="8" w:space="0" w:color="9BBB59" w:themeColor="accent3"/>
-          <w:right w:val="single" w:sz="8" w:space="0" w:color="9BBB59" w:themeColor="accent3"/>
+        <w:rFonts w:asciiTheme="majorHAnsi" w:hAnsiTheme="majorHAnsi" w:eastAsiaTheme="majorEastAsia" w:cstheme="majorBidi"/>
+        <w:b/>
+        <w:bCs/>
+      </w:rPr>
+      <w:tblPr/>
+      <w:tcPr>
+        <w:tcBorders>
+          <w:top w:val="single" w:color="9BBB59" w:themeColor="accent3" w:sz="8" w:space="0"/>
+          <w:left w:val="single" w:color="9BBB59" w:themeColor="accent3" w:sz="8" w:space="0"/>
+          <w:bottom w:val="single" w:color="9BBB59" w:themeColor="accent3" w:sz="8" w:space="0"/>
+          <w:right w:val="single" w:color="9BBB59" w:themeColor="accent3" w:sz="8" w:space="0"/>
         </w:tcBorders>
       </w:tcPr>
     </w:tblStylePr>
@@ -6306,10 +6310,10 @@
       <w:tblPr/>
       <w:tcPr>
         <w:tcBorders>
-          <w:top w:val="single" w:sz="8" w:space="0" w:color="9BBB59" w:themeColor="accent3"/>
-          <w:left w:val="single" w:sz="8" w:space="0" w:color="9BBB59" w:themeColor="accent3"/>
-          <w:bottom w:val="single" w:sz="8" w:space="0" w:color="9BBB59" w:themeColor="accent3"/>
-          <w:right w:val="single" w:sz="8" w:space="0" w:color="9BBB59" w:themeColor="accent3"/>
+          <w:top w:val="single" w:color="9BBB59" w:themeColor="accent3" w:sz="8" w:space="0"/>
+          <w:left w:val="single" w:color="9BBB59" w:themeColor="accent3" w:sz="8" w:space="0"/>
+          <w:bottom w:val="single" w:color="9BBB59" w:themeColor="accent3" w:sz="8" w:space="0"/>
+          <w:right w:val="single" w:color="9BBB59" w:themeColor="accent3" w:sz="8" w:space="0"/>
         </w:tcBorders>
         <w:shd w:val="clear" w:color="auto" w:fill="E6EED5" w:themeFill="accent3" w:themeFillTint="3F"/>
       </w:tcPr>
@@ -6318,11 +6322,11 @@
       <w:tblPr/>
       <w:tcPr>
         <w:tcBorders>
-          <w:top w:val="single" w:sz="8" w:space="0" w:color="9BBB59" w:themeColor="accent3"/>
-          <w:left w:val="single" w:sz="8" w:space="0" w:color="9BBB59" w:themeColor="accent3"/>
-          <w:bottom w:val="single" w:sz="8" w:space="0" w:color="9BBB59" w:themeColor="accent3"/>
-          <w:right w:val="single" w:sz="8" w:space="0" w:color="9BBB59" w:themeColor="accent3"/>
-          <w:insideV w:val="single" w:sz="8" w:space="0" w:color="9BBB59" w:themeColor="accent3"/>
+          <w:top w:val="single" w:color="9BBB59" w:themeColor="accent3" w:sz="8" w:space="0"/>
+          <w:left w:val="single" w:color="9BBB59" w:themeColor="accent3" w:sz="8" w:space="0"/>
+          <w:bottom w:val="single" w:color="9BBB59" w:themeColor="accent3" w:sz="8" w:space="0"/>
+          <w:right w:val="single" w:color="9BBB59" w:themeColor="accent3" w:sz="8" w:space="0"/>
+          <w:insideV w:val="single" w:color="9BBB59" w:themeColor="accent3" w:sz="8" w:space="0"/>
         </w:tcBorders>
         <w:shd w:val="clear" w:color="auto" w:fill="E6EED5" w:themeFill="accent3" w:themeFillTint="3F"/>
       </w:tcPr>
@@ -6331,11 +6335,11 @@
       <w:tblPr/>
       <w:tcPr>
         <w:tcBorders>
-          <w:top w:val="single" w:sz="8" w:space="0" w:color="9BBB59" w:themeColor="accent3"/>
-          <w:left w:val="single" w:sz="8" w:space="0" w:color="9BBB59" w:themeColor="accent3"/>
-          <w:bottom w:val="single" w:sz="8" w:space="0" w:color="9BBB59" w:themeColor="accent3"/>
-          <w:right w:val="single" w:sz="8" w:space="0" w:color="9BBB59" w:themeColor="accent3"/>
-          <w:insideV w:val="single" w:sz="8" w:space="0" w:color="9BBB59" w:themeColor="accent3"/>
+          <w:top w:val="single" w:color="9BBB59" w:themeColor="accent3" w:sz="8" w:space="0"/>
+          <w:left w:val="single" w:color="9BBB59" w:themeColor="accent3" w:sz="8" w:space="0"/>
+          <w:bottom w:val="single" w:color="9BBB59" w:themeColor="accent3" w:sz="8" w:space="0"/>
+          <w:right w:val="single" w:color="9BBB59" w:themeColor="accent3" w:sz="8" w:space="0"/>
+          <w:insideV w:val="single" w:color="9BBB59" w:themeColor="accent3" w:sz="8" w:space="0"/>
         </w:tcBorders>
       </w:tcPr>
     </w:tblStylePr>
@@ -6353,12 +6357,12 @@
       <w:tblStyleColBandSize w:val="1"/>
       <w:tblInd w:w="0" w:type="dxa"/>
       <w:tblBorders>
-        <w:top w:val="single" w:sz="8" w:space="0" w:color="8064A2" w:themeColor="accent4"/>
-        <w:left w:val="single" w:sz="8" w:space="0" w:color="8064A2" w:themeColor="accent4"/>
-        <w:bottom w:val="single" w:sz="8" w:space="0" w:color="8064A2" w:themeColor="accent4"/>
-        <w:right w:val="single" w:sz="8" w:space="0" w:color="8064A2" w:themeColor="accent4"/>
-        <w:insideH w:val="single" w:sz="8" w:space="0" w:color="8064A2" w:themeColor="accent4"/>
-        <w:insideV w:val="single" w:sz="8" w:space="0" w:color="8064A2" w:themeColor="accent4"/>
+        <w:top w:val="single" w:color="8064A2" w:themeColor="accent4" w:sz="8" w:space="0"/>
+        <w:left w:val="single" w:color="8064A2" w:themeColor="accent4" w:sz="8" w:space="0"/>
+        <w:bottom w:val="single" w:color="8064A2" w:themeColor="accent4" w:sz="8" w:space="0"/>
+        <w:right w:val="single" w:color="8064A2" w:themeColor="accent4" w:sz="8" w:space="0"/>
+        <w:insideH w:val="single" w:color="8064A2" w:themeColor="accent4" w:sz="8" w:space="0"/>
+        <w:insideV w:val="single" w:color="8064A2" w:themeColor="accent4" w:sz="8" w:space="0"/>
       </w:tblBorders>
       <w:tblCellMar>
         <w:top w:w="0" w:type="dxa"/>
@@ -6372,19 +6376,19 @@
         <w:spacing w:before="0" w:after="0" w:line="240" w:lineRule="auto"/>
       </w:pPr>
       <w:rPr>
-        <w:rFonts w:asciiTheme="majorHAnsi" w:eastAsiaTheme="majorEastAsia" w:hAnsiTheme="majorHAnsi" w:cstheme="majorBidi"/>
-        <w:b/>
-        <w:bCs/>
-      </w:rPr>
-      <w:tblPr/>
-      <w:tcPr>
-        <w:tcBorders>
-          <w:top w:val="single" w:sz="8" w:space="0" w:color="8064A2" w:themeColor="accent4"/>
-          <w:left w:val="single" w:sz="8" w:space="0" w:color="8064A2" w:themeColor="accent4"/>
-          <w:bottom w:val="single" w:sz="18" w:space="0" w:color="8064A2" w:themeColor="accent4"/>
-          <w:right w:val="single" w:sz="8" w:space="0" w:color="8064A2" w:themeColor="accent4"/>
-          <w:insideH w:val="nil"/>
-          <w:insideV w:val="single" w:sz="8" w:space="0" w:color="8064A2" w:themeColor="accent4"/>
+        <w:rFonts w:asciiTheme="majorHAnsi" w:hAnsiTheme="majorHAnsi" w:eastAsiaTheme="majorEastAsia" w:cstheme="majorBidi"/>
+        <w:b/>
+        <w:bCs/>
+      </w:rPr>
+      <w:tblPr/>
+      <w:tcPr>
+        <w:tcBorders>
+          <w:top w:val="single" w:color="8064A2" w:themeColor="accent4" w:sz="8" w:space="0"/>
+          <w:left w:val="single" w:color="8064A2" w:themeColor="accent4" w:sz="8" w:space="0"/>
+          <w:bottom w:val="single" w:color="8064A2" w:themeColor="accent4" w:sz="18" w:space="0"/>
+          <w:right w:val="single" w:color="8064A2" w:themeColor="accent4" w:sz="8" w:space="0"/>
+          <w:insideH w:val="nil"/>
+          <w:insideV w:val="single" w:color="8064A2" w:themeColor="accent4" w:sz="8" w:space="0"/>
         </w:tcBorders>
       </w:tcPr>
     </w:tblStylePr>
@@ -6393,42 +6397,42 @@
         <w:spacing w:before="0" w:after="0" w:line="240" w:lineRule="auto"/>
       </w:pPr>
       <w:rPr>
-        <w:rFonts w:asciiTheme="majorHAnsi" w:eastAsiaTheme="majorEastAsia" w:hAnsiTheme="majorHAnsi" w:cstheme="majorBidi"/>
-        <w:b/>
-        <w:bCs/>
-      </w:rPr>
-      <w:tblPr/>
-      <w:tcPr>
-        <w:tcBorders>
-          <w:top w:val="double" w:sz="6" w:space="0" w:color="8064A2" w:themeColor="accent4"/>
-          <w:left w:val="single" w:sz="8" w:space="0" w:color="8064A2" w:themeColor="accent4"/>
-          <w:bottom w:val="single" w:sz="8" w:space="0" w:color="8064A2" w:themeColor="accent4"/>
-          <w:right w:val="single" w:sz="8" w:space="0" w:color="8064A2" w:themeColor="accent4"/>
-          <w:insideH w:val="nil"/>
-          <w:insideV w:val="single" w:sz="8" w:space="0" w:color="8064A2" w:themeColor="accent4"/>
+        <w:rFonts w:asciiTheme="majorHAnsi" w:hAnsiTheme="majorHAnsi" w:eastAsiaTheme="majorEastAsia" w:cstheme="majorBidi"/>
+        <w:b/>
+        <w:bCs/>
+      </w:rPr>
+      <w:tblPr/>
+      <w:tcPr>
+        <w:tcBorders>
+          <w:top w:val="double" w:color="8064A2" w:themeColor="accent4" w:sz="6" w:space="0"/>
+          <w:left w:val="single" w:color="8064A2" w:themeColor="accent4" w:sz="8" w:space="0"/>
+          <w:bottom w:val="single" w:color="8064A2" w:themeColor="accent4" w:sz="8" w:space="0"/>
+          <w:right w:val="single" w:color="8064A2" w:themeColor="accent4" w:sz="8" w:space="0"/>
+          <w:insideH w:val="nil"/>
+          <w:insideV w:val="single" w:color="8064A2" w:themeColor="accent4" w:sz="8" w:space="0"/>
         </w:tcBorders>
       </w:tcPr>
     </w:tblStylePr>
     <w:tblStylePr w:type="firstCol">
       <w:rPr>
-        <w:rFonts w:asciiTheme="majorHAnsi" w:eastAsiaTheme="majorEastAsia" w:hAnsiTheme="majorHAnsi" w:cstheme="majorBidi"/>
+        <w:rFonts w:asciiTheme="majorHAnsi" w:hAnsiTheme="majorHAnsi" w:eastAsiaTheme="majorEastAsia" w:cstheme="majorBidi"/>
         <w:b/>
         <w:bCs/>
       </w:rPr>
     </w:tblStylePr>
     <w:tblStylePr w:type="lastCol">
       <w:rPr>
-        <w:rFonts w:asciiTheme="majorHAnsi" w:eastAsiaTheme="majorEastAsia" w:hAnsiTheme="majorHAnsi" w:cstheme="majorBidi"/>
-        <w:b/>
-        <w:bCs/>
-      </w:rPr>
-      <w:tblPr/>
-      <w:tcPr>
-        <w:tcBorders>
-          <w:top w:val="single" w:sz="8" w:space="0" w:color="8064A2" w:themeColor="accent4"/>
-          <w:left w:val="single" w:sz="8" w:space="0" w:color="8064A2" w:themeColor="accent4"/>
-          <w:bottom w:val="single" w:sz="8" w:space="0" w:color="8064A2" w:themeColor="accent4"/>
-          <w:right w:val="single" w:sz="8" w:space="0" w:color="8064A2" w:themeColor="accent4"/>
+        <w:rFonts w:asciiTheme="majorHAnsi" w:hAnsiTheme="majorHAnsi" w:eastAsiaTheme="majorEastAsia" w:cstheme="majorBidi"/>
+        <w:b/>
+        <w:bCs/>
+      </w:rPr>
+      <w:tblPr/>
+      <w:tcPr>
+        <w:tcBorders>
+          <w:top w:val="single" w:color="8064A2" w:themeColor="accent4" w:sz="8" w:space="0"/>
+          <w:left w:val="single" w:color="8064A2" w:themeColor="accent4" w:sz="8" w:space="0"/>
+          <w:bottom w:val="single" w:color="8064A2" w:themeColor="accent4" w:sz="8" w:space="0"/>
+          <w:right w:val="single" w:color="8064A2" w:themeColor="accent4" w:sz="8" w:space="0"/>
         </w:tcBorders>
       </w:tcPr>
     </w:tblStylePr>
@@ -6436,10 +6440,10 @@
       <w:tblPr/>
       <w:tcPr>
         <w:tcBorders>
-          <w:top w:val="single" w:sz="8" w:space="0" w:color="8064A2" w:themeColor="accent4"/>
-          <w:left w:val="single" w:sz="8" w:space="0" w:color="8064A2" w:themeColor="accent4"/>
-          <w:bottom w:val="single" w:sz="8" w:space="0" w:color="8064A2" w:themeColor="accent4"/>
-          <w:right w:val="single" w:sz="8" w:space="0" w:color="8064A2" w:themeColor="accent4"/>
+          <w:top w:val="single" w:color="8064A2" w:themeColor="accent4" w:sz="8" w:space="0"/>
+          <w:left w:val="single" w:color="8064A2" w:themeColor="accent4" w:sz="8" w:space="0"/>
+          <w:bottom w:val="single" w:color="8064A2" w:themeColor="accent4" w:sz="8" w:space="0"/>
+          <w:right w:val="single" w:color="8064A2" w:themeColor="accent4" w:sz="8" w:space="0"/>
         </w:tcBorders>
         <w:shd w:val="clear" w:color="auto" w:fill="DFD8E8" w:themeFill="accent4" w:themeFillTint="3F"/>
       </w:tcPr>
@@ -6448,11 +6452,11 @@
       <w:tblPr/>
       <w:tcPr>
         <w:tcBorders>
-          <w:top w:val="single" w:sz="8" w:space="0" w:color="8064A2" w:themeColor="accent4"/>
-          <w:left w:val="single" w:sz="8" w:space="0" w:color="8064A2" w:themeColor="accent4"/>
-          <w:bottom w:val="single" w:sz="8" w:space="0" w:color="8064A2" w:themeColor="accent4"/>
-          <w:right w:val="single" w:sz="8" w:space="0" w:color="8064A2" w:themeColor="accent4"/>
-          <w:insideV w:val="single" w:sz="8" w:space="0" w:color="8064A2" w:themeColor="accent4"/>
+          <w:top w:val="single" w:color="8064A2" w:themeColor="accent4" w:sz="8" w:space="0"/>
+          <w:left w:val="single" w:color="8064A2" w:themeColor="accent4" w:sz="8" w:space="0"/>
+          <w:bottom w:val="single" w:color="8064A2" w:themeColor="accent4" w:sz="8" w:space="0"/>
+          <w:right w:val="single" w:color="8064A2" w:themeColor="accent4" w:sz="8" w:space="0"/>
+          <w:insideV w:val="single" w:color="8064A2" w:themeColor="accent4" w:sz="8" w:space="0"/>
         </w:tcBorders>
         <w:shd w:val="clear" w:color="auto" w:fill="DFD8E8" w:themeFill="accent4" w:themeFillTint="3F"/>
       </w:tcPr>
@@ -6461,11 +6465,11 @@
       <w:tblPr/>
       <w:tcPr>
         <w:tcBorders>
-          <w:top w:val="single" w:sz="8" w:space="0" w:color="8064A2" w:themeColor="accent4"/>
-          <w:left w:val="single" w:sz="8" w:space="0" w:color="8064A2" w:themeColor="accent4"/>
-          <w:bottom w:val="single" w:sz="8" w:space="0" w:color="8064A2" w:themeColor="accent4"/>
-          <w:right w:val="single" w:sz="8" w:space="0" w:color="8064A2" w:themeColor="accent4"/>
-          <w:insideV w:val="single" w:sz="8" w:space="0" w:color="8064A2" w:themeColor="accent4"/>
+          <w:top w:val="single" w:color="8064A2" w:themeColor="accent4" w:sz="8" w:space="0"/>
+          <w:left w:val="single" w:color="8064A2" w:themeColor="accent4" w:sz="8" w:space="0"/>
+          <w:bottom w:val="single" w:color="8064A2" w:themeColor="accent4" w:sz="8" w:space="0"/>
+          <w:right w:val="single" w:color="8064A2" w:themeColor="accent4" w:sz="8" w:space="0"/>
+          <w:insideV w:val="single" w:color="8064A2" w:themeColor="accent4" w:sz="8" w:space="0"/>
         </w:tcBorders>
       </w:tcPr>
     </w:tblStylePr>
@@ -6483,12 +6487,12 @@
       <w:tblStyleColBandSize w:val="1"/>
       <w:tblInd w:w="0" w:type="dxa"/>
       <w:tblBorders>
-        <w:top w:val="single" w:sz="8" w:space="0" w:color="4BACC6" w:themeColor="accent5"/>
-        <w:left w:val="single" w:sz="8" w:space="0" w:color="4BACC6" w:themeColor="accent5"/>
-        <w:bottom w:val="single" w:sz="8" w:space="0" w:color="4BACC6" w:themeColor="accent5"/>
-        <w:right w:val="single" w:sz="8" w:space="0" w:color="4BACC6" w:themeColor="accent5"/>
-        <w:insideH w:val="single" w:sz="8" w:space="0" w:color="4BACC6" w:themeColor="accent5"/>
-        <w:insideV w:val="single" w:sz="8" w:space="0" w:color="4BACC6" w:themeColor="accent5"/>
+        <w:top w:val="single" w:color="4BACC6" w:themeColor="accent5" w:sz="8" w:space="0"/>
+        <w:left w:val="single" w:color="4BACC6" w:themeColor="accent5" w:sz="8" w:space="0"/>
+        <w:bottom w:val="single" w:color="4BACC6" w:themeColor="accent5" w:sz="8" w:space="0"/>
+        <w:right w:val="single" w:color="4BACC6" w:themeColor="accent5" w:sz="8" w:space="0"/>
+        <w:insideH w:val="single" w:color="4BACC6" w:themeColor="accent5" w:sz="8" w:space="0"/>
+        <w:insideV w:val="single" w:color="4BACC6" w:themeColor="accent5" w:sz="8" w:space="0"/>
       </w:tblBorders>
       <w:tblCellMar>
         <w:top w:w="0" w:type="dxa"/>
@@ -6502,19 +6506,19 @@
         <w:spacing w:before="0" w:after="0" w:line="240" w:lineRule="auto"/>
       </w:pPr>
       <w:rPr>
-        <w:rFonts w:asciiTheme="majorHAnsi" w:eastAsiaTheme="majorEastAsia" w:hAnsiTheme="majorHAnsi" w:cstheme="majorBidi"/>
-        <w:b/>
-        <w:bCs/>
-      </w:rPr>
-      <w:tblPr/>
-      <w:tcPr>
-        <w:tcBorders>
-          <w:top w:val="single" w:sz="8" w:space="0" w:color="4BACC6" w:themeColor="accent5"/>
-          <w:left w:val="single" w:sz="8" w:space="0" w:color="4BACC6" w:themeColor="accent5"/>
-          <w:bottom w:val="single" w:sz="18" w:space="0" w:color="4BACC6" w:themeColor="accent5"/>
-          <w:right w:val="single" w:sz="8" w:space="0" w:color="4BACC6" w:themeColor="accent5"/>
-          <w:insideH w:val="nil"/>
-          <w:insideV w:val="single" w:sz="8" w:space="0" w:color="4BACC6" w:themeColor="accent5"/>
+        <w:rFonts w:asciiTheme="majorHAnsi" w:hAnsiTheme="majorHAnsi" w:eastAsiaTheme="majorEastAsia" w:cstheme="majorBidi"/>
+        <w:b/>
+        <w:bCs/>
+      </w:rPr>
+      <w:tblPr/>
+      <w:tcPr>
+        <w:tcBorders>
+          <w:top w:val="single" w:color="4BACC6" w:themeColor="accent5" w:sz="8" w:space="0"/>
+          <w:left w:val="single" w:color="4BACC6" w:themeColor="accent5" w:sz="8" w:space="0"/>
+          <w:bottom w:val="single" w:color="4BACC6" w:themeColor="accent5" w:sz="18" w:space="0"/>
+          <w:right w:val="single" w:color="4BACC6" w:themeColor="accent5" w:sz="8" w:space="0"/>
+          <w:insideH w:val="nil"/>
+          <w:insideV w:val="single" w:color="4BACC6" w:themeColor="accent5" w:sz="8" w:space="0"/>
         </w:tcBorders>
       </w:tcPr>
     </w:tblStylePr>
@@ -6523,42 +6527,42 @@
         <w:spacing w:before="0" w:after="0" w:line="240" w:lineRule="auto"/>
       </w:pPr>
       <w:rPr>
-        <w:rFonts w:asciiTheme="majorHAnsi" w:eastAsiaTheme="majorEastAsia" w:hAnsiTheme="majorHAnsi" w:cstheme="majorBidi"/>
-        <w:b/>
-        <w:bCs/>
-      </w:rPr>
-      <w:tblPr/>
-      <w:tcPr>
-        <w:tcBorders>
-          <w:top w:val="double" w:sz="6" w:space="0" w:color="4BACC6" w:themeColor="accent5"/>
-          <w:left w:val="single" w:sz="8" w:space="0" w:color="4BACC6" w:themeColor="accent5"/>
-          <w:bottom w:val="single" w:sz="8" w:space="0" w:color="4BACC6" w:themeColor="accent5"/>
-          <w:right w:val="single" w:sz="8" w:space="0" w:color="4BACC6" w:themeColor="accent5"/>
-          <w:insideH w:val="nil"/>
-          <w:insideV w:val="single" w:sz="8" w:space="0" w:color="4BACC6" w:themeColor="accent5"/>
+        <w:rFonts w:asciiTheme="majorHAnsi" w:hAnsiTheme="majorHAnsi" w:eastAsiaTheme="majorEastAsia" w:cstheme="majorBidi"/>
+        <w:b/>
+        <w:bCs/>
+      </w:rPr>
+      <w:tblPr/>
+      <w:tcPr>
+        <w:tcBorders>
+          <w:top w:val="double" w:color="4BACC6" w:themeColor="accent5" w:sz="6" w:space="0"/>
+          <w:left w:val="single" w:color="4BACC6" w:themeColor="accent5" w:sz="8" w:space="0"/>
+          <w:bottom w:val="single" w:color="4BACC6" w:themeColor="accent5" w:sz="8" w:space="0"/>
+          <w:right w:val="single" w:color="4BACC6" w:themeColor="accent5" w:sz="8" w:space="0"/>
+          <w:insideH w:val="nil"/>
+          <w:insideV w:val="single" w:color="4BACC6" w:themeColor="accent5" w:sz="8" w:space="0"/>
         </w:tcBorders>
       </w:tcPr>
     </w:tblStylePr>
     <w:tblStylePr w:type="firstCol">
       <w:rPr>
-        <w:rFonts w:asciiTheme="majorHAnsi" w:eastAsiaTheme="majorEastAsia" w:hAnsiTheme="majorHAnsi" w:cstheme="majorBidi"/>
+        <w:rFonts w:asciiTheme="majorHAnsi" w:hAnsiTheme="majorHAnsi" w:eastAsiaTheme="majorEastAsia" w:cstheme="majorBidi"/>
         <w:b/>
         <w:bCs/>
       </w:rPr>
     </w:tblStylePr>
     <w:tblStylePr w:type="lastCol">
       <w:rPr>
-        <w:rFonts w:asciiTheme="majorHAnsi" w:eastAsiaTheme="majorEastAsia" w:hAnsiTheme="majorHAnsi" w:cstheme="majorBidi"/>
-        <w:b/>
-        <w:bCs/>
-      </w:rPr>
-      <w:tblPr/>
-      <w:tcPr>
-        <w:tcBorders>
-          <w:top w:val="single" w:sz="8" w:space="0" w:color="4BACC6" w:themeColor="accent5"/>
-          <w:left w:val="single" w:sz="8" w:space="0" w:color="4BACC6" w:themeColor="accent5"/>
-          <w:bottom w:val="single" w:sz="8" w:space="0" w:color="4BACC6" w:themeColor="accent5"/>
-          <w:right w:val="single" w:sz="8" w:space="0" w:color="4BACC6" w:themeColor="accent5"/>
+        <w:rFonts w:asciiTheme="majorHAnsi" w:hAnsiTheme="majorHAnsi" w:eastAsiaTheme="majorEastAsia" w:cstheme="majorBidi"/>
+        <w:b/>
+        <w:bCs/>
+      </w:rPr>
+      <w:tblPr/>
+      <w:tcPr>
+        <w:tcBorders>
+          <w:top w:val="single" w:color="4BACC6" w:themeColor="accent5" w:sz="8" w:space="0"/>
+          <w:left w:val="single" w:color="4BACC6" w:themeColor="accent5" w:sz="8" w:space="0"/>
+          <w:bottom w:val="single" w:color="4BACC6" w:themeColor="accent5" w:sz="8" w:space="0"/>
+          <w:right w:val="single" w:color="4BACC6" w:themeColor="accent5" w:sz="8" w:space="0"/>
         </w:tcBorders>
       </w:tcPr>
     </w:tblStylePr>
@@ -6566,10 +6570,10 @@
       <w:tblPr/>
       <w:tcPr>
         <w:tcBorders>
-          <w:top w:val="single" w:sz="8" w:space="0" w:color="4BACC6" w:themeColor="accent5"/>
-          <w:left w:val="single" w:sz="8" w:space="0" w:color="4BACC6" w:themeColor="accent5"/>
-          <w:bottom w:val="single" w:sz="8" w:space="0" w:color="4BACC6" w:themeColor="accent5"/>
-          <w:right w:val="single" w:sz="8" w:space="0" w:color="4BACC6" w:themeColor="accent5"/>
+          <w:top w:val="single" w:color="4BACC6" w:themeColor="accent5" w:sz="8" w:space="0"/>
+          <w:left w:val="single" w:color="4BACC6" w:themeColor="accent5" w:sz="8" w:space="0"/>
+          <w:bottom w:val="single" w:color="4BACC6" w:themeColor="accent5" w:sz="8" w:space="0"/>
+          <w:right w:val="single" w:color="4BACC6" w:themeColor="accent5" w:sz="8" w:space="0"/>
         </w:tcBorders>
         <w:shd w:val="clear" w:color="auto" w:fill="D2EAF1" w:themeFill="accent5" w:themeFillTint="3F"/>
       </w:tcPr>
@@ -6578,11 +6582,11 @@
       <w:tblPr/>
       <w:tcPr>
         <w:tcBorders>
-          <w:top w:val="single" w:sz="8" w:space="0" w:color="4BACC6" w:themeColor="accent5"/>
-          <w:left w:val="single" w:sz="8" w:space="0" w:color="4BACC6" w:themeColor="accent5"/>
-          <w:bottom w:val="single" w:sz="8" w:space="0" w:color="4BACC6" w:themeColor="accent5"/>
-          <w:right w:val="single" w:sz="8" w:space="0" w:color="4BACC6" w:themeColor="accent5"/>
-          <w:insideV w:val="single" w:sz="8" w:space="0" w:color="4BACC6" w:themeColor="accent5"/>
+          <w:top w:val="single" w:color="4BACC6" w:themeColor="accent5" w:sz="8" w:space="0"/>
+          <w:left w:val="single" w:color="4BACC6" w:themeColor="accent5" w:sz="8" w:space="0"/>
+          <w:bottom w:val="single" w:color="4BACC6" w:themeColor="accent5" w:sz="8" w:space="0"/>
+          <w:right w:val="single" w:color="4BACC6" w:themeColor="accent5" w:sz="8" w:space="0"/>
+          <w:insideV w:val="single" w:color="4BACC6" w:themeColor="accent5" w:sz="8" w:space="0"/>
         </w:tcBorders>
         <w:shd w:val="clear" w:color="auto" w:fill="D2EAF1" w:themeFill="accent5" w:themeFillTint="3F"/>
       </w:tcPr>
@@ -6591,11 +6595,11 @@
       <w:tblPr/>
       <w:tcPr>
         <w:tcBorders>
-          <w:top w:val="single" w:sz="8" w:space="0" w:color="4BACC6" w:themeColor="accent5"/>
-          <w:left w:val="single" w:sz="8" w:space="0" w:color="4BACC6" w:themeColor="accent5"/>
-          <w:bottom w:val="single" w:sz="8" w:space="0" w:color="4BACC6" w:themeColor="accent5"/>
-          <w:right w:val="single" w:sz="8" w:space="0" w:color="4BACC6" w:themeColor="accent5"/>
-          <w:insideV w:val="single" w:sz="8" w:space="0" w:color="4BACC6" w:themeColor="accent5"/>
+          <w:top w:val="single" w:color="4BACC6" w:themeColor="accent5" w:sz="8" w:space="0"/>
+          <w:left w:val="single" w:color="4BACC6" w:themeColor="accent5" w:sz="8" w:space="0"/>
+          <w:bottom w:val="single" w:color="4BACC6" w:themeColor="accent5" w:sz="8" w:space="0"/>
+          <w:right w:val="single" w:color="4BACC6" w:themeColor="accent5" w:sz="8" w:space="0"/>
+          <w:insideV w:val="single" w:color="4BACC6" w:themeColor="accent5" w:sz="8" w:space="0"/>
         </w:tcBorders>
       </w:tcPr>
     </w:tblStylePr>
@@ -6613,12 +6617,12 @@
       <w:tblStyleColBandSize w:val="1"/>
       <w:tblInd w:w="0" w:type="dxa"/>
       <w:tblBorders>
-        <w:top w:val="single" w:sz="8" w:space="0" w:color="F79646" w:themeColor="accent6"/>
-        <w:left w:val="single" w:sz="8" w:space="0" w:color="F79646" w:themeColor="accent6"/>
-        <w:bottom w:val="single" w:sz="8" w:space="0" w:color="F79646" w:themeColor="accent6"/>
-        <w:right w:val="single" w:sz="8" w:space="0" w:color="F79646" w:themeColor="accent6"/>
-        <w:insideH w:val="single" w:sz="8" w:space="0" w:color="F79646" w:themeColor="accent6"/>
-        <w:insideV w:val="single" w:sz="8" w:space="0" w:color="F79646" w:themeColor="accent6"/>
+        <w:top w:val="single" w:color="F79646" w:themeColor="accent6" w:sz="8" w:space="0"/>
+        <w:left w:val="single" w:color="F79646" w:themeColor="accent6" w:sz="8" w:space="0"/>
+        <w:bottom w:val="single" w:color="F79646" w:themeColor="accent6" w:sz="8" w:space="0"/>
+        <w:right w:val="single" w:color="F79646" w:themeColor="accent6" w:sz="8" w:space="0"/>
+        <w:insideH w:val="single" w:color="F79646" w:themeColor="accent6" w:sz="8" w:space="0"/>
+        <w:insideV w:val="single" w:color="F79646" w:themeColor="accent6" w:sz="8" w:space="0"/>
       </w:tblBorders>
       <w:tblCellMar>
         <w:top w:w="0" w:type="dxa"/>
@@ -6632,19 +6636,19 @@
         <w:spacing w:before="0" w:after="0" w:line="240" w:lineRule="auto"/>
       </w:pPr>
       <w:rPr>
-        <w:rFonts w:asciiTheme="majorHAnsi" w:eastAsiaTheme="majorEastAsia" w:hAnsiTheme="majorHAnsi" w:cstheme="majorBidi"/>
-        <w:b/>
-        <w:bCs/>
-      </w:rPr>
-      <w:tblPr/>
-      <w:tcPr>
-        <w:tcBorders>
-          <w:top w:val="single" w:sz="8" w:space="0" w:color="F79646" w:themeColor="accent6"/>
-          <w:left w:val="single" w:sz="8" w:space="0" w:color="F79646" w:themeColor="accent6"/>
-          <w:bottom w:val="single" w:sz="18" w:space="0" w:color="F79646" w:themeColor="accent6"/>
-          <w:right w:val="single" w:sz="8" w:space="0" w:color="F79646" w:themeColor="accent6"/>
-          <w:insideH w:val="nil"/>
-          <w:insideV w:val="single" w:sz="8" w:space="0" w:color="F79646" w:themeColor="accent6"/>
+        <w:rFonts w:asciiTheme="majorHAnsi" w:hAnsiTheme="majorHAnsi" w:eastAsiaTheme="majorEastAsia" w:cstheme="majorBidi"/>
+        <w:b/>
+        <w:bCs/>
+      </w:rPr>
+      <w:tblPr/>
+      <w:tcPr>
+        <w:tcBorders>
+          <w:top w:val="single" w:color="F79646" w:themeColor="accent6" w:sz="8" w:space="0"/>
+          <w:left w:val="single" w:color="F79646" w:themeColor="accent6" w:sz="8" w:space="0"/>
+          <w:bottom w:val="single" w:color="F79646" w:themeColor="accent6" w:sz="18" w:space="0"/>
+          <w:right w:val="single" w:color="F79646" w:themeColor="accent6" w:sz="8" w:space="0"/>
+          <w:insideH w:val="nil"/>
+          <w:insideV w:val="single" w:color="F79646" w:themeColor="accent6" w:sz="8" w:space="0"/>
         </w:tcBorders>
       </w:tcPr>
     </w:tblStylePr>
@@ -6653,42 +6657,42 @@
         <w:spacing w:before="0" w:after="0" w:line="240" w:lineRule="auto"/>
       </w:pPr>
       <w:rPr>
-        <w:rFonts w:asciiTheme="majorHAnsi" w:eastAsiaTheme="majorEastAsia" w:hAnsiTheme="majorHAnsi" w:cstheme="majorBidi"/>
-        <w:b/>
-        <w:bCs/>
-      </w:rPr>
-      <w:tblPr/>
-      <w:tcPr>
-        <w:tcBorders>
-          <w:top w:val="double" w:sz="6" w:space="0" w:color="F79646" w:themeColor="accent6"/>
-          <w:left w:val="single" w:sz="8" w:space="0" w:color="F79646" w:themeColor="accent6"/>
-          <w:bottom w:val="single" w:sz="8" w:space="0" w:color="F79646" w:themeColor="accent6"/>
-          <w:right w:val="single" w:sz="8" w:space="0" w:color="F79646" w:themeColor="accent6"/>
-          <w:insideH w:val="nil"/>
-          <w:insideV w:val="single" w:sz="8" w:space="0" w:color="F79646" w:themeColor="accent6"/>
+        <w:rFonts w:asciiTheme="majorHAnsi" w:hAnsiTheme="majorHAnsi" w:eastAsiaTheme="majorEastAsia" w:cstheme="majorBidi"/>
+        <w:b/>
+        <w:bCs/>
+      </w:rPr>
+      <w:tblPr/>
+      <w:tcPr>
+        <w:tcBorders>
+          <w:top w:val="double" w:color="F79646" w:themeColor="accent6" w:sz="6" w:space="0"/>
+          <w:left w:val="single" w:color="F79646" w:themeColor="accent6" w:sz="8" w:space="0"/>
+          <w:bottom w:val="single" w:color="F79646" w:themeColor="accent6" w:sz="8" w:space="0"/>
+          <w:right w:val="single" w:color="F79646" w:themeColor="accent6" w:sz="8" w:space="0"/>
+          <w:insideH w:val="nil"/>
+          <w:insideV w:val="single" w:color="F79646" w:themeColor="accent6" w:sz="8" w:space="0"/>
         </w:tcBorders>
       </w:tcPr>
     </w:tblStylePr>
     <w:tblStylePr w:type="firstCol">
       <w:rPr>
-        <w:rFonts w:asciiTheme="majorHAnsi" w:eastAsiaTheme="majorEastAsia" w:hAnsiTheme="majorHAnsi" w:cstheme="majorBidi"/>
+        <w:rFonts w:asciiTheme="majorHAnsi" w:hAnsiTheme="majorHAnsi" w:eastAsiaTheme="majorEastAsia" w:cstheme="majorBidi"/>
         <w:b/>
         <w:bCs/>
       </w:rPr>
     </w:tblStylePr>
     <w:tblStylePr w:type="lastCol">
       <w:rPr>
-        <w:rFonts w:asciiTheme="majorHAnsi" w:eastAsiaTheme="majorEastAsia" w:hAnsiTheme="majorHAnsi" w:cstheme="majorBidi"/>
-        <w:b/>
-        <w:bCs/>
-      </w:rPr>
-      <w:tblPr/>
-      <w:tcPr>
-        <w:tcBorders>
-          <w:top w:val="single" w:sz="8" w:space="0" w:color="F79646" w:themeColor="accent6"/>
-          <w:left w:val="single" w:sz="8" w:space="0" w:color="F79646" w:themeColor="accent6"/>
-          <w:bottom w:val="single" w:sz="8" w:space="0" w:color="F79646" w:themeColor="accent6"/>
-          <w:right w:val="single" w:sz="8" w:space="0" w:color="F79646" w:themeColor="accent6"/>
+        <w:rFonts w:asciiTheme="majorHAnsi" w:hAnsiTheme="majorHAnsi" w:eastAsiaTheme="majorEastAsia" w:cstheme="majorBidi"/>
+        <w:b/>
+        <w:bCs/>
+      </w:rPr>
+      <w:tblPr/>
+      <w:tcPr>
+        <w:tcBorders>
+          <w:top w:val="single" w:color="F79646" w:themeColor="accent6" w:sz="8" w:space="0"/>
+          <w:left w:val="single" w:color="F79646" w:themeColor="accent6" w:sz="8" w:space="0"/>
+          <w:bottom w:val="single" w:color="F79646" w:themeColor="accent6" w:sz="8" w:space="0"/>
+          <w:right w:val="single" w:color="F79646" w:themeColor="accent6" w:sz="8" w:space="0"/>
         </w:tcBorders>
       </w:tcPr>
     </w:tblStylePr>
@@ -6696,10 +6700,10 @@
       <w:tblPr/>
       <w:tcPr>
         <w:tcBorders>
-          <w:top w:val="single" w:sz="8" w:space="0" w:color="F79646" w:themeColor="accent6"/>
-          <w:left w:val="single" w:sz="8" w:space="0" w:color="F79646" w:themeColor="accent6"/>
-          <w:bottom w:val="single" w:sz="8" w:space="0" w:color="F79646" w:themeColor="accent6"/>
-          <w:right w:val="single" w:sz="8" w:space="0" w:color="F79646" w:themeColor="accent6"/>
+          <w:top w:val="single" w:color="F79646" w:themeColor="accent6" w:sz="8" w:space="0"/>
+          <w:left w:val="single" w:color="F79646" w:themeColor="accent6" w:sz="8" w:space="0"/>
+          <w:bottom w:val="single" w:color="F79646" w:themeColor="accent6" w:sz="8" w:space="0"/>
+          <w:right w:val="single" w:color="F79646" w:themeColor="accent6" w:sz="8" w:space="0"/>
         </w:tcBorders>
         <w:shd w:val="clear" w:color="auto" w:fill="FDE4D0" w:themeFill="accent6" w:themeFillTint="3F"/>
       </w:tcPr>
@@ -6708,11 +6712,11 @@
       <w:tblPr/>
       <w:tcPr>
         <w:tcBorders>
-          <w:top w:val="single" w:sz="8" w:space="0" w:color="F79646" w:themeColor="accent6"/>
-          <w:left w:val="single" w:sz="8" w:space="0" w:color="F79646" w:themeColor="accent6"/>
-          <w:bottom w:val="single" w:sz="8" w:space="0" w:color="F79646" w:themeColor="accent6"/>
-          <w:right w:val="single" w:sz="8" w:space="0" w:color="F79646" w:themeColor="accent6"/>
-          <w:insideV w:val="single" w:sz="8" w:space="0" w:color="F79646" w:themeColor="accent6"/>
+          <w:top w:val="single" w:color="F79646" w:themeColor="accent6" w:sz="8" w:space="0"/>
+          <w:left w:val="single" w:color="F79646" w:themeColor="accent6" w:sz="8" w:space="0"/>
+          <w:bottom w:val="single" w:color="F79646" w:themeColor="accent6" w:sz="8" w:space="0"/>
+          <w:right w:val="single" w:color="F79646" w:themeColor="accent6" w:sz="8" w:space="0"/>
+          <w:insideV w:val="single" w:color="F79646" w:themeColor="accent6" w:sz="8" w:space="0"/>
         </w:tcBorders>
         <w:shd w:val="clear" w:color="auto" w:fill="FDE4D0" w:themeFill="accent6" w:themeFillTint="3F"/>
       </w:tcPr>
@@ -6721,11 +6725,11 @@
       <w:tblPr/>
       <w:tcPr>
         <w:tcBorders>
-          <w:top w:val="single" w:sz="8" w:space="0" w:color="F79646" w:themeColor="accent6"/>
-          <w:left w:val="single" w:sz="8" w:space="0" w:color="F79646" w:themeColor="accent6"/>
-          <w:bottom w:val="single" w:sz="8" w:space="0" w:color="F79646" w:themeColor="accent6"/>
-          <w:right w:val="single" w:sz="8" w:space="0" w:color="F79646" w:themeColor="accent6"/>
-          <w:insideV w:val="single" w:sz="8" w:space="0" w:color="F79646" w:themeColor="accent6"/>
+          <w:top w:val="single" w:color="F79646" w:themeColor="accent6" w:sz="8" w:space="0"/>
+          <w:left w:val="single" w:color="F79646" w:themeColor="accent6" w:sz="8" w:space="0"/>
+          <w:bottom w:val="single" w:color="F79646" w:themeColor="accent6" w:sz="8" w:space="0"/>
+          <w:right w:val="single" w:color="F79646" w:themeColor="accent6" w:sz="8" w:space="0"/>
+          <w:insideV w:val="single" w:color="F79646" w:themeColor="accent6" w:sz="8" w:space="0"/>
         </w:tcBorders>
       </w:tcPr>
     </w:tblStylePr>
@@ -6743,11 +6747,11 @@
       <w:tblStyleColBandSize w:val="1"/>
       <w:tblInd w:w="0" w:type="dxa"/>
       <w:tblBorders>
-        <w:top w:val="single" w:sz="8" w:space="0" w:color="404040" w:themeColor="text1" w:themeTint="BF"/>
-        <w:left w:val="single" w:sz="8" w:space="0" w:color="404040" w:themeColor="text1" w:themeTint="BF"/>
-        <w:bottom w:val="single" w:sz="8" w:space="0" w:color="404040" w:themeColor="text1" w:themeTint="BF"/>
-        <w:right w:val="single" w:sz="8" w:space="0" w:color="404040" w:themeColor="text1" w:themeTint="BF"/>
-        <w:insideH w:val="single" w:sz="8" w:space="0" w:color="404040" w:themeColor="text1" w:themeTint="BF"/>
+        <w:top w:val="single" w:color="404040" w:themeColor="text1" w:themeTint="BF" w:sz="8" w:space="0"/>
+        <w:left w:val="single" w:color="404040" w:themeColor="text1" w:themeTint="BF" w:sz="8" w:space="0"/>
+        <w:bottom w:val="single" w:color="404040" w:themeColor="text1" w:themeTint="BF" w:sz="8" w:space="0"/>
+        <w:right w:val="single" w:color="404040" w:themeColor="text1" w:themeTint="BF" w:sz="8" w:space="0"/>
+        <w:insideH w:val="single" w:color="404040" w:themeColor="text1" w:themeTint="BF" w:sz="8" w:space="0"/>
       </w:tblBorders>
       <w:tblCellMar>
         <w:top w:w="0" w:type="dxa"/>
@@ -6768,10 +6772,10 @@
       <w:tblPr/>
       <w:tcPr>
         <w:tcBorders>
-          <w:top w:val="single" w:sz="8" w:space="0" w:color="404040" w:themeColor="text1" w:themeTint="BF"/>
-          <w:left w:val="single" w:sz="8" w:space="0" w:color="404040" w:themeColor="text1" w:themeTint="BF"/>
-          <w:bottom w:val="single" w:sz="8" w:space="0" w:color="404040" w:themeColor="text1" w:themeTint="BF"/>
-          <w:right w:val="single" w:sz="8" w:space="0" w:color="404040" w:themeColor="text1" w:themeTint="BF"/>
+          <w:top w:val="single" w:color="404040" w:themeColor="text1" w:themeTint="BF" w:sz="8" w:space="0"/>
+          <w:left w:val="single" w:color="404040" w:themeColor="text1" w:themeTint="BF" w:sz="8" w:space="0"/>
+          <w:bottom w:val="single" w:color="404040" w:themeColor="text1" w:themeTint="BF" w:sz="8" w:space="0"/>
+          <w:right w:val="single" w:color="404040" w:themeColor="text1" w:themeTint="BF" w:sz="8" w:space="0"/>
           <w:insideH w:val="nil"/>
           <w:insideV w:val="nil"/>
         </w:tcBorders>
@@ -6789,10 +6793,10 @@
       <w:tblPr/>
       <w:tcPr>
         <w:tcBorders>
-          <w:top w:val="double" w:sz="6" w:space="0" w:color="404040" w:themeColor="text1" w:themeTint="BF"/>
-          <w:left w:val="single" w:sz="8" w:space="0" w:color="404040" w:themeColor="text1" w:themeTint="BF"/>
-          <w:bottom w:val="single" w:sz="8" w:space="0" w:color="404040" w:themeColor="text1" w:themeTint="BF"/>
-          <w:right w:val="single" w:sz="8" w:space="0" w:color="404040" w:themeColor="text1" w:themeTint="BF"/>
+          <w:top w:val="double" w:color="404040" w:themeColor="text1" w:themeTint="BF" w:sz="6" w:space="0"/>
+          <w:left w:val="single" w:color="404040" w:themeColor="text1" w:themeTint="BF" w:sz="8" w:space="0"/>
+          <w:bottom w:val="single" w:color="404040" w:themeColor="text1" w:themeTint="BF" w:sz="8" w:space="0"/>
+          <w:right w:val="single" w:color="404040" w:themeColor="text1" w:themeTint="BF" w:sz="8" w:space="0"/>
           <w:insideH w:val="nil"/>
           <w:insideV w:val="nil"/>
         </w:tcBorders>
@@ -6849,11 +6853,11 @@
       <w:tblStyleColBandSize w:val="1"/>
       <w:tblInd w:w="0" w:type="dxa"/>
       <w:tblBorders>
-        <w:top w:val="single" w:sz="8" w:space="0" w:color="7BA0CD" w:themeColor="accent1" w:themeTint="BF"/>
-        <w:left w:val="single" w:sz="8" w:space="0" w:color="7BA0CD" w:themeColor="accent1" w:themeTint="BF"/>
-        <w:bottom w:val="single" w:sz="8" w:space="0" w:color="7BA0CD" w:themeColor="accent1" w:themeTint="BF"/>
-        <w:right w:val="single" w:sz="8" w:space="0" w:color="7BA0CD" w:themeColor="accent1" w:themeTint="BF"/>
-        <w:insideH w:val="single" w:sz="8" w:space="0" w:color="7BA0CD" w:themeColor="accent1" w:themeTint="BF"/>
+        <w:top w:val="single" w:color="7BA0CD" w:themeColor="accent1" w:themeTint="BF" w:sz="8" w:space="0"/>
+        <w:left w:val="single" w:color="7BA0CD" w:themeColor="accent1" w:themeTint="BF" w:sz="8" w:space="0"/>
+        <w:bottom w:val="single" w:color="7BA0CD" w:themeColor="accent1" w:themeTint="BF" w:sz="8" w:space="0"/>
+        <w:right w:val="single" w:color="7BA0CD" w:themeColor="accent1" w:themeTint="BF" w:sz="8" w:space="0"/>
+        <w:insideH w:val="single" w:color="7BA0CD" w:themeColor="accent1" w:themeTint="BF" w:sz="8" w:space="0"/>
       </w:tblBorders>
       <w:tblCellMar>
         <w:top w:w="0" w:type="dxa"/>
@@ -6874,10 +6878,10 @@
       <w:tblPr/>
       <w:tcPr>
         <w:tcBorders>
-          <w:top w:val="single" w:sz="8" w:space="0" w:color="7BA0CD" w:themeColor="accent1" w:themeTint="BF"/>
-          <w:left w:val="single" w:sz="8" w:space="0" w:color="7BA0CD" w:themeColor="accent1" w:themeTint="BF"/>
-          <w:bottom w:val="single" w:sz="8" w:space="0" w:color="7BA0CD" w:themeColor="accent1" w:themeTint="BF"/>
-          <w:right w:val="single" w:sz="8" w:space="0" w:color="7BA0CD" w:themeColor="accent1" w:themeTint="BF"/>
+          <w:top w:val="single" w:color="7BA0CD" w:themeColor="accent1" w:themeTint="BF" w:sz="8" w:space="0"/>
+          <w:left w:val="single" w:color="7BA0CD" w:themeColor="accent1" w:themeTint="BF" w:sz="8" w:space="0"/>
+          <w:bottom w:val="single" w:color="7BA0CD" w:themeColor="accent1" w:themeTint="BF" w:sz="8" w:space="0"/>
+          <w:right w:val="single" w:color="7BA0CD" w:themeColor="accent1" w:themeTint="BF" w:sz="8" w:space="0"/>
           <w:insideH w:val="nil"/>
           <w:insideV w:val="nil"/>
         </w:tcBorders>
@@ -6895,10 +6899,10 @@
       <w:tblPr/>
       <w:tcPr>
         <w:tcBorders>
-          <w:top w:val="double" w:sz="6" w:space="0" w:color="7BA0CD" w:themeColor="accent1" w:themeTint="BF"/>
-          <w:left w:val="single" w:sz="8" w:space="0" w:color="7BA0CD" w:themeColor="accent1" w:themeTint="BF"/>
-          <w:bottom w:val="single" w:sz="8" w:space="0" w:color="7BA0CD" w:themeColor="accent1" w:themeTint="BF"/>
-          <w:right w:val="single" w:sz="8" w:space="0" w:color="7BA0CD" w:themeColor="accent1" w:themeTint="BF"/>
+          <w:top w:val="double" w:color="7BA0CD" w:themeColor="accent1" w:themeTint="BF" w:sz="6" w:space="0"/>
+          <w:left w:val="single" w:color="7BA0CD" w:themeColor="accent1" w:themeTint="BF" w:sz="8" w:space="0"/>
+          <w:bottom w:val="single" w:color="7BA0CD" w:themeColor="accent1" w:themeTint="BF" w:sz="8" w:space="0"/>
+          <w:right w:val="single" w:color="7BA0CD" w:themeColor="accent1" w:themeTint="BF" w:sz="8" w:space="0"/>
           <w:insideH w:val="nil"/>
           <w:insideV w:val="nil"/>
         </w:tcBorders>
@@ -6955,11 +6959,11 @@
       <w:tblStyleColBandSize w:val="1"/>
       <w:tblInd w:w="0" w:type="dxa"/>
       <w:tblBorders>
-        <w:top w:val="single" w:sz="8" w:space="0" w:color="CF7B79" w:themeColor="accent2" w:themeTint="BF"/>
-        <w:left w:val="single" w:sz="8" w:space="0" w:color="CF7B79" w:themeColor="accent2" w:themeTint="BF"/>
-        <w:bottom w:val="single" w:sz="8" w:space="0" w:color="CF7B79" w:themeColor="accent2" w:themeTint="BF"/>
-        <w:right w:val="single" w:sz="8" w:space="0" w:color="CF7B79" w:themeColor="accent2" w:themeTint="BF"/>
-        <w:insideH w:val="single" w:sz="8" w:space="0" w:color="CF7B79" w:themeColor="accent2" w:themeTint="BF"/>
+        <w:top w:val="single" w:color="CF7B79" w:themeColor="accent2" w:themeTint="BF" w:sz="8" w:space="0"/>
+        <w:left w:val="single" w:color="CF7B79" w:themeColor="accent2" w:themeTint="BF" w:sz="8" w:space="0"/>
+        <w:bottom w:val="single" w:color="CF7B79" w:themeColor="accent2" w:themeTint="BF" w:sz="8" w:space="0"/>
+        <w:right w:val="single" w:color="CF7B79" w:themeColor="accent2" w:themeTint="BF" w:sz="8" w:space="0"/>
+        <w:insideH w:val="single" w:color="CF7B79" w:themeColor="accent2" w:themeTint="BF" w:sz="8" w:space="0"/>
       </w:tblBorders>
       <w:tblCellMar>
         <w:top w:w="0" w:type="dxa"/>
@@ -6980,10 +6984,10 @@
       <w:tblPr/>
       <w:tcPr>
         <w:tcBorders>
-          <w:top w:val="single" w:sz="8" w:space="0" w:color="CF7B79" w:themeColor="accent2" w:themeTint="BF"/>
-          <w:left w:val="single" w:sz="8" w:space="0" w:color="CF7B79" w:themeColor="accent2" w:themeTint="BF"/>
-          <w:bottom w:val="single" w:sz="8" w:space="0" w:color="CF7B79" w:themeColor="accent2" w:themeTint="BF"/>
-          <w:right w:val="single" w:sz="8" w:space="0" w:color="CF7B79" w:themeColor="accent2" w:themeTint="BF"/>
+          <w:top w:val="single" w:color="CF7B79" w:themeColor="accent2" w:themeTint="BF" w:sz="8" w:space="0"/>
+          <w:left w:val="single" w:color="CF7B79" w:themeColor="accent2" w:themeTint="BF" w:sz="8" w:space="0"/>
+          <w:bottom w:val="single" w:color="CF7B79" w:themeColor="accent2" w:themeTint="BF" w:sz="8" w:space="0"/>
+          <w:right w:val="single" w:color="CF7B79" w:themeColor="accent2" w:themeTint="BF" w:sz="8" w:space="0"/>
           <w:insideH w:val="nil"/>
           <w:insideV w:val="nil"/>
         </w:tcBorders>
@@ -7001,10 +7005,10 @@
       <w:tblPr/>
       <w:tcPr>
         <w:tcBorders>
-          <w:top w:val="double" w:sz="6" w:space="0" w:color="CF7B79" w:themeColor="accent2" w:themeTint="BF"/>
-          <w:left w:val="single" w:sz="8" w:space="0" w:color="CF7B79" w:themeColor="accent2" w:themeTint="BF"/>
-          <w:bottom w:val="single" w:sz="8" w:space="0" w:color="CF7B79" w:themeColor="accent2" w:themeTint="BF"/>
-          <w:right w:val="single" w:sz="8" w:space="0" w:color="CF7B79" w:themeColor="accent2" w:themeTint="BF"/>
+          <w:top w:val="double" w:color="CF7B79" w:themeColor="accent2" w:themeTint="BF" w:sz="6" w:space="0"/>
+          <w:left w:val="single" w:color="CF7B79" w:themeColor="accent2" w:themeTint="BF" w:sz="8" w:space="0"/>
+          <w:bottom w:val="single" w:color="CF7B79" w:themeColor="accent2" w:themeTint="BF" w:sz="8" w:space="0"/>
+          <w:right w:val="single" w:color="CF7B79" w:themeColor="accent2" w:themeTint="BF" w:sz="8" w:space="0"/>
           <w:insideH w:val="nil"/>
           <w:insideV w:val="nil"/>
         </w:tcBorders>
@@ -7061,11 +7065,11 @@
       <w:tblStyleColBandSize w:val="1"/>
       <w:tblInd w:w="0" w:type="dxa"/>
       <w:tblBorders>
-        <w:top w:val="single" w:sz="8" w:space="0" w:color="B3CC82" w:themeColor="accent3" w:themeTint="BF"/>
-        <w:left w:val="single" w:sz="8" w:space="0" w:color="B3CC82" w:themeColor="accent3" w:themeTint="BF"/>
-        <w:bottom w:val="single" w:sz="8" w:space="0" w:color="B3CC82" w:themeColor="accent3" w:themeTint="BF"/>
-        <w:right w:val="single" w:sz="8" w:space="0" w:color="B3CC82" w:themeColor="accent3" w:themeTint="BF"/>
-        <w:insideH w:val="single" w:sz="8" w:space="0" w:color="B3CC82" w:themeColor="accent3" w:themeTint="BF"/>
+        <w:top w:val="single" w:color="B3CC82" w:themeColor="accent3" w:themeTint="BF" w:sz="8" w:space="0"/>
+        <w:left w:val="single" w:color="B3CC82" w:themeColor="accent3" w:themeTint="BF" w:sz="8" w:space="0"/>
+        <w:bottom w:val="single" w:color="B3CC82" w:themeColor="accent3" w:themeTint="BF" w:sz="8" w:space="0"/>
+        <w:right w:val="single" w:color="B3CC82" w:themeColor="accent3" w:themeTint="BF" w:sz="8" w:space="0"/>
+        <w:insideH w:val="single" w:color="B3CC82" w:themeColor="accent3" w:themeTint="BF" w:sz="8" w:space="0"/>
       </w:tblBorders>
       <w:tblCellMar>
         <w:top w:w="0" w:type="dxa"/>
@@ -7086,10 +7090,10 @@
       <w:tblPr/>
       <w:tcPr>
         <w:tcBorders>
-          <w:top w:val="single" w:sz="8" w:space="0" w:color="B3CC82" w:themeColor="accent3" w:themeTint="BF"/>
-          <w:left w:val="single" w:sz="8" w:space="0" w:color="B3CC82" w:themeColor="accent3" w:themeTint="BF"/>
-          <w:bottom w:val="single" w:sz="8" w:space="0" w:color="B3CC82" w:themeColor="accent3" w:themeTint="BF"/>
-          <w:right w:val="single" w:sz="8" w:space="0" w:color="B3CC82" w:themeColor="accent3" w:themeTint="BF"/>
+          <w:top w:val="single" w:color="B3CC82" w:themeColor="accent3" w:themeTint="BF" w:sz="8" w:space="0"/>
+          <w:left w:val="single" w:color="B3CC82" w:themeColor="accent3" w:themeTint="BF" w:sz="8" w:space="0"/>
+          <w:bottom w:val="single" w:color="B3CC82" w:themeColor="accent3" w:themeTint="BF" w:sz="8" w:space="0"/>
+          <w:right w:val="single" w:color="B3CC82" w:themeColor="accent3" w:themeTint="BF" w:sz="8" w:space="0"/>
           <w:insideH w:val="nil"/>
           <w:insideV w:val="nil"/>
         </w:tcBorders>
@@ -7107,10 +7111,10 @@
       <w:tblPr/>
       <w:tcPr>
         <w:tcBorders>
-          <w:top w:val="double" w:sz="6" w:space="0" w:color="B3CC82" w:themeColor="accent3" w:themeTint="BF"/>
-          <w:left w:val="single" w:sz="8" w:space="0" w:color="B3CC82" w:themeColor="accent3" w:themeTint="BF"/>
-          <w:bottom w:val="single" w:sz="8" w:space="0" w:color="B3CC82" w:themeColor="accent3" w:themeTint="BF"/>
-          <w:right w:val="single" w:sz="8" w:space="0" w:color="B3CC82" w:themeColor="accent3" w:themeTint="BF"/>
+          <w:top w:val="double" w:color="B3CC82" w:themeColor="accent3" w:themeTint="BF" w:sz="6" w:space="0"/>
+          <w:left w:val="single" w:color="B3CC82" w:themeColor="accent3" w:themeTint="BF" w:sz="8" w:space="0"/>
+          <w:bottom w:val="single" w:color="B3CC82" w:themeColor="accent3" w:themeTint="BF" w:sz="8" w:space="0"/>
+          <w:right w:val="single" w:color="B3CC82" w:themeColor="accent3" w:themeTint="BF" w:sz="8" w:space="0"/>
           <w:insideH w:val="nil"/>
           <w:insideV w:val="nil"/>
         </w:tcBorders>
@@ -7167,11 +7171,11 @@
       <w:tblStyleColBandSize w:val="1"/>
       <w:tblInd w:w="0" w:type="dxa"/>
       <w:tblBorders>
-        <w:top w:val="single" w:sz="8" w:space="0" w:color="9F8AB9" w:themeColor="accent4" w:themeTint="BF"/>
-        <w:left w:val="single" w:sz="8" w:space="0" w:color="9F8AB9" w:themeColor="accent4" w:themeTint="BF"/>
-        <w:bottom w:val="single" w:sz="8" w:space="0" w:color="9F8AB9" w:themeColor="accent4" w:themeTint="BF"/>
-        <w:right w:val="single" w:sz="8" w:space="0" w:color="9F8AB9" w:themeColor="accent4" w:themeTint="BF"/>
-        <w:insideH w:val="single" w:sz="8" w:space="0" w:color="9F8AB9" w:themeColor="accent4" w:themeTint="BF"/>
+        <w:top w:val="single" w:color="9F8AB9" w:themeColor="accent4" w:themeTint="BF" w:sz="8" w:space="0"/>
+        <w:left w:val="single" w:color="9F8AB9" w:themeColor="accent4" w:themeTint="BF" w:sz="8" w:space="0"/>
+        <w:bottom w:val="single" w:color="9F8AB9" w:themeColor="accent4" w:themeTint="BF" w:sz="8" w:space="0"/>
+        <w:right w:val="single" w:color="9F8AB9" w:themeColor="accent4" w:themeTint="BF" w:sz="8" w:space="0"/>
+        <w:insideH w:val="single" w:color="9F8AB9" w:themeColor="accent4" w:themeTint="BF" w:sz="8" w:space="0"/>
       </w:tblBorders>
       <w:tblCellMar>
         <w:top w:w="0" w:type="dxa"/>
@@ -7192,10 +7196,10 @@
       <w:tblPr/>
       <w:tcPr>
         <w:tcBorders>
-          <w:top w:val="single" w:sz="8" w:space="0" w:color="9F8AB9" w:themeColor="accent4" w:themeTint="BF"/>
-          <w:left w:val="single" w:sz="8" w:space="0" w:color="9F8AB9" w:themeColor="accent4" w:themeTint="BF"/>
-          <w:bottom w:val="single" w:sz="8" w:space="0" w:color="9F8AB9" w:themeColor="accent4" w:themeTint="BF"/>
-          <w:right w:val="single" w:sz="8" w:space="0" w:color="9F8AB9" w:themeColor="accent4" w:themeTint="BF"/>
+          <w:top w:val="single" w:color="9F8AB9" w:themeColor="accent4" w:themeTint="BF" w:sz="8" w:space="0"/>
+          <w:left w:val="single" w:color="9F8AB9" w:themeColor="accent4" w:themeTint="BF" w:sz="8" w:space="0"/>
+          <w:bottom w:val="single" w:color="9F8AB9" w:themeColor="accent4" w:themeTint="BF" w:sz="8" w:space="0"/>
+          <w:right w:val="single" w:color="9F8AB9" w:themeColor="accent4" w:themeTint="BF" w:sz="8" w:space="0"/>
           <w:insideH w:val="nil"/>
           <w:insideV w:val="nil"/>
         </w:tcBorders>
@@ -7213,10 +7217,10 @@
       <w:tblPr/>
       <w:tcPr>
         <w:tcBorders>
-          <w:top w:val="double" w:sz="6" w:space="0" w:color="9F8AB9" w:themeColor="accent4" w:themeTint="BF"/>
-          <w:left w:val="single" w:sz="8" w:space="0" w:color="9F8AB9" w:themeColor="accent4" w:themeTint="BF"/>
-          <w:bottom w:val="single" w:sz="8" w:space="0" w:color="9F8AB9" w:themeColor="accent4" w:themeTint="BF"/>
-          <w:right w:val="single" w:sz="8" w:space="0" w:color="9F8AB9" w:themeColor="accent4" w:themeTint="BF"/>
+          <w:top w:val="double" w:color="9F8AB9" w:themeColor="accent4" w:themeTint="BF" w:sz="6" w:space="0"/>
+          <w:left w:val="single" w:color="9F8AB9" w:themeColor="accent4" w:themeTint="BF" w:sz="8" w:space="0"/>
+          <w:bottom w:val="single" w:color="9F8AB9" w:themeColor="accent4" w:themeTint="BF" w:sz="8" w:space="0"/>
+          <w:right w:val="single" w:color="9F8AB9" w:themeColor="accent4" w:themeTint="BF" w:sz="8" w:space="0"/>
           <w:insideH w:val="nil"/>
           <w:insideV w:val="nil"/>
         </w:tcBorders>
@@ -7273,11 +7277,11 @@
       <w:tblStyleColBandSize w:val="1"/>
       <w:tblInd w:w="0" w:type="dxa"/>
       <w:tblBorders>
-        <w:top w:val="single" w:sz="8" w:space="0" w:color="78C0D4" w:themeColor="accent5" w:themeTint="BF"/>
-        <w:left w:val="single" w:sz="8" w:space="0" w:color="78C0D4" w:themeColor="accent5" w:themeTint="BF"/>
-        <w:bottom w:val="single" w:sz="8" w:space="0" w:color="78C0D4" w:themeColor="accent5" w:themeTint="BF"/>
-        <w:right w:val="single" w:sz="8" w:space="0" w:color="78C0D4" w:themeColor="accent5" w:themeTint="BF"/>
-        <w:insideH w:val="single" w:sz="8" w:space="0" w:color="78C0D4" w:themeColor="accent5" w:themeTint="BF"/>
+        <w:top w:val="single" w:color="78C0D4" w:themeColor="accent5" w:themeTint="BF" w:sz="8" w:space="0"/>
+        <w:left w:val="single" w:color="78C0D4" w:themeColor="accent5" w:themeTint="BF" w:sz="8" w:space="0"/>
+        <w:bottom w:val="single" w:color="78C0D4" w:themeColor="accent5" w:themeTint="BF" w:sz="8" w:space="0"/>
+        <w:right w:val="single" w:color="78C0D4" w:themeColor="accent5" w:themeTint="BF" w:sz="8" w:space="0"/>
+        <w:insideH w:val="single" w:color="78C0D4" w:themeColor="accent5" w:themeTint="BF" w:sz="8" w:space="0"/>
       </w:tblBorders>
       <w:tblCellMar>
         <w:top w:w="0" w:type="dxa"/>
@@ -7298,10 +7302,10 @@
       <w:tblPr/>
       <w:tcPr>
         <w:tcBorders>
-          <w:top w:val="single" w:sz="8" w:space="0" w:color="78C0D4" w:themeColor="accent5" w:themeTint="BF"/>
-          <w:left w:val="single" w:sz="8" w:space="0" w:color="78C0D4" w:themeColor="accent5" w:themeTint="BF"/>
-          <w:bottom w:val="single" w:sz="8" w:space="0" w:color="78C0D4" w:themeColor="accent5" w:themeTint="BF"/>
-          <w:right w:val="single" w:sz="8" w:space="0" w:color="78C0D4" w:themeColor="accent5" w:themeTint="BF"/>
+          <w:top w:val="single" w:color="78C0D4" w:themeColor="accent5" w:themeTint="BF" w:sz="8" w:space="0"/>
+          <w:left w:val="single" w:color="78C0D4" w:themeColor="accent5" w:themeTint="BF" w:sz="8" w:space="0"/>
+          <w:bottom w:val="single" w:color="78C0D4" w:themeColor="accent5" w:themeTint="BF" w:sz="8" w:space="0"/>
+          <w:right w:val="single" w:color="78C0D4" w:themeColor="accent5" w:themeTint="BF" w:sz="8" w:space="0"/>
           <w:insideH w:val="nil"/>
           <w:insideV w:val="nil"/>
         </w:tcBorders>
@@ -7319,10 +7323,10 @@
       <w:tblPr/>
       <w:tcPr>
         <w:tcBorders>
-          <w:top w:val="double" w:sz="6" w:space="0" w:color="78C0D4" w:themeColor="accent5" w:themeTint="BF"/>
-          <w:left w:val="single" w:sz="8" w:space="0" w:color="78C0D4" w:themeColor="accent5" w:themeTint="BF"/>
-          <w:bottom w:val="single" w:sz="8" w:space="0" w:color="78C0D4" w:themeColor="accent5" w:themeTint="BF"/>
-          <w:right w:val="single" w:sz="8" w:space="0" w:color="78C0D4" w:themeColor="accent5" w:themeTint="BF"/>
+          <w:top w:val="double" w:color="78C0D4" w:themeColor="accent5" w:themeTint="BF" w:sz="6" w:space="0"/>
+          <w:left w:val="single" w:color="78C0D4" w:themeColor="accent5" w:themeTint="BF" w:sz="8" w:space="0"/>
+          <w:bottom w:val="single" w:color="78C0D4" w:themeColor="accent5" w:themeTint="BF" w:sz="8" w:space="0"/>
+          <w:right w:val="single" w:color="78C0D4" w:themeColor="accent5" w:themeTint="BF" w:sz="8" w:space="0"/>
           <w:insideH w:val="nil"/>
           <w:insideV w:val="nil"/>
         </w:tcBorders>
@@ -7379,11 +7383,11 @@
       <w:tblStyleColBandSize w:val="1"/>
       <w:tblInd w:w="0" w:type="dxa"/>
       <w:tblBorders>
-        <w:top w:val="single" w:sz="8" w:space="0" w:color="F9B074" w:themeColor="accent6" w:themeTint="BF"/>
-        <w:left w:val="single" w:sz="8" w:space="0" w:color="F9B074" w:themeColor="accent6" w:themeTint="BF"/>
-        <w:bottom w:val="single" w:sz="8" w:space="0" w:color="F9B074" w:themeColor="accent6" w:themeTint="BF"/>
-        <w:right w:val="single" w:sz="8" w:space="0" w:color="F9B074" w:themeColor="accent6" w:themeTint="BF"/>
-        <w:insideH w:val="single" w:sz="8" w:space="0" w:color="F9B074" w:themeColor="accent6" w:themeTint="BF"/>
+        <w:top w:val="single" w:color="F9B074" w:themeColor="accent6" w:themeTint="BF" w:sz="8" w:space="0"/>
+        <w:left w:val="single" w:color="F9B074" w:themeColor="accent6" w:themeTint="BF" w:sz="8" w:space="0"/>
+        <w:bottom w:val="single" w:color="F9B074" w:themeColor="accent6" w:themeTint="BF" w:sz="8" w:space="0"/>
+        <w:right w:val="single" w:color="F9B074" w:themeColor="accent6" w:themeTint="BF" w:sz="8" w:space="0"/>
+        <w:insideH w:val="single" w:color="F9B074" w:themeColor="accent6" w:themeTint="BF" w:sz="8" w:space="0"/>
       </w:tblBorders>
       <w:tblCellMar>
         <w:top w:w="0" w:type="dxa"/>
@@ -7404,10 +7408,10 @@
       <w:tblPr/>
       <w:tcPr>
         <w:tcBorders>
-          <w:top w:val="single" w:sz="8" w:space="0" w:color="F9B074" w:themeColor="accent6" w:themeTint="BF"/>
-          <w:left w:val="single" w:sz="8" w:space="0" w:color="F9B074" w:themeColor="accent6" w:themeTint="BF"/>
-          <w:bottom w:val="single" w:sz="8" w:space="0" w:color="F9B074" w:themeColor="accent6" w:themeTint="BF"/>
-          <w:right w:val="single" w:sz="8" w:space="0" w:color="F9B074" w:themeColor="accent6" w:themeTint="BF"/>
+          <w:top w:val="single" w:color="F9B074" w:themeColor="accent6" w:themeTint="BF" w:sz="8" w:space="0"/>
+          <w:left w:val="single" w:color="F9B074" w:themeColor="accent6" w:themeTint="BF" w:sz="8" w:space="0"/>
+          <w:bottom w:val="single" w:color="F9B074" w:themeColor="accent6" w:themeTint="BF" w:sz="8" w:space="0"/>
+          <w:right w:val="single" w:color="F9B074" w:themeColor="accent6" w:themeTint="BF" w:sz="8" w:space="0"/>
           <w:insideH w:val="nil"/>
           <w:insideV w:val="nil"/>
         </w:tcBorders>
@@ -7425,10 +7429,10 @@
       <w:tblPr/>
       <w:tcPr>
         <w:tcBorders>
-          <w:top w:val="double" w:sz="6" w:space="0" w:color="F9B074" w:themeColor="accent6" w:themeTint="BF"/>
-          <w:left w:val="single" w:sz="8" w:space="0" w:color="F9B074" w:themeColor="accent6" w:themeTint="BF"/>
-          <w:bottom w:val="single" w:sz="8" w:space="0" w:color="F9B074" w:themeColor="accent6" w:themeTint="BF"/>
-          <w:right w:val="single" w:sz="8" w:space="0" w:color="F9B074" w:themeColor="accent6" w:themeTint="BF"/>
+          <w:top w:val="double" w:color="F9B074" w:themeColor="accent6" w:themeTint="BF" w:sz="6" w:space="0"/>
+          <w:left w:val="single" w:color="F9B074" w:themeColor="accent6" w:themeTint="BF" w:sz="8" w:space="0"/>
+          <w:bottom w:val="single" w:color="F9B074" w:themeColor="accent6" w:themeTint="BF" w:sz="8" w:space="0"/>
+          <w:right w:val="single" w:color="F9B074" w:themeColor="accent6" w:themeTint="BF" w:sz="8" w:space="0"/>
           <w:insideH w:val="nil"/>
           <w:insideV w:val="nil"/>
         </w:tcBorders>
@@ -7485,8 +7489,8 @@
       <w:tblStyleColBandSize w:val="1"/>
       <w:tblInd w:w="0" w:type="dxa"/>
       <w:tblBorders>
-        <w:top w:val="single" w:sz="18" w:space="0" w:color="auto"/>
-        <w:bottom w:val="single" w:sz="18" w:space="0" w:color="auto"/>
+        <w:top w:val="single" w:color="auto" w:sz="18" w:space="0"/>
+        <w:bottom w:val="single" w:color="auto" w:sz="18" w:space="0"/>
       </w:tblBorders>
       <w:tblCellMar>
         <w:top w:w="0" w:type="dxa"/>
@@ -7507,9 +7511,9 @@
       <w:tblPr/>
       <w:tcPr>
         <w:tcBorders>
-          <w:top w:val="single" w:sz="18" w:space="0" w:color="auto"/>
-          <w:left w:val="nil"/>
-          <w:bottom w:val="single" w:sz="18" w:space="0" w:color="auto"/>
+          <w:top w:val="single" w:color="auto" w:sz="18" w:space="0"/>
+          <w:left w:val="nil"/>
+          <w:bottom w:val="single" w:color="auto" w:sz="18" w:space="0"/>
           <w:right w:val="nil"/>
           <w:insideH w:val="nil"/>
           <w:insideV w:val="nil"/>
@@ -7527,9 +7531,9 @@
       <w:tblPr/>
       <w:tcPr>
         <w:tcBorders>
-          <w:top w:val="double" w:sz="6" w:space="0" w:color="auto"/>
-          <w:left w:val="nil"/>
-          <w:bottom w:val="single" w:sz="18" w:space="0" w:color="auto"/>
+          <w:top w:val="double" w:color="auto" w:sz="6" w:space="0"/>
+          <w:left w:val="nil"/>
+          <w:bottom w:val="single" w:color="auto" w:sz="18" w:space="0"/>
           <w:right w:val="nil"/>
           <w:insideH w:val="nil"/>
           <w:insideV w:val="nil"/>
@@ -7548,7 +7552,7 @@
         <w:tcBorders>
           <w:top w:val="nil"/>
           <w:left w:val="nil"/>
-          <w:bottom w:val="single" w:sz="18" w:space="0" w:color="auto"/>
+          <w:bottom w:val="single" w:color="auto" w:sz="18" w:space="0"/>
           <w:right w:val="nil"/>
           <w:insideH w:val="nil"/>
           <w:insideV w:val="nil"/>
@@ -7595,9 +7599,9 @@
       <w:tblPr/>
       <w:tcPr>
         <w:tcBorders>
-          <w:top w:val="single" w:sz="18" w:space="0" w:color="auto"/>
-          <w:left w:val="nil"/>
-          <w:bottom w:val="single" w:sz="18" w:space="0" w:color="auto"/>
+          <w:top w:val="single" w:color="auto" w:sz="18" w:space="0"/>
+          <w:left w:val="nil"/>
+          <w:bottom w:val="single" w:color="auto" w:sz="18" w:space="0"/>
           <w:right w:val="nil"/>
           <w:insideH w:val="nil"/>
           <w:insideV w:val="nil"/>
@@ -7611,9 +7615,9 @@
       <w:tblPr/>
       <w:tcPr>
         <w:tcBorders>
-          <w:top w:val="single" w:sz="18" w:space="0" w:color="auto"/>
-          <w:left w:val="nil"/>
-          <w:bottom w:val="single" w:sz="18" w:space="0" w:color="auto"/>
+          <w:top w:val="single" w:color="auto" w:sz="18" w:space="0"/>
+          <w:left w:val="nil"/>
+          <w:bottom w:val="single" w:color="auto" w:sz="18" w:space="0"/>
           <w:right w:val="nil"/>
           <w:insideH w:val="nil"/>
           <w:insideV w:val="nil"/>
@@ -7634,8 +7638,8 @@
       <w:tblStyleColBandSize w:val="1"/>
       <w:tblInd w:w="0" w:type="dxa"/>
       <w:tblBorders>
-        <w:top w:val="single" w:sz="18" w:space="0" w:color="auto"/>
-        <w:bottom w:val="single" w:sz="18" w:space="0" w:color="auto"/>
+        <w:top w:val="single" w:color="auto" w:sz="18" w:space="0"/>
+        <w:bottom w:val="single" w:color="auto" w:sz="18" w:space="0"/>
       </w:tblBorders>
       <w:tblCellMar>
         <w:top w:w="0" w:type="dxa"/>
@@ -7656,9 +7660,9 @@
       <w:tblPr/>
       <w:tcPr>
         <w:tcBorders>
-          <w:top w:val="single" w:sz="18" w:space="0" w:color="auto"/>
-          <w:left w:val="nil"/>
-          <w:bottom w:val="single" w:sz="18" w:space="0" w:color="auto"/>
+          <w:top w:val="single" w:color="auto" w:sz="18" w:space="0"/>
+          <w:left w:val="nil"/>
+          <w:bottom w:val="single" w:color="auto" w:sz="18" w:space="0"/>
           <w:right w:val="nil"/>
           <w:insideH w:val="nil"/>
           <w:insideV w:val="nil"/>
@@ -7676,9 +7680,9 @@
       <w:tblPr/>
       <w:tcPr>
         <w:tcBorders>
-          <w:top w:val="double" w:sz="6" w:space="0" w:color="auto"/>
-          <w:left w:val="nil"/>
-          <w:bottom w:val="single" w:sz="18" w:space="0" w:color="auto"/>
+          <w:top w:val="double" w:color="auto" w:sz="6" w:space="0"/>
+          <w:left w:val="nil"/>
+          <w:bottom w:val="single" w:color="auto" w:sz="18" w:space="0"/>
           <w:right w:val="nil"/>
           <w:insideH w:val="nil"/>
           <w:insideV w:val="nil"/>
@@ -7697,7 +7701,7 @@
         <w:tcBorders>
           <w:top w:val="nil"/>
           <w:left w:val="nil"/>
-          <w:bottom w:val="single" w:sz="18" w:space="0" w:color="auto"/>
+          <w:bottom w:val="single" w:color="auto" w:sz="18" w:space="0"/>
           <w:right w:val="nil"/>
           <w:insideH w:val="nil"/>
           <w:insideV w:val="nil"/>
@@ -7744,9 +7748,9 @@
       <w:tblPr/>
       <w:tcPr>
         <w:tcBorders>
-          <w:top w:val="single" w:sz="18" w:space="0" w:color="auto"/>
-          <w:left w:val="nil"/>
-          <w:bottom w:val="single" w:sz="18" w:space="0" w:color="auto"/>
+          <w:top w:val="single" w:color="auto" w:sz="18" w:space="0"/>
+          <w:left w:val="nil"/>
+          <w:bottom w:val="single" w:color="auto" w:sz="18" w:space="0"/>
           <w:right w:val="nil"/>
           <w:insideH w:val="nil"/>
           <w:insideV w:val="nil"/>
@@ -7760,9 +7764,9 @@
       <w:tblPr/>
       <w:tcPr>
         <w:tcBorders>
-          <w:top w:val="single" w:sz="18" w:space="0" w:color="auto"/>
-          <w:left w:val="nil"/>
-          <w:bottom w:val="single" w:sz="18" w:space="0" w:color="auto"/>
+          <w:top w:val="single" w:color="auto" w:sz="18" w:space="0"/>
+          <w:left w:val="nil"/>
+          <w:bottom w:val="single" w:color="auto" w:sz="18" w:space="0"/>
           <w:right w:val="nil"/>
           <w:insideH w:val="nil"/>
           <w:insideV w:val="nil"/>
@@ -7783,8 +7787,8 @@
       <w:tblStyleColBandSize w:val="1"/>
       <w:tblInd w:w="0" w:type="dxa"/>
       <w:tblBorders>
-        <w:top w:val="single" w:sz="18" w:space="0" w:color="auto"/>
-        <w:bottom w:val="single" w:sz="18" w:space="0" w:color="auto"/>
+        <w:top w:val="single" w:color="auto" w:sz="18" w:space="0"/>
+        <w:bottom w:val="single" w:color="auto" w:sz="18" w:space="0"/>
       </w:tblBorders>
       <w:tblCellMar>
         <w:top w:w="0" w:type="dxa"/>
@@ -7805,9 +7809,9 @@
       <w:tblPr/>
       <w:tcPr>
         <w:tcBorders>
-          <w:top w:val="single" w:sz="18" w:space="0" w:color="auto"/>
-          <w:left w:val="nil"/>
-          <w:bottom w:val="single" w:sz="18" w:space="0" w:color="auto"/>
+          <w:top w:val="single" w:color="auto" w:sz="18" w:space="0"/>
+          <w:left w:val="nil"/>
+          <w:bottom w:val="single" w:color="auto" w:sz="18" w:space="0"/>
           <w:right w:val="nil"/>
           <w:insideH w:val="nil"/>
           <w:insideV w:val="nil"/>
@@ -7825,9 +7829,9 @@
       <w:tblPr/>
       <w:tcPr>
         <w:tcBorders>
-          <w:top w:val="double" w:sz="6" w:space="0" w:color="auto"/>
-          <w:left w:val="nil"/>
-          <w:bottom w:val="single" w:sz="18" w:space="0" w:color="auto"/>
+          <w:top w:val="double" w:color="auto" w:sz="6" w:space="0"/>
+          <w:left w:val="nil"/>
+          <w:bottom w:val="single" w:color="auto" w:sz="18" w:space="0"/>
           <w:right w:val="nil"/>
           <w:insideH w:val="nil"/>
           <w:insideV w:val="nil"/>
@@ -7846,7 +7850,7 @@
         <w:tcBorders>
           <w:top w:val="nil"/>
           <w:left w:val="nil"/>
-          <w:bottom w:val="single" w:sz="18" w:space="0" w:color="auto"/>
+          <w:bottom w:val="single" w:color="auto" w:sz="18" w:space="0"/>
           <w:right w:val="nil"/>
           <w:insideH w:val="nil"/>
           <w:insideV w:val="nil"/>
@@ -7893,9 +7897,9 @@
       <w:tblPr/>
       <w:tcPr>
         <w:tcBorders>
-          <w:top w:val="single" w:sz="18" w:space="0" w:color="auto"/>
-          <w:left w:val="nil"/>
-          <w:bottom w:val="single" w:sz="18" w:space="0" w:color="auto"/>
+          <w:top w:val="single" w:color="auto" w:sz="18" w:space="0"/>
+          <w:left w:val="nil"/>
+          <w:bottom w:val="single" w:color="auto" w:sz="18" w:space="0"/>
           <w:right w:val="nil"/>
           <w:insideH w:val="nil"/>
           <w:insideV w:val="nil"/>
@@ -7909,9 +7913,9 @@
       <w:tblPr/>
       <w:tcPr>
         <w:tcBorders>
-          <w:top w:val="single" w:sz="18" w:space="0" w:color="auto"/>
-          <w:left w:val="nil"/>
-          <w:bottom w:val="single" w:sz="18" w:space="0" w:color="auto"/>
+          <w:top w:val="single" w:color="auto" w:sz="18" w:space="0"/>
+          <w:left w:val="nil"/>
+          <w:bottom w:val="single" w:color="auto" w:sz="18" w:space="0"/>
           <w:right w:val="nil"/>
           <w:insideH w:val="nil"/>
           <w:insideV w:val="nil"/>
@@ -7932,8 +7936,8 @@
       <w:tblStyleColBandSize w:val="1"/>
       <w:tblInd w:w="0" w:type="dxa"/>
       <w:tblBorders>
-        <w:top w:val="single" w:sz="18" w:space="0" w:color="auto"/>
-        <w:bottom w:val="single" w:sz="18" w:space="0" w:color="auto"/>
+        <w:top w:val="single" w:color="auto" w:sz="18" w:space="0"/>
+        <w:bottom w:val="single" w:color="auto" w:sz="18" w:space="0"/>
       </w:tblBorders>
       <w:tblCellMar>
         <w:top w:w="0" w:type="dxa"/>
@@ -7954,9 +7958,9 @@
       <w:tblPr/>
       <w:tcPr>
         <w:tcBorders>
-          <w:top w:val="single" w:sz="18" w:space="0" w:color="auto"/>
-          <w:left w:val="nil"/>
-          <w:bottom w:val="single" w:sz="18" w:space="0" w:color="auto"/>
+          <w:top w:val="single" w:color="auto" w:sz="18" w:space="0"/>
+          <w:left w:val="nil"/>
+          <w:bottom w:val="single" w:color="auto" w:sz="18" w:space="0"/>
           <w:right w:val="nil"/>
           <w:insideH w:val="nil"/>
           <w:insideV w:val="nil"/>
@@ -7974,9 +7978,9 @@
       <w:tblPr/>
       <w:tcPr>
         <w:tcBorders>
-          <w:top w:val="double" w:sz="6" w:space="0" w:color="auto"/>
-          <w:left w:val="nil"/>
-          <w:bottom w:val="single" w:sz="18" w:space="0" w:color="auto"/>
+          <w:top w:val="double" w:color="auto" w:sz="6" w:space="0"/>
+          <w:left w:val="nil"/>
+          <w:bottom w:val="single" w:color="auto" w:sz="18" w:space="0"/>
           <w:right w:val="nil"/>
           <w:insideH w:val="nil"/>
           <w:insideV w:val="nil"/>
@@ -7995,7 +7999,7 @@
         <w:tcBorders>
           <w:top w:val="nil"/>
           <w:left w:val="nil"/>
-          <w:bottom w:val="single" w:sz="18" w:space="0" w:color="auto"/>
+          <w:bottom w:val="single" w:color="auto" w:sz="18" w:space="0"/>
           <w:right w:val="nil"/>
           <w:insideH w:val="nil"/>
           <w:insideV w:val="nil"/>
@@ -8042,9 +8046,9 @@
       <w:tblPr/>
       <w:tcPr>
         <w:tcBorders>
-          <w:top w:val="single" w:sz="18" w:space="0" w:color="auto"/>
-          <w:left w:val="nil"/>
-          <w:bottom w:val="single" w:sz="18" w:space="0" w:color="auto"/>
+          <w:top w:val="single" w:color="auto" w:sz="18" w:space="0"/>
+          <w:left w:val="nil"/>
+          <w:bottom w:val="single" w:color="auto" w:sz="18" w:space="0"/>
           <w:right w:val="nil"/>
           <w:insideH w:val="nil"/>
           <w:insideV w:val="nil"/>
@@ -8058,9 +8062,9 @@
       <w:tblPr/>
       <w:tcPr>
         <w:tcBorders>
-          <w:top w:val="single" w:sz="18" w:space="0" w:color="auto"/>
-          <w:left w:val="nil"/>
-          <w:bottom w:val="single" w:sz="18" w:space="0" w:color="auto"/>
+          <w:top w:val="single" w:color="auto" w:sz="18" w:space="0"/>
+          <w:left w:val="nil"/>
+          <w:bottom w:val="single" w:color="auto" w:sz="18" w:space="0"/>
           <w:right w:val="nil"/>
           <w:insideH w:val="nil"/>
           <w:insideV w:val="nil"/>
@@ -8081,8 +8085,8 @@
       <w:tblStyleColBandSize w:val="1"/>
       <w:tblInd w:w="0" w:type="dxa"/>
       <w:tblBorders>
-        <w:top w:val="single" w:sz="18" w:space="0" w:color="auto"/>
-        <w:bottom w:val="single" w:sz="18" w:space="0" w:color="auto"/>
+        <w:top w:val="single" w:color="auto" w:sz="18" w:space="0"/>
+        <w:bottom w:val="single" w:color="auto" w:sz="18" w:space="0"/>
       </w:tblBorders>
       <w:tblCellMar>
         <w:top w:w="0" w:type="dxa"/>
@@ -8103,9 +8107,9 @@
       <w:tblPr/>
       <w:tcPr>
         <w:tcBorders>
-          <w:top w:val="single" w:sz="18" w:space="0" w:color="auto"/>
-          <w:left w:val="nil"/>
-          <w:bottom w:val="single" w:sz="18" w:space="0" w:color="auto"/>
+          <w:top w:val="single" w:color="auto" w:sz="18" w:space="0"/>
+          <w:left w:val="nil"/>
+          <w:bottom w:val="single" w:color="auto" w:sz="18" w:space="0"/>
           <w:right w:val="nil"/>
           <w:insideH w:val="nil"/>
           <w:insideV w:val="nil"/>
@@ -8123,9 +8127,9 @@
       <w:tblPr/>
       <w:tcPr>
         <w:tcBorders>
-          <w:top w:val="double" w:sz="6" w:space="0" w:color="auto"/>
-          <w:left w:val="nil"/>
-          <w:bottom w:val="single" w:sz="18" w:space="0" w:color="auto"/>
+          <w:top w:val="double" w:color="auto" w:sz="6" w:space="0"/>
+          <w:left w:val="nil"/>
+          <w:bottom w:val="single" w:color="auto" w:sz="18" w:space="0"/>
           <w:right w:val="nil"/>
           <w:insideH w:val="nil"/>
           <w:insideV w:val="nil"/>
@@ -8144,7 +8148,7 @@
         <w:tcBorders>
           <w:top w:val="nil"/>
           <w:left w:val="nil"/>
-          <w:bottom w:val="single" w:sz="18" w:space="0" w:color="auto"/>
+          <w:bottom w:val="single" w:color="auto" w:sz="18" w:space="0"/>
           <w:right w:val="nil"/>
           <w:insideH w:val="nil"/>
           <w:insideV w:val="nil"/>
@@ -8191,9 +8195,9 @@
       <w:tblPr/>
       <w:tcPr>
         <w:tcBorders>
-          <w:top w:val="single" w:sz="18" w:space="0" w:color="auto"/>
-          <w:left w:val="nil"/>
-          <w:bottom w:val="single" w:sz="18" w:space="0" w:color="auto"/>
+          <w:top w:val="single" w:color="auto" w:sz="18" w:space="0"/>
+          <w:left w:val="nil"/>
+          <w:bottom w:val="single" w:color="auto" w:sz="18" w:space="0"/>
           <w:right w:val="nil"/>
           <w:insideH w:val="nil"/>
           <w:insideV w:val="nil"/>
@@ -8207,9 +8211,9 @@
       <w:tblPr/>
       <w:tcPr>
         <w:tcBorders>
-          <w:top w:val="single" w:sz="18" w:space="0" w:color="auto"/>
-          <w:left w:val="nil"/>
-          <w:bottom w:val="single" w:sz="18" w:space="0" w:color="auto"/>
+          <w:top w:val="single" w:color="auto" w:sz="18" w:space="0"/>
+          <w:left w:val="nil"/>
+          <w:bottom w:val="single" w:color="auto" w:sz="18" w:space="0"/>
           <w:right w:val="nil"/>
           <w:insideH w:val="nil"/>
           <w:insideV w:val="nil"/>
@@ -8230,8 +8234,8 @@
       <w:tblStyleColBandSize w:val="1"/>
       <w:tblInd w:w="0" w:type="dxa"/>
       <w:tblBorders>
-        <w:top w:val="single" w:sz="18" w:space="0" w:color="auto"/>
-        <w:bottom w:val="single" w:sz="18" w:space="0" w:color="auto"/>
+        <w:top w:val="single" w:color="auto" w:sz="18" w:space="0"/>
+        <w:bottom w:val="single" w:color="auto" w:sz="18" w:space="0"/>
       </w:tblBorders>
       <w:tblCellMar>
         <w:top w:w="0" w:type="dxa"/>
@@ -8252,9 +8256,9 @@
       <w:tblPr/>
       <w:tcPr>
         <w:tcBorders>
-          <w:top w:val="single" w:sz="18" w:space="0" w:color="auto"/>
-          <w:left w:val="nil"/>
-          <w:bottom w:val="single" w:sz="18" w:space="0" w:color="auto"/>
+          <w:top w:val="single" w:color="auto" w:sz="18" w:space="0"/>
+          <w:left w:val="nil"/>
+          <w:bottom w:val="single" w:color="auto" w:sz="18" w:space="0"/>
           <w:right w:val="nil"/>
           <w:insideH w:val="nil"/>
           <w:insideV w:val="nil"/>
@@ -8272,9 +8276,9 @@
       <w:tblPr/>
       <w:tcPr>
         <w:tcBorders>
-          <w:top w:val="double" w:sz="6" w:space="0" w:color="auto"/>
-          <w:left w:val="nil"/>
-          <w:bottom w:val="single" w:sz="18" w:space="0" w:color="auto"/>
+          <w:top w:val="double" w:color="auto" w:sz="6" w:space="0"/>
+          <w:left w:val="nil"/>
+          <w:bottom w:val="single" w:color="auto" w:sz="18" w:space="0"/>
           <w:right w:val="nil"/>
           <w:insideH w:val="nil"/>
           <w:insideV w:val="nil"/>
@@ -8293,7 +8297,7 @@
         <w:tcBorders>
           <w:top w:val="nil"/>
           <w:left w:val="nil"/>
-          <w:bottom w:val="single" w:sz="18" w:space="0" w:color="auto"/>
+          <w:bottom w:val="single" w:color="auto" w:sz="18" w:space="0"/>
           <w:right w:val="nil"/>
           <w:insideH w:val="nil"/>
           <w:insideV w:val="nil"/>
@@ -8340,9 +8344,9 @@
       <w:tblPr/>
       <w:tcPr>
         <w:tcBorders>
-          <w:top w:val="single" w:sz="18" w:space="0" w:color="auto"/>
-          <w:left w:val="nil"/>
-          <w:bottom w:val="single" w:sz="18" w:space="0" w:color="auto"/>
+          <w:top w:val="single" w:color="auto" w:sz="18" w:space="0"/>
+          <w:left w:val="nil"/>
+          <w:bottom w:val="single" w:color="auto" w:sz="18" w:space="0"/>
           <w:right w:val="nil"/>
           <w:insideH w:val="nil"/>
           <w:insideV w:val="nil"/>
@@ -8356,9 +8360,9 @@
       <w:tblPr/>
       <w:tcPr>
         <w:tcBorders>
-          <w:top w:val="single" w:sz="18" w:space="0" w:color="auto"/>
-          <w:left w:val="nil"/>
-          <w:bottom w:val="single" w:sz="18" w:space="0" w:color="auto"/>
+          <w:top w:val="single" w:color="auto" w:sz="18" w:space="0"/>
+          <w:left w:val="nil"/>
+          <w:bottom w:val="single" w:color="auto" w:sz="18" w:space="0"/>
           <w:right w:val="nil"/>
           <w:insideH w:val="nil"/>
           <w:insideV w:val="nil"/>
@@ -8379,8 +8383,8 @@
       <w:tblStyleColBandSize w:val="1"/>
       <w:tblInd w:w="0" w:type="dxa"/>
       <w:tblBorders>
-        <w:top w:val="single" w:sz="18" w:space="0" w:color="auto"/>
-        <w:bottom w:val="single" w:sz="18" w:space="0" w:color="auto"/>
+        <w:top w:val="single" w:color="auto" w:sz="18" w:space="0"/>
+        <w:bottom w:val="single" w:color="auto" w:sz="18" w:space="0"/>
       </w:tblBorders>
       <w:tblCellMar>
         <w:top w:w="0" w:type="dxa"/>
@@ -8401,9 +8405,9 @@
       <w:tblPr/>
       <w:tcPr>
         <w:tcBorders>
-          <w:top w:val="single" w:sz="18" w:space="0" w:color="auto"/>
-          <w:left w:val="nil"/>
-          <w:bottom w:val="single" w:sz="18" w:space="0" w:color="auto"/>
+          <w:top w:val="single" w:color="auto" w:sz="18" w:space="0"/>
+          <w:left w:val="nil"/>
+          <w:bottom w:val="single" w:color="auto" w:sz="18" w:space="0"/>
           <w:right w:val="nil"/>
           <w:insideH w:val="nil"/>
           <w:insideV w:val="nil"/>
@@ -8421,9 +8425,9 @@
       <w:tblPr/>
       <w:tcPr>
         <w:tcBorders>
-          <w:top w:val="double" w:sz="6" w:space="0" w:color="auto"/>
-          <w:left w:val="nil"/>
-          <w:bottom w:val="single" w:sz="18" w:space="0" w:color="auto"/>
+          <w:top w:val="double" w:color="auto" w:sz="6" w:space="0"/>
+          <w:left w:val="nil"/>
+          <w:bottom w:val="single" w:color="auto" w:sz="18" w:space="0"/>
           <w:right w:val="nil"/>
           <w:insideH w:val="nil"/>
           <w:insideV w:val="nil"/>
@@ -8442,7 +8446,7 @@
         <w:tcBorders>
           <w:top w:val="nil"/>
           <w:left w:val="nil"/>
-          <w:bottom w:val="single" w:sz="18" w:space="0" w:color="auto"/>
+          <w:bottom w:val="single" w:color="auto" w:sz="18" w:space="0"/>
           <w:right w:val="nil"/>
           <w:insideH w:val="nil"/>
           <w:insideV w:val="nil"/>
@@ -8489,9 +8493,9 @@
       <w:tblPr/>
       <w:tcPr>
         <w:tcBorders>
-          <w:top w:val="single" w:sz="18" w:space="0" w:color="auto"/>
-          <w:left w:val="nil"/>
-          <w:bottom w:val="single" w:sz="18" w:space="0" w:color="auto"/>
+          <w:top w:val="single" w:color="auto" w:sz="18" w:space="0"/>
+          <w:left w:val="nil"/>
+          <w:bottom w:val="single" w:color="auto" w:sz="18" w:space="0"/>
           <w:right w:val="nil"/>
           <w:insideH w:val="nil"/>
           <w:insideV w:val="nil"/>
@@ -8505,9 +8509,9 @@
       <w:tblPr/>
       <w:tcPr>
         <w:tcBorders>
-          <w:top w:val="single" w:sz="18" w:space="0" w:color="auto"/>
-          <w:left w:val="nil"/>
-          <w:bottom w:val="single" w:sz="18" w:space="0" w:color="auto"/>
+          <w:top w:val="single" w:color="auto" w:sz="18" w:space="0"/>
+          <w:left w:val="nil"/>
+          <w:bottom w:val="single" w:color="auto" w:sz="18" w:space="0"/>
           <w:right w:val="nil"/>
           <w:insideH w:val="nil"/>
           <w:insideV w:val="nil"/>
@@ -8531,8 +8535,8 @@
       <w:tblStyleColBandSize w:val="1"/>
       <w:tblInd w:w="0" w:type="dxa"/>
       <w:tblBorders>
-        <w:top w:val="single" w:sz="8" w:space="0" w:color="000000" w:themeColor="text1"/>
-        <w:bottom w:val="single" w:sz="8" w:space="0" w:color="000000" w:themeColor="text1"/>
+        <w:top w:val="single" w:color="000000" w:themeColor="text1" w:sz="8" w:space="0"/>
+        <w:bottom w:val="single" w:color="000000" w:themeColor="text1" w:sz="8" w:space="0"/>
       </w:tblBorders>
       <w:tblCellMar>
         <w:top w:w="0" w:type="dxa"/>
@@ -8543,13 +8547,13 @@
     </w:tblPr>
     <w:tblStylePr w:type="firstRow">
       <w:rPr>
-        <w:rFonts w:asciiTheme="majorHAnsi" w:eastAsiaTheme="majorEastAsia" w:hAnsiTheme="majorHAnsi" w:cstheme="majorBidi"/>
+        <w:rFonts w:asciiTheme="majorHAnsi" w:hAnsiTheme="majorHAnsi" w:eastAsiaTheme="majorEastAsia" w:cstheme="majorBidi"/>
       </w:rPr>
       <w:tblPr/>
       <w:tcPr>
         <w:tcBorders>
           <w:top w:val="nil"/>
-          <w:bottom w:val="single" w:sz="8" w:space="0" w:color="000000" w:themeColor="text1"/>
+          <w:bottom w:val="single" w:color="000000" w:themeColor="text1" w:sz="8" w:space="0"/>
         </w:tcBorders>
       </w:tcPr>
     </w:tblStylePr>
@@ -8562,8 +8566,8 @@
       <w:tblPr/>
       <w:tcPr>
         <w:tcBorders>
-          <w:top w:val="single" w:sz="8" w:space="0" w:color="000000" w:themeColor="text1"/>
-          <w:bottom w:val="single" w:sz="8" w:space="0" w:color="000000" w:themeColor="text1"/>
+          <w:top w:val="single" w:color="000000" w:themeColor="text1" w:sz="8" w:space="0"/>
+          <w:bottom w:val="single" w:color="000000" w:themeColor="text1" w:sz="8" w:space="0"/>
         </w:tcBorders>
       </w:tcPr>
     </w:tblStylePr>
@@ -8581,8 +8585,8 @@
       <w:tblPr/>
       <w:tcPr>
         <w:tcBorders>
-          <w:top w:val="single" w:sz="8" w:space="0" w:color="000000" w:themeColor="text1"/>
-          <w:bottom w:val="single" w:sz="8" w:space="0" w:color="000000" w:themeColor="text1"/>
+          <w:top w:val="single" w:color="000000" w:themeColor="text1" w:sz="8" w:space="0"/>
+          <w:bottom w:val="single" w:color="000000" w:themeColor="text1" w:sz="8" w:space="0"/>
         </w:tcBorders>
       </w:tcPr>
     </w:tblStylePr>
@@ -8615,8 +8619,8 @@
       <w:tblStyleColBandSize w:val="1"/>
       <w:tblInd w:w="0" w:type="dxa"/>
       <w:tblBorders>
-        <w:top w:val="single" w:sz="8" w:space="0" w:color="4F81BD" w:themeColor="accent1"/>
-        <w:bottom w:val="single" w:sz="8" w:space="0" w:color="4F81BD" w:themeColor="accent1"/>
+        <w:top w:val="single" w:color="4F81BD" w:themeColor="accent1" w:sz="8" w:space="0"/>
+        <w:bottom w:val="single" w:color="4F81BD" w:themeColor="accent1" w:sz="8" w:space="0"/>
       </w:tblBorders>
       <w:tblCellMar>
         <w:top w:w="0" w:type="dxa"/>
@@ -8627,13 +8631,13 @@
     </w:tblPr>
     <w:tblStylePr w:type="firstRow">
       <w:rPr>
-        <w:rFonts w:asciiTheme="majorHAnsi" w:eastAsiaTheme="majorEastAsia" w:hAnsiTheme="majorHAnsi" w:cstheme="majorBidi"/>
+        <w:rFonts w:asciiTheme="majorHAnsi" w:hAnsiTheme="majorHAnsi" w:eastAsiaTheme="majorEastAsia" w:cstheme="majorBidi"/>
       </w:rPr>
       <w:tblPr/>
       <w:tcPr>
         <w:tcBorders>
           <w:top w:val="nil"/>
-          <w:bottom w:val="single" w:sz="8" w:space="0" w:color="4F81BD" w:themeColor="accent1"/>
+          <w:bottom w:val="single" w:color="4F81BD" w:themeColor="accent1" w:sz="8" w:space="0"/>
         </w:tcBorders>
       </w:tcPr>
     </w:tblStylePr>
@@ -8646,8 +8650,8 @@
       <w:tblPr/>
       <w:tcPr>
         <w:tcBorders>
-          <w:top w:val="single" w:sz="8" w:space="0" w:color="4F81BD" w:themeColor="accent1"/>
-          <w:bottom w:val="single" w:sz="8" w:space="0" w:color="4F81BD" w:themeColor="accent1"/>
+          <w:top w:val="single" w:color="4F81BD" w:themeColor="accent1" w:sz="8" w:space="0"/>
+          <w:bottom w:val="single" w:color="4F81BD" w:themeColor="accent1" w:sz="8" w:space="0"/>
         </w:tcBorders>
       </w:tcPr>
     </w:tblStylePr>
@@ -8665,8 +8669,8 @@
       <w:tblPr/>
       <w:tcPr>
         <w:tcBorders>
-          <w:top w:val="single" w:sz="8" w:space="0" w:color="4F81BD" w:themeColor="accent1"/>
-          <w:bottom w:val="single" w:sz="8" w:space="0" w:color="4F81BD" w:themeColor="accent1"/>
+          <w:top w:val="single" w:color="4F81BD" w:themeColor="accent1" w:sz="8" w:space="0"/>
+          <w:bottom w:val="single" w:color="4F81BD" w:themeColor="accent1" w:sz="8" w:space="0"/>
         </w:tcBorders>
       </w:tcPr>
     </w:tblStylePr>
@@ -8699,8 +8703,8 @@
       <w:tblStyleColBandSize w:val="1"/>
       <w:tblInd w:w="0" w:type="dxa"/>
       <w:tblBorders>
-        <w:top w:val="single" w:sz="8" w:space="0" w:color="C0504D" w:themeColor="accent2"/>
-        <w:bottom w:val="single" w:sz="8" w:space="0" w:color="C0504D" w:themeColor="accent2"/>
+        <w:top w:val="single" w:color="C0504D" w:themeColor="accent2" w:sz="8" w:space="0"/>
+        <w:bottom w:val="single" w:color="C0504D" w:themeColor="accent2" w:sz="8" w:space="0"/>
       </w:tblBorders>
       <w:tblCellMar>
         <w:top w:w="0" w:type="dxa"/>
@@ -8711,13 +8715,13 @@
     </w:tblPr>
     <w:tblStylePr w:type="firstRow">
       <w:rPr>
-        <w:rFonts w:asciiTheme="majorHAnsi" w:eastAsiaTheme="majorEastAsia" w:hAnsiTheme="majorHAnsi" w:cstheme="majorBidi"/>
+        <w:rFonts w:asciiTheme="majorHAnsi" w:hAnsiTheme="majorHAnsi" w:eastAsiaTheme="majorEastAsia" w:cstheme="majorBidi"/>
       </w:rPr>
       <w:tblPr/>
       <w:tcPr>
         <w:tcBorders>
           <w:top w:val="nil"/>
-          <w:bottom w:val="single" w:sz="8" w:space="0" w:color="C0504D" w:themeColor="accent2"/>
+          <w:bottom w:val="single" w:color="C0504D" w:themeColor="accent2" w:sz="8" w:space="0"/>
         </w:tcBorders>
       </w:tcPr>
     </w:tblStylePr>
@@ -8730,8 +8734,8 @@
       <w:tblPr/>
       <w:tcPr>
         <w:tcBorders>
-          <w:top w:val="single" w:sz="8" w:space="0" w:color="C0504D" w:themeColor="accent2"/>
-          <w:bottom w:val="single" w:sz="8" w:space="0" w:color="C0504D" w:themeColor="accent2"/>
+          <w:top w:val="single" w:color="C0504D" w:themeColor="accent2" w:sz="8" w:space="0"/>
+          <w:bottom w:val="single" w:color="C0504D" w:themeColor="accent2" w:sz="8" w:space="0"/>
         </w:tcBorders>
       </w:tcPr>
     </w:tblStylePr>
@@ -8749,8 +8753,8 @@
       <w:tblPr/>
       <w:tcPr>
         <w:tcBorders>
-          <w:top w:val="single" w:sz="8" w:space="0" w:color="C0504D" w:themeColor="accent2"/>
-          <w:bottom w:val="single" w:sz="8" w:space="0" w:color="C0504D" w:themeColor="accent2"/>
+          <w:top w:val="single" w:color="C0504D" w:themeColor="accent2" w:sz="8" w:space="0"/>
+          <w:bottom w:val="single" w:color="C0504D" w:themeColor="accent2" w:sz="8" w:space="0"/>
         </w:tcBorders>
       </w:tcPr>
     </w:tblStylePr>
@@ -8783,8 +8787,8 @@
       <w:tblStyleColBandSize w:val="1"/>
       <w:tblInd w:w="0" w:type="dxa"/>
       <w:tblBorders>
-        <w:top w:val="single" w:sz="8" w:space="0" w:color="9BBB59" w:themeColor="accent3"/>
-        <w:bottom w:val="single" w:sz="8" w:space="0" w:color="9BBB59" w:themeColor="accent3"/>
+        <w:top w:val="single" w:color="9BBB59" w:themeColor="accent3" w:sz="8" w:space="0"/>
+        <w:bottom w:val="single" w:color="9BBB59" w:themeColor="accent3" w:sz="8" w:space="0"/>
       </w:tblBorders>
       <w:tblCellMar>
         <w:top w:w="0" w:type="dxa"/>
@@ -8795,13 +8799,13 @@
     </w:tblPr>
     <w:tblStylePr w:type="firstRow">
       <w:rPr>
-        <w:rFonts w:asciiTheme="majorHAnsi" w:eastAsiaTheme="majorEastAsia" w:hAnsiTheme="majorHAnsi" w:cstheme="majorBidi"/>
+        <w:rFonts w:asciiTheme="majorHAnsi" w:hAnsiTheme="majorHAnsi" w:eastAsiaTheme="majorEastAsia" w:cstheme="majorBidi"/>
       </w:rPr>
       <w:tblPr/>
       <w:tcPr>
         <w:tcBorders>
           <w:top w:val="nil"/>
-          <w:bottom w:val="single" w:sz="8" w:space="0" w:color="9BBB59" w:themeColor="accent3"/>
+          <w:bottom w:val="single" w:color="9BBB59" w:themeColor="accent3" w:sz="8" w:space="0"/>
         </w:tcBorders>
       </w:tcPr>
     </w:tblStylePr>
@@ -8814,8 +8818,8 @@
       <w:tblPr/>
       <w:tcPr>
         <w:tcBorders>
-          <w:top w:val="single" w:sz="8" w:space="0" w:color="9BBB59" w:themeColor="accent3"/>
-          <w:bottom w:val="single" w:sz="8" w:space="0" w:color="9BBB59" w:themeColor="accent3"/>
+          <w:top w:val="single" w:color="9BBB59" w:themeColor="accent3" w:sz="8" w:space="0"/>
+          <w:bottom w:val="single" w:color="9BBB59" w:themeColor="accent3" w:sz="8" w:space="0"/>
         </w:tcBorders>
       </w:tcPr>
     </w:tblStylePr>
@@ -8833,8 +8837,8 @@
       <w:tblPr/>
       <w:tcPr>
         <w:tcBorders>
-          <w:top w:val="single" w:sz="8" w:space="0" w:color="9BBB59" w:themeColor="accent3"/>
-          <w:bottom w:val="single" w:sz="8" w:space="0" w:color="9BBB59" w:themeColor="accent3"/>
+          <w:top w:val="single" w:color="9BBB59" w:themeColor="accent3" w:sz="8" w:space="0"/>
+          <w:bottom w:val="single" w:color="9BBB59" w:themeColor="accent3" w:sz="8" w:space="0"/>
         </w:tcBorders>
       </w:tcPr>
     </w:tblStylePr>
@@ -8867,8 +8871,8 @@
       <w:tblStyleColBandSize w:val="1"/>
       <w:tblInd w:w="0" w:type="dxa"/>
       <w:tblBorders>
-        <w:top w:val="single" w:sz="8" w:space="0" w:color="8064A2" w:themeColor="accent4"/>
-        <w:bottom w:val="single" w:sz="8" w:space="0" w:color="8064A2" w:themeColor="accent4"/>
+        <w:top w:val="single" w:color="8064A2" w:themeColor="accent4" w:sz="8" w:space="0"/>
+        <w:bottom w:val="single" w:color="8064A2" w:themeColor="accent4" w:sz="8" w:space="0"/>
       </w:tblBorders>
       <w:tblCellMar>
         <w:top w:w="0" w:type="dxa"/>
@@ -8879,13 +8883,13 @@
     </w:tblPr>
     <w:tblStylePr w:type="firstRow">
       <w:rPr>
-        <w:rFonts w:asciiTheme="majorHAnsi" w:eastAsiaTheme="majorEastAsia" w:hAnsiTheme="majorHAnsi" w:cstheme="majorBidi"/>
+        <w:rFonts w:asciiTheme="majorHAnsi" w:hAnsiTheme="majorHAnsi" w:eastAsiaTheme="majorEastAsia" w:cstheme="majorBidi"/>
       </w:rPr>
       <w:tblPr/>
       <w:tcPr>
         <w:tcBorders>
           <w:top w:val="nil"/>
-          <w:bottom w:val="single" w:sz="8" w:space="0" w:color="8064A2" w:themeColor="accent4"/>
+          <w:bottom w:val="single" w:color="8064A2" w:themeColor="accent4" w:sz="8" w:space="0"/>
         </w:tcBorders>
       </w:tcPr>
     </w:tblStylePr>
@@ -8898,8 +8902,8 @@
       <w:tblPr/>
       <w:tcPr>
         <w:tcBorders>
-          <w:top w:val="single" w:sz="8" w:space="0" w:color="8064A2" w:themeColor="accent4"/>
-          <w:bottom w:val="single" w:sz="8" w:space="0" w:color="8064A2" w:themeColor="accent4"/>
+          <w:top w:val="single" w:color="8064A2" w:themeColor="accent4" w:sz="8" w:space="0"/>
+          <w:bottom w:val="single" w:color="8064A2" w:themeColor="accent4" w:sz="8" w:space="0"/>
         </w:tcBorders>
       </w:tcPr>
     </w:tblStylePr>
@@ -8917,8 +8921,8 @@
       <w:tblPr/>
       <w:tcPr>
         <w:tcBorders>
-          <w:top w:val="single" w:sz="8" w:space="0" w:color="8064A2" w:themeColor="accent4"/>
-          <w:bottom w:val="single" w:sz="8" w:space="0" w:color="8064A2" w:themeColor="accent4"/>
+          <w:top w:val="single" w:color="8064A2" w:themeColor="accent4" w:sz="8" w:space="0"/>
+          <w:bottom w:val="single" w:color="8064A2" w:themeColor="accent4" w:sz="8" w:space="0"/>
         </w:tcBorders>
       </w:tcPr>
     </w:tblStylePr>
@@ -8951,8 +8955,8 @@
       <w:tblStyleColBandSize w:val="1"/>
       <w:tblInd w:w="0" w:type="dxa"/>
       <w:tblBorders>
-        <w:top w:val="single" w:sz="8" w:space="0" w:color="4BACC6" w:themeColor="accent5"/>
-        <w:bottom w:val="single" w:sz="8" w:space="0" w:color="4BACC6" w:themeColor="accent5"/>
+        <w:top w:val="single" w:color="4BACC6" w:themeColor="accent5" w:sz="8" w:space="0"/>
+        <w:bottom w:val="single" w:color="4BACC6" w:themeColor="accent5" w:sz="8" w:space="0"/>
       </w:tblBorders>
       <w:tblCellMar>
         <w:top w:w="0" w:type="dxa"/>
@@ -8963,13 +8967,13 @@
     </w:tblPr>
     <w:tblStylePr w:type="firstRow">
       <w:rPr>
-        <w:rFonts w:asciiTheme="majorHAnsi" w:eastAsiaTheme="majorEastAsia" w:hAnsiTheme="majorHAnsi" w:cstheme="majorBidi"/>
+        <w:rFonts w:asciiTheme="majorHAnsi" w:hAnsiTheme="majorHAnsi" w:eastAsiaTheme="majorEastAsia" w:cstheme="majorBidi"/>
       </w:rPr>
       <w:tblPr/>
       <w:tcPr>
         <w:tcBorders>
           <w:top w:val="nil"/>
-          <w:bottom w:val="single" w:sz="8" w:space="0" w:color="4BACC6" w:themeColor="accent5"/>
+          <w:bottom w:val="single" w:color="4BACC6" w:themeColor="accent5" w:sz="8" w:space="0"/>
         </w:tcBorders>
       </w:tcPr>
     </w:tblStylePr>
@@ -8982,8 +8986,8 @@
       <w:tblPr/>
       <w:tcPr>
         <w:tcBorders>
-          <w:top w:val="single" w:sz="8" w:space="0" w:color="4BACC6" w:themeColor="accent5"/>
-          <w:bottom w:val="single" w:sz="8" w:space="0" w:color="4BACC6" w:themeColor="accent5"/>
+          <w:top w:val="single" w:color="4BACC6" w:themeColor="accent5" w:sz="8" w:space="0"/>
+          <w:bottom w:val="single" w:color="4BACC6" w:themeColor="accent5" w:sz="8" w:space="0"/>
         </w:tcBorders>
       </w:tcPr>
     </w:tblStylePr>
@@ -9001,8 +9005,8 @@
       <w:tblPr/>
       <w:tcPr>
         <w:tcBorders>
-          <w:top w:val="single" w:sz="8" w:space="0" w:color="4BACC6" w:themeColor="accent5"/>
-          <w:bottom w:val="single" w:sz="8" w:space="0" w:color="4BACC6" w:themeColor="accent5"/>
+          <w:top w:val="single" w:color="4BACC6" w:themeColor="accent5" w:sz="8" w:space="0"/>
+          <w:bottom w:val="single" w:color="4BACC6" w:themeColor="accent5" w:sz="8" w:space="0"/>
         </w:tcBorders>
       </w:tcPr>
     </w:tblStylePr>
@@ -9035,8 +9039,8 @@
       <w:tblStyleColBandSize w:val="1"/>
       <w:tblInd w:w="0" w:type="dxa"/>
       <w:tblBorders>
-        <w:top w:val="single" w:sz="8" w:space="0" w:color="F79646" w:themeColor="accent6"/>
-        <w:bottom w:val="single" w:sz="8" w:space="0" w:color="F79646" w:themeColor="accent6"/>
+        <w:top w:val="single" w:color="F79646" w:themeColor="accent6" w:sz="8" w:space="0"/>
+        <w:bottom w:val="single" w:color="F79646" w:themeColor="accent6" w:sz="8" w:space="0"/>
       </w:tblBorders>
       <w:tblCellMar>
         <w:top w:w="0" w:type="dxa"/>
@@ -9047,13 +9051,13 @@
     </w:tblPr>
     <w:tblStylePr w:type="firstRow">
       <w:rPr>
-        <w:rFonts w:asciiTheme="majorHAnsi" w:eastAsiaTheme="majorEastAsia" w:hAnsiTheme="majorHAnsi" w:cstheme="majorBidi"/>
+        <w:rFonts w:asciiTheme="majorHAnsi" w:hAnsiTheme="majorHAnsi" w:eastAsiaTheme="majorEastAsia" w:cstheme="majorBidi"/>
       </w:rPr>
       <w:tblPr/>
       <w:tcPr>
         <w:tcBorders>
           <w:top w:val="nil"/>
-          <w:bottom w:val="single" w:sz="8" w:space="0" w:color="F79646" w:themeColor="accent6"/>
+          <w:bottom w:val="single" w:color="F79646" w:themeColor="accent6" w:sz="8" w:space="0"/>
         </w:tcBorders>
       </w:tcPr>
     </w:tblStylePr>
@@ -9066,8 +9070,8 @@
       <w:tblPr/>
       <w:tcPr>
         <w:tcBorders>
-          <w:top w:val="single" w:sz="8" w:space="0" w:color="F79646" w:themeColor="accent6"/>
-          <w:bottom w:val="single" w:sz="8" w:space="0" w:color="F79646" w:themeColor="accent6"/>
+          <w:top w:val="single" w:color="F79646" w:themeColor="accent6" w:sz="8" w:space="0"/>
+          <w:bottom w:val="single" w:color="F79646" w:themeColor="accent6" w:sz="8" w:space="0"/>
         </w:tcBorders>
       </w:tcPr>
     </w:tblStylePr>
@@ -9085,8 +9089,8 @@
       <w:tblPr/>
       <w:tcPr>
         <w:tcBorders>
-          <w:top w:val="single" w:sz="8" w:space="0" w:color="F79646" w:themeColor="accent6"/>
-          <w:bottom w:val="single" w:sz="8" w:space="0" w:color="F79646" w:themeColor="accent6"/>
+          <w:top w:val="single" w:color="F79646" w:themeColor="accent6" w:sz="8" w:space="0"/>
+          <w:bottom w:val="single" w:color="F79646" w:themeColor="accent6" w:sz="8" w:space="0"/>
         </w:tcBorders>
       </w:tcPr>
     </w:tblStylePr>
@@ -9112,7 +9116,7 @@
       <w:spacing w:after="0" w:line="240" w:lineRule="auto"/>
     </w:pPr>
     <w:rPr>
-      <w:rFonts w:asciiTheme="majorHAnsi" w:eastAsiaTheme="majorEastAsia" w:hAnsiTheme="majorHAnsi" w:cstheme="majorBidi"/>
+      <w:rFonts w:asciiTheme="majorHAnsi" w:hAnsiTheme="majorHAnsi" w:eastAsiaTheme="majorEastAsia" w:cstheme="majorBidi"/>
       <w:color w:val="000000" w:themeColor="text1"/>
     </w:rPr>
     <w:tblPr>
@@ -9120,10 +9124,10 @@
       <w:tblStyleColBandSize w:val="1"/>
       <w:tblInd w:w="0" w:type="dxa"/>
       <w:tblBorders>
-        <w:top w:val="single" w:sz="8" w:space="0" w:color="000000" w:themeColor="text1"/>
-        <w:left w:val="single" w:sz="8" w:space="0" w:color="000000" w:themeColor="text1"/>
-        <w:bottom w:val="single" w:sz="8" w:space="0" w:color="000000" w:themeColor="text1"/>
-        <w:right w:val="single" w:sz="8" w:space="0" w:color="000000" w:themeColor="text1"/>
+        <w:top w:val="single" w:color="000000" w:themeColor="text1" w:sz="8" w:space="0"/>
+        <w:left w:val="single" w:color="000000" w:themeColor="text1" w:sz="8" w:space="0"/>
+        <w:bottom w:val="single" w:color="000000" w:themeColor="text1" w:sz="8" w:space="0"/>
+        <w:right w:val="single" w:color="000000" w:themeColor="text1" w:sz="8" w:space="0"/>
       </w:tblBorders>
       <w:tblCellMar>
         <w:top w:w="0" w:type="dxa"/>
@@ -9142,7 +9146,7 @@
         <w:tcBorders>
           <w:top w:val="nil"/>
           <w:left w:val="nil"/>
-          <w:bottom w:val="single" w:sz="24" w:space="0" w:color="000000" w:themeColor="text1"/>
+          <w:bottom w:val="single" w:color="000000" w:themeColor="text1" w:sz="24" w:space="0"/>
           <w:right w:val="nil"/>
           <w:insideH w:val="nil"/>
           <w:insideV w:val="nil"/>
@@ -9154,7 +9158,7 @@
       <w:tblPr/>
       <w:tcPr>
         <w:tcBorders>
-          <w:top w:val="single" w:sz="8" w:space="0" w:color="000000" w:themeColor="text1"/>
+          <w:top w:val="single" w:color="000000" w:themeColor="text1" w:sz="8" w:space="0"/>
           <w:left w:val="nil"/>
           <w:bottom w:val="nil"/>
           <w:right w:val="nil"/>
@@ -9171,7 +9175,7 @@
           <w:top w:val="nil"/>
           <w:left w:val="nil"/>
           <w:bottom w:val="nil"/>
-          <w:right w:val="single" w:sz="8" w:space="0" w:color="000000" w:themeColor="text1"/>
+          <w:right w:val="single" w:color="000000" w:themeColor="text1" w:sz="8" w:space="0"/>
           <w:insideH w:val="nil"/>
           <w:insideV w:val="nil"/>
         </w:tcBorders>
@@ -9183,7 +9187,7 @@
       <w:tcPr>
         <w:tcBorders>
           <w:top w:val="nil"/>
-          <w:left w:val="single" w:sz="8" w:space="0" w:color="000000" w:themeColor="text1"/>
+          <w:left w:val="single" w:color="000000" w:themeColor="text1" w:sz="8" w:space="0"/>
           <w:bottom w:val="nil"/>
           <w:right w:val="nil"/>
           <w:insideH w:val="nil"/>
@@ -9240,7 +9244,7 @@
       <w:spacing w:after="0" w:line="240" w:lineRule="auto"/>
     </w:pPr>
     <w:rPr>
-      <w:rFonts w:asciiTheme="majorHAnsi" w:eastAsiaTheme="majorEastAsia" w:hAnsiTheme="majorHAnsi" w:cstheme="majorBidi"/>
+      <w:rFonts w:asciiTheme="majorHAnsi" w:hAnsiTheme="majorHAnsi" w:eastAsiaTheme="majorEastAsia" w:cstheme="majorBidi"/>
       <w:color w:val="000000" w:themeColor="text1"/>
     </w:rPr>
     <w:tblPr>
@@ -9248,10 +9252,10 @@
       <w:tblStyleColBandSize w:val="1"/>
       <w:tblInd w:w="0" w:type="dxa"/>
       <w:tblBorders>
-        <w:top w:val="single" w:sz="8" w:space="0" w:color="4F81BD" w:themeColor="accent1"/>
-        <w:left w:val="single" w:sz="8" w:space="0" w:color="4F81BD" w:themeColor="accent1"/>
-        <w:bottom w:val="single" w:sz="8" w:space="0" w:color="4F81BD" w:themeColor="accent1"/>
-        <w:right w:val="single" w:sz="8" w:space="0" w:color="4F81BD" w:themeColor="accent1"/>
+        <w:top w:val="single" w:color="4F81BD" w:themeColor="accent1" w:sz="8" w:space="0"/>
+        <w:left w:val="single" w:color="4F81BD" w:themeColor="accent1" w:sz="8" w:space="0"/>
+        <w:bottom w:val="single" w:color="4F81BD" w:themeColor="accent1" w:sz="8" w:space="0"/>
+        <w:right w:val="single" w:color="4F81BD" w:themeColor="accent1" w:sz="8" w:space="0"/>
       </w:tblBorders>
       <w:tblCellMar>
         <w:top w:w="0" w:type="dxa"/>
@@ -9270,7 +9274,7 @@
         <w:tcBorders>
           <w:top w:val="nil"/>
           <w:left w:val="nil"/>
-          <w:bottom w:val="single" w:sz="24" w:space="0" w:color="4F81BD" w:themeColor="accent1"/>
+          <w:bottom w:val="single" w:color="4F81BD" w:themeColor="accent1" w:sz="24" w:space="0"/>
           <w:right w:val="nil"/>
           <w:insideH w:val="nil"/>
           <w:insideV w:val="nil"/>
@@ -9282,7 +9286,7 @@
       <w:tblPr/>
       <w:tcPr>
         <w:tcBorders>
-          <w:top w:val="single" w:sz="8" w:space="0" w:color="4F81BD" w:themeColor="accent1"/>
+          <w:top w:val="single" w:color="4F81BD" w:themeColor="accent1" w:sz="8" w:space="0"/>
           <w:left w:val="nil"/>
           <w:bottom w:val="nil"/>
           <w:right w:val="nil"/>
@@ -9299,7 +9303,7 @@
           <w:top w:val="nil"/>
           <w:left w:val="nil"/>
           <w:bottom w:val="nil"/>
-          <w:right w:val="single" w:sz="8" w:space="0" w:color="4F81BD" w:themeColor="accent1"/>
+          <w:right w:val="single" w:color="4F81BD" w:themeColor="accent1" w:sz="8" w:space="0"/>
           <w:insideH w:val="nil"/>
           <w:insideV w:val="nil"/>
         </w:tcBorders>
@@ -9311,7 +9315,7 @@
       <w:tcPr>
         <w:tcBorders>
           <w:top w:val="nil"/>
-          <w:left w:val="single" w:sz="8" w:space="0" w:color="4F81BD" w:themeColor="accent1"/>
+          <w:left w:val="single" w:color="4F81BD" w:themeColor="accent1" w:sz="8" w:space="0"/>
           <w:bottom w:val="nil"/>
           <w:right w:val="nil"/>
           <w:insideH w:val="nil"/>
@@ -9368,7 +9372,7 @@
       <w:spacing w:after="0" w:line="240" w:lineRule="auto"/>
     </w:pPr>
     <w:rPr>
-      <w:rFonts w:asciiTheme="majorHAnsi" w:eastAsiaTheme="majorEastAsia" w:hAnsiTheme="majorHAnsi" w:cstheme="majorBidi"/>
+      <w:rFonts w:asciiTheme="majorHAnsi" w:hAnsiTheme="majorHAnsi" w:eastAsiaTheme="majorEastAsia" w:cstheme="majorBidi"/>
       <w:color w:val="000000" w:themeColor="text1"/>
     </w:rPr>
     <w:tblPr>
@@ -9376,10 +9380,10 @@
       <w:tblStyleColBandSize w:val="1"/>
       <w:tblInd w:w="0" w:type="dxa"/>
       <w:tblBorders>
-        <w:top w:val="single" w:sz="8" w:space="0" w:color="C0504D" w:themeColor="accent2"/>
-        <w:left w:val="single" w:sz="8" w:space="0" w:color="C0504D" w:themeColor="accent2"/>
-        <w:bottom w:val="single" w:sz="8" w:space="0" w:color="C0504D" w:themeColor="accent2"/>
-        <w:right w:val="single" w:sz="8" w:space="0" w:color="C0504D" w:themeColor="accent2"/>
+        <w:top w:val="single" w:color="C0504D" w:themeColor="accent2" w:sz="8" w:space="0"/>
+        <w:left w:val="single" w:color="C0504D" w:themeColor="accent2" w:sz="8" w:space="0"/>
+        <w:bottom w:val="single" w:color="C0504D" w:themeColor="accent2" w:sz="8" w:space="0"/>
+        <w:right w:val="single" w:color="C0504D" w:themeColor="accent2" w:sz="8" w:space="0"/>
       </w:tblBorders>
       <w:tblCellMar>
         <w:top w:w="0" w:type="dxa"/>
@@ -9398,7 +9402,7 @@
         <w:tcBorders>
           <w:top w:val="nil"/>
           <w:left w:val="nil"/>
-          <w:bottom w:val="single" w:sz="24" w:space="0" w:color="C0504D" w:themeColor="accent2"/>
+          <w:bottom w:val="single" w:color="C0504D" w:themeColor="accent2" w:sz="24" w:space="0"/>
           <w:right w:val="nil"/>
           <w:insideH w:val="nil"/>
           <w:insideV w:val="nil"/>
@@ -9410,7 +9414,7 @@
       <w:tblPr/>
       <w:tcPr>
         <w:tcBorders>
-          <w:top w:val="single" w:sz="8" w:space="0" w:color="C0504D" w:themeColor="accent2"/>
+          <w:top w:val="single" w:color="C0504D" w:themeColor="accent2" w:sz="8" w:space="0"/>
           <w:left w:val="nil"/>
           <w:bottom w:val="nil"/>
           <w:right w:val="nil"/>
@@ -9427,7 +9431,7 @@
           <w:top w:val="nil"/>
           <w:left w:val="nil"/>
           <w:bottom w:val="nil"/>
-          <w:right w:val="single" w:sz="8" w:space="0" w:color="C0504D" w:themeColor="accent2"/>
+          <w:right w:val="single" w:color="C0504D" w:themeColor="accent2" w:sz="8" w:space="0"/>
           <w:insideH w:val="nil"/>
           <w:insideV w:val="nil"/>
         </w:tcBorders>
@@ -9439,7 +9443,7 @@
       <w:tcPr>
         <w:tcBorders>
           <w:top w:val="nil"/>
-          <w:left w:val="single" w:sz="8" w:space="0" w:color="C0504D" w:themeColor="accent2"/>
+          <w:left w:val="single" w:color="C0504D" w:themeColor="accent2" w:sz="8" w:space="0"/>
           <w:bottom w:val="nil"/>
           <w:right w:val="nil"/>
           <w:insideH w:val="nil"/>
@@ -9496,7 +9500,7 @@
       <w:spacing w:after="0" w:line="240" w:lineRule="auto"/>
     </w:pPr>
     <w:rPr>
-      <w:rFonts w:asciiTheme="majorHAnsi" w:eastAsiaTheme="majorEastAsia" w:hAnsiTheme="majorHAnsi" w:cstheme="majorBidi"/>
+      <w:rFonts w:asciiTheme="majorHAnsi" w:hAnsiTheme="majorHAnsi" w:eastAsiaTheme="majorEastAsia" w:cstheme="majorBidi"/>
       <w:color w:val="000000" w:themeColor="text1"/>
     </w:rPr>
     <w:tblPr>
@@ -9504,10 +9508,10 @@
       <w:tblStyleColBandSize w:val="1"/>
       <w:tblInd w:w="0" w:type="dxa"/>
       <w:tblBorders>
-        <w:top w:val="single" w:sz="8" w:space="0" w:color="9BBB59" w:themeColor="accent3"/>
-        <w:left w:val="single" w:sz="8" w:space="0" w:color="9BBB59" w:themeColor="accent3"/>
-        <w:bottom w:val="single" w:sz="8" w:space="0" w:color="9BBB59" w:themeColor="accent3"/>
-        <w:right w:val="single" w:sz="8" w:space="0" w:color="9BBB59" w:themeColor="accent3"/>
+        <w:top w:val="single" w:color="9BBB59" w:themeColor="accent3" w:sz="8" w:space="0"/>
+        <w:left w:val="single" w:color="9BBB59" w:themeColor="accent3" w:sz="8" w:space="0"/>
+        <w:bottom w:val="single" w:color="9BBB59" w:themeColor="accent3" w:sz="8" w:space="0"/>
+        <w:right w:val="single" w:color="9BBB59" w:themeColor="accent3" w:sz="8" w:space="0"/>
       </w:tblBorders>
       <w:tblCellMar>
         <w:top w:w="0" w:type="dxa"/>
@@ -9526,7 +9530,7 @@
         <w:tcBorders>
           <w:top w:val="nil"/>
           <w:left w:val="nil"/>
-          <w:bottom w:val="single" w:sz="24" w:space="0" w:color="9BBB59" w:themeColor="accent3"/>
+          <w:bottom w:val="single" w:color="9BBB59" w:themeColor="accent3" w:sz="24" w:space="0"/>
           <w:right w:val="nil"/>
           <w:insideH w:val="nil"/>
           <w:insideV w:val="nil"/>
@@ -9538,7 +9542,7 @@
       <w:tblPr/>
       <w:tcPr>
         <w:tcBorders>
-          <w:top w:val="single" w:sz="8" w:space="0" w:color="9BBB59" w:themeColor="accent3"/>
+          <w:top w:val="single" w:color="9BBB59" w:themeColor="accent3" w:sz="8" w:space="0"/>
           <w:left w:val="nil"/>
           <w:bottom w:val="nil"/>
           <w:right w:val="nil"/>
@@ -9555,7 +9559,7 @@
           <w:top w:val="nil"/>
           <w:left w:val="nil"/>
           <w:bottom w:val="nil"/>
-          <w:right w:val="single" w:sz="8" w:space="0" w:color="9BBB59" w:themeColor="accent3"/>
+          <w:right w:val="single" w:color="9BBB59" w:themeColor="accent3" w:sz="8" w:space="0"/>
           <w:insideH w:val="nil"/>
           <w:insideV w:val="nil"/>
         </w:tcBorders>
@@ -9567,7 +9571,7 @@
       <w:tcPr>
         <w:tcBorders>
           <w:top w:val="nil"/>
-          <w:left w:val="single" w:sz="8" w:space="0" w:color="9BBB59" w:themeColor="accent3"/>
+          <w:left w:val="single" w:color="9BBB59" w:themeColor="accent3" w:sz="8" w:space="0"/>
           <w:bottom w:val="nil"/>
           <w:right w:val="nil"/>
           <w:insideH w:val="nil"/>
@@ -9624,7 +9628,7 @@
       <w:spacing w:after="0" w:line="240" w:lineRule="auto"/>
     </w:pPr>
     <w:rPr>
-      <w:rFonts w:asciiTheme="majorHAnsi" w:eastAsiaTheme="majorEastAsia" w:hAnsiTheme="majorHAnsi" w:cstheme="majorBidi"/>
+      <w:rFonts w:asciiTheme="majorHAnsi" w:hAnsiTheme="majorHAnsi" w:eastAsiaTheme="majorEastAsia" w:cstheme="majorBidi"/>
       <w:color w:val="000000" w:themeColor="text1"/>
     </w:rPr>
     <w:tblPr>
@@ -9632,10 +9636,10 @@
       <w:tblStyleColBandSize w:val="1"/>
       <w:tblInd w:w="0" w:type="dxa"/>
       <w:tblBorders>
-        <w:top w:val="single" w:sz="8" w:space="0" w:color="8064A2" w:themeColor="accent4"/>
-        <w:left w:val="single" w:sz="8" w:space="0" w:color="8064A2" w:themeColor="accent4"/>
-        <w:bottom w:val="single" w:sz="8" w:space="0" w:color="8064A2" w:themeColor="accent4"/>
-        <w:right w:val="single" w:sz="8" w:space="0" w:color="8064A2" w:themeColor="accent4"/>
+        <w:top w:val="single" w:color="8064A2" w:themeColor="accent4" w:sz="8" w:space="0"/>
+        <w:left w:val="single" w:color="8064A2" w:themeColor="accent4" w:sz="8" w:space="0"/>
+        <w:bottom w:val="single" w:color="8064A2" w:themeColor="accent4" w:sz="8" w:space="0"/>
+        <w:right w:val="single" w:color="8064A2" w:themeColor="accent4" w:sz="8" w:space="0"/>
       </w:tblBorders>
       <w:tblCellMar>
         <w:top w:w="0" w:type="dxa"/>
@@ -9654,7 +9658,7 @@
         <w:tcBorders>
           <w:top w:val="nil"/>
           <w:left w:val="nil"/>
-          <w:bottom w:val="single" w:sz="24" w:space="0" w:color="8064A2" w:themeColor="accent4"/>
+          <w:bottom w:val="single" w:color="8064A2" w:themeColor="accent4" w:sz="24" w:space="0"/>
           <w:right w:val="nil"/>
           <w:insideH w:val="nil"/>
           <w:insideV w:val="nil"/>
@@ -9666,7 +9670,7 @@
       <w:tblPr/>
       <w:tcPr>
         <w:tcBorders>
-          <w:top w:val="single" w:sz="8" w:space="0" w:color="8064A2" w:themeColor="accent4"/>
+          <w:top w:val="single" w:color="8064A2" w:themeColor="accent4" w:sz="8" w:space="0"/>
           <w:left w:val="nil"/>
           <w:bottom w:val="nil"/>
           <w:right w:val="nil"/>
@@ -9683,7 +9687,7 @@
           <w:top w:val="nil"/>
           <w:left w:val="nil"/>
           <w:bottom w:val="nil"/>
-          <w:right w:val="single" w:sz="8" w:space="0" w:color="8064A2" w:themeColor="accent4"/>
+          <w:right w:val="single" w:color="8064A2" w:themeColor="accent4" w:sz="8" w:space="0"/>
           <w:insideH w:val="nil"/>
           <w:insideV w:val="nil"/>
         </w:tcBorders>
@@ -9695,7 +9699,7 @@
       <w:tcPr>
         <w:tcBorders>
           <w:top w:val="nil"/>
-          <w:left w:val="single" w:sz="8" w:space="0" w:color="8064A2" w:themeColor="accent4"/>
+          <w:left w:val="single" w:color="8064A2" w:themeColor="accent4" w:sz="8" w:space="0"/>
           <w:bottom w:val="nil"/>
           <w:right w:val="nil"/>
           <w:insideH w:val="nil"/>
@@ -9752,7 +9756,7 @@
       <w:spacing w:after="0" w:line="240" w:lineRule="auto"/>
     </w:pPr>
     <w:rPr>
-      <w:rFonts w:asciiTheme="majorHAnsi" w:eastAsiaTheme="majorEastAsia" w:hAnsiTheme="majorHAnsi" w:cstheme="majorBidi"/>
+      <w:rFonts w:asciiTheme="majorHAnsi" w:hAnsiTheme="majorHAnsi" w:eastAsiaTheme="majorEastAsia" w:cstheme="majorBidi"/>
       <w:color w:val="000000" w:themeColor="text1"/>
     </w:rPr>
     <w:tblPr>
@@ -9760,10 +9764,10 @@
       <w:tblStyleColBandSize w:val="1"/>
       <w:tblInd w:w="0" w:type="dxa"/>
       <w:tblBorders>
-        <w:top w:val="single" w:sz="8" w:space="0" w:color="4BACC6" w:themeColor="accent5"/>
-        <w:left w:val="single" w:sz="8" w:space="0" w:color="4BACC6" w:themeColor="accent5"/>
-        <w:bottom w:val="single" w:sz="8" w:space="0" w:color="4BACC6" w:themeColor="accent5"/>
-        <w:right w:val="single" w:sz="8" w:space="0" w:color="4BACC6" w:themeColor="accent5"/>
+        <w:top w:val="single" w:color="4BACC6" w:themeColor="accent5" w:sz="8" w:space="0"/>
+        <w:left w:val="single" w:color="4BACC6" w:themeColor="accent5" w:sz="8" w:space="0"/>
+        <w:bottom w:val="single" w:color="4BACC6" w:themeColor="accent5" w:sz="8" w:space="0"/>
+        <w:right w:val="single" w:color="4BACC6" w:themeColor="accent5" w:sz="8" w:space="0"/>
       </w:tblBorders>
       <w:tblCellMar>
         <w:top w:w="0" w:type="dxa"/>
@@ -9782,7 +9786,7 @@
         <w:tcBorders>
           <w:top w:val="nil"/>
           <w:left w:val="nil"/>
-          <w:bottom w:val="single" w:sz="24" w:space="0" w:color="4BACC6" w:themeColor="accent5"/>
+          <w:bottom w:val="single" w:color="4BACC6" w:themeColor="accent5" w:sz="24" w:space="0"/>
           <w:right w:val="nil"/>
           <w:insideH w:val="nil"/>
           <w:insideV w:val="nil"/>
@@ -9794,7 +9798,7 @@
       <w:tblPr/>
       <w:tcPr>
         <w:tcBorders>
-          <w:top w:val="single" w:sz="8" w:space="0" w:color="4BACC6" w:themeColor="accent5"/>
+          <w:top w:val="single" w:color="4BACC6" w:themeColor="accent5" w:sz="8" w:space="0"/>
           <w:left w:val="nil"/>
           <w:bottom w:val="nil"/>
           <w:right w:val="nil"/>
@@ -9811,7 +9815,7 @@
           <w:top w:val="nil"/>
           <w:left w:val="nil"/>
           <w:bottom w:val="nil"/>
-          <w:right w:val="single" w:sz="8" w:space="0" w:color="4BACC6" w:themeColor="accent5"/>
+          <w:right w:val="single" w:color="4BACC6" w:themeColor="accent5" w:sz="8" w:space="0"/>
           <w:insideH w:val="nil"/>
           <w:insideV w:val="nil"/>
         </w:tcBorders>
@@ -9823,7 +9827,7 @@
       <w:tcPr>
         <w:tcBorders>
           <w:top w:val="nil"/>
-          <w:left w:val="single" w:sz="8" w:space="0" w:color="4BACC6" w:themeColor="accent5"/>
+          <w:left w:val="single" w:color="4BACC6" w:themeColor="accent5" w:sz="8" w:space="0"/>
           <w:bottom w:val="nil"/>
           <w:right w:val="nil"/>
           <w:insideH w:val="nil"/>
@@ -9880,7 +9884,7 @@
       <w:spacing w:after="0" w:line="240" w:lineRule="auto"/>
     </w:pPr>
     <w:rPr>
-      <w:rFonts w:asciiTheme="majorHAnsi" w:eastAsiaTheme="majorEastAsia" w:hAnsiTheme="majorHAnsi" w:cstheme="majorBidi"/>
+      <w:rFonts w:asciiTheme="majorHAnsi" w:hAnsiTheme="majorHAnsi" w:eastAsiaTheme="majorEastAsia" w:cstheme="majorBidi"/>
       <w:color w:val="000000" w:themeColor="text1"/>
     </w:rPr>
     <w:tblPr>
@@ -9888,10 +9892,10 @@
       <w:tblStyleColBandSize w:val="1"/>
       <w:tblInd w:w="0" w:type="dxa"/>
       <w:tblBorders>
-        <w:top w:val="single" w:sz="8" w:space="0" w:color="F79646" w:themeColor="accent6"/>
-        <w:left w:val="single" w:sz="8" w:space="0" w:color="F79646" w:themeColor="accent6"/>
-        <w:bottom w:val="single" w:sz="8" w:space="0" w:color="F79646" w:themeColor="accent6"/>
-        <w:right w:val="single" w:sz="8" w:space="0" w:color="F79646" w:themeColor="accent6"/>
+        <w:top w:val="single" w:color="F79646" w:themeColor="accent6" w:sz="8" w:space="0"/>
+        <w:left w:val="single" w:color="F79646" w:themeColor="accent6" w:sz="8" w:space="0"/>
+        <w:bottom w:val="single" w:color="F79646" w:themeColor="accent6" w:sz="8" w:space="0"/>
+        <w:right w:val="single" w:color="F79646" w:themeColor="accent6" w:sz="8" w:space="0"/>
       </w:tblBorders>
       <w:tblCellMar>
         <w:top w:w="0" w:type="dxa"/>
@@ -9910,7 +9914,7 @@
         <w:tcBorders>
           <w:top w:val="nil"/>
           <w:left w:val="nil"/>
-          <w:bottom w:val="single" w:sz="24" w:space="0" w:color="F79646" w:themeColor="accent6"/>
+          <w:bottom w:val="single" w:color="F79646" w:themeColor="accent6" w:sz="24" w:space="0"/>
           <w:right w:val="nil"/>
           <w:insideH w:val="nil"/>
           <w:insideV w:val="nil"/>
@@ -9922,7 +9926,7 @@
       <w:tblPr/>
       <w:tcPr>
         <w:tcBorders>
-          <w:top w:val="single" w:sz="8" w:space="0" w:color="F79646" w:themeColor="accent6"/>
+          <w:top w:val="single" w:color="F79646" w:themeColor="accent6" w:sz="8" w:space="0"/>
           <w:left w:val="nil"/>
           <w:bottom w:val="nil"/>
           <w:right w:val="nil"/>
@@ -9939,7 +9943,7 @@
           <w:top w:val="nil"/>
           <w:left w:val="nil"/>
           <w:bottom w:val="nil"/>
-          <w:right w:val="single" w:sz="8" w:space="0" w:color="F79646" w:themeColor="accent6"/>
+          <w:right w:val="single" w:color="F79646" w:themeColor="accent6" w:sz="8" w:space="0"/>
           <w:insideH w:val="nil"/>
           <w:insideV w:val="nil"/>
         </w:tcBorders>
@@ -9951,7 +9955,7 @@
       <w:tcPr>
         <w:tcBorders>
           <w:top w:val="nil"/>
-          <w:left w:val="single" w:sz="8" w:space="0" w:color="F79646" w:themeColor="accent6"/>
+          <w:left w:val="single" w:color="F79646" w:themeColor="accent6" w:sz="8" w:space="0"/>
           <w:bottom w:val="nil"/>
           <w:right w:val="nil"/>
           <w:insideH w:val="nil"/>
@@ -10012,12 +10016,12 @@
       <w:tblStyleColBandSize w:val="1"/>
       <w:tblInd w:w="0" w:type="dxa"/>
       <w:tblBorders>
-        <w:top w:val="single" w:sz="8" w:space="0" w:color="404040" w:themeColor="text1" w:themeTint="BF"/>
-        <w:left w:val="single" w:sz="8" w:space="0" w:color="404040" w:themeColor="text1" w:themeTint="BF"/>
-        <w:bottom w:val="single" w:sz="8" w:space="0" w:color="404040" w:themeColor="text1" w:themeTint="BF"/>
-        <w:right w:val="single" w:sz="8" w:space="0" w:color="404040" w:themeColor="text1" w:themeTint="BF"/>
-        <w:insideH w:val="single" w:sz="8" w:space="0" w:color="404040" w:themeColor="text1" w:themeTint="BF"/>
-        <w:insideV w:val="single" w:sz="8" w:space="0" w:color="404040" w:themeColor="text1" w:themeTint="BF"/>
+        <w:top w:val="single" w:color="404040" w:themeColor="text1" w:themeTint="BF" w:sz="8" w:space="0"/>
+        <w:left w:val="single" w:color="404040" w:themeColor="text1" w:themeTint="BF" w:sz="8" w:space="0"/>
+        <w:bottom w:val="single" w:color="404040" w:themeColor="text1" w:themeTint="BF" w:sz="8" w:space="0"/>
+        <w:right w:val="single" w:color="404040" w:themeColor="text1" w:themeTint="BF" w:sz="8" w:space="0"/>
+        <w:insideH w:val="single" w:color="404040" w:themeColor="text1" w:themeTint="BF" w:sz="8" w:space="0"/>
+        <w:insideV w:val="single" w:color="404040" w:themeColor="text1" w:themeTint="BF" w:sz="8" w:space="0"/>
       </w:tblBorders>
       <w:tblCellMar>
         <w:top w:w="0" w:type="dxa"/>
@@ -10043,7 +10047,7 @@
       <w:tblPr/>
       <w:tcPr>
         <w:tcBorders>
-          <w:top w:val="single" w:sz="18" w:space="0" w:color="404040" w:themeColor="text1" w:themeTint="BF"/>
+          <w:top w:val="single" w:color="404040" w:themeColor="text1" w:themeTint="BF" w:sz="18" w:space="0"/>
         </w:tcBorders>
       </w:tcPr>
     </w:tblStylePr>
@@ -10085,12 +10089,12 @@
       <w:tblStyleColBandSize w:val="1"/>
       <w:tblInd w:w="0" w:type="dxa"/>
       <w:tblBorders>
-        <w:top w:val="single" w:sz="8" w:space="0" w:color="7BA0CD" w:themeColor="accent1" w:themeTint="BF"/>
-        <w:left w:val="single" w:sz="8" w:space="0" w:color="7BA0CD" w:themeColor="accent1" w:themeTint="BF"/>
-        <w:bottom w:val="single" w:sz="8" w:space="0" w:color="7BA0CD" w:themeColor="accent1" w:themeTint="BF"/>
-        <w:right w:val="single" w:sz="8" w:space="0" w:color="7BA0CD" w:themeColor="accent1" w:themeTint="BF"/>
-        <w:insideH w:val="single" w:sz="8" w:space="0" w:color="7BA0CD" w:themeColor="accent1" w:themeTint="BF"/>
-        <w:insideV w:val="single" w:sz="8" w:space="0" w:color="7BA0CD" w:themeColor="accent1" w:themeTint="BF"/>
+        <w:top w:val="single" w:color="7BA0CD" w:themeColor="accent1" w:themeTint="BF" w:sz="8" w:space="0"/>
+        <w:left w:val="single" w:color="7BA0CD" w:themeColor="accent1" w:themeTint="BF" w:sz="8" w:space="0"/>
+        <w:bottom w:val="single" w:color="7BA0CD" w:themeColor="accent1" w:themeTint="BF" w:sz="8" w:space="0"/>
+        <w:right w:val="single" w:color="7BA0CD" w:themeColor="accent1" w:themeTint="BF" w:sz="8" w:space="0"/>
+        <w:insideH w:val="single" w:color="7BA0CD" w:themeColor="accent1" w:themeTint="BF" w:sz="8" w:space="0"/>
+        <w:insideV w:val="single" w:color="7BA0CD" w:themeColor="accent1" w:themeTint="BF" w:sz="8" w:space="0"/>
       </w:tblBorders>
       <w:tblCellMar>
         <w:top w:w="0" w:type="dxa"/>
@@ -10116,7 +10120,7 @@
       <w:tblPr/>
       <w:tcPr>
         <w:tcBorders>
-          <w:top w:val="single" w:sz="18" w:space="0" w:color="7BA0CD" w:themeColor="accent1" w:themeTint="BF"/>
+          <w:top w:val="single" w:color="7BA0CD" w:themeColor="accent1" w:themeTint="BF" w:sz="18" w:space="0"/>
         </w:tcBorders>
       </w:tcPr>
     </w:tblStylePr>
@@ -10158,12 +10162,12 @@
       <w:tblStyleColBandSize w:val="1"/>
       <w:tblInd w:w="0" w:type="dxa"/>
       <w:tblBorders>
-        <w:top w:val="single" w:sz="8" w:space="0" w:color="CF7B79" w:themeColor="accent2" w:themeTint="BF"/>
-        <w:left w:val="single" w:sz="8" w:space="0" w:color="CF7B79" w:themeColor="accent2" w:themeTint="BF"/>
-        <w:bottom w:val="single" w:sz="8" w:space="0" w:color="CF7B79" w:themeColor="accent2" w:themeTint="BF"/>
-        <w:right w:val="single" w:sz="8" w:space="0" w:color="CF7B79" w:themeColor="accent2" w:themeTint="BF"/>
-        <w:insideH w:val="single" w:sz="8" w:space="0" w:color="CF7B79" w:themeColor="accent2" w:themeTint="BF"/>
-        <w:insideV w:val="single" w:sz="8" w:space="0" w:color="CF7B79" w:themeColor="accent2" w:themeTint="BF"/>
+        <w:top w:val="single" w:color="CF7B79" w:themeColor="accent2" w:themeTint="BF" w:sz="8" w:space="0"/>
+        <w:left w:val="single" w:color="CF7B79" w:themeColor="accent2" w:themeTint="BF" w:sz="8" w:space="0"/>
+        <w:bottom w:val="single" w:color="CF7B79" w:themeColor="accent2" w:themeTint="BF" w:sz="8" w:space="0"/>
+        <w:right w:val="single" w:color="CF7B79" w:themeColor="accent2" w:themeTint="BF" w:sz="8" w:space="0"/>
+        <w:insideH w:val="single" w:color="CF7B79" w:themeColor="accent2" w:themeTint="BF" w:sz="8" w:space="0"/>
+        <w:insideV w:val="single" w:color="CF7B79" w:themeColor="accent2" w:themeTint="BF" w:sz="8" w:space="0"/>
       </w:tblBorders>
       <w:tblCellMar>
         <w:top w:w="0" w:type="dxa"/>
@@ -10189,7 +10193,7 @@
       <w:tblPr/>
       <w:tcPr>
         <w:tcBorders>
-          <w:top w:val="single" w:sz="18" w:space="0" w:color="CF7B79" w:themeColor="accent2" w:themeTint="BF"/>
+          <w:top w:val="single" w:color="CF7B79" w:themeColor="accent2" w:themeTint="BF" w:sz="18" w:space="0"/>
         </w:tcBorders>
       </w:tcPr>
     </w:tblStylePr>
@@ -10231,12 +10235,12 @@
       <w:tblStyleColBandSize w:val="1"/>
       <w:tblInd w:w="0" w:type="dxa"/>
       <w:tblBorders>
-        <w:top w:val="single" w:sz="8" w:space="0" w:color="B3CC82" w:themeColor="accent3" w:themeTint="BF"/>
-        <w:left w:val="single" w:sz="8" w:space="0" w:color="B3CC82" w:themeColor="accent3" w:themeTint="BF"/>
-        <w:bottom w:val="single" w:sz="8" w:space="0" w:color="B3CC82" w:themeColor="accent3" w:themeTint="BF"/>
-        <w:right w:val="single" w:sz="8" w:space="0" w:color="B3CC82" w:themeColor="accent3" w:themeTint="BF"/>
-        <w:insideH w:val="single" w:sz="8" w:space="0" w:color="B3CC82" w:themeColor="accent3" w:themeTint="BF"/>
-        <w:insideV w:val="single" w:sz="8" w:space="0" w:color="B3CC82" w:themeColor="accent3" w:themeTint="BF"/>
+        <w:top w:val="single" w:color="B3CC82" w:themeColor="accent3" w:themeTint="BF" w:sz="8" w:space="0"/>
+        <w:left w:val="single" w:color="B3CC82" w:themeColor="accent3" w:themeTint="BF" w:sz="8" w:space="0"/>
+        <w:bottom w:val="single" w:color="B3CC82" w:themeColor="accent3" w:themeTint="BF" w:sz="8" w:space="0"/>
+        <w:right w:val="single" w:color="B3CC82" w:themeColor="accent3" w:themeTint="BF" w:sz="8" w:space="0"/>
+        <w:insideH w:val="single" w:color="B3CC82" w:themeColor="accent3" w:themeTint="BF" w:sz="8" w:space="0"/>
+        <w:insideV w:val="single" w:color="B3CC82" w:themeColor="accent3" w:themeTint="BF" w:sz="8" w:space="0"/>
       </w:tblBorders>
       <w:tblCellMar>
         <w:top w:w="0" w:type="dxa"/>
@@ -10262,7 +10266,7 @@
       <w:tblPr/>
       <w:tcPr>
         <w:tcBorders>
-          <w:top w:val="single" w:sz="18" w:space="0" w:color="B3CC82" w:themeColor="accent3" w:themeTint="BF"/>
+          <w:top w:val="single" w:color="B3CC82" w:themeColor="accent3" w:themeTint="BF" w:sz="18" w:space="0"/>
         </w:tcBorders>
       </w:tcPr>
     </w:tblStylePr>
@@ -10304,12 +10308,12 @@
       <w:tblStyleColBandSize w:val="1"/>
       <w:tblInd w:w="0" w:type="dxa"/>
       <w:tblBorders>
-        <w:top w:val="single" w:sz="8" w:space="0" w:color="9F8AB9" w:themeColor="accent4" w:themeTint="BF"/>
-        <w:left w:val="single" w:sz="8" w:space="0" w:color="9F8AB9" w:themeColor="accent4" w:themeTint="BF"/>
-        <w:bottom w:val="single" w:sz="8" w:space="0" w:color="9F8AB9" w:themeColor="accent4" w:themeTint="BF"/>
-        <w:right w:val="single" w:sz="8" w:space="0" w:color="9F8AB9" w:themeColor="accent4" w:themeTint="BF"/>
-        <w:insideH w:val="single" w:sz="8" w:space="0" w:color="9F8AB9" w:themeColor="accent4" w:themeTint="BF"/>
-        <w:insideV w:val="single" w:sz="8" w:space="0" w:color="9F8AB9" w:themeColor="accent4" w:themeTint="BF"/>
+        <w:top w:val="single" w:color="9F8AB9" w:themeColor="accent4" w:themeTint="BF" w:sz="8" w:space="0"/>
+        <w:left w:val="single" w:color="9F8AB9" w:themeColor="accent4" w:themeTint="BF" w:sz="8" w:space="0"/>
+        <w:bottom w:val="single" w:color="9F8AB9" w:themeColor="accent4" w:themeTint="BF" w:sz="8" w:space="0"/>
+        <w:right w:val="single" w:color="9F8AB9" w:themeColor="accent4" w:themeTint="BF" w:sz="8" w:space="0"/>
+        <w:insideH w:val="single" w:color="9F8AB9" w:themeColor="accent4" w:themeTint="BF" w:sz="8" w:space="0"/>
+        <w:insideV w:val="single" w:color="9F8AB9" w:themeColor="accent4" w:themeTint="BF" w:sz="8" w:space="0"/>
       </w:tblBorders>
       <w:tblCellMar>
         <w:top w:w="0" w:type="dxa"/>
@@ -10335,7 +10339,7 @@
       <w:tblPr/>
       <w:tcPr>
         <w:tcBorders>
-          <w:top w:val="single" w:sz="18" w:space="0" w:color="9F8AB9" w:themeColor="accent4" w:themeTint="BF"/>
+          <w:top w:val="single" w:color="9F8AB9" w:themeColor="accent4" w:themeTint="BF" w:sz="18" w:space="0"/>
         </w:tcBorders>
       </w:tcPr>
     </w:tblStylePr>
@@ -10377,12 +10381,12 @@
       <w:tblStyleColBandSize w:val="1"/>
       <w:tblInd w:w="0" w:type="dxa"/>
       <w:tblBorders>
-        <w:top w:val="single" w:sz="8" w:space="0" w:color="78C0D4" w:themeColor="accent5" w:themeTint="BF"/>
-        <w:left w:val="single" w:sz="8" w:space="0" w:color="78C0D4" w:themeColor="accent5" w:themeTint="BF"/>
-        <w:bottom w:val="single" w:sz="8" w:space="0" w:color="78C0D4" w:themeColor="accent5" w:themeTint="BF"/>
-        <w:right w:val="single" w:sz="8" w:space="0" w:color="78C0D4" w:themeColor="accent5" w:themeTint="BF"/>
-        <w:insideH w:val="single" w:sz="8" w:space="0" w:color="78C0D4" w:themeColor="accent5" w:themeTint="BF"/>
-        <w:insideV w:val="single" w:sz="8" w:space="0" w:color="78C0D4" w:themeColor="accent5" w:themeTint="BF"/>
+        <w:top w:val="single" w:color="78C0D4" w:themeColor="accent5" w:themeTint="BF" w:sz="8" w:space="0"/>
+        <w:left w:val="single" w:color="78C0D4" w:themeColor="accent5" w:themeTint="BF" w:sz="8" w:space="0"/>
+        <w:bottom w:val="single" w:color="78C0D4" w:themeColor="accent5" w:themeTint="BF" w:sz="8" w:space="0"/>
+        <w:right w:val="single" w:color="78C0D4" w:themeColor="accent5" w:themeTint="BF" w:sz="8" w:space="0"/>
+        <w:insideH w:val="single" w:color="78C0D4" w:themeColor="accent5" w:themeTint="BF" w:sz="8" w:space="0"/>
+        <w:insideV w:val="single" w:color="78C0D4" w:themeColor="accent5" w:themeTint="BF" w:sz="8" w:space="0"/>
       </w:tblBorders>
       <w:tblCellMar>
         <w:top w:w="0" w:type="dxa"/>
@@ -10408,7 +10412,7 @@
       <w:tblPr/>
       <w:tcPr>
         <w:tcBorders>
-          <w:top w:val="single" w:sz="18" w:space="0" w:color="78C0D4" w:themeColor="accent5" w:themeTint="BF"/>
+          <w:top w:val="single" w:color="78C0D4" w:themeColor="accent5" w:themeTint="BF" w:sz="18" w:space="0"/>
         </w:tcBorders>
       </w:tcPr>
     </w:tblStylePr>
@@ -10450,12 +10454,12 @@
       <w:tblStyleColBandSize w:val="1"/>
       <w:tblInd w:w="0" w:type="dxa"/>
       <w:tblBorders>
-        <w:top w:val="single" w:sz="8" w:space="0" w:color="F9B074" w:themeColor="accent6" w:themeTint="BF"/>
-        <w:left w:val="single" w:sz="8" w:space="0" w:color="F9B074" w:themeColor="accent6" w:themeTint="BF"/>
-        <w:bottom w:val="single" w:sz="8" w:space="0" w:color="F9B074" w:themeColor="accent6" w:themeTint="BF"/>
-        <w:right w:val="single" w:sz="8" w:space="0" w:color="F9B074" w:themeColor="accent6" w:themeTint="BF"/>
-        <w:insideH w:val="single" w:sz="8" w:space="0" w:color="F9B074" w:themeColor="accent6" w:themeTint="BF"/>
-        <w:insideV w:val="single" w:sz="8" w:space="0" w:color="F9B074" w:themeColor="accent6" w:themeTint="BF"/>
+        <w:top w:val="single" w:color="F9B074" w:themeColor="accent6" w:themeTint="BF" w:sz="8" w:space="0"/>
+        <w:left w:val="single" w:color="F9B074" w:themeColor="accent6" w:themeTint="BF" w:sz="8" w:space="0"/>
+        <w:bottom w:val="single" w:color="F9B074" w:themeColor="accent6" w:themeTint="BF" w:sz="8" w:space="0"/>
+        <w:right w:val="single" w:color="F9B074" w:themeColor="accent6" w:themeTint="BF" w:sz="8" w:space="0"/>
+        <w:insideH w:val="single" w:color="F9B074" w:themeColor="accent6" w:themeTint="BF" w:sz="8" w:space="0"/>
+        <w:insideV w:val="single" w:color="F9B074" w:themeColor="accent6" w:themeTint="BF" w:sz="8" w:space="0"/>
       </w:tblBorders>
       <w:tblCellMar>
         <w:top w:w="0" w:type="dxa"/>
@@ -10481,7 +10485,7 @@
       <w:tblPr/>
       <w:tcPr>
         <w:tcBorders>
-          <w:top w:val="single" w:sz="18" w:space="0" w:color="F9B074" w:themeColor="accent6" w:themeTint="BF"/>
+          <w:top w:val="single" w:color="F9B074" w:themeColor="accent6" w:themeTint="BF" w:sz="18" w:space="0"/>
         </w:tcBorders>
       </w:tcPr>
     </w:tblStylePr>
@@ -10519,7 +10523,7 @@
       <w:spacing w:after="0" w:line="240" w:lineRule="auto"/>
     </w:pPr>
     <w:rPr>
-      <w:rFonts w:asciiTheme="majorHAnsi" w:eastAsiaTheme="majorEastAsia" w:hAnsiTheme="majorHAnsi" w:cstheme="majorBidi"/>
+      <w:rFonts w:asciiTheme="majorHAnsi" w:hAnsiTheme="majorHAnsi" w:eastAsiaTheme="majorEastAsia" w:cstheme="majorBidi"/>
       <w:color w:val="000000" w:themeColor="text1"/>
     </w:rPr>
     <w:tblPr>
@@ -10527,12 +10531,12 @@
       <w:tblStyleColBandSize w:val="1"/>
       <w:tblInd w:w="0" w:type="dxa"/>
       <w:tblBorders>
-        <w:top w:val="single" w:sz="8" w:space="0" w:color="000000" w:themeColor="text1"/>
-        <w:left w:val="single" w:sz="8" w:space="0" w:color="000000" w:themeColor="text1"/>
-        <w:bottom w:val="single" w:sz="8" w:space="0" w:color="000000" w:themeColor="text1"/>
-        <w:right w:val="single" w:sz="8" w:space="0" w:color="000000" w:themeColor="text1"/>
-        <w:insideH w:val="single" w:sz="8" w:space="0" w:color="000000" w:themeColor="text1"/>
-        <w:insideV w:val="single" w:sz="8" w:space="0" w:color="000000" w:themeColor="text1"/>
+        <w:top w:val="single" w:color="000000" w:themeColor="text1" w:sz="8" w:space="0"/>
+        <w:left w:val="single" w:color="000000" w:themeColor="text1" w:sz="8" w:space="0"/>
+        <w:bottom w:val="single" w:color="000000" w:themeColor="text1" w:sz="8" w:space="0"/>
+        <w:right w:val="single" w:color="000000" w:themeColor="text1" w:sz="8" w:space="0"/>
+        <w:insideH w:val="single" w:color="000000" w:themeColor="text1" w:sz="8" w:space="0"/>
+        <w:insideV w:val="single" w:color="000000" w:themeColor="text1" w:sz="8" w:space="0"/>
       </w:tblBorders>
       <w:tblCellMar>
         <w:top w:w="0" w:type="dxa"/>
@@ -10564,7 +10568,7 @@
       <w:tblPr/>
       <w:tcPr>
         <w:tcBorders>
-          <w:top w:val="single" w:sz="12" w:space="0" w:color="000000" w:themeColor="text1"/>
+          <w:top w:val="single" w:color="000000" w:themeColor="text1" w:sz="12" w:space="0"/>
           <w:left w:val="nil"/>
           <w:bottom w:val="nil"/>
           <w:right w:val="nil"/>
@@ -10622,8 +10626,8 @@
       <w:tblPr/>
       <w:tcPr>
         <w:tcBorders>
-          <w:insideH w:val="single" w:sz="6" w:space="0" w:color="000000" w:themeColor="text1"/>
-          <w:insideV w:val="single" w:sz="6" w:space="0" w:color="000000" w:themeColor="text1"/>
+          <w:insideH w:val="single" w:color="000000" w:themeColor="text1" w:sz="6" w:space="0"/>
+          <w:insideV w:val="single" w:color="000000" w:themeColor="text1" w:sz="6" w:space="0"/>
         </w:tcBorders>
         <w:shd w:val="clear" w:color="auto" w:fill="808080" w:themeFill="text1" w:themeFillTint="7F"/>
       </w:tcPr>
@@ -10644,7 +10648,7 @@
       <w:spacing w:after="0" w:line="240" w:lineRule="auto"/>
     </w:pPr>
     <w:rPr>
-      <w:rFonts w:asciiTheme="majorHAnsi" w:eastAsiaTheme="majorEastAsia" w:hAnsiTheme="majorHAnsi" w:cstheme="majorBidi"/>
+      <w:rFonts w:asciiTheme="majorHAnsi" w:hAnsiTheme="majorHAnsi" w:eastAsiaTheme="majorEastAsia" w:cstheme="majorBidi"/>
       <w:color w:val="000000" w:themeColor="text1"/>
     </w:rPr>
     <w:tblPr>
@@ -10652,12 +10656,12 @@
       <w:tblStyleColBandSize w:val="1"/>
       <w:tblInd w:w="0" w:type="dxa"/>
       <w:tblBorders>
-        <w:top w:val="single" w:sz="8" w:space="0" w:color="4F81BD" w:themeColor="accent1"/>
-        <w:left w:val="single" w:sz="8" w:space="0" w:color="4F81BD" w:themeColor="accent1"/>
-        <w:bottom w:val="single" w:sz="8" w:space="0" w:color="4F81BD" w:themeColor="accent1"/>
-        <w:right w:val="single" w:sz="8" w:space="0" w:color="4F81BD" w:themeColor="accent1"/>
-        <w:insideH w:val="single" w:sz="8" w:space="0" w:color="4F81BD" w:themeColor="accent1"/>
-        <w:insideV w:val="single" w:sz="8" w:space="0" w:color="4F81BD" w:themeColor="accent1"/>
+        <w:top w:val="single" w:color="4F81BD" w:themeColor="accent1" w:sz="8" w:space="0"/>
+        <w:left w:val="single" w:color="4F81BD" w:themeColor="accent1" w:sz="8" w:space="0"/>
+        <w:bottom w:val="single" w:color="4F81BD" w:themeColor="accent1" w:sz="8" w:space="0"/>
+        <w:right w:val="single" w:color="4F81BD" w:themeColor="accent1" w:sz="8" w:space="0"/>
+        <w:insideH w:val="single" w:color="4F81BD" w:themeColor="accent1" w:sz="8" w:space="0"/>
+        <w:insideV w:val="single" w:color="4F81BD" w:themeColor="accent1" w:sz="8" w:space="0"/>
       </w:tblBorders>
       <w:tblCellMar>
         <w:top w:w="0" w:type="dxa"/>
@@ -10689,7 +10693,7 @@
       <w:tblPr/>
       <w:tcPr>
         <w:tcBorders>
-          <w:top w:val="single" w:sz="12" w:space="0" w:color="000000" w:themeColor="text1"/>
+          <w:top w:val="single" w:color="000000" w:themeColor="text1" w:sz="12" w:space="0"/>
           <w:left w:val="nil"/>
           <w:bottom w:val="nil"/>
           <w:right w:val="nil"/>
@@ -10747,8 +10751,8 @@
       <w:tblPr/>
       <w:tcPr>
         <w:tcBorders>
-          <w:insideH w:val="single" w:sz="6" w:space="0" w:color="4F81BD" w:themeColor="accent1"/>
-          <w:insideV w:val="single" w:sz="6" w:space="0" w:color="4F81BD" w:themeColor="accent1"/>
+          <w:insideH w:val="single" w:color="4F81BD" w:themeColor="accent1" w:sz="6" w:space="0"/>
+          <w:insideV w:val="single" w:color="4F81BD" w:themeColor="accent1" w:sz="6" w:space="0"/>
         </w:tcBorders>
         <w:shd w:val="clear" w:color="auto" w:fill="A7BFDE" w:themeFill="accent1" w:themeFillTint="7F"/>
       </w:tcPr>
@@ -10769,7 +10773,7 @@
       <w:spacing w:after="0" w:line="240" w:lineRule="auto"/>
     </w:pPr>
     <w:rPr>
-      <w:rFonts w:asciiTheme="majorHAnsi" w:eastAsiaTheme="majorEastAsia" w:hAnsiTheme="majorHAnsi" w:cstheme="majorBidi"/>
+      <w:rFonts w:asciiTheme="majorHAnsi" w:hAnsiTheme="majorHAnsi" w:eastAsiaTheme="majorEastAsia" w:cstheme="majorBidi"/>
       <w:color w:val="000000" w:themeColor="text1"/>
     </w:rPr>
     <w:tblPr>
@@ -10777,12 +10781,12 @@
       <w:tblStyleColBandSize w:val="1"/>
       <w:tblInd w:w="0" w:type="dxa"/>
       <w:tblBorders>
-        <w:top w:val="single" w:sz="8" w:space="0" w:color="C0504D" w:themeColor="accent2"/>
-        <w:left w:val="single" w:sz="8" w:space="0" w:color="C0504D" w:themeColor="accent2"/>
-        <w:bottom w:val="single" w:sz="8" w:space="0" w:color="C0504D" w:themeColor="accent2"/>
-        <w:right w:val="single" w:sz="8" w:space="0" w:color="C0504D" w:themeColor="accent2"/>
-        <w:insideH w:val="single" w:sz="8" w:space="0" w:color="C0504D" w:themeColor="accent2"/>
-        <w:insideV w:val="single" w:sz="8" w:space="0" w:color="C0504D" w:themeColor="accent2"/>
+        <w:top w:val="single" w:color="C0504D" w:themeColor="accent2" w:sz="8" w:space="0"/>
+        <w:left w:val="single" w:color="C0504D" w:themeColor="accent2" w:sz="8" w:space="0"/>
+        <w:bottom w:val="single" w:color="C0504D" w:themeColor="accent2" w:sz="8" w:space="0"/>
+        <w:right w:val="single" w:color="C0504D" w:themeColor="accent2" w:sz="8" w:space="0"/>
+        <w:insideH w:val="single" w:color="C0504D" w:themeColor="accent2" w:sz="8" w:space="0"/>
+        <w:insideV w:val="single" w:color="C0504D" w:themeColor="accent2" w:sz="8" w:space="0"/>
       </w:tblBorders>
       <w:tblCellMar>
         <w:top w:w="0" w:type="dxa"/>
@@ -10814,7 +10818,7 @@
       <w:tblPr/>
       <w:tcPr>
         <w:tcBorders>
-          <w:top w:val="single" w:sz="12" w:space="0" w:color="000000" w:themeColor="text1"/>
+          <w:top w:val="single" w:color="000000" w:themeColor="text1" w:sz="12" w:space="0"/>
           <w:left w:val="nil"/>
           <w:bottom w:val="nil"/>
           <w:right w:val="nil"/>
@@ -10872,8 +10876,8 @@
       <w:tblPr/>
       <w:tcPr>
         <w:tcBorders>
-          <w:insideH w:val="single" w:sz="6" w:space="0" w:color="C0504D" w:themeColor="accent2"/>
-          <w:insideV w:val="single" w:sz="6" w:space="0" w:color="C0504D" w:themeColor="accent2"/>
+          <w:insideH w:val="single" w:color="C0504D" w:themeColor="accent2" w:sz="6" w:space="0"/>
+          <w:insideV w:val="single" w:color="C0504D" w:themeColor="accent2" w:sz="6" w:space="0"/>
         </w:tcBorders>
         <w:shd w:val="clear" w:color="auto" w:fill="DFA7A6" w:themeFill="accent2" w:themeFillTint="7F"/>
       </w:tcPr>
@@ -10894,7 +10898,7 @@
       <w:spacing w:after="0" w:line="240" w:lineRule="auto"/>
     </w:pPr>
     <w:rPr>
-      <w:rFonts w:asciiTheme="majorHAnsi" w:eastAsiaTheme="majorEastAsia" w:hAnsiTheme="majorHAnsi" w:cstheme="majorBidi"/>
+      <w:rFonts w:asciiTheme="majorHAnsi" w:hAnsiTheme="majorHAnsi" w:eastAsiaTheme="majorEastAsia" w:cstheme="majorBidi"/>
       <w:color w:val="000000" w:themeColor="text1"/>
     </w:rPr>
     <w:tblPr>
@@ -10902,12 +10906,12 @@
       <w:tblStyleColBandSize w:val="1"/>
       <w:tblInd w:w="0" w:type="dxa"/>
       <w:tblBorders>
-        <w:top w:val="single" w:sz="8" w:space="0" w:color="9BBB59" w:themeColor="accent3"/>
-        <w:left w:val="single" w:sz="8" w:space="0" w:color="9BBB59" w:themeColor="accent3"/>
-        <w:bottom w:val="single" w:sz="8" w:space="0" w:color="9BBB59" w:themeColor="accent3"/>
-        <w:right w:val="single" w:sz="8" w:space="0" w:color="9BBB59" w:themeColor="accent3"/>
-        <w:insideH w:val="single" w:sz="8" w:space="0" w:color="9BBB59" w:themeColor="accent3"/>
-        <w:insideV w:val="single" w:sz="8" w:space="0" w:color="9BBB59" w:themeColor="accent3"/>
+        <w:top w:val="single" w:color="9BBB59" w:themeColor="accent3" w:sz="8" w:space="0"/>
+        <w:left w:val="single" w:color="9BBB59" w:themeColor="accent3" w:sz="8" w:space="0"/>
+        <w:bottom w:val="single" w:color="9BBB59" w:themeColor="accent3" w:sz="8" w:space="0"/>
+        <w:right w:val="single" w:color="9BBB59" w:themeColor="accent3" w:sz="8" w:space="0"/>
+        <w:insideH w:val="single" w:color="9BBB59" w:themeColor="accent3" w:sz="8" w:space="0"/>
+        <w:insideV w:val="single" w:color="9BBB59" w:themeColor="accent3" w:sz="8" w:space="0"/>
       </w:tblBorders>
       <w:tblCellMar>
         <w:top w:w="0" w:type="dxa"/>
@@ -10939,7 +10943,7 @@
       <w:tblPr/>
       <w:tcPr>
         <w:tcBorders>
-          <w:top w:val="single" w:sz="12" w:space="0" w:color="000000" w:themeColor="text1"/>
+          <w:top w:val="single" w:color="000000" w:themeColor="text1" w:sz="12" w:space="0"/>
           <w:left w:val="nil"/>
           <w:bottom w:val="nil"/>
           <w:right w:val="nil"/>
@@ -10997,8 +11001,8 @@
       <w:tblPr/>
       <w:tcPr>
         <w:tcBorders>
-          <w:insideH w:val="single" w:sz="6" w:space="0" w:color="9BBB59" w:themeColor="accent3"/>
-          <w:insideV w:val="single" w:sz="6" w:space="0" w:color="9BBB59" w:themeColor="accent3"/>
+          <w:insideH w:val="single" w:color="9BBB59" w:themeColor="accent3" w:sz="6" w:space="0"/>
+          <w:insideV w:val="single" w:color="9BBB59" w:themeColor="accent3" w:sz="6" w:space="0"/>
         </w:tcBorders>
         <w:shd w:val="clear" w:color="auto" w:fill="CDDDAC" w:themeFill="accent3" w:themeFillTint="7F"/>
       </w:tcPr>
@@ -11019,7 +11023,7 @@
       <w:spacing w:after="0" w:line="240" w:lineRule="auto"/>
     </w:pPr>
     <w:rPr>
-      <w:rFonts w:asciiTheme="majorHAnsi" w:eastAsiaTheme="majorEastAsia" w:hAnsiTheme="majorHAnsi" w:cstheme="majorBidi"/>
+      <w:rFonts w:asciiTheme="majorHAnsi" w:hAnsiTheme="majorHAnsi" w:eastAsiaTheme="majorEastAsia" w:cstheme="majorBidi"/>
       <w:color w:val="000000" w:themeColor="text1"/>
     </w:rPr>
     <w:tblPr>
@@ -11027,12 +11031,12 @@
       <w:tblStyleColBandSize w:val="1"/>
       <w:tblInd w:w="0" w:type="dxa"/>
       <w:tblBorders>
-        <w:top w:val="single" w:sz="8" w:space="0" w:color="8064A2" w:themeColor="accent4"/>
-        <w:left w:val="single" w:sz="8" w:space="0" w:color="8064A2" w:themeColor="accent4"/>
-        <w:bottom w:val="single" w:sz="8" w:space="0" w:color="8064A2" w:themeColor="accent4"/>
-        <w:right w:val="single" w:sz="8" w:space="0" w:color="8064A2" w:themeColor="accent4"/>
-        <w:insideH w:val="single" w:sz="8" w:space="0" w:color="8064A2" w:themeColor="accent4"/>
-        <w:insideV w:val="single" w:sz="8" w:space="0" w:color="8064A2" w:themeColor="accent4"/>
+        <w:top w:val="single" w:color="8064A2" w:themeColor="accent4" w:sz="8" w:space="0"/>
+        <w:left w:val="single" w:color="8064A2" w:themeColor="accent4" w:sz="8" w:space="0"/>
+        <w:bottom w:val="single" w:color="8064A2" w:themeColor="accent4" w:sz="8" w:space="0"/>
+        <w:right w:val="single" w:color="8064A2" w:themeColor="accent4" w:sz="8" w:space="0"/>
+        <w:insideH w:val="single" w:color="8064A2" w:themeColor="accent4" w:sz="8" w:space="0"/>
+        <w:insideV w:val="single" w:color="8064A2" w:themeColor="accent4" w:sz="8" w:space="0"/>
       </w:tblBorders>
       <w:tblCellMar>
         <w:top w:w="0" w:type="dxa"/>
@@ -11064,7 +11068,7 @@
       <w:tblPr/>
       <w:tcPr>
         <w:tcBorders>
-          <w:top w:val="single" w:sz="12" w:space="0" w:color="000000" w:themeColor="text1"/>
+          <w:top w:val="single" w:color="000000" w:themeColor="text1" w:sz="12" w:space="0"/>
           <w:left w:val="nil"/>
           <w:bottom w:val="nil"/>
           <w:right w:val="nil"/>
@@ -11122,8 +11126,8 @@
       <w:tblPr/>
       <w:tcPr>
         <w:tcBorders>
-          <w:insideH w:val="single" w:sz="6" w:space="0" w:color="8064A2" w:themeColor="accent4"/>
-          <w:insideV w:val="single" w:sz="6" w:space="0" w:color="8064A2" w:themeColor="accent4"/>
+          <w:insideH w:val="single" w:color="8064A2" w:themeColor="accent4" w:sz="6" w:space="0"/>
+          <w:insideV w:val="single" w:color="8064A2" w:themeColor="accent4" w:sz="6" w:space="0"/>
         </w:tcBorders>
         <w:shd w:val="clear" w:color="auto" w:fill="BFB1D0" w:themeFill="accent4" w:themeFillTint="7F"/>
       </w:tcPr>
@@ -11144,7 +11148,7 @@
       <w:spacing w:after="0" w:line="240" w:lineRule="auto"/>
     </w:pPr>
     <w:rPr>
-      <w:rFonts w:asciiTheme="majorHAnsi" w:eastAsiaTheme="majorEastAsia" w:hAnsiTheme="majorHAnsi" w:cstheme="majorBidi"/>
+      <w:rFonts w:asciiTheme="majorHAnsi" w:hAnsiTheme="majorHAnsi" w:eastAsiaTheme="majorEastAsia" w:cstheme="majorBidi"/>
       <w:color w:val="000000" w:themeColor="text1"/>
     </w:rPr>
     <w:tblPr>
@@ -11152,12 +11156,12 @@
       <w:tblStyleColBandSize w:val="1"/>
       <w:tblInd w:w="0" w:type="dxa"/>
       <w:tblBorders>
-        <w:top w:val="single" w:sz="8" w:space="0" w:color="4BACC6" w:themeColor="accent5"/>
-        <w:left w:val="single" w:sz="8" w:space="0" w:color="4BACC6" w:themeColor="accent5"/>
-        <w:bottom w:val="single" w:sz="8" w:space="0" w:color="4BACC6" w:themeColor="accent5"/>
-        <w:right w:val="single" w:sz="8" w:space="0" w:color="4BACC6" w:themeColor="accent5"/>
-        <w:insideH w:val="single" w:sz="8" w:space="0" w:color="4BACC6" w:themeColor="accent5"/>
-        <w:insideV w:val="single" w:sz="8" w:space="0" w:color="4BACC6" w:themeColor="accent5"/>
+        <w:top w:val="single" w:color="4BACC6" w:themeColor="accent5" w:sz="8" w:space="0"/>
+        <w:left w:val="single" w:color="4BACC6" w:themeColor="accent5" w:sz="8" w:space="0"/>
+        <w:bottom w:val="single" w:color="4BACC6" w:themeColor="accent5" w:sz="8" w:space="0"/>
+        <w:right w:val="single" w:color="4BACC6" w:themeColor="accent5" w:sz="8" w:space="0"/>
+        <w:insideH w:val="single" w:color="4BACC6" w:themeColor="accent5" w:sz="8" w:space="0"/>
+        <w:insideV w:val="single" w:color="4BACC6" w:themeColor="accent5" w:sz="8" w:space="0"/>
       </w:tblBorders>
       <w:tblCellMar>
         <w:top w:w="0" w:type="dxa"/>
@@ -11189,7 +11193,7 @@
       <w:tblPr/>
       <w:tcPr>
         <w:tcBorders>
-          <w:top w:val="single" w:sz="12" w:space="0" w:color="000000" w:themeColor="text1"/>
+          <w:top w:val="single" w:color="000000" w:themeColor="text1" w:sz="12" w:space="0"/>
           <w:left w:val="nil"/>
           <w:bottom w:val="nil"/>
           <w:right w:val="nil"/>
@@ -11247,8 +11251,8 @@
       <w:tblPr/>
       <w:tcPr>
         <w:tcBorders>
-          <w:insideH w:val="single" w:sz="6" w:space="0" w:color="4BACC6" w:themeColor="accent5"/>
-          <w:insideV w:val="single" w:sz="6" w:space="0" w:color="4BACC6" w:themeColor="accent5"/>
+          <w:insideH w:val="single" w:color="4BACC6" w:themeColor="accent5" w:sz="6" w:space="0"/>
+          <w:insideV w:val="single" w:color="4BACC6" w:themeColor="accent5" w:sz="6" w:space="0"/>
         </w:tcBorders>
         <w:shd w:val="clear" w:color="auto" w:fill="A5D5E2" w:themeFill="accent5" w:themeFillTint="7F"/>
       </w:tcPr>
@@ -11269,7 +11273,7 @@
       <w:spacing w:after="0" w:line="240" w:lineRule="auto"/>
     </w:pPr>
     <w:rPr>
-      <w:rFonts w:asciiTheme="majorHAnsi" w:eastAsiaTheme="majorEastAsia" w:hAnsiTheme="majorHAnsi" w:cstheme="majorBidi"/>
+      <w:rFonts w:asciiTheme="majorHAnsi" w:hAnsiTheme="majorHAnsi" w:eastAsiaTheme="majorEastAsia" w:cstheme="majorBidi"/>
       <w:color w:val="000000" w:themeColor="text1"/>
     </w:rPr>
     <w:tblPr>
@@ -11277,12 +11281,12 @@
       <w:tblStyleColBandSize w:val="1"/>
       <w:tblInd w:w="0" w:type="dxa"/>
       <w:tblBorders>
-        <w:top w:val="single" w:sz="8" w:space="0" w:color="F79646" w:themeColor="accent6"/>
-        <w:left w:val="single" w:sz="8" w:space="0" w:color="F79646" w:themeColor="accent6"/>
-        <w:bottom w:val="single" w:sz="8" w:space="0" w:color="F79646" w:themeColor="accent6"/>
-        <w:right w:val="single" w:sz="8" w:space="0" w:color="F79646" w:themeColor="accent6"/>
-        <w:insideH w:val="single" w:sz="8" w:space="0" w:color="F79646" w:themeColor="accent6"/>
-        <w:insideV w:val="single" w:sz="8" w:space="0" w:color="F79646" w:themeColor="accent6"/>
+        <w:top w:val="single" w:color="F79646" w:themeColor="accent6" w:sz="8" w:space="0"/>
+        <w:left w:val="single" w:color="F79646" w:themeColor="accent6" w:sz="8" w:space="0"/>
+        <w:bottom w:val="single" w:color="F79646" w:themeColor="accent6" w:sz="8" w:space="0"/>
+        <w:right w:val="single" w:color="F79646" w:themeColor="accent6" w:sz="8" w:space="0"/>
+        <w:insideH w:val="single" w:color="F79646" w:themeColor="accent6" w:sz="8" w:space="0"/>
+        <w:insideV w:val="single" w:color="F79646" w:themeColor="accent6" w:sz="8" w:space="0"/>
       </w:tblBorders>
       <w:tblCellMar>
         <w:top w:w="0" w:type="dxa"/>
@@ -11314,7 +11318,7 @@
       <w:tblPr/>
       <w:tcPr>
         <w:tcBorders>
-          <w:top w:val="single" w:sz="12" w:space="0" w:color="000000" w:themeColor="text1"/>
+          <w:top w:val="single" w:color="000000" w:themeColor="text1" w:sz="12" w:space="0"/>
           <w:left w:val="nil"/>
           <w:bottom w:val="nil"/>
           <w:right w:val="nil"/>
@@ -11372,8 +11376,8 @@
       <w:tblPr/>
       <w:tcPr>
         <w:tcBorders>
-          <w:insideH w:val="single" w:sz="6" w:space="0" w:color="F79646" w:themeColor="accent6"/>
-          <w:insideV w:val="single" w:sz="6" w:space="0" w:color="F79646" w:themeColor="accent6"/>
+          <w:insideH w:val="single" w:color="F79646" w:themeColor="accent6" w:sz="6" w:space="0"/>
+          <w:insideV w:val="single" w:color="F79646" w:themeColor="accent6" w:sz="6" w:space="0"/>
         </w:tcBorders>
         <w:shd w:val="clear" w:color="auto" w:fill="FBCAA2" w:themeFill="accent6" w:themeFillTint="7F"/>
       </w:tcPr>
@@ -11398,12 +11402,12 @@
       <w:tblStyleColBandSize w:val="1"/>
       <w:tblInd w:w="0" w:type="dxa"/>
       <w:tblBorders>
-        <w:top w:val="single" w:sz="8" w:space="0" w:color="FFFFFF" w:themeColor="background1"/>
-        <w:left w:val="single" w:sz="8" w:space="0" w:color="FFFFFF" w:themeColor="background1"/>
-        <w:bottom w:val="single" w:sz="8" w:space="0" w:color="FFFFFF" w:themeColor="background1"/>
-        <w:right w:val="single" w:sz="8" w:space="0" w:color="FFFFFF" w:themeColor="background1"/>
-        <w:insideH w:val="single" w:sz="6" w:space="0" w:color="FFFFFF" w:themeColor="background1"/>
-        <w:insideV w:val="single" w:sz="6" w:space="0" w:color="FFFFFF" w:themeColor="background1"/>
+        <w:top w:val="single" w:color="FFFFFF" w:themeColor="background1" w:sz="8" w:space="0"/>
+        <w:left w:val="single" w:color="FFFFFF" w:themeColor="background1" w:sz="8" w:space="0"/>
+        <w:bottom w:val="single" w:color="FFFFFF" w:themeColor="background1" w:sz="8" w:space="0"/>
+        <w:right w:val="single" w:color="FFFFFF" w:themeColor="background1" w:sz="8" w:space="0"/>
+        <w:insideH w:val="single" w:color="FFFFFF" w:themeColor="background1" w:sz="6" w:space="0"/>
+        <w:insideV w:val="single" w:color="FFFFFF" w:themeColor="background1" w:sz="6" w:space="0"/>
       </w:tblBorders>
       <w:tblCellMar>
         <w:top w:w="0" w:type="dxa"/>
@@ -11426,12 +11430,12 @@
       <w:tblPr/>
       <w:tcPr>
         <w:tcBorders>
-          <w:top w:val="single" w:sz="8" w:space="0" w:color="FFFFFF" w:themeColor="background1"/>
-          <w:left w:val="single" w:sz="8" w:space="0" w:color="FFFFFF" w:themeColor="background1"/>
-          <w:bottom w:val="single" w:sz="24" w:space="0" w:color="FFFFFF" w:themeColor="background1"/>
-          <w:right w:val="single" w:sz="8" w:space="0" w:color="FFFFFF" w:themeColor="background1"/>
-          <w:insideH w:val="nil"/>
-          <w:insideV w:val="single" w:sz="8" w:space="0" w:color="FFFFFF" w:themeColor="background1"/>
+          <w:top w:val="single" w:color="FFFFFF" w:themeColor="background1" w:sz="8" w:space="0"/>
+          <w:left w:val="single" w:color="FFFFFF" w:themeColor="background1" w:sz="8" w:space="0"/>
+          <w:bottom w:val="single" w:color="FFFFFF" w:themeColor="background1" w:sz="24" w:space="0"/>
+          <w:right w:val="single" w:color="FFFFFF" w:themeColor="background1" w:sz="8" w:space="0"/>
+          <w:insideH w:val="nil"/>
+          <w:insideV w:val="single" w:color="FFFFFF" w:themeColor="background1" w:sz="8" w:space="0"/>
         </w:tcBorders>
         <w:shd w:val="clear" w:color="auto" w:fill="000000" w:themeFill="text1"/>
       </w:tcPr>
@@ -11447,12 +11451,12 @@
       <w:tblPr/>
       <w:tcPr>
         <w:tcBorders>
-          <w:top w:val="single" w:sz="24" w:space="0" w:color="FFFFFF" w:themeColor="background1"/>
-          <w:left w:val="single" w:sz="8" w:space="0" w:color="FFFFFF" w:themeColor="background1"/>
-          <w:bottom w:val="single" w:sz="8" w:space="0" w:color="FFFFFF" w:themeColor="background1"/>
-          <w:right w:val="single" w:sz="8" w:space="0" w:color="FFFFFF" w:themeColor="background1"/>
-          <w:insideH w:val="nil"/>
-          <w:insideV w:val="single" w:sz="8" w:space="0" w:color="FFFFFF" w:themeColor="background1"/>
+          <w:top w:val="single" w:color="FFFFFF" w:themeColor="background1" w:sz="24" w:space="0"/>
+          <w:left w:val="single" w:color="FFFFFF" w:themeColor="background1" w:sz="8" w:space="0"/>
+          <w:bottom w:val="single" w:color="FFFFFF" w:themeColor="background1" w:sz="8" w:space="0"/>
+          <w:right w:val="single" w:color="FFFFFF" w:themeColor="background1" w:sz="8" w:space="0"/>
+          <w:insideH w:val="nil"/>
+          <w:insideV w:val="single" w:color="FFFFFF" w:themeColor="background1" w:sz="8" w:space="0"/>
         </w:tcBorders>
         <w:shd w:val="clear" w:color="auto" w:fill="000000" w:themeFill="text1"/>
       </w:tcPr>
@@ -11468,8 +11472,8 @@
       <w:tblPr/>
       <w:tcPr>
         <w:tcBorders>
-          <w:left w:val="single" w:sz="8" w:space="0" w:color="FFFFFF" w:themeColor="background1"/>
-          <w:right w:val="single" w:sz="24" w:space="0" w:color="FFFFFF" w:themeColor="background1"/>
+          <w:left w:val="single" w:color="FFFFFF" w:themeColor="background1" w:sz="8" w:space="0"/>
+          <w:right w:val="single" w:color="FFFFFF" w:themeColor="background1" w:sz="24" w:space="0"/>
           <w:insideH w:val="nil"/>
           <w:insideV w:val="nil"/>
         </w:tcBorders>
@@ -11488,7 +11492,7 @@
       <w:tcPr>
         <w:tcBorders>
           <w:top w:val="nil"/>
-          <w:left w:val="single" w:sz="24" w:space="0" w:color="FFFFFF" w:themeColor="background1"/>
+          <w:left w:val="single" w:color="FFFFFF" w:themeColor="background1" w:sz="24" w:space="0"/>
           <w:bottom w:val="nil"/>
           <w:right w:val="nil"/>
           <w:insideH w:val="nil"/>
@@ -11501,10 +11505,10 @@
       <w:tblPr/>
       <w:tcPr>
         <w:tcBorders>
-          <w:top w:val="single" w:sz="8" w:space="0" w:color="FFFFFF" w:themeColor="background1"/>
-          <w:left w:val="single" w:sz="8" w:space="0" w:color="FFFFFF" w:themeColor="background1"/>
-          <w:bottom w:val="single" w:sz="8" w:space="0" w:color="FFFFFF" w:themeColor="background1"/>
-          <w:right w:val="single" w:sz="8" w:space="0" w:color="FFFFFF" w:themeColor="background1"/>
+          <w:top w:val="single" w:color="FFFFFF" w:themeColor="background1" w:sz="8" w:space="0"/>
+          <w:left w:val="single" w:color="FFFFFF" w:themeColor="background1" w:sz="8" w:space="0"/>
+          <w:bottom w:val="single" w:color="FFFFFF" w:themeColor="background1" w:sz="8" w:space="0"/>
+          <w:right w:val="single" w:color="FFFFFF" w:themeColor="background1" w:sz="8" w:space="0"/>
           <w:insideH w:val="nil"/>
           <w:insideV w:val="nil"/>
         </w:tcBorders>
@@ -11515,12 +11519,12 @@
       <w:tblPr/>
       <w:tcPr>
         <w:tcBorders>
-          <w:top w:val="single" w:sz="8" w:space="0" w:color="FFFFFF" w:themeColor="background1"/>
-          <w:left w:val="single" w:sz="8" w:space="0" w:color="FFFFFF" w:themeColor="background1"/>
-          <w:bottom w:val="single" w:sz="8" w:space="0" w:color="FFFFFF" w:themeColor="background1"/>
-          <w:right w:val="single" w:sz="8" w:space="0" w:color="FFFFFF" w:themeColor="background1"/>
-          <w:insideH w:val="single" w:sz="8" w:space="0" w:color="FFFFFF" w:themeColor="background1"/>
-          <w:insideV w:val="single" w:sz="8" w:space="0" w:color="FFFFFF" w:themeColor="background1"/>
+          <w:top w:val="single" w:color="FFFFFF" w:themeColor="background1" w:sz="8" w:space="0"/>
+          <w:left w:val="single" w:color="FFFFFF" w:themeColor="background1" w:sz="8" w:space="0"/>
+          <w:bottom w:val="single" w:color="FFFFFF" w:themeColor="background1" w:sz="8" w:space="0"/>
+          <w:right w:val="single" w:color="FFFFFF" w:themeColor="background1" w:sz="8" w:space="0"/>
+          <w:insideH w:val="single" w:color="FFFFFF" w:themeColor="background1" w:sz="8" w:space="0"/>
+          <w:insideV w:val="single" w:color="FFFFFF" w:themeColor="background1" w:sz="8" w:space="0"/>
         </w:tcBorders>
         <w:shd w:val="clear" w:color="auto" w:fill="808080" w:themeFill="text1" w:themeFillTint="7F"/>
       </w:tcPr>
@@ -11539,12 +11543,12 @@
       <w:tblStyleColBandSize w:val="1"/>
       <w:tblInd w:w="0" w:type="dxa"/>
       <w:tblBorders>
-        <w:top w:val="single" w:sz="8" w:space="0" w:color="FFFFFF" w:themeColor="background1"/>
-        <w:left w:val="single" w:sz="8" w:space="0" w:color="FFFFFF" w:themeColor="background1"/>
-        <w:bottom w:val="single" w:sz="8" w:space="0" w:color="FFFFFF" w:themeColor="background1"/>
-        <w:right w:val="single" w:sz="8" w:space="0" w:color="FFFFFF" w:themeColor="background1"/>
-        <w:insideH w:val="single" w:sz="6" w:space="0" w:color="FFFFFF" w:themeColor="background1"/>
-        <w:insideV w:val="single" w:sz="6" w:space="0" w:color="FFFFFF" w:themeColor="background1"/>
+        <w:top w:val="single" w:color="FFFFFF" w:themeColor="background1" w:sz="8" w:space="0"/>
+        <w:left w:val="single" w:color="FFFFFF" w:themeColor="background1" w:sz="8" w:space="0"/>
+        <w:bottom w:val="single" w:color="FFFFFF" w:themeColor="background1" w:sz="8" w:space="0"/>
+        <w:right w:val="single" w:color="FFFFFF" w:themeColor="background1" w:sz="8" w:space="0"/>
+        <w:insideH w:val="single" w:color="FFFFFF" w:themeColor="background1" w:sz="6" w:space="0"/>
+        <w:insideV w:val="single" w:color="FFFFFF" w:themeColor="background1" w:sz="6" w:space="0"/>
       </w:tblBorders>
       <w:tblCellMar>
         <w:top w:w="0" w:type="dxa"/>
@@ -11567,12 +11571,12 @@
       <w:tblPr/>
       <w:tcPr>
         <w:tcBorders>
-          <w:top w:val="single" w:sz="8" w:space="0" w:color="FFFFFF" w:themeColor="background1"/>
-          <w:left w:val="single" w:sz="8" w:space="0" w:color="FFFFFF" w:themeColor="background1"/>
-          <w:bottom w:val="single" w:sz="24" w:space="0" w:color="FFFFFF" w:themeColor="background1"/>
-          <w:right w:val="single" w:sz="8" w:space="0" w:color="FFFFFF" w:themeColor="background1"/>
-          <w:insideH w:val="nil"/>
-          <w:insideV w:val="single" w:sz="8" w:space="0" w:color="FFFFFF" w:themeColor="background1"/>
+          <w:top w:val="single" w:color="FFFFFF" w:themeColor="background1" w:sz="8" w:space="0"/>
+          <w:left w:val="single" w:color="FFFFFF" w:themeColor="background1" w:sz="8" w:space="0"/>
+          <w:bottom w:val="single" w:color="FFFFFF" w:themeColor="background1" w:sz="24" w:space="0"/>
+          <w:right w:val="single" w:color="FFFFFF" w:themeColor="background1" w:sz="8" w:space="0"/>
+          <w:insideH w:val="nil"/>
+          <w:insideV w:val="single" w:color="FFFFFF" w:themeColor="background1" w:sz="8" w:space="0"/>
         </w:tcBorders>
         <w:shd w:val="clear" w:color="auto" w:fill="4F81BD" w:themeFill="accent1"/>
       </w:tcPr>
@@ -11588,12 +11592,12 @@
       <w:tblPr/>
       <w:tcPr>
         <w:tcBorders>
-          <w:top w:val="single" w:sz="24" w:space="0" w:color="FFFFFF" w:themeColor="background1"/>
-          <w:left w:val="single" w:sz="8" w:space="0" w:color="FFFFFF" w:themeColor="background1"/>
-          <w:bottom w:val="single" w:sz="8" w:space="0" w:color="FFFFFF" w:themeColor="background1"/>
-          <w:right w:val="single" w:sz="8" w:space="0" w:color="FFFFFF" w:themeColor="background1"/>
-          <w:insideH w:val="nil"/>
-          <w:insideV w:val="single" w:sz="8" w:space="0" w:color="FFFFFF" w:themeColor="background1"/>
+          <w:top w:val="single" w:color="FFFFFF" w:themeColor="background1" w:sz="24" w:space="0"/>
+          <w:left w:val="single" w:color="FFFFFF" w:themeColor="background1" w:sz="8" w:space="0"/>
+          <w:bottom w:val="single" w:color="FFFFFF" w:themeColor="background1" w:sz="8" w:space="0"/>
+          <w:right w:val="single" w:color="FFFFFF" w:themeColor="background1" w:sz="8" w:space="0"/>
+          <w:insideH w:val="nil"/>
+          <w:insideV w:val="single" w:color="FFFFFF" w:themeColor="background1" w:sz="8" w:space="0"/>
         </w:tcBorders>
         <w:shd w:val="clear" w:color="auto" w:fill="4F81BD" w:themeFill="accent1"/>
       </w:tcPr>
@@ -11609,8 +11613,8 @@
       <w:tblPr/>
       <w:tcPr>
         <w:tcBorders>
-          <w:left w:val="single" w:sz="8" w:space="0" w:color="FFFFFF" w:themeColor="background1"/>
-          <w:right w:val="single" w:sz="24" w:space="0" w:color="FFFFFF" w:themeColor="background1"/>
+          <w:left w:val="single" w:color="FFFFFF" w:themeColor="background1" w:sz="8" w:space="0"/>
+          <w:right w:val="single" w:color="FFFFFF" w:themeColor="background1" w:sz="24" w:space="0"/>
           <w:insideH w:val="nil"/>
           <w:insideV w:val="nil"/>
         </w:tcBorders>
@@ -11629,7 +11633,7 @@
       <w:tcPr>
         <w:tcBorders>
           <w:top w:val="nil"/>
-          <w:left w:val="single" w:sz="24" w:space="0" w:color="FFFFFF" w:themeColor="background1"/>
+          <w:left w:val="single" w:color="FFFFFF" w:themeColor="background1" w:sz="24" w:space="0"/>
           <w:bottom w:val="nil"/>
           <w:right w:val="nil"/>
           <w:insideH w:val="nil"/>
@@ -11642,10 +11646,10 @@
       <w:tblPr/>
       <w:tcPr>
         <w:tcBorders>
-          <w:top w:val="single" w:sz="8" w:space="0" w:color="FFFFFF" w:themeColor="background1"/>
-          <w:left w:val="single" w:sz="8" w:space="0" w:color="FFFFFF" w:themeColor="background1"/>
-          <w:bottom w:val="single" w:sz="8" w:space="0" w:color="FFFFFF" w:themeColor="background1"/>
-          <w:right w:val="single" w:sz="8" w:space="0" w:color="FFFFFF" w:themeColor="background1"/>
+          <w:top w:val="single" w:color="FFFFFF" w:themeColor="background1" w:sz="8" w:space="0"/>
+          <w:left w:val="single" w:color="FFFFFF" w:themeColor="background1" w:sz="8" w:space="0"/>
+          <w:bottom w:val="single" w:color="FFFFFF" w:themeColor="background1" w:sz="8" w:space="0"/>
+          <w:right w:val="single" w:color="FFFFFF" w:themeColor="background1" w:sz="8" w:space="0"/>
           <w:insideH w:val="nil"/>
           <w:insideV w:val="nil"/>
         </w:tcBorders>
@@ -11656,12 +11660,12 @@
       <w:tblPr/>
       <w:tcPr>
         <w:tcBorders>
-          <w:top w:val="single" w:sz="8" w:space="0" w:color="FFFFFF" w:themeColor="background1"/>
-          <w:left w:val="single" w:sz="8" w:space="0" w:color="FFFFFF" w:themeColor="background1"/>
-          <w:bottom w:val="single" w:sz="8" w:space="0" w:color="FFFFFF" w:themeColor="background1"/>
-          <w:right w:val="single" w:sz="8" w:space="0" w:color="FFFFFF" w:themeColor="background1"/>
-          <w:insideH w:val="single" w:sz="8" w:space="0" w:color="FFFFFF" w:themeColor="background1"/>
-          <w:insideV w:val="single" w:sz="8" w:space="0" w:color="FFFFFF" w:themeColor="background1"/>
+          <w:top w:val="single" w:color="FFFFFF" w:themeColor="background1" w:sz="8" w:space="0"/>
+          <w:left w:val="single" w:color="FFFFFF" w:themeColor="background1" w:sz="8" w:space="0"/>
+          <w:bottom w:val="single" w:color="FFFFFF" w:themeColor="background1" w:sz="8" w:space="0"/>
+          <w:right w:val="single" w:color="FFFFFF" w:themeColor="background1" w:sz="8" w:space="0"/>
+          <w:insideH w:val="single" w:color="FFFFFF" w:themeColor="background1" w:sz="8" w:space="0"/>
+          <w:insideV w:val="single" w:color="FFFFFF" w:themeColor="background1" w:sz="8" w:space="0"/>
         </w:tcBorders>
         <w:shd w:val="clear" w:color="auto" w:fill="A7BFDE" w:themeFill="accent1" w:themeFillTint="7F"/>
       </w:tcPr>
@@ -11680,12 +11684,12 @@
       <w:tblStyleColBandSize w:val="1"/>
       <w:tblInd w:w="0" w:type="dxa"/>
       <w:tblBorders>
-        <w:top w:val="single" w:sz="8" w:space="0" w:color="FFFFFF" w:themeColor="background1"/>
-        <w:left w:val="single" w:sz="8" w:space="0" w:color="FFFFFF" w:themeColor="background1"/>
-        <w:bottom w:val="single" w:sz="8" w:space="0" w:color="FFFFFF" w:themeColor="background1"/>
-        <w:right w:val="single" w:sz="8" w:space="0" w:color="FFFFFF" w:themeColor="background1"/>
-        <w:insideH w:val="single" w:sz="6" w:space="0" w:color="FFFFFF" w:themeColor="background1"/>
-        <w:insideV w:val="single" w:sz="6" w:space="0" w:color="FFFFFF" w:themeColor="background1"/>
+        <w:top w:val="single" w:color="FFFFFF" w:themeColor="background1" w:sz="8" w:space="0"/>
+        <w:left w:val="single" w:color="FFFFFF" w:themeColor="background1" w:sz="8" w:space="0"/>
+        <w:bottom w:val="single" w:color="FFFFFF" w:themeColor="background1" w:sz="8" w:space="0"/>
+        <w:right w:val="single" w:color="FFFFFF" w:themeColor="background1" w:sz="8" w:space="0"/>
+        <w:insideH w:val="single" w:color="FFFFFF" w:themeColor="background1" w:sz="6" w:space="0"/>
+        <w:insideV w:val="single" w:color="FFFFFF" w:themeColor="background1" w:sz="6" w:space="0"/>
       </w:tblBorders>
       <w:tblCellMar>
         <w:top w:w="0" w:type="dxa"/>
@@ -11708,12 +11712,12 @@
       <w:tblPr/>
       <w:tcPr>
         <w:tcBorders>
-          <w:top w:val="single" w:sz="8" w:space="0" w:color="FFFFFF" w:themeColor="background1"/>
-          <w:left w:val="single" w:sz="8" w:space="0" w:color="FFFFFF" w:themeColor="background1"/>
-          <w:bottom w:val="single" w:sz="24" w:space="0" w:color="FFFFFF" w:themeColor="background1"/>
-          <w:right w:val="single" w:sz="8" w:space="0" w:color="FFFFFF" w:themeColor="background1"/>
-          <w:insideH w:val="nil"/>
-          <w:insideV w:val="single" w:sz="8" w:space="0" w:color="FFFFFF" w:themeColor="background1"/>
+          <w:top w:val="single" w:color="FFFFFF" w:themeColor="background1" w:sz="8" w:space="0"/>
+          <w:left w:val="single" w:color="FFFFFF" w:themeColor="background1" w:sz="8" w:space="0"/>
+          <w:bottom w:val="single" w:color="FFFFFF" w:themeColor="background1" w:sz="24" w:space="0"/>
+          <w:right w:val="single" w:color="FFFFFF" w:themeColor="background1" w:sz="8" w:space="0"/>
+          <w:insideH w:val="nil"/>
+          <w:insideV w:val="single" w:color="FFFFFF" w:themeColor="background1" w:sz="8" w:space="0"/>
         </w:tcBorders>
         <w:shd w:val="clear" w:color="auto" w:fill="C0504D" w:themeFill="accent2"/>
       </w:tcPr>
@@ -11729,12 +11733,12 @@
       <w:tblPr/>
       <w:tcPr>
         <w:tcBorders>
-          <w:top w:val="single" w:sz="24" w:space="0" w:color="FFFFFF" w:themeColor="background1"/>
-          <w:left w:val="single" w:sz="8" w:space="0" w:color="FFFFFF" w:themeColor="background1"/>
-          <w:bottom w:val="single" w:sz="8" w:space="0" w:color="FFFFFF" w:themeColor="background1"/>
-          <w:right w:val="single" w:sz="8" w:space="0" w:color="FFFFFF" w:themeColor="background1"/>
-          <w:insideH w:val="nil"/>
-          <w:insideV w:val="single" w:sz="8" w:space="0" w:color="FFFFFF" w:themeColor="background1"/>
+          <w:top w:val="single" w:color="FFFFFF" w:themeColor="background1" w:sz="24" w:space="0"/>
+          <w:left w:val="single" w:color="FFFFFF" w:themeColor="background1" w:sz="8" w:space="0"/>
+          <w:bottom w:val="single" w:color="FFFFFF" w:themeColor="background1" w:sz="8" w:space="0"/>
+          <w:right w:val="single" w:color="FFFFFF" w:themeColor="background1" w:sz="8" w:space="0"/>
+          <w:insideH w:val="nil"/>
+          <w:insideV w:val="single" w:color="FFFFFF" w:themeColor="background1" w:sz="8" w:space="0"/>
         </w:tcBorders>
         <w:shd w:val="clear" w:color="auto" w:fill="C0504D" w:themeFill="accent2"/>
       </w:tcPr>
@@ -11750,8 +11754,8 @@
       <w:tblPr/>
       <w:tcPr>
         <w:tcBorders>
-          <w:left w:val="single" w:sz="8" w:space="0" w:color="FFFFFF" w:themeColor="background1"/>
-          <w:right w:val="single" w:sz="24" w:space="0" w:color="FFFFFF" w:themeColor="background1"/>
+          <w:left w:val="single" w:color="FFFFFF" w:themeColor="background1" w:sz="8" w:space="0"/>
+          <w:right w:val="single" w:color="FFFFFF" w:themeColor="background1" w:sz="24" w:space="0"/>
           <w:insideH w:val="nil"/>
           <w:insideV w:val="nil"/>
         </w:tcBorders>
@@ -11770,7 +11774,7 @@
       <w:tcPr>
         <w:tcBorders>
           <w:top w:val="nil"/>
-          <w:left w:val="single" w:sz="24" w:space="0" w:color="FFFFFF" w:themeColor="background1"/>
+          <w:left w:val="single" w:color="FFFFFF" w:themeColor="background1" w:sz="24" w:space="0"/>
           <w:bottom w:val="nil"/>
           <w:right w:val="nil"/>
           <w:insideH w:val="nil"/>
@@ -11783,10 +11787,10 @@
       <w:tblPr/>
       <w:tcPr>
         <w:tcBorders>
-          <w:top w:val="single" w:sz="8" w:space="0" w:color="FFFFFF" w:themeColor="background1"/>
-          <w:left w:val="single" w:sz="8" w:space="0" w:color="FFFFFF" w:themeColor="background1"/>
-          <w:bottom w:val="single" w:sz="8" w:space="0" w:color="FFFFFF" w:themeColor="background1"/>
-          <w:right w:val="single" w:sz="8" w:space="0" w:color="FFFFFF" w:themeColor="background1"/>
+          <w:top w:val="single" w:color="FFFFFF" w:themeColor="background1" w:sz="8" w:space="0"/>
+          <w:left w:val="single" w:color="FFFFFF" w:themeColor="background1" w:sz="8" w:space="0"/>
+          <w:bottom w:val="single" w:color="FFFFFF" w:themeColor="background1" w:sz="8" w:space="0"/>
+          <w:right w:val="single" w:color="FFFFFF" w:themeColor="background1" w:sz="8" w:space="0"/>
           <w:insideH w:val="nil"/>
           <w:insideV w:val="nil"/>
         </w:tcBorders>
@@ -11797,12 +11801,12 @@
       <w:tblPr/>
       <w:tcPr>
         <w:tcBorders>
-          <w:top w:val="single" w:sz="8" w:space="0" w:color="FFFFFF" w:themeColor="background1"/>
-          <w:left w:val="single" w:sz="8" w:space="0" w:color="FFFFFF" w:themeColor="background1"/>
-          <w:bottom w:val="single" w:sz="8" w:space="0" w:color="FFFFFF" w:themeColor="background1"/>
-          <w:right w:val="single" w:sz="8" w:space="0" w:color="FFFFFF" w:themeColor="background1"/>
-          <w:insideH w:val="single" w:sz="8" w:space="0" w:color="FFFFFF" w:themeColor="background1"/>
-          <w:insideV w:val="single" w:sz="8" w:space="0" w:color="FFFFFF" w:themeColor="background1"/>
+          <w:top w:val="single" w:color="FFFFFF" w:themeColor="background1" w:sz="8" w:space="0"/>
+          <w:left w:val="single" w:color="FFFFFF" w:themeColor="background1" w:sz="8" w:space="0"/>
+          <w:bottom w:val="single" w:color="FFFFFF" w:themeColor="background1" w:sz="8" w:space="0"/>
+          <w:right w:val="single" w:color="FFFFFF" w:themeColor="background1" w:sz="8" w:space="0"/>
+          <w:insideH w:val="single" w:color="FFFFFF" w:themeColor="background1" w:sz="8" w:space="0"/>
+          <w:insideV w:val="single" w:color="FFFFFF" w:themeColor="background1" w:sz="8" w:space="0"/>
         </w:tcBorders>
         <w:shd w:val="clear" w:color="auto" w:fill="DFA7A6" w:themeFill="accent2" w:themeFillTint="7F"/>
       </w:tcPr>
@@ -11821,12 +11825,12 @@
       <w:tblStyleColBandSize w:val="1"/>
       <w:tblInd w:w="0" w:type="dxa"/>
       <w:tblBorders>
-        <w:top w:val="single" w:sz="8" w:space="0" w:color="FFFFFF" w:themeColor="background1"/>
-        <w:left w:val="single" w:sz="8" w:space="0" w:color="FFFFFF" w:themeColor="background1"/>
-        <w:bottom w:val="single" w:sz="8" w:space="0" w:color="FFFFFF" w:themeColor="background1"/>
-        <w:right w:val="single" w:sz="8" w:space="0" w:color="FFFFFF" w:themeColor="background1"/>
-        <w:insideH w:val="single" w:sz="6" w:space="0" w:color="FFFFFF" w:themeColor="background1"/>
-        <w:insideV w:val="single" w:sz="6" w:space="0" w:color="FFFFFF" w:themeColor="background1"/>
+        <w:top w:val="single" w:color="FFFFFF" w:themeColor="background1" w:sz="8" w:space="0"/>
+        <w:left w:val="single" w:color="FFFFFF" w:themeColor="background1" w:sz="8" w:space="0"/>
+        <w:bottom w:val="single" w:color="FFFFFF" w:themeColor="background1" w:sz="8" w:space="0"/>
+        <w:right w:val="single" w:color="FFFFFF" w:themeColor="background1" w:sz="8" w:space="0"/>
+        <w:insideH w:val="single" w:color="FFFFFF" w:themeColor="background1" w:sz="6" w:space="0"/>
+        <w:insideV w:val="single" w:color="FFFFFF" w:themeColor="background1" w:sz="6" w:space="0"/>
       </w:tblBorders>
       <w:tblCellMar>
         <w:top w:w="0" w:type="dxa"/>
@@ -11849,12 +11853,12 @@
       <w:tblPr/>
       <w:tcPr>
         <w:tcBorders>
-          <w:top w:val="single" w:sz="8" w:space="0" w:color="FFFFFF" w:themeColor="background1"/>
-          <w:left w:val="single" w:sz="8" w:space="0" w:color="FFFFFF" w:themeColor="background1"/>
-          <w:bottom w:val="single" w:sz="24" w:space="0" w:color="FFFFFF" w:themeColor="background1"/>
-          <w:right w:val="single" w:sz="8" w:space="0" w:color="FFFFFF" w:themeColor="background1"/>
-          <w:insideH w:val="nil"/>
-          <w:insideV w:val="single" w:sz="8" w:space="0" w:color="FFFFFF" w:themeColor="background1"/>
+          <w:top w:val="single" w:color="FFFFFF" w:themeColor="background1" w:sz="8" w:space="0"/>
+          <w:left w:val="single" w:color="FFFFFF" w:themeColor="background1" w:sz="8" w:space="0"/>
+          <w:bottom w:val="single" w:color="FFFFFF" w:themeColor="background1" w:sz="24" w:space="0"/>
+          <w:right w:val="single" w:color="FFFFFF" w:themeColor="background1" w:sz="8" w:space="0"/>
+          <w:insideH w:val="nil"/>
+          <w:insideV w:val="single" w:color="FFFFFF" w:themeColor="background1" w:sz="8" w:space="0"/>
         </w:tcBorders>
         <w:shd w:val="clear" w:color="auto" w:fill="9BBB59" w:themeFill="accent3"/>
       </w:tcPr>
@@ -11870,12 +11874,12 @@
       <w:tblPr/>
       <w:tcPr>
         <w:tcBorders>
-          <w:top w:val="single" w:sz="24" w:space="0" w:color="FFFFFF" w:themeColor="background1"/>
-          <w:left w:val="single" w:sz="8" w:space="0" w:color="FFFFFF" w:themeColor="background1"/>
-          <w:bottom w:val="single" w:sz="8" w:space="0" w:color="FFFFFF" w:themeColor="background1"/>
-          <w:right w:val="single" w:sz="8" w:space="0" w:color="FFFFFF" w:themeColor="background1"/>
-          <w:insideH w:val="nil"/>
-          <w:insideV w:val="single" w:sz="8" w:space="0" w:color="FFFFFF" w:themeColor="background1"/>
+          <w:top w:val="single" w:color="FFFFFF" w:themeColor="background1" w:sz="24" w:space="0"/>
+          <w:left w:val="single" w:color="FFFFFF" w:themeColor="background1" w:sz="8" w:space="0"/>
+          <w:bottom w:val="single" w:color="FFFFFF" w:themeColor="background1" w:sz="8" w:space="0"/>
+          <w:right w:val="single" w:color="FFFFFF" w:themeColor="background1" w:sz="8" w:space="0"/>
+          <w:insideH w:val="nil"/>
+          <w:insideV w:val="single" w:color="FFFFFF" w:themeColor="background1" w:sz="8" w:space="0"/>
         </w:tcBorders>
         <w:shd w:val="clear" w:color="auto" w:fill="9BBB59" w:themeFill="accent3"/>
       </w:tcPr>
@@ -11891,8 +11895,8 @@
       <w:tblPr/>
       <w:tcPr>
         <w:tcBorders>
-          <w:left w:val="single" w:sz="8" w:space="0" w:color="FFFFFF" w:themeColor="background1"/>
-          <w:right w:val="single" w:sz="24" w:space="0" w:color="FFFFFF" w:themeColor="background1"/>
+          <w:left w:val="single" w:color="FFFFFF" w:themeColor="background1" w:sz="8" w:space="0"/>
+          <w:right w:val="single" w:color="FFFFFF" w:themeColor="background1" w:sz="24" w:space="0"/>
           <w:insideH w:val="nil"/>
           <w:insideV w:val="nil"/>
         </w:tcBorders>
@@ -11911,7 +11915,7 @@
       <w:tcPr>
         <w:tcBorders>
           <w:top w:val="nil"/>
-          <w:left w:val="single" w:sz="24" w:space="0" w:color="FFFFFF" w:themeColor="background1"/>
+          <w:left w:val="single" w:color="FFFFFF" w:themeColor="background1" w:sz="24" w:space="0"/>
           <w:bottom w:val="nil"/>
           <w:right w:val="nil"/>
           <w:insideH w:val="nil"/>
@@ -11924,10 +11928,10 @@
       <w:tblPr/>
       <w:tcPr>
         <w:tcBorders>
-          <w:top w:val="single" w:sz="8" w:space="0" w:color="FFFFFF" w:themeColor="background1"/>
-          <w:left w:val="single" w:sz="8" w:space="0" w:color="FFFFFF" w:themeColor="background1"/>
-          <w:bottom w:val="single" w:sz="8" w:space="0" w:color="FFFFFF" w:themeColor="background1"/>
-          <w:right w:val="single" w:sz="8" w:space="0" w:color="FFFFFF" w:themeColor="background1"/>
+          <w:top w:val="single" w:color="FFFFFF" w:themeColor="background1" w:sz="8" w:space="0"/>
+          <w:left w:val="single" w:color="FFFFFF" w:themeColor="background1" w:sz="8" w:space="0"/>
+          <w:bottom w:val="single" w:color="FFFFFF" w:themeColor="background1" w:sz="8" w:space="0"/>
+          <w:right w:val="single" w:color="FFFFFF" w:themeColor="background1" w:sz="8" w:space="0"/>
           <w:insideH w:val="nil"/>
           <w:insideV w:val="nil"/>
         </w:tcBorders>
@@ -11938,12 +11942,12 @@
       <w:tblPr/>
       <w:tcPr>
         <w:tcBorders>
-          <w:top w:val="single" w:sz="8" w:space="0" w:color="FFFFFF" w:themeColor="background1"/>
-          <w:left w:val="single" w:sz="8" w:space="0" w:color="FFFFFF" w:themeColor="background1"/>
-          <w:bottom w:val="single" w:sz="8" w:space="0" w:color="FFFFFF" w:themeColor="background1"/>
-          <w:right w:val="single" w:sz="8" w:space="0" w:color="FFFFFF" w:themeColor="background1"/>
-          <w:insideH w:val="single" w:sz="8" w:space="0" w:color="FFFFFF" w:themeColor="background1"/>
-          <w:insideV w:val="single" w:sz="8" w:space="0" w:color="FFFFFF" w:themeColor="background1"/>
+          <w:top w:val="single" w:color="FFFFFF" w:themeColor="background1" w:sz="8" w:space="0"/>
+          <w:left w:val="single" w:color="FFFFFF" w:themeColor="background1" w:sz="8" w:space="0"/>
+          <w:bottom w:val="single" w:color="FFFFFF" w:themeColor="background1" w:sz="8" w:space="0"/>
+          <w:right w:val="single" w:color="FFFFFF" w:themeColor="background1" w:sz="8" w:space="0"/>
+          <w:insideH w:val="single" w:color="FFFFFF" w:themeColor="background1" w:sz="8" w:space="0"/>
+          <w:insideV w:val="single" w:color="FFFFFF" w:themeColor="background1" w:sz="8" w:space="0"/>
         </w:tcBorders>
         <w:shd w:val="clear" w:color="auto" w:fill="CDDDAC" w:themeFill="accent3" w:themeFillTint="7F"/>
       </w:tcPr>
@@ -11962,12 +11966,12 @@
       <w:tblStyleColBandSize w:val="1"/>
       <w:tblInd w:w="0" w:type="dxa"/>
       <w:tblBorders>
-        <w:top w:val="single" w:sz="8" w:space="0" w:color="FFFFFF" w:themeColor="background1"/>
-        <w:left w:val="single" w:sz="8" w:space="0" w:color="FFFFFF" w:themeColor="background1"/>
-        <w:bottom w:val="single" w:sz="8" w:space="0" w:color="FFFFFF" w:themeColor="background1"/>
-        <w:right w:val="single" w:sz="8" w:space="0" w:color="FFFFFF" w:themeColor="background1"/>
-        <w:insideH w:val="single" w:sz="6" w:space="0" w:color="FFFFFF" w:themeColor="background1"/>
-        <w:insideV w:val="single" w:sz="6" w:space="0" w:color="FFFFFF" w:themeColor="background1"/>
+        <w:top w:val="single" w:color="FFFFFF" w:themeColor="background1" w:sz="8" w:space="0"/>
+        <w:left w:val="single" w:color="FFFFFF" w:themeColor="background1" w:sz="8" w:space="0"/>
+        <w:bottom w:val="single" w:color="FFFFFF" w:themeColor="background1" w:sz="8" w:space="0"/>
+        <w:right w:val="single" w:color="FFFFFF" w:themeColor="background1" w:sz="8" w:space="0"/>
+        <w:insideH w:val="single" w:color="FFFFFF" w:themeColor="background1" w:sz="6" w:space="0"/>
+        <w:insideV w:val="single" w:color="FFFFFF" w:themeColor="background1" w:sz="6" w:space="0"/>
       </w:tblBorders>
       <w:tblCellMar>
         <w:top w:w="0" w:type="dxa"/>
@@ -11990,12 +11994,12 @@
       <w:tblPr/>
       <w:tcPr>
         <w:tcBorders>
-          <w:top w:val="single" w:sz="8" w:space="0" w:color="FFFFFF" w:themeColor="background1"/>
-          <w:left w:val="single" w:sz="8" w:space="0" w:color="FFFFFF" w:themeColor="background1"/>
-          <w:bottom w:val="single" w:sz="24" w:space="0" w:color="FFFFFF" w:themeColor="background1"/>
-          <w:right w:val="single" w:sz="8" w:space="0" w:color="FFFFFF" w:themeColor="background1"/>
-          <w:insideH w:val="nil"/>
-          <w:insideV w:val="single" w:sz="8" w:space="0" w:color="FFFFFF" w:themeColor="background1"/>
+          <w:top w:val="single" w:color="FFFFFF" w:themeColor="background1" w:sz="8" w:space="0"/>
+          <w:left w:val="single" w:color="FFFFFF" w:themeColor="background1" w:sz="8" w:space="0"/>
+          <w:bottom w:val="single" w:color="FFFFFF" w:themeColor="background1" w:sz="24" w:space="0"/>
+          <w:right w:val="single" w:color="FFFFFF" w:themeColor="background1" w:sz="8" w:space="0"/>
+          <w:insideH w:val="nil"/>
+          <w:insideV w:val="single" w:color="FFFFFF" w:themeColor="background1" w:sz="8" w:space="0"/>
         </w:tcBorders>
         <w:shd w:val="clear" w:color="auto" w:fill="8064A2" w:themeFill="accent4"/>
       </w:tcPr>
@@ -12011,12 +12015,12 @@
       <w:tblPr/>
       <w:tcPr>
         <w:tcBorders>
-          <w:top w:val="single" w:sz="24" w:space="0" w:color="FFFFFF" w:themeColor="background1"/>
-          <w:left w:val="single" w:sz="8" w:space="0" w:color="FFFFFF" w:themeColor="background1"/>
-          <w:bottom w:val="single" w:sz="8" w:space="0" w:color="FFFFFF" w:themeColor="background1"/>
-          <w:right w:val="single" w:sz="8" w:space="0" w:color="FFFFFF" w:themeColor="background1"/>
-          <w:insideH w:val="nil"/>
-          <w:insideV w:val="single" w:sz="8" w:space="0" w:color="FFFFFF" w:themeColor="background1"/>
+          <w:top w:val="single" w:color="FFFFFF" w:themeColor="background1" w:sz="24" w:space="0"/>
+          <w:left w:val="single" w:color="FFFFFF" w:themeColor="background1" w:sz="8" w:space="0"/>
+          <w:bottom w:val="single" w:color="FFFFFF" w:themeColor="background1" w:sz="8" w:space="0"/>
+          <w:right w:val="single" w:color="FFFFFF" w:themeColor="background1" w:sz="8" w:space="0"/>
+          <w:insideH w:val="nil"/>
+          <w:insideV w:val="single" w:color="FFFFFF" w:themeColor="background1" w:sz="8" w:space="0"/>
         </w:tcBorders>
         <w:shd w:val="clear" w:color="auto" w:fill="8064A2" w:themeFill="accent4"/>
       </w:tcPr>
@@ -12032,8 +12036,8 @@
       <w:tblPr/>
       <w:tcPr>
         <w:tcBorders>
-          <w:left w:val="single" w:sz="8" w:space="0" w:color="FFFFFF" w:themeColor="background1"/>
-          <w:right w:val="single" w:sz="24" w:space="0" w:color="FFFFFF" w:themeColor="background1"/>
+          <w:left w:val="single" w:color="FFFFFF" w:themeColor="background1" w:sz="8" w:space="0"/>
+          <w:right w:val="single" w:color="FFFFFF" w:themeColor="background1" w:sz="24" w:space="0"/>
           <w:insideH w:val="nil"/>
           <w:insideV w:val="nil"/>
         </w:tcBorders>
@@ -12052,7 +12056,7 @@
       <w:tcPr>
         <w:tcBorders>
           <w:top w:val="nil"/>
-          <w:left w:val="single" w:sz="24" w:space="0" w:color="FFFFFF" w:themeColor="background1"/>
+          <w:left w:val="single" w:color="FFFFFF" w:themeColor="background1" w:sz="24" w:space="0"/>
           <w:bottom w:val="nil"/>
           <w:right w:val="nil"/>
           <w:insideH w:val="nil"/>
@@ -12065,10 +12069,10 @@
       <w:tblPr/>
       <w:tcPr>
         <w:tcBorders>
-          <w:top w:val="single" w:sz="8" w:space="0" w:color="FFFFFF" w:themeColor="background1"/>
-          <w:left w:val="single" w:sz="8" w:space="0" w:color="FFFFFF" w:themeColor="background1"/>
-          <w:bottom w:val="single" w:sz="8" w:space="0" w:color="FFFFFF" w:themeColor="background1"/>
-          <w:right w:val="single" w:sz="8" w:space="0" w:color="FFFFFF" w:themeColor="background1"/>
+          <w:top w:val="single" w:color="FFFFFF" w:themeColor="background1" w:sz="8" w:space="0"/>
+          <w:left w:val="single" w:color="FFFFFF" w:themeColor="background1" w:sz="8" w:space="0"/>
+          <w:bottom w:val="single" w:color="FFFFFF" w:themeColor="background1" w:sz="8" w:space="0"/>
+          <w:right w:val="single" w:color="FFFFFF" w:themeColor="background1" w:sz="8" w:space="0"/>
           <w:insideH w:val="nil"/>
           <w:insideV w:val="nil"/>
         </w:tcBorders>
@@ -12079,12 +12083,12 @@
       <w:tblPr/>
       <w:tcPr>
         <w:tcBorders>
-          <w:top w:val="single" w:sz="8" w:space="0" w:color="FFFFFF" w:themeColor="background1"/>
-          <w:left w:val="single" w:sz="8" w:space="0" w:color="FFFFFF" w:themeColor="background1"/>
-          <w:bottom w:val="single" w:sz="8" w:space="0" w:color="FFFFFF" w:themeColor="background1"/>
-          <w:right w:val="single" w:sz="8" w:space="0" w:color="FFFFFF" w:themeColor="background1"/>
-          <w:insideH w:val="single" w:sz="8" w:space="0" w:color="FFFFFF" w:themeColor="background1"/>
-          <w:insideV w:val="single" w:sz="8" w:space="0" w:color="FFFFFF" w:themeColor="background1"/>
+          <w:top w:val="single" w:color="FFFFFF" w:themeColor="background1" w:sz="8" w:space="0"/>
+          <w:left w:val="single" w:color="FFFFFF" w:themeColor="background1" w:sz="8" w:space="0"/>
+          <w:bottom w:val="single" w:color="FFFFFF" w:themeColor="background1" w:sz="8" w:space="0"/>
+          <w:right w:val="single" w:color="FFFFFF" w:themeColor="background1" w:sz="8" w:space="0"/>
+          <w:insideH w:val="single" w:color="FFFFFF" w:themeColor="background1" w:sz="8" w:space="0"/>
+          <w:insideV w:val="single" w:color="FFFFFF" w:themeColor="background1" w:sz="8" w:space="0"/>
         </w:tcBorders>
         <w:shd w:val="clear" w:color="auto" w:fill="BFB1D0" w:themeFill="accent4" w:themeFillTint="7F"/>
       </w:tcPr>
@@ -12103,12 +12107,12 @@
       <w:tblStyleColBandSize w:val="1"/>
       <w:tblInd w:w="0" w:type="dxa"/>
       <w:tblBorders>
-        <w:top w:val="single" w:sz="8" w:space="0" w:color="FFFFFF" w:themeColor="background1"/>
-        <w:left w:val="single" w:sz="8" w:space="0" w:color="FFFFFF" w:themeColor="background1"/>
-        <w:bottom w:val="single" w:sz="8" w:space="0" w:color="FFFFFF" w:themeColor="background1"/>
-        <w:right w:val="single" w:sz="8" w:space="0" w:color="FFFFFF" w:themeColor="background1"/>
-        <w:insideH w:val="single" w:sz="6" w:space="0" w:color="FFFFFF" w:themeColor="background1"/>
-        <w:insideV w:val="single" w:sz="6" w:space="0" w:color="FFFFFF" w:themeColor="background1"/>
+        <w:top w:val="single" w:color="FFFFFF" w:themeColor="background1" w:sz="8" w:space="0"/>
+        <w:left w:val="single" w:color="FFFFFF" w:themeColor="background1" w:sz="8" w:space="0"/>
+        <w:bottom w:val="single" w:color="FFFFFF" w:themeColor="background1" w:sz="8" w:space="0"/>
+        <w:right w:val="single" w:color="FFFFFF" w:themeColor="background1" w:sz="8" w:space="0"/>
+        <w:insideH w:val="single" w:color="FFFFFF" w:themeColor="background1" w:sz="6" w:space="0"/>
+        <w:insideV w:val="single" w:color="FFFFFF" w:themeColor="background1" w:sz="6" w:space="0"/>
       </w:tblBorders>
       <w:tblCellMar>
         <w:top w:w="0" w:type="dxa"/>
@@ -12131,12 +12135,12 @@
       <w:tblPr/>
       <w:tcPr>
         <w:tcBorders>
-          <w:top w:val="single" w:sz="8" w:space="0" w:color="FFFFFF" w:themeColor="background1"/>
-          <w:left w:val="single" w:sz="8" w:space="0" w:color="FFFFFF" w:themeColor="background1"/>
-          <w:bottom w:val="single" w:sz="24" w:space="0" w:color="FFFFFF" w:themeColor="background1"/>
-          <w:right w:val="single" w:sz="8" w:space="0" w:color="FFFFFF" w:themeColor="background1"/>
-          <w:insideH w:val="nil"/>
-          <w:insideV w:val="single" w:sz="8" w:space="0" w:color="FFFFFF" w:themeColor="background1"/>
+          <w:top w:val="single" w:color="FFFFFF" w:themeColor="background1" w:sz="8" w:space="0"/>
+          <w:left w:val="single" w:color="FFFFFF" w:themeColor="background1" w:sz="8" w:space="0"/>
+          <w:bottom w:val="single" w:color="FFFFFF" w:themeColor="background1" w:sz="24" w:space="0"/>
+          <w:right w:val="single" w:color="FFFFFF" w:themeColor="background1" w:sz="8" w:space="0"/>
+          <w:insideH w:val="nil"/>
+          <w:insideV w:val="single" w:color="FFFFFF" w:themeColor="background1" w:sz="8" w:space="0"/>
         </w:tcBorders>
         <w:shd w:val="clear" w:color="auto" w:fill="4BACC6" w:themeFill="accent5"/>
       </w:tcPr>
@@ -12152,12 +12156,12 @@
       <w:tblPr/>
       <w:tcPr>
         <w:tcBorders>
-          <w:top w:val="single" w:sz="24" w:space="0" w:color="FFFFFF" w:themeColor="background1"/>
-          <w:left w:val="single" w:sz="8" w:space="0" w:color="FFFFFF" w:themeColor="background1"/>
-          <w:bottom w:val="single" w:sz="8" w:space="0" w:color="FFFFFF" w:themeColor="background1"/>
-          <w:right w:val="single" w:sz="8" w:space="0" w:color="FFFFFF" w:themeColor="background1"/>
-          <w:insideH w:val="nil"/>
-          <w:insideV w:val="single" w:sz="8" w:space="0" w:color="FFFFFF" w:themeColor="background1"/>
+          <w:top w:val="single" w:color="FFFFFF" w:themeColor="background1" w:sz="24" w:space="0"/>
+          <w:left w:val="single" w:color="FFFFFF" w:themeColor="background1" w:sz="8" w:space="0"/>
+          <w:bottom w:val="single" w:color="FFFFFF" w:themeColor="background1" w:sz="8" w:space="0"/>
+          <w:right w:val="single" w:color="FFFFFF" w:themeColor="background1" w:sz="8" w:space="0"/>
+          <w:insideH w:val="nil"/>
+          <w:insideV w:val="single" w:color="FFFFFF" w:themeColor="background1" w:sz="8" w:space="0"/>
         </w:tcBorders>
         <w:shd w:val="clear" w:color="auto" w:fill="4BACC6" w:themeFill="accent5"/>
       </w:tcPr>
@@ -12173,8 +12177,8 @@
       <w:tblPr/>
       <w:tcPr>
         <w:tcBorders>
-          <w:left w:val="single" w:sz="8" w:space="0" w:color="FFFFFF" w:themeColor="background1"/>
-          <w:right w:val="single" w:sz="24" w:space="0" w:color="FFFFFF" w:themeColor="background1"/>
+          <w:left w:val="single" w:color="FFFFFF" w:themeColor="background1" w:sz="8" w:space="0"/>
+          <w:right w:val="single" w:color="FFFFFF" w:themeColor="background1" w:sz="24" w:space="0"/>
           <w:insideH w:val="nil"/>
           <w:insideV w:val="nil"/>
         </w:tcBorders>
@@ -12193,7 +12197,7 @@
       <w:tcPr>
         <w:tcBorders>
           <w:top w:val="nil"/>
-          <w:left w:val="single" w:sz="24" w:space="0" w:color="FFFFFF" w:themeColor="background1"/>
+          <w:left w:val="single" w:color="FFFFFF" w:themeColor="background1" w:sz="24" w:space="0"/>
           <w:bottom w:val="nil"/>
           <w:right w:val="nil"/>
           <w:insideH w:val="nil"/>
@@ -12206,10 +12210,10 @@
       <w:tblPr/>
       <w:tcPr>
         <w:tcBorders>
-          <w:top w:val="single" w:sz="8" w:space="0" w:color="FFFFFF" w:themeColor="background1"/>
-          <w:left w:val="single" w:sz="8" w:space="0" w:color="FFFFFF" w:themeColor="background1"/>
-          <w:bottom w:val="single" w:sz="8" w:space="0" w:color="FFFFFF" w:themeColor="background1"/>
-          <w:right w:val="single" w:sz="8" w:space="0" w:color="FFFFFF" w:themeColor="background1"/>
+          <w:top w:val="single" w:color="FFFFFF" w:themeColor="background1" w:sz="8" w:space="0"/>
+          <w:left w:val="single" w:color="FFFFFF" w:themeColor="background1" w:sz="8" w:space="0"/>
+          <w:bottom w:val="single" w:color="FFFFFF" w:themeColor="background1" w:sz="8" w:space="0"/>
+          <w:right w:val="single" w:color="FFFFFF" w:themeColor="background1" w:sz="8" w:space="0"/>
           <w:insideH w:val="nil"/>
           <w:insideV w:val="nil"/>
         </w:tcBorders>
@@ -12220,12 +12224,12 @@
       <w:tblPr/>
       <w:tcPr>
         <w:tcBorders>
-          <w:top w:val="single" w:sz="8" w:space="0" w:color="FFFFFF" w:themeColor="background1"/>
-          <w:left w:val="single" w:sz="8" w:space="0" w:color="FFFFFF" w:themeColor="background1"/>
-          <w:bottom w:val="single" w:sz="8" w:space="0" w:color="FFFFFF" w:themeColor="background1"/>
-          <w:right w:val="single" w:sz="8" w:space="0" w:color="FFFFFF" w:themeColor="background1"/>
-          <w:insideH w:val="single" w:sz="8" w:space="0" w:color="FFFFFF" w:themeColor="background1"/>
-          <w:insideV w:val="single" w:sz="8" w:space="0" w:color="FFFFFF" w:themeColor="background1"/>
+          <w:top w:val="single" w:color="FFFFFF" w:themeColor="background1" w:sz="8" w:space="0"/>
+          <w:left w:val="single" w:color="FFFFFF" w:themeColor="background1" w:sz="8" w:space="0"/>
+          <w:bottom w:val="single" w:color="FFFFFF" w:themeColor="background1" w:sz="8" w:space="0"/>
+          <w:right w:val="single" w:color="FFFFFF" w:themeColor="background1" w:sz="8" w:space="0"/>
+          <w:insideH w:val="single" w:color="FFFFFF" w:themeColor="background1" w:sz="8" w:space="0"/>
+          <w:insideV w:val="single" w:color="FFFFFF" w:themeColor="background1" w:sz="8" w:space="0"/>
         </w:tcBorders>
         <w:shd w:val="clear" w:color="auto" w:fill="A5D5E2" w:themeFill="accent5" w:themeFillTint="7F"/>
       </w:tcPr>
@@ -12244,12 +12248,12 @@
       <w:tblStyleColBandSize w:val="1"/>
       <w:tblInd w:w="0" w:type="dxa"/>
       <w:tblBorders>
-        <w:top w:val="single" w:sz="8" w:space="0" w:color="FFFFFF" w:themeColor="background1"/>
-        <w:left w:val="single" w:sz="8" w:space="0" w:color="FFFFFF" w:themeColor="background1"/>
-        <w:bottom w:val="single" w:sz="8" w:space="0" w:color="FFFFFF" w:themeColor="background1"/>
-        <w:right w:val="single" w:sz="8" w:space="0" w:color="FFFFFF" w:themeColor="background1"/>
-        <w:insideH w:val="single" w:sz="6" w:space="0" w:color="FFFFFF" w:themeColor="background1"/>
-        <w:insideV w:val="single" w:sz="6" w:space="0" w:color="FFFFFF" w:themeColor="background1"/>
+        <w:top w:val="single" w:color="FFFFFF" w:themeColor="background1" w:sz="8" w:space="0"/>
+        <w:left w:val="single" w:color="FFFFFF" w:themeColor="background1" w:sz="8" w:space="0"/>
+        <w:bottom w:val="single" w:color="FFFFFF" w:themeColor="background1" w:sz="8" w:space="0"/>
+        <w:right w:val="single" w:color="FFFFFF" w:themeColor="background1" w:sz="8" w:space="0"/>
+        <w:insideH w:val="single" w:color="FFFFFF" w:themeColor="background1" w:sz="6" w:space="0"/>
+        <w:insideV w:val="single" w:color="FFFFFF" w:themeColor="background1" w:sz="6" w:space="0"/>
       </w:tblBorders>
       <w:tblCellMar>
         <w:top w:w="0" w:type="dxa"/>
@@ -12272,12 +12276,12 @@
       <w:tblPr/>
       <w:tcPr>
         <w:tcBorders>
-          <w:top w:val="single" w:sz="8" w:space="0" w:color="FFFFFF" w:themeColor="background1"/>
-          <w:left w:val="single" w:sz="8" w:space="0" w:color="FFFFFF" w:themeColor="background1"/>
-          <w:bottom w:val="single" w:sz="24" w:space="0" w:color="FFFFFF" w:themeColor="background1"/>
-          <w:right w:val="single" w:sz="8" w:space="0" w:color="FFFFFF" w:themeColor="background1"/>
-          <w:insideH w:val="nil"/>
-          <w:insideV w:val="single" w:sz="8" w:space="0" w:color="FFFFFF" w:themeColor="background1"/>
+          <w:top w:val="single" w:color="FFFFFF" w:themeColor="background1" w:sz="8" w:space="0"/>
+          <w:left w:val="single" w:color="FFFFFF" w:themeColor="background1" w:sz="8" w:space="0"/>
+          <w:bottom w:val="single" w:color="FFFFFF" w:themeColor="background1" w:sz="24" w:space="0"/>
+          <w:right w:val="single" w:color="FFFFFF" w:themeColor="background1" w:sz="8" w:space="0"/>
+          <w:insideH w:val="nil"/>
+          <w:insideV w:val="single" w:color="FFFFFF" w:themeColor="background1" w:sz="8" w:space="0"/>
         </w:tcBorders>
         <w:shd w:val="clear" w:color="auto" w:fill="F79646" w:themeFill="accent6"/>
       </w:tcPr>
@@ -12293,12 +12297,12 @@
       <w:tblPr/>
       <w:tcPr>
         <w:tcBorders>
-          <w:top w:val="single" w:sz="24" w:space="0" w:color="FFFFFF" w:themeColor="background1"/>
-          <w:left w:val="single" w:sz="8" w:space="0" w:color="FFFFFF" w:themeColor="background1"/>
-          <w:bottom w:val="single" w:sz="8" w:space="0" w:color="FFFFFF" w:themeColor="background1"/>
-          <w:right w:val="single" w:sz="8" w:space="0" w:color="FFFFFF" w:themeColor="background1"/>
-          <w:insideH w:val="nil"/>
-          <w:insideV w:val="single" w:sz="8" w:space="0" w:color="FFFFFF" w:themeColor="background1"/>
+          <w:top w:val="single" w:color="FFFFFF" w:themeColor="background1" w:sz="24" w:space="0"/>
+          <w:left w:val="single" w:color="FFFFFF" w:themeColor="background1" w:sz="8" w:space="0"/>
+          <w:bottom w:val="single" w:color="FFFFFF" w:themeColor="background1" w:sz="8" w:space="0"/>
+          <w:right w:val="single" w:color="FFFFFF" w:themeColor="background1" w:sz="8" w:space="0"/>
+          <w:insideH w:val="nil"/>
+          <w:insideV w:val="single" w:color="FFFFFF" w:themeColor="background1" w:sz="8" w:space="0"/>
         </w:tcBorders>
         <w:shd w:val="clear" w:color="auto" w:fill="F79646" w:themeFill="accent6"/>
       </w:tcPr>
@@ -12314,8 +12318,8 @@
       <w:tblPr/>
       <w:tcPr>
         <w:tcBorders>
-          <w:left w:val="single" w:sz="8" w:space="0" w:color="FFFFFF" w:themeColor="background1"/>
-          <w:right w:val="single" w:sz="24" w:space="0" w:color="FFFFFF" w:themeColor="background1"/>
+          <w:left w:val="single" w:color="FFFFFF" w:themeColor="background1" w:sz="8" w:space="0"/>
+          <w:right w:val="single" w:color="FFFFFF" w:themeColor="background1" w:sz="24" w:space="0"/>
           <w:insideH w:val="nil"/>
           <w:insideV w:val="nil"/>
         </w:tcBorders>
@@ -12334,7 +12338,7 @@
       <w:tcPr>
         <w:tcBorders>
           <w:top w:val="nil"/>
-          <w:left w:val="single" w:sz="24" w:space="0" w:color="FFFFFF" w:themeColor="background1"/>
+          <w:left w:val="single" w:color="FFFFFF" w:themeColor="background1" w:sz="24" w:space="0"/>
           <w:bottom w:val="nil"/>
           <w:right w:val="nil"/>
           <w:insideH w:val="nil"/>
@@ -12347,10 +12351,10 @@
       <w:tblPr/>
       <w:tcPr>
         <w:tcBorders>
-          <w:top w:val="single" w:sz="8" w:space="0" w:color="FFFFFF" w:themeColor="background1"/>
-          <w:left w:val="single" w:sz="8" w:space="0" w:color="FFFFFF" w:themeColor="background1"/>
-          <w:bottom w:val="single" w:sz="8" w:space="0" w:color="FFFFFF" w:themeColor="background1"/>
-          <w:right w:val="single" w:sz="8" w:space="0" w:color="FFFFFF" w:themeColor="background1"/>
+          <w:top w:val="single" w:color="FFFFFF" w:themeColor="background1" w:sz="8" w:space="0"/>
+          <w:left w:val="single" w:color="FFFFFF" w:themeColor="background1" w:sz="8" w:space="0"/>
+          <w:bottom w:val="single" w:color="FFFFFF" w:themeColor="background1" w:sz="8" w:space="0"/>
+          <w:right w:val="single" w:color="FFFFFF" w:themeColor="background1" w:sz="8" w:space="0"/>
           <w:insideH w:val="nil"/>
           <w:insideV w:val="nil"/>
         </w:tcBorders>
@@ -12361,12 +12365,12 @@
       <w:tblPr/>
       <w:tcPr>
         <w:tcBorders>
-          <w:top w:val="single" w:sz="8" w:space="0" w:color="FFFFFF" w:themeColor="background1"/>
-          <w:left w:val="single" w:sz="8" w:space="0" w:color="FFFFFF" w:themeColor="background1"/>
-          <w:bottom w:val="single" w:sz="8" w:space="0" w:color="FFFFFF" w:themeColor="background1"/>
-          <w:right w:val="single" w:sz="8" w:space="0" w:color="FFFFFF" w:themeColor="background1"/>
-          <w:insideH w:val="single" w:sz="8" w:space="0" w:color="FFFFFF" w:themeColor="background1"/>
-          <w:insideV w:val="single" w:sz="8" w:space="0" w:color="FFFFFF" w:themeColor="background1"/>
+          <w:top w:val="single" w:color="FFFFFF" w:themeColor="background1" w:sz="8" w:space="0"/>
+          <w:left w:val="single" w:color="FFFFFF" w:themeColor="background1" w:sz="8" w:space="0"/>
+          <w:bottom w:val="single" w:color="FFFFFF" w:themeColor="background1" w:sz="8" w:space="0"/>
+          <w:right w:val="single" w:color="FFFFFF" w:themeColor="background1" w:sz="8" w:space="0"/>
+          <w:insideH w:val="single" w:color="FFFFFF" w:themeColor="background1" w:sz="8" w:space="0"/>
+          <w:insideV w:val="single" w:color="FFFFFF" w:themeColor="background1" w:sz="8" w:space="0"/>
         </w:tcBorders>
         <w:shd w:val="clear" w:color="auto" w:fill="FBCAA2" w:themeFill="accent6" w:themeFillTint="7F"/>
       </w:tcPr>
@@ -12407,7 +12411,7 @@
         <w:tcBorders>
           <w:top w:val="nil"/>
           <w:left w:val="nil"/>
-          <w:bottom w:val="single" w:sz="18" w:space="0" w:color="FFFFFF" w:themeColor="background1"/>
+          <w:bottom w:val="single" w:color="FFFFFF" w:themeColor="background1" w:sz="18" w:space="0"/>
           <w:right w:val="nil"/>
           <w:insideH w:val="nil"/>
           <w:insideV w:val="nil"/>
@@ -12419,7 +12423,7 @@
       <w:tblPr/>
       <w:tcPr>
         <w:tcBorders>
-          <w:top w:val="single" w:sz="18" w:space="0" w:color="FFFFFF" w:themeColor="background1"/>
+          <w:top w:val="single" w:color="FFFFFF" w:themeColor="background1" w:sz="18" w:space="0"/>
           <w:left w:val="nil"/>
           <w:bottom w:val="nil"/>
           <w:right w:val="nil"/>
@@ -12436,7 +12440,7 @@
           <w:top w:val="nil"/>
           <w:left w:val="nil"/>
           <w:bottom w:val="nil"/>
-          <w:right w:val="single" w:sz="18" w:space="0" w:color="FFFFFF" w:themeColor="background1"/>
+          <w:right w:val="single" w:color="FFFFFF" w:themeColor="background1" w:sz="18" w:space="0"/>
           <w:insideH w:val="nil"/>
           <w:insideV w:val="nil"/>
         </w:tcBorders>
@@ -12448,7 +12452,7 @@
       <w:tcPr>
         <w:tcBorders>
           <w:top w:val="nil"/>
-          <w:left w:val="single" w:sz="18" w:space="0" w:color="FFFFFF" w:themeColor="background1"/>
+          <w:left w:val="single" w:color="FFFFFF" w:themeColor="background1" w:sz="18" w:space="0"/>
           <w:bottom w:val="nil"/>
           <w:right w:val="nil"/>
           <w:insideH w:val="nil"/>
@@ -12521,7 +12525,7 @@
         <w:tcBorders>
           <w:top w:val="nil"/>
           <w:left w:val="nil"/>
-          <w:bottom w:val="single" w:sz="18" w:space="0" w:color="FFFFFF" w:themeColor="background1"/>
+          <w:bottom w:val="single" w:color="FFFFFF" w:themeColor="background1" w:sz="18" w:space="0"/>
           <w:right w:val="nil"/>
           <w:insideH w:val="nil"/>
           <w:insideV w:val="nil"/>
@@ -12533,7 +12537,7 @@
       <w:tblPr/>
       <w:tcPr>
         <w:tcBorders>
-          <w:top w:val="single" w:sz="18" w:space="0" w:color="FFFFFF" w:themeColor="background1"/>
+          <w:top w:val="single" w:color="FFFFFF" w:themeColor="background1" w:sz="18" w:space="0"/>
           <w:left w:val="nil"/>
           <w:bottom w:val="nil"/>
           <w:right w:val="nil"/>
@@ -12550,7 +12554,7 @@
           <w:top w:val="nil"/>
           <w:left w:val="nil"/>
           <w:bottom w:val="nil"/>
-          <w:right w:val="single" w:sz="18" w:space="0" w:color="FFFFFF" w:themeColor="background1"/>
+          <w:right w:val="single" w:color="FFFFFF" w:themeColor="background1" w:sz="18" w:space="0"/>
           <w:insideH w:val="nil"/>
           <w:insideV w:val="nil"/>
         </w:tcBorders>
@@ -12562,7 +12566,7 @@
       <w:tcPr>
         <w:tcBorders>
           <w:top w:val="nil"/>
-          <w:left w:val="single" w:sz="18" w:space="0" w:color="FFFFFF" w:themeColor="background1"/>
+          <w:left w:val="single" w:color="FFFFFF" w:themeColor="background1" w:sz="18" w:space="0"/>
           <w:bottom w:val="nil"/>
           <w:right w:val="nil"/>
           <w:insideH w:val="nil"/>
@@ -12635,7 +12639,7 @@
         <w:tcBorders>
           <w:top w:val="nil"/>
           <w:left w:val="nil"/>
-          <w:bottom w:val="single" w:sz="18" w:space="0" w:color="FFFFFF" w:themeColor="background1"/>
+          <w:bottom w:val="single" w:color="FFFFFF" w:themeColor="background1" w:sz="18" w:space="0"/>
           <w:right w:val="nil"/>
           <w:insideH w:val="nil"/>
           <w:insideV w:val="nil"/>
@@ -12647,7 +12651,7 @@
       <w:tblPr/>
       <w:tcPr>
         <w:tcBorders>
-          <w:top w:val="single" w:sz="18" w:space="0" w:color="FFFFFF" w:themeColor="background1"/>
+          <w:top w:val="single" w:color="FFFFFF" w:themeColor="background1" w:sz="18" w:space="0"/>
           <w:left w:val="nil"/>
           <w:bottom w:val="nil"/>
           <w:right w:val="nil"/>
@@ -12664,7 +12668,7 @@
           <w:top w:val="nil"/>
           <w:left w:val="nil"/>
           <w:bottom w:val="nil"/>
-          <w:right w:val="single" w:sz="18" w:space="0" w:color="FFFFFF" w:themeColor="background1"/>
+          <w:right w:val="single" w:color="FFFFFF" w:themeColor="background1" w:sz="18" w:space="0"/>
           <w:insideH w:val="nil"/>
           <w:insideV w:val="nil"/>
         </w:tcBorders>
@@ -12676,7 +12680,7 @@
       <w:tcPr>
         <w:tcBorders>
           <w:top w:val="nil"/>
-          <w:left w:val="single" w:sz="18" w:space="0" w:color="FFFFFF" w:themeColor="background1"/>
+          <w:left w:val="single" w:color="FFFFFF" w:themeColor="background1" w:sz="18" w:space="0"/>
           <w:bottom w:val="nil"/>
           <w:right w:val="nil"/>
           <w:insideH w:val="nil"/>
@@ -12749,7 +12753,7 @@
         <w:tcBorders>
           <w:top w:val="nil"/>
           <w:left w:val="nil"/>
-          <w:bottom w:val="single" w:sz="18" w:space="0" w:color="FFFFFF" w:themeColor="background1"/>
+          <w:bottom w:val="single" w:color="FFFFFF" w:themeColor="background1" w:sz="18" w:space="0"/>
           <w:right w:val="nil"/>
           <w:insideH w:val="nil"/>
           <w:insideV w:val="nil"/>
@@ -12761,7 +12765,7 @@
       <w:tblPr/>
       <w:tcPr>
         <w:tcBorders>
-          <w:top w:val="single" w:sz="18" w:space="0" w:color="FFFFFF" w:themeColor="background1"/>
+          <w:top w:val="single" w:color="FFFFFF" w:themeColor="background1" w:sz="18" w:space="0"/>
           <w:left w:val="nil"/>
           <w:bottom w:val="nil"/>
           <w:right w:val="nil"/>
@@ -12778,7 +12782,7 @@
           <w:top w:val="nil"/>
           <w:left w:val="nil"/>
           <w:bottom w:val="nil"/>
-          <w:right w:val="single" w:sz="18" w:space="0" w:color="FFFFFF" w:themeColor="background1"/>
+          <w:right w:val="single" w:color="FFFFFF" w:themeColor="background1" w:sz="18" w:space="0"/>
           <w:insideH w:val="nil"/>
           <w:insideV w:val="nil"/>
         </w:tcBorders>
@@ -12790,7 +12794,7 @@
       <w:tcPr>
         <w:tcBorders>
           <w:top w:val="nil"/>
-          <w:left w:val="single" w:sz="18" w:space="0" w:color="FFFFFF" w:themeColor="background1"/>
+          <w:left w:val="single" w:color="FFFFFF" w:themeColor="background1" w:sz="18" w:space="0"/>
           <w:bottom w:val="nil"/>
           <w:right w:val="nil"/>
           <w:insideH w:val="nil"/>
@@ -12863,7 +12867,7 @@
         <w:tcBorders>
           <w:top w:val="nil"/>
           <w:left w:val="nil"/>
-          <w:bottom w:val="single" w:sz="18" w:space="0" w:color="FFFFFF" w:themeColor="background1"/>
+          <w:bottom w:val="single" w:color="FFFFFF" w:themeColor="background1" w:sz="18" w:space="0"/>
           <w:right w:val="nil"/>
           <w:insideH w:val="nil"/>
           <w:insideV w:val="nil"/>
@@ -12875,7 +12879,7 @@
       <w:tblPr/>
       <w:tcPr>
         <w:tcBorders>
-          <w:top w:val="single" w:sz="18" w:space="0" w:color="FFFFFF" w:themeColor="background1"/>
+          <w:top w:val="single" w:color="FFFFFF" w:themeColor="background1" w:sz="18" w:space="0"/>
           <w:left w:val="nil"/>
           <w:bottom w:val="nil"/>
           <w:right w:val="nil"/>
@@ -12892,7 +12896,7 @@
           <w:top w:val="nil"/>
           <w:left w:val="nil"/>
           <w:bottom w:val="nil"/>
-          <w:right w:val="single" w:sz="18" w:space="0" w:color="FFFFFF" w:themeColor="background1"/>
+          <w:right w:val="single" w:color="FFFFFF" w:themeColor="background1" w:sz="18" w:space="0"/>
           <w:insideH w:val="nil"/>
           <w:insideV w:val="nil"/>
         </w:tcBorders>
@@ -12904,7 +12908,7 @@
       <w:tcPr>
         <w:tcBorders>
           <w:top w:val="nil"/>
-          <w:left w:val="single" w:sz="18" w:space="0" w:color="FFFFFF" w:themeColor="background1"/>
+          <w:left w:val="single" w:color="FFFFFF" w:themeColor="background1" w:sz="18" w:space="0"/>
           <w:bottom w:val="nil"/>
           <w:right w:val="nil"/>
           <w:insideH w:val="nil"/>
@@ -12977,7 +12981,7 @@
         <w:tcBorders>
           <w:top w:val="nil"/>
           <w:left w:val="nil"/>
-          <w:bottom w:val="single" w:sz="18" w:space="0" w:color="FFFFFF" w:themeColor="background1"/>
+          <w:bottom w:val="single" w:color="FFFFFF" w:themeColor="background1" w:sz="18" w:space="0"/>
           <w:right w:val="nil"/>
           <w:insideH w:val="nil"/>
           <w:insideV w:val="nil"/>
@@ -12989,7 +12993,7 @@
       <w:tblPr/>
       <w:tcPr>
         <w:tcBorders>
-          <w:top w:val="single" w:sz="18" w:space="0" w:color="FFFFFF" w:themeColor="background1"/>
+          <w:top w:val="single" w:color="FFFFFF" w:themeColor="background1" w:sz="18" w:space="0"/>
           <w:left w:val="nil"/>
           <w:bottom w:val="nil"/>
           <w:right w:val="nil"/>
@@ -13006,7 +13010,7 @@
           <w:top w:val="nil"/>
           <w:left w:val="nil"/>
           <w:bottom w:val="nil"/>
-          <w:right w:val="single" w:sz="18" w:space="0" w:color="FFFFFF" w:themeColor="background1"/>
+          <w:right w:val="single" w:color="FFFFFF" w:themeColor="background1" w:sz="18" w:space="0"/>
           <w:insideH w:val="nil"/>
           <w:insideV w:val="nil"/>
         </w:tcBorders>
@@ -13018,7 +13022,7 @@
       <w:tcPr>
         <w:tcBorders>
           <w:top w:val="nil"/>
-          <w:left w:val="single" w:sz="18" w:space="0" w:color="FFFFFF" w:themeColor="background1"/>
+          <w:left w:val="single" w:color="FFFFFF" w:themeColor="background1" w:sz="18" w:space="0"/>
           <w:bottom w:val="nil"/>
           <w:right w:val="nil"/>
           <w:insideH w:val="nil"/>
@@ -13091,7 +13095,7 @@
         <w:tcBorders>
           <w:top w:val="nil"/>
           <w:left w:val="nil"/>
-          <w:bottom w:val="single" w:sz="18" w:space="0" w:color="FFFFFF" w:themeColor="background1"/>
+          <w:bottom w:val="single" w:color="FFFFFF" w:themeColor="background1" w:sz="18" w:space="0"/>
           <w:right w:val="nil"/>
           <w:insideH w:val="nil"/>
           <w:insideV w:val="nil"/>
@@ -13103,7 +13107,7 @@
       <w:tblPr/>
       <w:tcPr>
         <w:tcBorders>
-          <w:top w:val="single" w:sz="18" w:space="0" w:color="FFFFFF" w:themeColor="background1"/>
+          <w:top w:val="single" w:color="FFFFFF" w:themeColor="background1" w:sz="18" w:space="0"/>
           <w:left w:val="nil"/>
           <w:bottom w:val="nil"/>
           <w:right w:val="nil"/>
@@ -13120,7 +13124,7 @@
           <w:top w:val="nil"/>
           <w:left w:val="nil"/>
           <w:bottom w:val="nil"/>
-          <w:right w:val="single" w:sz="18" w:space="0" w:color="FFFFFF" w:themeColor="background1"/>
+          <w:right w:val="single" w:color="FFFFFF" w:themeColor="background1" w:sz="18" w:space="0"/>
           <w:insideH w:val="nil"/>
           <w:insideV w:val="nil"/>
         </w:tcBorders>
@@ -13132,7 +13136,7 @@
       <w:tcPr>
         <w:tcBorders>
           <w:top w:val="nil"/>
-          <w:left w:val="single" w:sz="18" w:space="0" w:color="FFFFFF" w:themeColor="background1"/>
+          <w:left w:val="single" w:color="FFFFFF" w:themeColor="background1" w:sz="18" w:space="0"/>
           <w:bottom w:val="nil"/>
           <w:right w:val="nil"/>
           <w:insideH w:val="nil"/>
@@ -13186,12 +13190,12 @@
       <w:tblStyleColBandSize w:val="1"/>
       <w:tblInd w:w="0" w:type="dxa"/>
       <w:tblBorders>
-        <w:top w:val="single" w:sz="24" w:space="0" w:color="C0504D" w:themeColor="accent2"/>
-        <w:left w:val="single" w:sz="4" w:space="0" w:color="000000" w:themeColor="text1"/>
-        <w:bottom w:val="single" w:sz="4" w:space="0" w:color="000000" w:themeColor="text1"/>
-        <w:right w:val="single" w:sz="4" w:space="0" w:color="000000" w:themeColor="text1"/>
-        <w:insideH w:val="single" w:sz="4" w:space="0" w:color="FFFFFF" w:themeColor="background1"/>
-        <w:insideV w:val="single" w:sz="4" w:space="0" w:color="FFFFFF" w:themeColor="background1"/>
+        <w:top w:val="single" w:color="C0504D" w:themeColor="accent2" w:sz="24" w:space="0"/>
+        <w:left w:val="single" w:color="000000" w:themeColor="text1" w:sz="4" w:space="0"/>
+        <w:bottom w:val="single" w:color="000000" w:themeColor="text1" w:sz="4" w:space="0"/>
+        <w:right w:val="single" w:color="000000" w:themeColor="text1" w:sz="4" w:space="0"/>
+        <w:insideH w:val="single" w:color="FFFFFF" w:themeColor="background1" w:sz="4" w:space="0"/>
+        <w:insideV w:val="single" w:color="FFFFFF" w:themeColor="background1" w:sz="4" w:space="0"/>
       </w:tblBorders>
       <w:tblCellMar>
         <w:top w:w="0" w:type="dxa"/>
@@ -13213,7 +13217,7 @@
         <w:tcBorders>
           <w:top w:val="nil"/>
           <w:left w:val="nil"/>
-          <w:bottom w:val="single" w:sz="24" w:space="0" w:color="C0504D" w:themeColor="accent2"/>
+          <w:bottom w:val="single" w:color="C0504D" w:themeColor="accent2" w:sz="24" w:space="0"/>
           <w:right w:val="nil"/>
           <w:insideH w:val="nil"/>
           <w:insideV w:val="nil"/>
@@ -13230,7 +13234,7 @@
       <w:tblPr/>
       <w:tcPr>
         <w:tcBorders>
-          <w:top w:val="single" w:sz="6" w:space="0" w:color="FFFFFF" w:themeColor="background1"/>
+          <w:top w:val="single" w:color="FFFFFF" w:themeColor="background1" w:sz="6" w:space="0"/>
         </w:tcBorders>
         <w:shd w:val="clear" w:color="auto" w:fill="000000" w:themeFill="text1" w:themeFillShade="99"/>
       </w:tcPr>
@@ -13246,7 +13250,7 @@
           <w:left w:val="nil"/>
           <w:bottom w:val="nil"/>
           <w:right w:val="nil"/>
-          <w:insideH w:val="single" w:sz="4" w:space="0" w:color="000000" w:themeColor="text1" w:themeShade="99"/>
+          <w:insideH w:val="single" w:color="000000" w:themeColor="text1" w:themeShade="99" w:sz="4" w:space="0"/>
           <w:insideV w:val="nil"/>
         </w:tcBorders>
         <w:shd w:val="clear" w:color="auto" w:fill="000000" w:themeFill="text1" w:themeFillShade="99"/>
@@ -13308,12 +13312,12 @@
       <w:tblStyleColBandSize w:val="1"/>
       <w:tblInd w:w="0" w:type="dxa"/>
       <w:tblBorders>
-        <w:top w:val="single" w:sz="24" w:space="0" w:color="C0504D" w:themeColor="accent2"/>
-        <w:left w:val="single" w:sz="4" w:space="0" w:color="4F81BD" w:themeColor="accent1"/>
-        <w:bottom w:val="single" w:sz="4" w:space="0" w:color="4F81BD" w:themeColor="accent1"/>
-        <w:right w:val="single" w:sz="4" w:space="0" w:color="4F81BD" w:themeColor="accent1"/>
-        <w:insideH w:val="single" w:sz="4" w:space="0" w:color="FFFFFF" w:themeColor="background1"/>
-        <w:insideV w:val="single" w:sz="4" w:space="0" w:color="FFFFFF" w:themeColor="background1"/>
+        <w:top w:val="single" w:color="C0504D" w:themeColor="accent2" w:sz="24" w:space="0"/>
+        <w:left w:val="single" w:color="4F81BD" w:themeColor="accent1" w:sz="4" w:space="0"/>
+        <w:bottom w:val="single" w:color="4F81BD" w:themeColor="accent1" w:sz="4" w:space="0"/>
+        <w:right w:val="single" w:color="4F81BD" w:themeColor="accent1" w:sz="4" w:space="0"/>
+        <w:insideH w:val="single" w:color="FFFFFF" w:themeColor="background1" w:sz="4" w:space="0"/>
+        <w:insideV w:val="single" w:color="FFFFFF" w:themeColor="background1" w:sz="4" w:space="0"/>
       </w:tblBorders>
       <w:tblCellMar>
         <w:top w:w="0" w:type="dxa"/>
@@ -13335,7 +13339,7 @@
         <w:tcBorders>
           <w:top w:val="nil"/>
           <w:left w:val="nil"/>
-          <w:bottom w:val="single" w:sz="24" w:space="0" w:color="C0504D" w:themeColor="accent2"/>
+          <w:bottom w:val="single" w:color="C0504D" w:themeColor="accent2" w:sz="24" w:space="0"/>
           <w:right w:val="nil"/>
           <w:insideH w:val="nil"/>
           <w:insideV w:val="nil"/>
@@ -13352,7 +13356,7 @@
       <w:tblPr/>
       <w:tcPr>
         <w:tcBorders>
-          <w:top w:val="single" w:sz="6" w:space="0" w:color="FFFFFF" w:themeColor="background1"/>
+          <w:top w:val="single" w:color="FFFFFF" w:themeColor="background1" w:sz="6" w:space="0"/>
         </w:tcBorders>
         <w:shd w:val="clear" w:color="auto" w:fill="2C4C74" w:themeFill="accent1" w:themeFillShade="99"/>
       </w:tcPr>
@@ -13368,7 +13372,7 @@
           <w:left w:val="nil"/>
           <w:bottom w:val="nil"/>
           <w:right w:val="nil"/>
-          <w:insideH w:val="single" w:sz="4" w:space="0" w:color="2C4C74" w:themeColor="accent1" w:themeShade="99"/>
+          <w:insideH w:val="single" w:color="2C4C74" w:themeColor="accent1" w:themeShade="99" w:sz="4" w:space="0"/>
           <w:insideV w:val="nil"/>
         </w:tcBorders>
         <w:shd w:val="clear" w:color="auto" w:fill="2C4C74" w:themeFill="accent1" w:themeFillShade="99"/>
@@ -13430,12 +13434,12 @@
       <w:tblStyleColBandSize w:val="1"/>
       <w:tblInd w:w="0" w:type="dxa"/>
       <w:tblBorders>
-        <w:top w:val="single" w:sz="24" w:space="0" w:color="C0504D" w:themeColor="accent2"/>
-        <w:left w:val="single" w:sz="4" w:space="0" w:color="C0504D" w:themeColor="accent2"/>
-        <w:bottom w:val="single" w:sz="4" w:space="0" w:color="C0504D" w:themeColor="accent2"/>
-        <w:right w:val="single" w:sz="4" w:space="0" w:color="C0504D" w:themeColor="accent2"/>
-        <w:insideH w:val="single" w:sz="4" w:space="0" w:color="FFFFFF" w:themeColor="background1"/>
-        <w:insideV w:val="single" w:sz="4" w:space="0" w:color="FFFFFF" w:themeColor="background1"/>
+        <w:top w:val="single" w:color="C0504D" w:themeColor="accent2" w:sz="24" w:space="0"/>
+        <w:left w:val="single" w:color="C0504D" w:themeColor="accent2" w:sz="4" w:space="0"/>
+        <w:bottom w:val="single" w:color="C0504D" w:themeColor="accent2" w:sz="4" w:space="0"/>
+        <w:right w:val="single" w:color="C0504D" w:themeColor="accent2" w:sz="4" w:space="0"/>
+        <w:insideH w:val="single" w:color="FFFFFF" w:themeColor="background1" w:sz="4" w:space="0"/>
+        <w:insideV w:val="single" w:color="FFFFFF" w:themeColor="background1" w:sz="4" w:space="0"/>
       </w:tblBorders>
       <w:tblCellMar>
         <w:top w:w="0" w:type="dxa"/>
@@ -13457,7 +13461,7 @@
         <w:tcBorders>
           <w:top w:val="nil"/>
           <w:left w:val="nil"/>
-          <w:bottom w:val="single" w:sz="24" w:space="0" w:color="C0504D" w:themeColor="accent2"/>
+          <w:bottom w:val="single" w:color="C0504D" w:themeColor="accent2" w:sz="24" w:space="0"/>
           <w:right w:val="nil"/>
           <w:insideH w:val="nil"/>
           <w:insideV w:val="nil"/>
@@ -13474,7 +13478,7 @@
       <w:tblPr/>
       <w:tcPr>
         <w:tcBorders>
-          <w:top w:val="single" w:sz="6" w:space="0" w:color="FFFFFF" w:themeColor="background1"/>
+          <w:top w:val="single" w:color="FFFFFF" w:themeColor="background1" w:sz="6" w:space="0"/>
         </w:tcBorders>
         <w:shd w:val="clear" w:color="auto" w:fill="772C2A" w:themeFill="accent2" w:themeFillShade="99"/>
       </w:tcPr>
@@ -13490,7 +13494,7 @@
           <w:left w:val="nil"/>
           <w:bottom w:val="nil"/>
           <w:right w:val="nil"/>
-          <w:insideH w:val="single" w:sz="4" w:space="0" w:color="772C2A" w:themeColor="accent2" w:themeShade="99"/>
+          <w:insideH w:val="single" w:color="772C2A" w:themeColor="accent2" w:themeShade="99" w:sz="4" w:space="0"/>
           <w:insideV w:val="nil"/>
         </w:tcBorders>
         <w:shd w:val="clear" w:color="auto" w:fill="772C2A" w:themeFill="accent2" w:themeFillShade="99"/>
@@ -13552,12 +13556,12 @@
       <w:tblStyleColBandSize w:val="1"/>
       <w:tblInd w:w="0" w:type="dxa"/>
       <w:tblBorders>
-        <w:top w:val="single" w:sz="24" w:space="0" w:color="8064A2" w:themeColor="accent4"/>
-        <w:left w:val="single" w:sz="4" w:space="0" w:color="9BBB59" w:themeColor="accent3"/>
-        <w:bottom w:val="single" w:sz="4" w:space="0" w:color="9BBB59" w:themeColor="accent3"/>
-        <w:right w:val="single" w:sz="4" w:space="0" w:color="9BBB59" w:themeColor="accent3"/>
-        <w:insideH w:val="single" w:sz="4" w:space="0" w:color="FFFFFF" w:themeColor="background1"/>
-        <w:insideV w:val="single" w:sz="4" w:space="0" w:color="FFFFFF" w:themeColor="background1"/>
+        <w:top w:val="single" w:color="8064A2" w:themeColor="accent4" w:sz="24" w:space="0"/>
+        <w:left w:val="single" w:color="9BBB59" w:themeColor="accent3" w:sz="4" w:space="0"/>
+        <w:bottom w:val="single" w:color="9BBB59" w:themeColor="accent3" w:sz="4" w:space="0"/>
+        <w:right w:val="single" w:color="9BBB59" w:themeColor="accent3" w:sz="4" w:space="0"/>
+        <w:insideH w:val="single" w:color="FFFFFF" w:themeColor="background1" w:sz="4" w:space="0"/>
+        <w:insideV w:val="single" w:color="FFFFFF" w:themeColor="background1" w:sz="4" w:space="0"/>
       </w:tblBorders>
       <w:tblCellMar>
         <w:top w:w="0" w:type="dxa"/>
@@ -13579,7 +13583,7 @@
         <w:tcBorders>
           <w:top w:val="nil"/>
           <w:left w:val="nil"/>
-          <w:bottom w:val="single" w:sz="24" w:space="0" w:color="8064A2" w:themeColor="accent4"/>
+          <w:bottom w:val="single" w:color="8064A2" w:themeColor="accent4" w:sz="24" w:space="0"/>
           <w:right w:val="nil"/>
           <w:insideH w:val="nil"/>
           <w:insideV w:val="nil"/>
@@ -13596,7 +13600,7 @@
       <w:tblPr/>
       <w:tcPr>
         <w:tcBorders>
-          <w:top w:val="single" w:sz="6" w:space="0" w:color="FFFFFF" w:themeColor="background1"/>
+          <w:top w:val="single" w:color="FFFFFF" w:themeColor="background1" w:sz="6" w:space="0"/>
         </w:tcBorders>
         <w:shd w:val="clear" w:color="auto" w:fill="5E7530" w:themeFill="accent3" w:themeFillShade="99"/>
       </w:tcPr>
@@ -13612,7 +13616,7 @@
           <w:left w:val="nil"/>
           <w:bottom w:val="nil"/>
           <w:right w:val="nil"/>
-          <w:insideH w:val="single" w:sz="4" w:space="0" w:color="5E7530" w:themeColor="accent3" w:themeShade="99"/>
+          <w:insideH w:val="single" w:color="5E7530" w:themeColor="accent3" w:themeShade="99" w:sz="4" w:space="0"/>
           <w:insideV w:val="nil"/>
         </w:tcBorders>
         <w:shd w:val="clear" w:color="auto" w:fill="5E7530" w:themeFill="accent3" w:themeFillShade="99"/>
@@ -13664,12 +13668,12 @@
       <w:tblStyleColBandSize w:val="1"/>
       <w:tblInd w:w="0" w:type="dxa"/>
       <w:tblBorders>
-        <w:top w:val="single" w:sz="24" w:space="0" w:color="9BBB59" w:themeColor="accent3"/>
-        <w:left w:val="single" w:sz="4" w:space="0" w:color="8064A2" w:themeColor="accent4"/>
-        <w:bottom w:val="single" w:sz="4" w:space="0" w:color="8064A2" w:themeColor="accent4"/>
-        <w:right w:val="single" w:sz="4" w:space="0" w:color="8064A2" w:themeColor="accent4"/>
-        <w:insideH w:val="single" w:sz="4" w:space="0" w:color="FFFFFF" w:themeColor="background1"/>
-        <w:insideV w:val="single" w:sz="4" w:space="0" w:color="FFFFFF" w:themeColor="background1"/>
+        <w:top w:val="single" w:color="9BBB59" w:themeColor="accent3" w:sz="24" w:space="0"/>
+        <w:left w:val="single" w:color="8064A2" w:themeColor="accent4" w:sz="4" w:space="0"/>
+        <w:bottom w:val="single" w:color="8064A2" w:themeColor="accent4" w:sz="4" w:space="0"/>
+        <w:right w:val="single" w:color="8064A2" w:themeColor="accent4" w:sz="4" w:space="0"/>
+        <w:insideH w:val="single" w:color="FFFFFF" w:themeColor="background1" w:sz="4" w:space="0"/>
+        <w:insideV w:val="single" w:color="FFFFFF" w:themeColor="background1" w:sz="4" w:space="0"/>
       </w:tblBorders>
       <w:tblCellMar>
         <w:top w:w="0" w:type="dxa"/>
@@ -13691,7 +13695,7 @@
         <w:tcBorders>
           <w:top w:val="nil"/>
           <w:left w:val="nil"/>
-          <w:bottom w:val="single" w:sz="24" w:space="0" w:color="9BBB59" w:themeColor="accent3"/>
+          <w:bottom w:val="single" w:color="9BBB59" w:themeColor="accent3" w:sz="24" w:space="0"/>
           <w:right w:val="nil"/>
           <w:insideH w:val="nil"/>
           <w:insideV w:val="nil"/>
@@ -13708,7 +13712,7 @@
       <w:tblPr/>
       <w:tcPr>
         <w:tcBorders>
-          <w:top w:val="single" w:sz="6" w:space="0" w:color="FFFFFF" w:themeColor="background1"/>
+          <w:top w:val="single" w:color="FFFFFF" w:themeColor="background1" w:sz="6" w:space="0"/>
         </w:tcBorders>
         <w:shd w:val="clear" w:color="auto" w:fill="4C3B62" w:themeFill="accent4" w:themeFillShade="99"/>
       </w:tcPr>
@@ -13724,7 +13728,7 @@
           <w:left w:val="nil"/>
           <w:bottom w:val="nil"/>
           <w:right w:val="nil"/>
-          <w:insideH w:val="single" w:sz="4" w:space="0" w:color="4C3B62" w:themeColor="accent4" w:themeShade="99"/>
+          <w:insideH w:val="single" w:color="4C3B62" w:themeColor="accent4" w:themeShade="99" w:sz="4" w:space="0"/>
           <w:insideV w:val="nil"/>
         </w:tcBorders>
         <w:shd w:val="clear" w:color="auto" w:fill="4C3B62" w:themeFill="accent4" w:themeFillShade="99"/>
@@ -13786,12 +13790,12 @@
       <w:tblStyleColBandSize w:val="1"/>
       <w:tblInd w:w="0" w:type="dxa"/>
       <w:tblBorders>
-        <w:top w:val="single" w:sz="24" w:space="0" w:color="F79646" w:themeColor="accent6"/>
-        <w:left w:val="single" w:sz="4" w:space="0" w:color="4BACC6" w:themeColor="accent5"/>
-        <w:bottom w:val="single" w:sz="4" w:space="0" w:color="4BACC6" w:themeColor="accent5"/>
-        <w:right w:val="single" w:sz="4" w:space="0" w:color="4BACC6" w:themeColor="accent5"/>
-        <w:insideH w:val="single" w:sz="4" w:space="0" w:color="FFFFFF" w:themeColor="background1"/>
-        <w:insideV w:val="single" w:sz="4" w:space="0" w:color="FFFFFF" w:themeColor="background1"/>
+        <w:top w:val="single" w:color="F79646" w:themeColor="accent6" w:sz="24" w:space="0"/>
+        <w:left w:val="single" w:color="4BACC6" w:themeColor="accent5" w:sz="4" w:space="0"/>
+        <w:bottom w:val="single" w:color="4BACC6" w:themeColor="accent5" w:sz="4" w:space="0"/>
+        <w:right w:val="single" w:color="4BACC6" w:themeColor="accent5" w:sz="4" w:space="0"/>
+        <w:insideH w:val="single" w:color="FFFFFF" w:themeColor="background1" w:sz="4" w:space="0"/>
+        <w:insideV w:val="single" w:color="FFFFFF" w:themeColor="background1" w:sz="4" w:space="0"/>
       </w:tblBorders>
       <w:tblCellMar>
         <w:top w:w="0" w:type="dxa"/>
@@ -13813,7 +13817,7 @@
         <w:tcBorders>
           <w:top w:val="nil"/>
           <w:left w:val="nil"/>
-          <w:bottom w:val="single" w:sz="24" w:space="0" w:color="F79646" w:themeColor="accent6"/>
+          <w:bottom w:val="single" w:color="F79646" w:themeColor="accent6" w:sz="24" w:space="0"/>
           <w:right w:val="nil"/>
           <w:insideH w:val="nil"/>
           <w:insideV w:val="nil"/>
@@ -13830,7 +13834,7 @@
       <w:tblPr/>
       <w:tcPr>
         <w:tcBorders>
-          <w:top w:val="single" w:sz="6" w:space="0" w:color="FFFFFF" w:themeColor="background1"/>
+          <w:top w:val="single" w:color="FFFFFF" w:themeColor="background1" w:sz="6" w:space="0"/>
         </w:tcBorders>
         <w:shd w:val="clear" w:color="auto" w:fill="276A7C" w:themeFill="accent5" w:themeFillShade="99"/>
       </w:tcPr>
@@ -13846,7 +13850,7 @@
           <w:left w:val="nil"/>
           <w:bottom w:val="nil"/>
           <w:right w:val="nil"/>
-          <w:insideH w:val="single" w:sz="4" w:space="0" w:color="276A7C" w:themeColor="accent5" w:themeShade="99"/>
+          <w:insideH w:val="single" w:color="276A7C" w:themeColor="accent5" w:themeShade="99" w:sz="4" w:space="0"/>
           <w:insideV w:val="nil"/>
         </w:tcBorders>
         <w:shd w:val="clear" w:color="auto" w:fill="276A7C" w:themeFill="accent5" w:themeFillShade="99"/>
@@ -13908,12 +13912,12 @@
       <w:tblStyleColBandSize w:val="1"/>
       <w:tblInd w:w="0" w:type="dxa"/>
       <w:tblBorders>
-        <w:top w:val="single" w:sz="24" w:space="0" w:color="4BACC6" w:themeColor="accent5"/>
-        <w:left w:val="single" w:sz="4" w:space="0" w:color="F79646" w:themeColor="accent6"/>
-        <w:bottom w:val="single" w:sz="4" w:space="0" w:color="F79646" w:themeColor="accent6"/>
-        <w:right w:val="single" w:sz="4" w:space="0" w:color="F79646" w:themeColor="accent6"/>
-        <w:insideH w:val="single" w:sz="4" w:space="0" w:color="FFFFFF" w:themeColor="background1"/>
-        <w:insideV w:val="single" w:sz="4" w:space="0" w:color="FFFFFF" w:themeColor="background1"/>
+        <w:top w:val="single" w:color="4BACC6" w:themeColor="accent5" w:sz="24" w:space="0"/>
+        <w:left w:val="single" w:color="F79646" w:themeColor="accent6" w:sz="4" w:space="0"/>
+        <w:bottom w:val="single" w:color="F79646" w:themeColor="accent6" w:sz="4" w:space="0"/>
+        <w:right w:val="single" w:color="F79646" w:themeColor="accent6" w:sz="4" w:space="0"/>
+        <w:insideH w:val="single" w:color="FFFFFF" w:themeColor="background1" w:sz="4" w:space="0"/>
+        <w:insideV w:val="single" w:color="FFFFFF" w:themeColor="background1" w:sz="4" w:space="0"/>
       </w:tblBorders>
       <w:tblCellMar>
         <w:top w:w="0" w:type="dxa"/>
@@ -13935,7 +13939,7 @@
         <w:tcBorders>
           <w:top w:val="nil"/>
           <w:left w:val="nil"/>
-          <w:bottom w:val="single" w:sz="24" w:space="0" w:color="4BACC6" w:themeColor="accent5"/>
+          <w:bottom w:val="single" w:color="4BACC6" w:themeColor="accent5" w:sz="24" w:space="0"/>
           <w:right w:val="nil"/>
           <w:insideH w:val="nil"/>
           <w:insideV w:val="nil"/>
@@ -13952,7 +13956,7 @@
       <w:tblPr/>
       <w:tcPr>
         <w:tcBorders>
-          <w:top w:val="single" w:sz="6" w:space="0" w:color="FFFFFF" w:themeColor="background1"/>
+          <w:top w:val="single" w:color="FFFFFF" w:themeColor="background1" w:sz="6" w:space="0"/>
         </w:tcBorders>
         <w:shd w:val="clear" w:color="auto" w:fill="B65608" w:themeFill="accent6" w:themeFillShade="99"/>
       </w:tcPr>
@@ -13968,7 +13972,7 @@
           <w:left w:val="nil"/>
           <w:bottom w:val="nil"/>
           <w:right w:val="nil"/>
-          <w:insideH w:val="single" w:sz="4" w:space="0" w:color="B65608" w:themeColor="accent6" w:themeShade="99"/>
+          <w:insideH w:val="single" w:color="B65608" w:themeColor="accent6" w:themeShade="99" w:sz="4" w:space="0"/>
           <w:insideV w:val="nil"/>
         </w:tcBorders>
         <w:shd w:val="clear" w:color="auto" w:fill="B65608" w:themeFill="accent6" w:themeFillShade="99"/>
@@ -14048,7 +14052,7 @@
       <w:tblPr/>
       <w:tcPr>
         <w:tcBorders>
-          <w:bottom w:val="single" w:sz="12" w:space="0" w:color="FFFFFF" w:themeColor="background1"/>
+          <w:bottom w:val="single" w:color="FFFFFF" w:themeColor="background1" w:sz="12" w:space="0"/>
         </w:tcBorders>
         <w:shd w:val="clear" w:color="auto" w:fill="9E3A38" w:themeFill="accent2" w:themeFillShade="CC"/>
       </w:tcPr>
@@ -14062,7 +14066,7 @@
       <w:tblPr/>
       <w:tcPr>
         <w:tcBorders>
-          <w:top w:val="single" w:sz="12" w:space="0" w:color="000000" w:themeColor="text1"/>
+          <w:top w:val="single" w:color="000000" w:themeColor="text1" w:sz="12" w:space="0"/>
         </w:tcBorders>
         <w:shd w:val="clear" w:color="auto" w:fill="FFFFFF" w:themeFill="background1"/>
       </w:tcPr>
@@ -14134,7 +14138,7 @@
       <w:tblPr/>
       <w:tcPr>
         <w:tcBorders>
-          <w:bottom w:val="single" w:sz="12" w:space="0" w:color="FFFFFF" w:themeColor="background1"/>
+          <w:bottom w:val="single" w:color="FFFFFF" w:themeColor="background1" w:sz="12" w:space="0"/>
         </w:tcBorders>
         <w:shd w:val="clear" w:color="auto" w:fill="9E3A38" w:themeFill="accent2" w:themeFillShade="CC"/>
       </w:tcPr>
@@ -14148,7 +14152,7 @@
       <w:tblPr/>
       <w:tcPr>
         <w:tcBorders>
-          <w:top w:val="single" w:sz="12" w:space="0" w:color="000000" w:themeColor="text1"/>
+          <w:top w:val="single" w:color="000000" w:themeColor="text1" w:sz="12" w:space="0"/>
         </w:tcBorders>
         <w:shd w:val="clear" w:color="auto" w:fill="FFFFFF" w:themeFill="background1"/>
       </w:tcPr>
@@ -14220,7 +14224,7 @@
       <w:tblPr/>
       <w:tcPr>
         <w:tcBorders>
-          <w:bottom w:val="single" w:sz="12" w:space="0" w:color="FFFFFF" w:themeColor="background1"/>
+          <w:bottom w:val="single" w:color="FFFFFF" w:themeColor="background1" w:sz="12" w:space="0"/>
         </w:tcBorders>
         <w:shd w:val="clear" w:color="auto" w:fill="9E3A38" w:themeFill="accent2" w:themeFillShade="CC"/>
       </w:tcPr>
@@ -14234,7 +14238,7 @@
       <w:tblPr/>
       <w:tcPr>
         <w:tcBorders>
-          <w:top w:val="single" w:sz="12" w:space="0" w:color="000000" w:themeColor="text1"/>
+          <w:top w:val="single" w:color="000000" w:themeColor="text1" w:sz="12" w:space="0"/>
         </w:tcBorders>
         <w:shd w:val="clear" w:color="auto" w:fill="FFFFFF" w:themeFill="background1"/>
       </w:tcPr>
@@ -14306,7 +14310,7 @@
       <w:tblPr/>
       <w:tcPr>
         <w:tcBorders>
-          <w:bottom w:val="single" w:sz="12" w:space="0" w:color="FFFFFF" w:themeColor="background1"/>
+          <w:bottom w:val="single" w:color="FFFFFF" w:themeColor="background1" w:sz="12" w:space="0"/>
         </w:tcBorders>
         <w:shd w:val="clear" w:color="auto" w:fill="664E82" w:themeFill="accent4" w:themeFillShade="CC"/>
       </w:tcPr>
@@ -14320,7 +14324,7 @@
       <w:tblPr/>
       <w:tcPr>
         <w:tcBorders>
-          <w:top w:val="single" w:sz="12" w:space="0" w:color="000000" w:themeColor="text1"/>
+          <w:top w:val="single" w:color="000000" w:themeColor="text1" w:sz="12" w:space="0"/>
         </w:tcBorders>
         <w:shd w:val="clear" w:color="auto" w:fill="FFFFFF" w:themeFill="background1"/>
       </w:tcPr>
@@ -14392,7 +14396,7 @@
       <w:tblPr/>
       <w:tcPr>
         <w:tcBorders>
-          <w:bottom w:val="single" w:sz="12" w:space="0" w:color="FFFFFF" w:themeColor="background1"/>
+          <w:bottom w:val="single" w:color="FFFFFF" w:themeColor="background1" w:sz="12" w:space="0"/>
         </w:tcBorders>
         <w:shd w:val="clear" w:color="auto" w:fill="7E9C40" w:themeFill="accent3" w:themeFillShade="CC"/>
       </w:tcPr>
@@ -14406,7 +14410,7 @@
       <w:tblPr/>
       <w:tcPr>
         <w:tcBorders>
-          <w:top w:val="single" w:sz="12" w:space="0" w:color="000000" w:themeColor="text1"/>
+          <w:top w:val="single" w:color="000000" w:themeColor="text1" w:sz="12" w:space="0"/>
         </w:tcBorders>
         <w:shd w:val="clear" w:color="auto" w:fill="FFFFFF" w:themeFill="background1"/>
       </w:tcPr>
@@ -14478,7 +14482,7 @@
       <w:tblPr/>
       <w:tcPr>
         <w:tcBorders>
-          <w:bottom w:val="single" w:sz="12" w:space="0" w:color="FFFFFF" w:themeColor="background1"/>
+          <w:bottom w:val="single" w:color="FFFFFF" w:themeColor="background1" w:sz="12" w:space="0"/>
         </w:tcBorders>
         <w:shd w:val="clear" w:color="auto" w:fill="F2730A" w:themeFill="accent6" w:themeFillShade="CC"/>
       </w:tcPr>
@@ -14492,7 +14496,7 @@
       <w:tblPr/>
       <w:tcPr>
         <w:tcBorders>
-          <w:top w:val="single" w:sz="12" w:space="0" w:color="000000" w:themeColor="text1"/>
+          <w:top w:val="single" w:color="000000" w:themeColor="text1" w:sz="12" w:space="0"/>
         </w:tcBorders>
         <w:shd w:val="clear" w:color="auto" w:fill="FFFFFF" w:themeFill="background1"/>
       </w:tcPr>
@@ -14564,7 +14568,7 @@
       <w:tblPr/>
       <w:tcPr>
         <w:tcBorders>
-          <w:bottom w:val="single" w:sz="12" w:space="0" w:color="FFFFFF" w:themeColor="background1"/>
+          <w:bottom w:val="single" w:color="FFFFFF" w:themeColor="background1" w:sz="12" w:space="0"/>
         </w:tcBorders>
         <w:shd w:val="clear" w:color="auto" w:fill="348DA5" w:themeFill="accent5" w:themeFillShade="CC"/>
       </w:tcPr>
@@ -14578,7 +14582,7 @@
       <w:tblPr/>
       <w:tcPr>
         <w:tcBorders>
-          <w:top w:val="single" w:sz="12" w:space="0" w:color="000000" w:themeColor="text1"/>
+          <w:top w:val="single" w:color="000000" w:themeColor="text1" w:sz="12" w:space="0"/>
         </w:tcBorders>
         <w:shd w:val="clear" w:color="auto" w:fill="FFFFFF" w:themeFill="background1"/>
       </w:tcPr>
@@ -14632,7 +14636,7 @@
       <w:tblStyleColBandSize w:val="1"/>
       <w:tblInd w:w="0" w:type="dxa"/>
       <w:tblBorders>
-        <w:insideH w:val="single" w:sz="4" w:space="0" w:color="FFFFFF" w:themeColor="background1"/>
+        <w:insideH w:val="single" w:color="FFFFFF" w:themeColor="background1" w:sz="4" w:space="0"/>
       </w:tblBorders>
       <w:tblCellMar>
         <w:top w:w="0" w:type="dxa"/>
@@ -14712,7 +14716,7 @@
       <w:tblStyleColBandSize w:val="1"/>
       <w:tblInd w:w="0" w:type="dxa"/>
       <w:tblBorders>
-        <w:insideH w:val="single" w:sz="4" w:space="0" w:color="FFFFFF" w:themeColor="background1"/>
+        <w:insideH w:val="single" w:color="FFFFFF" w:themeColor="background1" w:sz="4" w:space="0"/>
       </w:tblBorders>
       <w:tblCellMar>
         <w:top w:w="0" w:type="dxa"/>
@@ -14792,7 +14796,7 @@
       <w:tblStyleColBandSize w:val="1"/>
       <w:tblInd w:w="0" w:type="dxa"/>
       <w:tblBorders>
-        <w:insideH w:val="single" w:sz="4" w:space="0" w:color="FFFFFF" w:themeColor="background1"/>
+        <w:insideH w:val="single" w:color="FFFFFF" w:themeColor="background1" w:sz="4" w:space="0"/>
       </w:tblBorders>
       <w:tblCellMar>
         <w:top w:w="0" w:type="dxa"/>
@@ -14872,7 +14876,7 @@
       <w:tblStyleColBandSize w:val="1"/>
       <w:tblInd w:w="0" w:type="dxa"/>
       <w:tblBorders>
-        <w:insideH w:val="single" w:sz="4" w:space="0" w:color="FFFFFF" w:themeColor="background1"/>
+        <w:insideH w:val="single" w:color="FFFFFF" w:themeColor="background1" w:sz="4" w:space="0"/>
       </w:tblBorders>
       <w:tblCellMar>
         <w:top w:w="0" w:type="dxa"/>
@@ -14952,7 +14956,7 @@
       <w:tblStyleColBandSize w:val="1"/>
       <w:tblInd w:w="0" w:type="dxa"/>
       <w:tblBorders>
-        <w:insideH w:val="single" w:sz="4" w:space="0" w:color="FFFFFF" w:themeColor="background1"/>
+        <w:insideH w:val="single" w:color="FFFFFF" w:themeColor="background1" w:sz="4" w:space="0"/>
       </w:tblBorders>
       <w:tblCellMar>
         <w:top w:w="0" w:type="dxa"/>
@@ -15032,7 +15036,7 @@
       <w:tblStyleColBandSize w:val="1"/>
       <w:tblInd w:w="0" w:type="dxa"/>
       <w:tblBorders>
-        <w:insideH w:val="single" w:sz="4" w:space="0" w:color="FFFFFF" w:themeColor="background1"/>
+        <w:insideH w:val="single" w:color="FFFFFF" w:themeColor="background1" w:sz="4" w:space="0"/>
       </w:tblBorders>
       <w:tblCellMar>
         <w:top w:w="0" w:type="dxa"/>
@@ -15112,7 +15116,7 @@
       <w:tblStyleColBandSize w:val="1"/>
       <w:tblInd w:w="0" w:type="dxa"/>
       <w:tblBorders>
-        <w:insideH w:val="single" w:sz="4" w:space="0" w:color="FFFFFF" w:themeColor="background1"/>
+        <w:insideH w:val="single" w:color="FFFFFF" w:themeColor="background1" w:sz="4" w:space="0"/>
       </w:tblBorders>
       <w:tblCellMar>
         <w:top w:w="0" w:type="dxa"/>

--- a/BGIL_DBT/validation/DM-H/DM-H3_OPUS.docx
+++ b/BGIL_DBT/validation/DM-H/DM-H3_OPUS.docx
@@ -1,8 +1,8 @@
 
 <file path=word/document.xml><?xml version="1.0" encoding="utf-8"?>
-<w:document xmlns:wpc="http://schemas.microsoft.com/office/word/2010/wordprocessingCanvas" xmlns:mo="http://schemas.microsoft.com/office/mac/office/2008/main" xmlns:mc="http://schemas.openxmlformats.org/markup-compatibility/2006" xmlns:mv="urn:schemas-microsoft-com:mac:vml" xmlns:o="urn:schemas-microsoft-com:office:office" xmlns:r="http://schemas.openxmlformats.org/officeDocument/2006/relationships" xmlns:m="http://schemas.openxmlformats.org/officeDocument/2006/math" xmlns:v="urn:schemas-microsoft-com:vml" xmlns:wp14="http://schemas.microsoft.com/office/word/2010/wordprocessingDrawing" xmlns:wp="http://schemas.openxmlformats.org/drawingml/2006/wordprocessingDrawing" xmlns:w10="urn:schemas-microsoft-com:office:word" xmlns:w="http://schemas.openxmlformats.org/wordprocessingml/2006/main" xmlns:w14="http://schemas.microsoft.com/office/word/2010/wordml" xmlns:wpg="http://schemas.microsoft.com/office/word/2010/wordprocessingGroup" xmlns:wpi="http://schemas.microsoft.com/office/word/2010/wordprocessingInk" xmlns:wne="http://schemas.microsoft.com/office/word/2006/wordml" xmlns:wps="http://schemas.microsoft.com/office/word/2010/wordprocessingShape" mc:Ignorable="w14 wp14">
+<w:document xmlns:wpc="http://schemas.microsoft.com/office/word/2010/wordprocessingCanvas" xmlns:mo="http://schemas.microsoft.com/office/mac/office/2008/main" xmlns:mc="http://schemas.openxmlformats.org/markup-compatibility/2006" xmlns:mv="urn:schemas-microsoft-com:mac:vml" xmlns:o="urn:schemas-microsoft-com:office:office" xmlns:r="http://schemas.openxmlformats.org/officeDocument/2006/relationships" xmlns:m="http://schemas.openxmlformats.org/officeDocument/2006/math" xmlns:v="urn:schemas-microsoft-com:vml" xmlns:wp14="http://schemas.microsoft.com/office/word/2010/wordprocessingDrawing" xmlns:wp="http://schemas.openxmlformats.org/drawingml/2006/wordprocessingDrawing" xmlns:w10="urn:schemas-microsoft-com:office:word" xmlns:w="http://schemas.openxmlformats.org/wordprocessingml/2006/main" xmlns:w14="http://schemas.microsoft.com/office/word/2010/wordml" xmlns:wpg="http://schemas.microsoft.com/office/word/2010/wordprocessingGroup" xmlns:wpi="http://schemas.microsoft.com/office/word/2010/wordprocessingInk" xmlns:wne="http://schemas.microsoft.com/office/word/2006/wordml" xmlns:wps="http://schemas.microsoft.com/office/word/2010/wordprocessingShape" xmlns:a="http://schemas.openxmlformats.org/drawingml/2006/main" xmlns:pic="http://schemas.openxmlformats.org/drawingml/2006/picture" xmlns:a14="http://schemas.microsoft.com/office/drawing/2010/main" mc:Ignorable="w14 wp14">
   <w:body>
-    <w:p>
+    <w:p xmlns:wp14="http://schemas.microsoft.com/office/word/2010/wordml" wp14:textId="77777777">
       <w:pPr>
         <w:pStyle w:val="Title"/>
       </w:pPr>
@@ -10,7 +10,7 @@
         <w:t xml:space="preserve">DM-H3  |  History Checks — Idempotent Re-load  (OPUS)</w:t>
       </w:r>
     </w:p>
-    <w:p>
+    <w:p xmlns:wp14="http://schemas.microsoft.com/office/word/2010/wordml" wp14:textId="77777777">
       <w:r>
         <w:rPr>
           <w:i/>
@@ -18,7 +18,7 @@
         <w:t xml:space="preserve">Re-running the same load does not create duplicate satellite rows. Pass criterion: no duplicate rows on re-run.</w:t>
       </w:r>
     </w:p>
-    <w:p>
+    <w:p xmlns:wp14="http://schemas.microsoft.com/office/word/2010/wordml" wp14:textId="77777777">
       <w:pPr>
         <w:pStyle w:val="Heading1"/>
       </w:pPr>
@@ -26,7 +26,7 @@
         <w:t xml:space="preserve">Before running part (b)</w:t>
       </w:r>
     </w:p>
-    <w:p>
+    <w:p xmlns:wp14="http://schemas.microsoft.com/office/word/2010/wordml" wp14:textId="77777777">
       <w:r>
         <w:rPr>
           <w:b/>
@@ -34,10 +34,10 @@
         <w:t xml:space="preserve">• Scratch schema: </w:t>
       </w:r>
       <w:r>
-        <w:t xml:space="preserve">Part (b) writes snapshots to BAGIC_PREPROD_CURATED_DB.UTILS (tables DM_H_CDC_SNAPSHOT and DM_H_RELOAD_SNAPSHOT). The running role needs CREATE SCHEMA / CREATE TABLE / INSERT on it. The name is a placeholder: change VALIDATION_SCHEMA in validation/tools/gen_dm_h.py and regenerate to use another schema.</w:t>
+        <w:t xml:space="preserve">Part (b) writes snapshots to BAGIC_PREPROD_CURATED_DB.BGIL_VALIDATION (tables DM_H_CDC_SNAPSHOT and DM_H_RELOAD_SNAPSHOT). The running role needs CREATE SCHEMA / CREATE TABLE / INSERT on it. The name is a placeholder: change VALIDATION_SCHEMA in validation/tools/gen_dm_h.py and regenerate to use another schema.</w:t>
       </w:r>
     </w:p>
-    <w:p>
+    <w:p xmlns:wp14="http://schemas.microsoft.com/office/word/2010/wordml" wp14:textId="77777777">
       <w:r>
         <w:rPr>
           <w:b/>
@@ -48,7 +48,7 @@
         <w:t xml:space="preserve">DM-H3 (b) re-runs a window that is ALREADY loaded (from_date / to_date vars) with no new source data; no RAW edit is needed or wanted.</w:t>
       </w:r>
     </w:p>
-    <w:p>
+    <w:p xmlns:wp14="http://schemas.microsoft.com/office/word/2010/wordml" wp14:textId="77777777">
       <w:r>
         <w:rPr>
           <w:b/>
@@ -59,7 +59,7 @@
         <w:t xml:space="preserve">The capture statements use INSERT INTO ... WITH ... SELECT and session variables ($DM_H_RUN, $DM_H_PHASE). Both are expected to work in Snowflake but were not executed when this document was generated; report any error so the generator can be fixed.</w:t>
       </w:r>
     </w:p>
-    <w:p>
+    <w:p xmlns:wp14="http://schemas.microsoft.com/office/word/2010/wordml" wp14:textId="77777777">
       <w:r>
         <w:rPr>
           <w:b/>
@@ -70,8 +70,8 @@
         <w:t xml:space="preserve">Run the set-up section once, then the BEFORE capture, then the dbt load, then the AFTER capture, then the result section. Keep the same session (or re-SET $DM_H_RUN to the same value) so BEFORE and AFTER share one run id.</w:t>
       </w:r>
     </w:p>
-    <w:p/>
-    <w:p>
+    <w:p xmlns:wp14="http://schemas.microsoft.com/office/word/2010/wordml" wp14:textId="77777777"/>
+    <w:p xmlns:wp14="http://schemas.microsoft.com/office/word/2010/wordml" wp14:textId="77777777">
       <w:pPr>
         <w:pStyle w:val="Heading1"/>
       </w:pPr>
@@ -82,19 +82,19 @@
     <w:tbl>
       <w:tblPr>
         <w:tblStyle w:val="LightList-Accent1"/>
-        <w:tblW w:type="auto" w:w="0"/>
-        <w:tblLook w:firstColumn="1" w:firstRow="1" w:lastColumn="0" w:lastRow="0" w:noHBand="0" w:noVBand="1" w:val="04A0"/>
+        <w:tblW w:w="0" w:type="auto"/>
+        <w:tblLook w:val="04A0" w:firstRow="1" w:lastRow="0" w:firstColumn="1" w:lastColumn="0" w:noHBand="0" w:noVBand="1"/>
       </w:tblPr>
       <w:tblGrid>
         <w:gridCol w:w="3000"/>
         <w:gridCol w:w="5640"/>
       </w:tblGrid>
-      <w:tr>
+      <w:tr xmlns:wp14="http://schemas.microsoft.com/office/word/2010/wordml" wp14:textId="77777777">
         <w:tc>
           <w:tcPr>
-            <w:tcW w:type="dxa" w:w="3000"/>
+            <w:tcW w:w="3000" w:type="dxa"/>
           </w:tcPr>
-          <w:p>
+          <w:p wp14:textId="77777777">
             <w:r>
               <w:rPr>
                 <w:b/>
@@ -105,21 +105,21 @@
         </w:tc>
         <w:tc>
           <w:tcPr>
-            <w:tcW w:type="dxa" w:w="5640"/>
+            <w:tcW w:w="5640" w:type="dxa"/>
           </w:tcPr>
-          <w:p>
+          <w:p wp14:textId="77777777">
             <w:r>
               <w:t xml:space="preserve">DM-H3</w:t>
             </w:r>
           </w:p>
         </w:tc>
       </w:tr>
-      <w:tr>
+      <w:tr xmlns:wp14="http://schemas.microsoft.com/office/word/2010/wordml" wp14:textId="77777777">
         <w:tc>
           <w:tcPr>
-            <w:tcW w:type="dxa" w:w="3000"/>
+            <w:tcW w:w="3000" w:type="dxa"/>
           </w:tcPr>
-          <w:p>
+          <w:p wp14:textId="77777777">
             <w:r>
               <w:rPr>
                 <w:b/>
@@ -130,21 +130,21 @@
         </w:tc>
         <w:tc>
           <w:tcPr>
-            <w:tcW w:type="dxa" w:w="5640"/>
+            <w:tcW w:w="5640" w:type="dxa"/>
           </w:tcPr>
-          <w:p>
+          <w:p wp14:textId="77777777">
             <w:r>
               <w:t xml:space="preserve">History checks</w:t>
             </w:r>
           </w:p>
         </w:tc>
       </w:tr>
-      <w:tr>
+      <w:tr xmlns:wp14="http://schemas.microsoft.com/office/word/2010/wordml" wp14:textId="77777777">
         <w:tc>
           <w:tcPr>
-            <w:tcW w:type="dxa" w:w="3000"/>
+            <w:tcW w:w="3000" w:type="dxa"/>
           </w:tcPr>
-          <w:p>
+          <w:p wp14:textId="77777777">
             <w:r>
               <w:rPr>
                 <w:b/>
@@ -155,21 +155,21 @@
         </w:tc>
         <w:tc>
           <w:tcPr>
-            <w:tcW w:type="dxa" w:w="5640"/>
+            <w:tcW w:w="5640" w:type="dxa"/>
           </w:tcPr>
-          <w:p>
+          <w:p wp14:textId="77777777">
             <w:r>
               <w:t xml:space="preserve">Idempotent re-load</w:t>
             </w:r>
           </w:p>
         </w:tc>
       </w:tr>
-      <w:tr>
+      <w:tr xmlns:wp14="http://schemas.microsoft.com/office/word/2010/wordml" wp14:textId="77777777">
         <w:tc>
           <w:tcPr>
-            <w:tcW w:type="dxa" w:w="3000"/>
+            <w:tcW w:w="3000" w:type="dxa"/>
           </w:tcPr>
-          <w:p>
+          <w:p wp14:textId="77777777">
             <w:r>
               <w:rPr>
                 <w:b/>
@@ -180,21 +180,21 @@
         </w:tc>
         <w:tc>
           <w:tcPr>
-            <w:tcW w:type="dxa" w:w="5640"/>
+            <w:tcW w:w="5640" w:type="dxa"/>
           </w:tcPr>
-          <w:p>
+          <w:p wp14:textId="77777777">
             <w:r>
               <w:t xml:space="preserve">(a) duplicate-version query on every satellite; (b) re-run an already-loaded window and compare row counts</w:t>
             </w:r>
           </w:p>
         </w:tc>
       </w:tr>
-      <w:tr>
+      <w:tr xmlns:wp14="http://schemas.microsoft.com/office/word/2010/wordml" wp14:textId="77777777">
         <w:tc>
           <w:tcPr>
-            <w:tcW w:type="dxa" w:w="3000"/>
+            <w:tcW w:w="3000" w:type="dxa"/>
           </w:tcPr>
-          <w:p>
+          <w:p wp14:textId="77777777">
             <w:r>
               <w:rPr>
                 <w:b/>
@@ -205,21 +205,21 @@
         </w:tc>
         <w:tc>
           <w:tcPr>
-            <w:tcW w:type="dxa" w:w="5640"/>
+            <w:tcW w:w="5640" w:type="dxa"/>
           </w:tcPr>
-          <w:p>
+          <w:p wp14:textId="77777777">
             <w:r>
               <w:t xml:space="preserve">Repeat-run comparison evidence</w:t>
             </w:r>
           </w:p>
         </w:tc>
       </w:tr>
-      <w:tr>
+      <w:tr xmlns:wp14="http://schemas.microsoft.com/office/word/2010/wordml" wp14:textId="77777777">
         <w:tc>
           <w:tcPr>
-            <w:tcW w:type="dxa" w:w="3000"/>
+            <w:tcW w:w="3000" w:type="dxa"/>
           </w:tcPr>
-          <w:p>
+          <w:p wp14:textId="77777777">
             <w:r>
               <w:rPr>
                 <w:b/>
@@ -230,21 +230,21 @@
         </w:tc>
         <w:tc>
           <w:tcPr>
-            <w:tcW w:type="dxa" w:w="5640"/>
+            <w:tcW w:w="5640" w:type="dxa"/>
           </w:tcPr>
-          <w:p>
+          <w:p wp14:textId="77777777">
             <w:r>
               <w:t xml:space="preserve">No duplicate rows on re-run</w:t>
             </w:r>
           </w:p>
         </w:tc>
       </w:tr>
-      <w:tr>
+      <w:tr xmlns:wp14="http://schemas.microsoft.com/office/word/2010/wordml" wp14:textId="77777777">
         <w:tc>
           <w:tcPr>
-            <w:tcW w:type="dxa" w:w="3000"/>
+            <w:tcW w:w="3000" w:type="dxa"/>
           </w:tcPr>
-          <w:p>
+          <w:p wp14:textId="77777777">
             <w:r>
               <w:rPr>
                 <w:b/>
@@ -255,21 +255,21 @@
         </w:tc>
         <w:tc>
           <w:tcPr>
-            <w:tcW w:type="dxa" w:w="5640"/>
+            <w:tcW w:w="5640" w:type="dxa"/>
           </w:tcPr>
-          <w:p>
+          <w:p wp14:textId="77777777">
             <w:r>
               <w:t xml:space="preserve">LUMIQ</w:t>
             </w:r>
           </w:p>
         </w:tc>
       </w:tr>
-      <w:tr>
+      <w:tr xmlns:wp14="http://schemas.microsoft.com/office/word/2010/wordml" wp14:textId="77777777">
         <w:tc>
           <w:tcPr>
-            <w:tcW w:type="dxa" w:w="3000"/>
+            <w:tcW w:w="3000" w:type="dxa"/>
           </w:tcPr>
-          <w:p>
+          <w:p wp14:textId="77777777">
             <w:r>
               <w:rPr>
                 <w:b/>
@@ -280,21 +280,21 @@
         </w:tc>
         <w:tc>
           <w:tcPr>
-            <w:tcW w:type="dxa" w:w="5640"/>
+            <w:tcW w:w="5640" w:type="dxa"/>
           </w:tcPr>
-          <w:p>
+          <w:p wp14:textId="77777777">
             <w:r>
               <w:t xml:space="preserve">BAGIC_PREPROD_CURATED_DB.BGIL_DATA_MODEL</w:t>
             </w:r>
           </w:p>
         </w:tc>
       </w:tr>
-      <w:tr>
+      <w:tr xmlns:wp14="http://schemas.microsoft.com/office/word/2010/wordml" wp14:textId="77777777">
         <w:tc>
           <w:tcPr>
-            <w:tcW w:type="dxa" w:w="3000"/>
+            <w:tcW w:w="3000" w:type="dxa"/>
           </w:tcPr>
-          <w:p>
+          <w:p wp14:textId="77777777">
             <w:r>
               <w:rPr>
                 <w:b/>
@@ -305,21 +305,21 @@
         </w:tc>
         <w:tc>
           <w:tcPr>
-            <w:tcW w:type="dxa" w:w="5640"/>
+            <w:tcW w:w="5640" w:type="dxa"/>
           </w:tcPr>
-          <w:p>
+          <w:p wp14:textId="77777777">
             <w:r>
               <w:t xml:space="preserve">BAGIC_PROD_MIRROR_DB.MAXI_RAW</w:t>
             </w:r>
           </w:p>
         </w:tc>
       </w:tr>
-      <w:tr>
+      <w:tr xmlns:wp14="http://schemas.microsoft.com/office/word/2010/wordml" wp14:textId="77777777">
         <w:tc>
           <w:tcPr>
-            <w:tcW w:type="dxa" w:w="3000"/>
+            <w:tcW w:w="3000" w:type="dxa"/>
           </w:tcPr>
-          <w:p>
+          <w:p wp14:textId="77777777">
             <w:r>
               <w:rPr>
                 <w:b/>
@@ -330,21 +330,21 @@
         </w:tc>
         <w:tc>
           <w:tcPr>
-            <w:tcW w:type="dxa" w:w="5640"/>
+            <w:tcW w:w="5640" w:type="dxa"/>
           </w:tcPr>
-          <w:p>
+          <w:p wp14:textId="77777777">
             <w:r>
               <w:t xml:space="preserve">BAGIC_PREPROD_CURATED_DB.UTILS  (prod: BAGIC_PROD_MIRROR_DB.OPUS_GG_DWHSTAGE)</w:t>
             </w:r>
           </w:p>
         </w:tc>
       </w:tr>
-      <w:tr>
+      <w:tr xmlns:wp14="http://schemas.microsoft.com/office/word/2010/wordml" wp14:textId="77777777">
         <w:tc>
           <w:tcPr>
-            <w:tcW w:type="dxa" w:w="3000"/>
+            <w:tcW w:w="3000" w:type="dxa"/>
           </w:tcPr>
-          <w:p>
+          <w:p wp14:textId="77777777">
             <w:r>
               <w:rPr>
                 <w:b/>
@@ -355,21 +355,21 @@
         </w:tc>
         <w:tc>
           <w:tcPr>
-            <w:tcW w:type="dxa" w:w="5640"/>
+            <w:tcW w:w="5640" w:type="dxa"/>
           </w:tcPr>
-          <w:p>
+          <w:p wp14:textId="77777777">
             <w:r>
               <w:t xml:space="preserve">Every standard + augmented satellite of the project; rows scoped by the project's RECORD_SOURCE prefix.</w:t>
             </w:r>
           </w:p>
         </w:tc>
       </w:tr>
-      <w:tr>
+      <w:tr xmlns:wp14="http://schemas.microsoft.com/office/word/2010/wordml" wp14:textId="77777777">
         <w:tc>
           <w:tcPr>
-            <w:tcW w:type="dxa" w:w="3000"/>
+            <w:tcW w:w="3000" w:type="dxa"/>
           </w:tcPr>
-          <w:p>
+          <w:p wp14:textId="77777777">
             <w:r>
               <w:rPr>
                 <w:b/>
@@ -380,21 +380,21 @@
         </w:tc>
         <w:tc>
           <w:tcPr>
-            <w:tcW w:type="dxa" w:w="5640"/>
+            <w:tcW w:w="5640" w:type="dxa"/>
           </w:tcPr>
-          <w:p>
-            <w:r>
-              <w:t xml:space="preserve">BAGIC_PREPROD_CURATED_DB.UTILS -- tables DM_H_CDC_SNAPSHOT / DM_H_RELOAD_SNAPSHOT (transient).</w:t>
+          <w:p wp14:textId="77777777">
+            <w:r>
+              <w:t xml:space="preserve">BAGIC_PREPROD_CURATED_DB.BGIL_VALIDATION -- tables DM_H_CDC_SNAPSHOT / DM_H_RELOAD_SNAPSHOT (transient).</w:t>
             </w:r>
           </w:p>
         </w:tc>
       </w:tr>
-      <w:tr>
+      <w:tr xmlns:wp14="http://schemas.microsoft.com/office/word/2010/wordml" wp14:textId="77777777">
         <w:tc>
           <w:tcPr>
-            <w:tcW w:type="dxa" w:w="3000"/>
+            <w:tcW w:w="3000" w:type="dxa"/>
           </w:tcPr>
-          <w:p>
+          <w:p wp14:textId="77777777">
             <w:r>
               <w:rPr>
                 <w:b/>
@@ -405,9 +405,9 @@
         </w:tc>
         <w:tc>
           <w:tcPr>
-            <w:tcW w:type="dxa" w:w="5640"/>
+            <w:tcW w:w="5640" w:type="dxa"/>
           </w:tcPr>
-          <w:p>
+          <w:p wp14:textId="77777777">
             <w:r>
               <w:t xml:space="preserve">OPUS</w:t>
             </w:r>
@@ -415,8 +415,8 @@
         </w:tc>
       </w:tr>
     </w:tbl>
-    <w:p/>
-    <w:p>
+    <w:p xmlns:wp14="http://schemas.microsoft.com/office/word/2010/wordml" wp14:textId="77777777"/>
+    <w:p xmlns:wp14="http://schemas.microsoft.com/office/word/2010/wordml" wp14:textId="77777777">
       <w:pPr>
         <w:pStyle w:val="Heading1"/>
       </w:pPr>
@@ -424,27 +424,27 @@
         <w:t xml:space="preserve">Revision notes</w:t>
       </w:r>
     </w:p>
-    <w:p>
+    <w:p xmlns:wp14="http://schemas.microsoft.com/office/word/2010/wordml" wp14:textId="77777777">
       <w:r>
         <w:t xml:space="preserve">• Generated 2026-10-13 from the current opus_partner_dv_dbt models by validation/tools/gen_dm_h.py (satellite lineage from gen_dm_a.py).</w:t>
       </w:r>
     </w:p>
-    <w:p>
+    <w:p xmlns:wp14="http://schemas.microsoft.com/office/word/2010/wordml" wp14:textId="77777777">
       <w:r>
         <w:t xml:space="preserve">• DM-H3 (idempotent re-load) is trimmed to ONE satellite per macro path for OPUS (5 satellites here). Idempotency behaves identically for every sat built by a given macro, so one representative per macro is sufficient. Each sat is prefixed with its [macro-path].</w:t>
       </w:r>
     </w:p>
-    <w:p>
+    <w:p xmlns:wp14="http://schemas.microsoft.com/office/word/2010/wordml" wp14:textId="77777777">
       <w:r>
         <w:t xml:space="preserve">• Static queries (a) run on the data already loaded; the (b) procedures need a dbt load between a BEFORE and an AFTER capture and write to the snapshot schema.</w:t>
       </w:r>
     </w:p>
-    <w:p>
+    <w:p xmlns:wp14="http://schemas.microsoft.com/office/word/2010/wordml" wp14:textId="77777777">
       <w:r>
         <w:t xml:space="preserve">• Sections marked NA load only hard-coded NULL padding or a disabled placeholder.</w:t>
       </w:r>
     </w:p>
-    <w:p>
+    <w:p xmlns:wp14="http://schemas.microsoft.com/office/word/2010/wordml" wp14:textId="77777777">
       <w:pPr>
         <w:pStyle w:val="Heading1"/>
       </w:pPr>
@@ -455,8 +455,8 @@
     <w:tbl>
       <w:tblPr>
         <w:tblStyle w:val="LightList-Accent1"/>
-        <w:tblW w:type="auto" w:w="0"/>
-        <w:tblLook w:firstColumn="1" w:firstRow="1" w:lastColumn="0" w:lastRow="0" w:noHBand="0" w:noVBand="1" w:val="04A0"/>
+        <w:tblW w:w="0" w:type="auto"/>
+        <w:tblLook w:val="04A0" w:firstRow="1" w:lastRow="0" w:firstColumn="1" w:lastColumn="0" w:noHBand="0" w:noVBand="1"/>
       </w:tblPr>
       <w:tblGrid>
         <w:gridCol w:w="500"/>
@@ -466,12 +466,14 @@
         <w:gridCol w:w="1000"/>
         <w:gridCol w:w="1100"/>
       </w:tblGrid>
-      <w:tr>
+      <w:tr xmlns:wp14="http://schemas.microsoft.com/office/word/2010/wordml" wp14:textId="77777777">
         <w:tc>
           <w:tcPr>
-            <w:tcW w:type="dxa" w:w="500"/>
+            <w:cnfStyle w:val="001000000000" w:firstRow="0" w:lastRow="0" w:firstColumn="1" w:lastColumn="0" w:oddVBand="0" w:evenVBand="0" w:oddHBand="0" w:evenHBand="0" w:firstRowFirstColumn="0" w:firstRowLastColumn="0" w:lastRowFirstColumn="0" w:lastRowLastColumn="0"/>
+            <w:tcW w:w="500" w:type="dxa"/>
+            <w:tcMar/>
           </w:tcPr>
-          <w:p>
+          <w:p wp14:textId="77777777">
             <w:r>
               <w:rPr>
                 <w:b/>
@@ -482,9 +484,11 @@
         </w:tc>
         <w:tc>
           <w:tcPr>
-            <w:tcW w:type="dxa" w:w="1300"/>
+            <w:cnfStyle w:val="000000000000" w:firstRow="0" w:lastRow="0" w:firstColumn="0" w:lastColumn="0" w:oddVBand="0" w:evenVBand="0" w:oddHBand="0" w:evenHBand="0" w:firstRowFirstColumn="0" w:firstRowLastColumn="0" w:lastRowFirstColumn="0" w:lastRowLastColumn="0"/>
+            <w:tcW w:w="1300" w:type="dxa"/>
+            <w:tcMar/>
           </w:tcPr>
-          <w:p>
+          <w:p wp14:textId="77777777">
             <w:r>
               <w:rPr>
                 <w:b/>
@@ -495,9 +499,11 @@
         </w:tc>
         <w:tc>
           <w:tcPr>
-            <w:tcW w:type="dxa" w:w="3540"/>
+            <w:cnfStyle w:val="000000000000" w:firstRow="0" w:lastRow="0" w:firstColumn="0" w:lastColumn="0" w:oddVBand="0" w:evenVBand="0" w:oddHBand="0" w:evenHBand="0" w:firstRowFirstColumn="0" w:firstRowLastColumn="0" w:lastRowFirstColumn="0" w:lastRowLastColumn="0"/>
+            <w:tcW w:w="3540" w:type="dxa"/>
+            <w:tcMar/>
           </w:tcPr>
-          <w:p>
+          <w:p wp14:textId="77777777">
             <w:r>
               <w:rPr>
                 <w:b/>
@@ -508,9 +514,11 @@
         </w:tc>
         <w:tc>
           <w:tcPr>
-            <w:tcW w:type="dxa" w:w="1200"/>
+            <w:cnfStyle w:val="000000000000" w:firstRow="0" w:lastRow="0" w:firstColumn="0" w:lastColumn="0" w:oddVBand="0" w:evenVBand="0" w:oddHBand="0" w:evenHBand="0" w:firstRowFirstColumn="0" w:firstRowLastColumn="0" w:lastRowFirstColumn="0" w:lastRowLastColumn="0"/>
+            <w:tcW w:w="1200" w:type="dxa"/>
+            <w:tcMar/>
           </w:tcPr>
-          <w:p>
+          <w:p wp14:textId="77777777">
             <w:r>
               <w:rPr>
                 <w:b/>
@@ -521,9 +529,11 @@
         </w:tc>
         <w:tc>
           <w:tcPr>
-            <w:tcW w:type="dxa" w:w="1000"/>
+            <w:cnfStyle w:val="000000000000" w:firstRow="0" w:lastRow="0" w:firstColumn="0" w:lastColumn="0" w:oddVBand="0" w:evenVBand="0" w:oddHBand="0" w:evenHBand="0" w:firstRowFirstColumn="0" w:firstRowLastColumn="0" w:lastRowFirstColumn="0" w:lastRowLastColumn="0"/>
+            <w:tcW w:w="1000" w:type="dxa"/>
+            <w:tcMar/>
           </w:tcPr>
-          <w:p>
+          <w:p wp14:textId="77777777">
             <w:r>
               <w:rPr>
                 <w:b/>
@@ -534,9 +544,11 @@
         </w:tc>
         <w:tc>
           <w:tcPr>
-            <w:tcW w:type="dxa" w:w="1100"/>
+            <w:cnfStyle w:val="000000000000" w:firstRow="0" w:lastRow="0" w:firstColumn="0" w:lastColumn="0" w:oddVBand="0" w:evenVBand="0" w:oddHBand="0" w:evenHBand="0" w:firstRowFirstColumn="0" w:firstRowLastColumn="0" w:lastRowFirstColumn="0" w:lastRowLastColumn="0"/>
+            <w:tcW w:w="1100" w:type="dxa"/>
+            <w:tcMar/>
           </w:tcPr>
-          <w:p>
+          <w:p wp14:textId="77777777">
             <w:r>
               <w:rPr>
                 <w:b/>
@@ -546,12 +558,14 @@
           </w:p>
         </w:tc>
       </w:tr>
-      <w:tr>
+      <w:tr xmlns:wp14="http://schemas.microsoft.com/office/word/2010/wordml" wp14:textId="77777777">
         <w:tc>
           <w:tcPr>
-            <w:tcW w:type="dxa" w:w="500"/>
+            <w:cnfStyle w:val="001000000000" w:firstRow="0" w:lastRow="0" w:firstColumn="1" w:lastColumn="0" w:oddVBand="0" w:evenVBand="0" w:oddHBand="0" w:evenHBand="0" w:firstRowFirstColumn="0" w:firstRowLastColumn="0" w:lastRowFirstColumn="0" w:lastRowLastColumn="0"/>
+            <w:tcW w:w="500" w:type="dxa"/>
+            <w:tcMar/>
           </w:tcPr>
-          <w:p>
+          <w:p wp14:textId="77777777">
             <w:r>
               <w:t xml:space="preserve">1</w:t>
             </w:r>
@@ -559,9 +573,11 @@
         </w:tc>
         <w:tc>
           <w:tcPr>
-            <w:tcW w:type="dxa" w:w="1300"/>
+            <w:cnfStyle w:val="000000000000" w:firstRow="0" w:lastRow="0" w:firstColumn="0" w:lastColumn="0" w:oddVBand="0" w:evenVBand="0" w:oddHBand="0" w:evenHBand="0" w:firstRowFirstColumn="0" w:firstRowLastColumn="0" w:lastRowFirstColumn="0" w:lastRowLastColumn="0"/>
+            <w:tcW w:w="1300" w:type="dxa"/>
+            <w:tcMar/>
           </w:tcPr>
-          <w:p>
+          <w:p wp14:textId="77777777">
             <w:r>
               <w:t xml:space="preserve">OPUS</w:t>
             </w:r>
@@ -569,19 +585,40 @@
         </w:tc>
         <w:tc>
           <w:tcPr>
-            <w:tcW w:type="dxa" w:w="3540"/>
+            <w:cnfStyle w:val="000000000000" w:firstRow="0" w:lastRow="0" w:firstColumn="0" w:lastColumn="0" w:oddVBand="0" w:evenVBand="0" w:oddHBand="0" w:evenHBand="0" w:firstRowFirstColumn="0" w:firstRowLastColumn="0" w:lastRowFirstColumn="0" w:lastRowLastColumn="0"/>
+            <w:tcW w:w="3540" w:type="dxa"/>
+            <w:tcMar/>
           </w:tcPr>
-          <w:p>
-            <w:r>
-              <w:t xml:space="preserve">[automate_dv.ma_sat] SAT_LNK_PARTY_ROLE_CORE</w:t>
+          <w:p wp14:textId="07CE8409">
+            <w:r>
+              <w:rPr/>
+              <w:t>[</w:t>
+            </w:r>
+            <w:r>
+              <w:rPr/>
+              <w:t>automate_dv.ma_sat</w:t>
+            </w:r>
+            <w:r>
+              <w:rPr/>
+              <w:t>] SAT_LNK_</w:t>
+            </w:r>
+            <w:r>
+              <w:rPr/>
+              <w:t>CLAIM_</w:t>
+            </w:r>
+            <w:r>
+              <w:rPr/>
+              <w:t>PARTY_ROLE</w:t>
             </w:r>
           </w:p>
         </w:tc>
         <w:tc>
           <w:tcPr>
-            <w:tcW w:type="dxa" w:w="1200"/>
+            <w:cnfStyle w:val="000000000000" w:firstRow="0" w:lastRow="0" w:firstColumn="0" w:lastColumn="0" w:oddVBand="0" w:evenVBand="0" w:oddHBand="0" w:evenHBand="0" w:firstRowFirstColumn="0" w:firstRowLastColumn="0" w:lastRowFirstColumn="0" w:lastRowLastColumn="0"/>
+            <w:tcW w:w="1200" w:type="dxa"/>
+            <w:tcMar/>
           </w:tcPr>
-          <w:p>
+          <w:p wp14:textId="77777777">
             <w:r>
               <w:t xml:space="preserve">Implemented</w:t>
             </w:r>
@@ -589,27 +626,33 @@
         </w:tc>
         <w:tc>
           <w:tcPr>
-            <w:tcW w:type="dxa" w:w="1000"/>
+            <w:cnfStyle w:val="000000000000" w:firstRow="0" w:lastRow="0" w:firstColumn="0" w:lastColumn="0" w:oddVBand="0" w:evenVBand="0" w:oddHBand="0" w:evenHBand="0" w:firstRowFirstColumn="0" w:firstRowLastColumn="0" w:lastRowFirstColumn="0" w:lastRowLastColumn="0"/>
+            <w:tcW w:w="1000" w:type="dxa"/>
+            <w:tcMar/>
           </w:tcPr>
-          <w:p>
+          <w:p wp14:textId="77777777">
             <w:r/>
           </w:p>
         </w:tc>
         <w:tc>
           <w:tcPr>
-            <w:tcW w:type="dxa" w:w="1100"/>
+            <w:cnfStyle w:val="000000000000" w:firstRow="0" w:lastRow="0" w:firstColumn="0" w:lastColumn="0" w:oddVBand="0" w:evenVBand="0" w:oddHBand="0" w:evenHBand="0" w:firstRowFirstColumn="0" w:firstRowLastColumn="0" w:lastRowFirstColumn="0" w:lastRowLastColumn="0"/>
+            <w:tcW w:w="1100" w:type="dxa"/>
+            <w:tcMar/>
           </w:tcPr>
-          <w:p>
+          <w:p wp14:textId="77777777">
             <w:r/>
           </w:p>
         </w:tc>
       </w:tr>
-      <w:tr>
+      <w:tr xmlns:wp14="http://schemas.microsoft.com/office/word/2010/wordml" wp14:textId="77777777">
         <w:tc>
           <w:tcPr>
-            <w:tcW w:type="dxa" w:w="500"/>
+            <w:cnfStyle w:val="001000000000" w:firstRow="0" w:lastRow="0" w:firstColumn="1" w:lastColumn="0" w:oddVBand="0" w:evenVBand="0" w:oddHBand="0" w:evenHBand="0" w:firstRowFirstColumn="0" w:firstRowLastColumn="0" w:lastRowFirstColumn="0" w:lastRowLastColumn="0"/>
+            <w:tcW w:w="500" w:type="dxa"/>
+            <w:tcMar/>
           </w:tcPr>
-          <w:p>
+          <w:p wp14:textId="77777777">
             <w:r>
               <w:t xml:space="preserve">2</w:t>
             </w:r>
@@ -617,9 +660,11 @@
         </w:tc>
         <w:tc>
           <w:tcPr>
-            <w:tcW w:type="dxa" w:w="1300"/>
+            <w:cnfStyle w:val="000000000000" w:firstRow="0" w:lastRow="0" w:firstColumn="0" w:lastColumn="0" w:oddVBand="0" w:evenVBand="0" w:oddHBand="0" w:evenHBand="0" w:firstRowFirstColumn="0" w:firstRowLastColumn="0" w:lastRowFirstColumn="0" w:lastRowLastColumn="0"/>
+            <w:tcW w:w="1300" w:type="dxa"/>
+            <w:tcMar/>
           </w:tcPr>
-          <w:p>
+          <w:p wp14:textId="77777777">
             <w:r>
               <w:t xml:space="preserve">OPUS</w:t>
             </w:r>
@@ -627,19 +672,36 @@
         </w:tc>
         <w:tc>
           <w:tcPr>
-            <w:tcW w:type="dxa" w:w="3540"/>
+            <w:cnfStyle w:val="000000000000" w:firstRow="0" w:lastRow="0" w:firstColumn="0" w:lastColumn="0" w:oddVBand="0" w:evenVBand="0" w:oddHBand="0" w:evenHBand="0" w:firstRowFirstColumn="0" w:firstRowLastColumn="0" w:lastRowFirstColumn="0" w:lastRowLastColumn="0"/>
+            <w:tcW w:w="3540" w:type="dxa"/>
+            <w:tcMar/>
           </w:tcPr>
-          <w:p>
-            <w:r>
-              <w:t xml:space="preserve">[ma_sat_multi_source] SAT_POLICY_CLASSIFICATION</w:t>
+          <w:p wp14:textId="729E78DD">
+            <w:r>
+              <w:rPr/>
+              <w:t>[</w:t>
+            </w:r>
+            <w:r>
+              <w:rPr/>
+              <w:t>ma_sat_multi_source</w:t>
+            </w:r>
+            <w:r>
+              <w:rPr/>
+              <w:t>] SAT_P</w:t>
+            </w:r>
+            <w:r>
+              <w:rPr/>
+              <w:t>ARTY_CONTACT_ADDRESS_LINK</w:t>
             </w:r>
           </w:p>
         </w:tc>
         <w:tc>
           <w:tcPr>
-            <w:tcW w:type="dxa" w:w="1200"/>
+            <w:cnfStyle w:val="000000000000" w:firstRow="0" w:lastRow="0" w:firstColumn="0" w:lastColumn="0" w:oddVBand="0" w:evenVBand="0" w:oddHBand="0" w:evenHBand="0" w:firstRowFirstColumn="0" w:firstRowLastColumn="0" w:lastRowFirstColumn="0" w:lastRowLastColumn="0"/>
+            <w:tcW w:w="1200" w:type="dxa"/>
+            <w:tcMar/>
           </w:tcPr>
-          <w:p>
+          <w:p wp14:textId="77777777">
             <w:r>
               <w:t xml:space="preserve">Implemented</w:t>
             </w:r>
@@ -647,27 +709,33 @@
         </w:tc>
         <w:tc>
           <w:tcPr>
-            <w:tcW w:type="dxa" w:w="1000"/>
+            <w:cnfStyle w:val="000000000000" w:firstRow="0" w:lastRow="0" w:firstColumn="0" w:lastColumn="0" w:oddVBand="0" w:evenVBand="0" w:oddHBand="0" w:evenHBand="0" w:firstRowFirstColumn="0" w:firstRowLastColumn="0" w:lastRowFirstColumn="0" w:lastRowLastColumn="0"/>
+            <w:tcW w:w="1000" w:type="dxa"/>
+            <w:tcMar/>
           </w:tcPr>
-          <w:p>
+          <w:p wp14:textId="77777777">
             <w:r/>
           </w:p>
         </w:tc>
         <w:tc>
           <w:tcPr>
-            <w:tcW w:type="dxa" w:w="1100"/>
+            <w:cnfStyle w:val="000000000000" w:firstRow="0" w:lastRow="0" w:firstColumn="0" w:lastColumn="0" w:oddVBand="0" w:evenVBand="0" w:oddHBand="0" w:evenHBand="0" w:firstRowFirstColumn="0" w:firstRowLastColumn="0" w:lastRowFirstColumn="0" w:lastRowLastColumn="0"/>
+            <w:tcW w:w="1100" w:type="dxa"/>
+            <w:tcMar/>
           </w:tcPr>
-          <w:p>
+          <w:p wp14:textId="77777777">
             <w:r/>
           </w:p>
         </w:tc>
       </w:tr>
-      <w:tr>
+      <w:tr xmlns:wp14="http://schemas.microsoft.com/office/word/2010/wordml" wp14:textId="77777777">
         <w:tc>
           <w:tcPr>
-            <w:tcW w:type="dxa" w:w="500"/>
+            <w:cnfStyle w:val="001000000000" w:firstRow="0" w:lastRow="0" w:firstColumn="1" w:lastColumn="0" w:oddVBand="0" w:evenVBand="0" w:oddHBand="0" w:evenHBand="0" w:firstRowFirstColumn="0" w:firstRowLastColumn="0" w:lastRowFirstColumn="0" w:lastRowLastColumn="0"/>
+            <w:tcW w:w="500" w:type="dxa"/>
+            <w:tcMar/>
           </w:tcPr>
-          <w:p>
+          <w:p wp14:textId="77777777">
             <w:r>
               <w:t xml:space="preserve">3</w:t>
             </w:r>
@@ -675,9 +743,11 @@
         </w:tc>
         <w:tc>
           <w:tcPr>
-            <w:tcW w:type="dxa" w:w="1300"/>
+            <w:cnfStyle w:val="000000000000" w:firstRow="0" w:lastRow="0" w:firstColumn="0" w:lastColumn="0" w:oddVBand="0" w:evenVBand="0" w:oddHBand="0" w:evenHBand="0" w:firstRowFirstColumn="0" w:firstRowLastColumn="0" w:lastRowFirstColumn="0" w:lastRowLastColumn="0"/>
+            <w:tcW w:w="1300" w:type="dxa"/>
+            <w:tcMar/>
           </w:tcPr>
-          <w:p>
+          <w:p wp14:textId="77777777">
             <w:r>
               <w:t xml:space="preserve">OPUS</w:t>
             </w:r>
@@ -685,9 +755,11 @@
         </w:tc>
         <w:tc>
           <w:tcPr>
-            <w:tcW w:type="dxa" w:w="3540"/>
+            <w:cnfStyle w:val="000000000000" w:firstRow="0" w:lastRow="0" w:firstColumn="0" w:lastColumn="0" w:oddVBand="0" w:evenVBand="0" w:oddHBand="0" w:evenHBand="0" w:firstRowFirstColumn="0" w:firstRowLastColumn="0" w:lastRowFirstColumn="0" w:lastRowLastColumn="0"/>
+            <w:tcW w:w="3540" w:type="dxa"/>
+            <w:tcMar/>
           </w:tcPr>
-          <w:p>
+          <w:p wp14:textId="77777777">
             <w:r>
               <w:t xml:space="preserve">[sat_multi_source] SAT_PARTY_BANKING</w:t>
             </w:r>
@@ -695,9 +767,11 @@
         </w:tc>
         <w:tc>
           <w:tcPr>
-            <w:tcW w:type="dxa" w:w="1200"/>
+            <w:cnfStyle w:val="000000000000" w:firstRow="0" w:lastRow="0" w:firstColumn="0" w:lastColumn="0" w:oddVBand="0" w:evenVBand="0" w:oddHBand="0" w:evenHBand="0" w:firstRowFirstColumn="0" w:firstRowLastColumn="0" w:lastRowFirstColumn="0" w:lastRowLastColumn="0"/>
+            <w:tcW w:w="1200" w:type="dxa"/>
+            <w:tcMar/>
           </w:tcPr>
-          <w:p>
+          <w:p wp14:textId="77777777">
             <w:r>
               <w:t xml:space="preserve">Implemented</w:t>
             </w:r>
@@ -705,27 +779,33 @@
         </w:tc>
         <w:tc>
           <w:tcPr>
-            <w:tcW w:type="dxa" w:w="1000"/>
+            <w:cnfStyle w:val="000000000000" w:firstRow="0" w:lastRow="0" w:firstColumn="0" w:lastColumn="0" w:oddVBand="0" w:evenVBand="0" w:oddHBand="0" w:evenHBand="0" w:firstRowFirstColumn="0" w:firstRowLastColumn="0" w:lastRowFirstColumn="0" w:lastRowLastColumn="0"/>
+            <w:tcW w:w="1000" w:type="dxa"/>
+            <w:tcMar/>
           </w:tcPr>
-          <w:p>
+          <w:p wp14:textId="77777777">
             <w:r/>
           </w:p>
         </w:tc>
         <w:tc>
           <w:tcPr>
-            <w:tcW w:type="dxa" w:w="1100"/>
+            <w:cnfStyle w:val="000000000000" w:firstRow="0" w:lastRow="0" w:firstColumn="0" w:lastColumn="0" w:oddVBand="0" w:evenVBand="0" w:oddHBand="0" w:evenHBand="0" w:firstRowFirstColumn="0" w:firstRowLastColumn="0" w:lastRowFirstColumn="0" w:lastRowLastColumn="0"/>
+            <w:tcW w:w="1100" w:type="dxa"/>
+            <w:tcMar/>
           </w:tcPr>
-          <w:p>
+          <w:p wp14:textId="77777777">
             <w:r/>
           </w:p>
         </w:tc>
       </w:tr>
-      <w:tr>
+      <w:tr xmlns:wp14="http://schemas.microsoft.com/office/word/2010/wordml" wp14:textId="77777777">
         <w:tc>
           <w:tcPr>
-            <w:tcW w:type="dxa" w:w="500"/>
+            <w:cnfStyle w:val="001000000000" w:firstRow="0" w:lastRow="0" w:firstColumn="1" w:lastColumn="0" w:oddVBand="0" w:evenVBand="0" w:oddHBand="0" w:evenHBand="0" w:firstRowFirstColumn="0" w:firstRowLastColumn="0" w:lastRowFirstColumn="0" w:lastRowLastColumn="0"/>
+            <w:tcW w:w="500" w:type="dxa"/>
+            <w:tcMar/>
           </w:tcPr>
-          <w:p>
+          <w:p wp14:textId="77777777">
             <w:r>
               <w:t xml:space="preserve">4</w:t>
             </w:r>
@@ -733,9 +813,11 @@
         </w:tc>
         <w:tc>
           <w:tcPr>
-            <w:tcW w:type="dxa" w:w="1300"/>
+            <w:cnfStyle w:val="000000000000" w:firstRow="0" w:lastRow="0" w:firstColumn="0" w:lastColumn="0" w:oddVBand="0" w:evenVBand="0" w:oddHBand="0" w:evenHBand="0" w:firstRowFirstColumn="0" w:firstRowLastColumn="0" w:lastRowFirstColumn="0" w:lastRowLastColumn="0"/>
+            <w:tcW w:w="1300" w:type="dxa"/>
+            <w:tcMar/>
           </w:tcPr>
-          <w:p>
+          <w:p wp14:textId="77777777">
             <w:r>
               <w:t xml:space="preserve">OPUS</w:t>
             </w:r>
@@ -743,9 +825,11 @@
         </w:tc>
         <w:tc>
           <w:tcPr>
-            <w:tcW w:type="dxa" w:w="3540"/>
+            <w:cnfStyle w:val="000000000000" w:firstRow="0" w:lastRow="0" w:firstColumn="0" w:lastColumn="0" w:oddVBand="0" w:evenVBand="0" w:oddHBand="0" w:evenHBand="0" w:firstRowFirstColumn="0" w:firstRowLastColumn="0" w:lastRowFirstColumn="0" w:lastRowLastColumn="0"/>
+            <w:tcW w:w="3540" w:type="dxa"/>
+            <w:tcMar/>
           </w:tcPr>
-          <w:p>
+          <w:p wp14:textId="77777777">
             <w:r>
               <w:t xml:space="preserve">[sat_multi_source(OBJECT)] SAT_COMMON_CONTACT</w:t>
             </w:r>
@@ -753,9 +837,11 @@
         </w:tc>
         <w:tc>
           <w:tcPr>
-            <w:tcW w:type="dxa" w:w="1200"/>
+            <w:cnfStyle w:val="000000000000" w:firstRow="0" w:lastRow="0" w:firstColumn="0" w:lastColumn="0" w:oddVBand="0" w:evenVBand="0" w:oddHBand="0" w:evenHBand="0" w:firstRowFirstColumn="0" w:firstRowLastColumn="0" w:lastRowFirstColumn="0" w:lastRowLastColumn="0"/>
+            <w:tcW w:w="1200" w:type="dxa"/>
+            <w:tcMar/>
           </w:tcPr>
-          <w:p>
+          <w:p wp14:textId="77777777">
             <w:r>
               <w:t xml:space="preserve">Implemented</w:t>
             </w:r>
@@ -763,27 +849,33 @@
         </w:tc>
         <w:tc>
           <w:tcPr>
-            <w:tcW w:type="dxa" w:w="1000"/>
+            <w:cnfStyle w:val="000000000000" w:firstRow="0" w:lastRow="0" w:firstColumn="0" w:lastColumn="0" w:oddVBand="0" w:evenVBand="0" w:oddHBand="0" w:evenHBand="0" w:firstRowFirstColumn="0" w:firstRowLastColumn="0" w:lastRowFirstColumn="0" w:lastRowLastColumn="0"/>
+            <w:tcW w:w="1000" w:type="dxa"/>
+            <w:tcMar/>
           </w:tcPr>
-          <w:p>
+          <w:p wp14:textId="77777777">
             <w:r/>
           </w:p>
         </w:tc>
         <w:tc>
           <w:tcPr>
-            <w:tcW w:type="dxa" w:w="1100"/>
+            <w:cnfStyle w:val="000000000000" w:firstRow="0" w:lastRow="0" w:firstColumn="0" w:lastColumn="0" w:oddVBand="0" w:evenVBand="0" w:oddHBand="0" w:evenHBand="0" w:firstRowFirstColumn="0" w:firstRowLastColumn="0" w:lastRowFirstColumn="0" w:lastRowLastColumn="0"/>
+            <w:tcW w:w="1100" w:type="dxa"/>
+            <w:tcMar/>
           </w:tcPr>
-          <w:p>
+          <w:p wp14:textId="77777777">
             <w:r/>
           </w:p>
         </w:tc>
       </w:tr>
-      <w:tr>
+      <w:tr xmlns:wp14="http://schemas.microsoft.com/office/word/2010/wordml" wp14:textId="77777777">
         <w:tc>
           <w:tcPr>
-            <w:tcW w:type="dxa" w:w="500"/>
+            <w:cnfStyle w:val="001000000000" w:firstRow="0" w:lastRow="0" w:firstColumn="1" w:lastColumn="0" w:oddVBand="0" w:evenVBand="0" w:oddHBand="0" w:evenHBand="0" w:firstRowFirstColumn="0" w:firstRowLastColumn="0" w:lastRowFirstColumn="0" w:lastRowLastColumn="0"/>
+            <w:tcW w:w="500" w:type="dxa"/>
+            <w:tcMar/>
           </w:tcPr>
-          <w:p>
+          <w:p wp14:textId="77777777">
             <w:r>
               <w:t xml:space="preserve">5</w:t>
             </w:r>
@@ -791,9 +883,11 @@
         </w:tc>
         <w:tc>
           <w:tcPr>
-            <w:tcW w:type="dxa" w:w="1300"/>
+            <w:cnfStyle w:val="000000000000" w:firstRow="0" w:lastRow="0" w:firstColumn="0" w:lastColumn="0" w:oddVBand="0" w:evenVBand="0" w:oddHBand="0" w:evenHBand="0" w:firstRowFirstColumn="0" w:firstRowLastColumn="0" w:lastRowFirstColumn="0" w:lastRowLastColumn="0"/>
+            <w:tcW w:w="1300" w:type="dxa"/>
+            <w:tcMar/>
           </w:tcPr>
-          <w:p>
+          <w:p wp14:textId="77777777">
             <w:r>
               <w:t xml:space="preserve">OPUS</w:t>
             </w:r>
@@ -801,9 +895,11 @@
         </w:tc>
         <w:tc>
           <w:tcPr>
-            <w:tcW w:type="dxa" w:w="3540"/>
+            <w:cnfStyle w:val="000000000000" w:firstRow="0" w:lastRow="0" w:firstColumn="0" w:lastColumn="0" w:oddVBand="0" w:evenVBand="0" w:oddHBand="0" w:evenHBand="0" w:firstRowFirstColumn="0" w:firstRowLastColumn="0" w:lastRowFirstColumn="0" w:lastRowLastColumn="0"/>
+            <w:tcW w:w="3540" w:type="dxa"/>
+            <w:tcMar/>
           </w:tcPr>
-          <w:p>
+          <w:p wp14:textId="77777777">
             <w:r>
               <w:t xml:space="preserve">[stitch_incremental] SAT_COMMON_ADDRESS</w:t>
             </w:r>
@@ -811,9 +907,11 @@
         </w:tc>
         <w:tc>
           <w:tcPr>
-            <w:tcW w:type="dxa" w:w="1200"/>
+            <w:cnfStyle w:val="000000000000" w:firstRow="0" w:lastRow="0" w:firstColumn="0" w:lastColumn="0" w:oddVBand="0" w:evenVBand="0" w:oddHBand="0" w:evenHBand="0" w:firstRowFirstColumn="0" w:firstRowLastColumn="0" w:lastRowFirstColumn="0" w:lastRowLastColumn="0"/>
+            <w:tcW w:w="1200" w:type="dxa"/>
+            <w:tcMar/>
           </w:tcPr>
-          <w:p>
+          <w:p wp14:textId="77777777">
             <w:r>
               <w:t xml:space="preserve">Implemented</w:t>
             </w:r>
@@ -821,27 +919,33 @@
         </w:tc>
         <w:tc>
           <w:tcPr>
-            <w:tcW w:type="dxa" w:w="1000"/>
+            <w:cnfStyle w:val="000000000000" w:firstRow="0" w:lastRow="0" w:firstColumn="0" w:lastColumn="0" w:oddVBand="0" w:evenVBand="0" w:oddHBand="0" w:evenHBand="0" w:firstRowFirstColumn="0" w:firstRowLastColumn="0" w:lastRowFirstColumn="0" w:lastRowLastColumn="0"/>
+            <w:tcW w:w="1000" w:type="dxa"/>
+            <w:tcMar/>
           </w:tcPr>
-          <w:p>
+          <w:p wp14:textId="77777777">
             <w:r/>
           </w:p>
         </w:tc>
         <w:tc>
           <w:tcPr>
-            <w:tcW w:type="dxa" w:w="1100"/>
+            <w:cnfStyle w:val="000000000000" w:firstRow="0" w:lastRow="0" w:firstColumn="0" w:lastColumn="0" w:oddVBand="0" w:evenVBand="0" w:oddHBand="0" w:evenHBand="0" w:firstRowFirstColumn="0" w:firstRowLastColumn="0" w:lastRowFirstColumn="0" w:lastRowLastColumn="0"/>
+            <w:tcW w:w="1100" w:type="dxa"/>
+            <w:tcMar/>
           </w:tcPr>
-          <w:p>
+          <w:p wp14:textId="77777777">
             <w:r/>
           </w:p>
         </w:tc>
       </w:tr>
-      <w:tr>
+      <w:tr xmlns:wp14="http://schemas.microsoft.com/office/word/2010/wordml" wp14:textId="77777777">
         <w:tc>
           <w:tcPr>
-            <w:tcW w:type="dxa" w:w="500"/>
+            <w:cnfStyle w:val="001000000000" w:firstRow="0" w:lastRow="0" w:firstColumn="1" w:lastColumn="0" w:oddVBand="0" w:evenVBand="0" w:oddHBand="0" w:evenHBand="0" w:firstRowFirstColumn="0" w:firstRowLastColumn="0" w:lastRowFirstColumn="0" w:lastRowLastColumn="0"/>
+            <w:tcW w:w="500" w:type="dxa"/>
+            <w:tcMar/>
           </w:tcPr>
-          <w:p>
+          <w:p wp14:textId="77777777">
             <w:r>
               <w:t xml:space="preserve">6</w:t>
             </w:r>
@@ -849,9 +953,11 @@
         </w:tc>
         <w:tc>
           <w:tcPr>
-            <w:tcW w:type="dxa" w:w="1300"/>
+            <w:cnfStyle w:val="000000000000" w:firstRow="0" w:lastRow="0" w:firstColumn="0" w:lastColumn="0" w:oddVBand="0" w:evenVBand="0" w:oddHBand="0" w:evenHBand="0" w:firstRowFirstColumn="0" w:firstRowLastColumn="0" w:lastRowFirstColumn="0" w:lastRowLastColumn="0"/>
+            <w:tcW w:w="1300" w:type="dxa"/>
+            <w:tcMar/>
           </w:tcPr>
-          <w:p>
+          <w:p wp14:textId="77777777">
             <w:r>
               <w:t xml:space="preserve">OPUS</w:t>
             </w:r>
@@ -859,9 +965,11 @@
         </w:tc>
         <w:tc>
           <w:tcPr>
-            <w:tcW w:type="dxa" w:w="3540"/>
+            <w:cnfStyle w:val="000000000000" w:firstRow="0" w:lastRow="0" w:firstColumn="0" w:lastColumn="0" w:oddVBand="0" w:evenVBand="0" w:oddHBand="0" w:evenHBand="0" w:firstRowFirstColumn="0" w:firstRowLastColumn="0" w:lastRowFirstColumn="0" w:lastRowLastColumn="0"/>
+            <w:tcW w:w="3540" w:type="dxa"/>
+            <w:tcMar/>
           </w:tcPr>
-          <w:p>
+          <w:p wp14:textId="77777777">
             <w:r>
               <w:t xml:space="preserve">Re-load test: capture row counts</w:t>
             </w:r>
@@ -869,9 +977,11 @@
         </w:tc>
         <w:tc>
           <w:tcPr>
-            <w:tcW w:type="dxa" w:w="1200"/>
+            <w:cnfStyle w:val="000000000000" w:firstRow="0" w:lastRow="0" w:firstColumn="0" w:lastColumn="0" w:oddVBand="0" w:evenVBand="0" w:oddHBand="0" w:evenHBand="0" w:firstRowFirstColumn="0" w:firstRowLastColumn="0" w:lastRowFirstColumn="0" w:lastRowLastColumn="0"/>
+            <w:tcW w:w="1200" w:type="dxa"/>
+            <w:tcMar/>
           </w:tcPr>
-          <w:p>
+          <w:p wp14:textId="77777777">
             <w:r>
               <w:t xml:space="preserve">Procedure</w:t>
             </w:r>
@@ -879,27 +989,33 @@
         </w:tc>
         <w:tc>
           <w:tcPr>
-            <w:tcW w:type="dxa" w:w="1000"/>
+            <w:cnfStyle w:val="000000000000" w:firstRow="0" w:lastRow="0" w:firstColumn="0" w:lastColumn="0" w:oddVBand="0" w:evenVBand="0" w:oddHBand="0" w:evenHBand="0" w:firstRowFirstColumn="0" w:firstRowLastColumn="0" w:lastRowFirstColumn="0" w:lastRowLastColumn="0"/>
+            <w:tcW w:w="1000" w:type="dxa"/>
+            <w:tcMar/>
           </w:tcPr>
-          <w:p>
+          <w:p wp14:textId="77777777">
             <w:r/>
           </w:p>
         </w:tc>
         <w:tc>
           <w:tcPr>
-            <w:tcW w:type="dxa" w:w="1100"/>
+            <w:cnfStyle w:val="000000000000" w:firstRow="0" w:lastRow="0" w:firstColumn="0" w:lastColumn="0" w:oddVBand="0" w:evenVBand="0" w:oddHBand="0" w:evenHBand="0" w:firstRowFirstColumn="0" w:firstRowLastColumn="0" w:lastRowFirstColumn="0" w:lastRowLastColumn="0"/>
+            <w:tcW w:w="1100" w:type="dxa"/>
+            <w:tcMar/>
           </w:tcPr>
-          <w:p>
+          <w:p wp14:textId="77777777">
             <w:r/>
           </w:p>
         </w:tc>
       </w:tr>
-      <w:tr>
+      <w:tr xmlns:wp14="http://schemas.microsoft.com/office/word/2010/wordml" wp14:textId="77777777">
         <w:tc>
           <w:tcPr>
-            <w:tcW w:type="dxa" w:w="500"/>
+            <w:cnfStyle w:val="001000000000" w:firstRow="0" w:lastRow="0" w:firstColumn="1" w:lastColumn="0" w:oddVBand="0" w:evenVBand="0" w:oddHBand="0" w:evenHBand="0" w:firstRowFirstColumn="0" w:firstRowLastColumn="0" w:lastRowFirstColumn="0" w:lastRowLastColumn="0"/>
+            <w:tcW w:w="500" w:type="dxa"/>
+            <w:tcMar/>
           </w:tcPr>
-          <w:p>
+          <w:p wp14:textId="77777777">
             <w:r>
               <w:t xml:space="preserve">7</w:t>
             </w:r>
@@ -907,9 +1023,11 @@
         </w:tc>
         <w:tc>
           <w:tcPr>
-            <w:tcW w:type="dxa" w:w="1300"/>
+            <w:cnfStyle w:val="000000000000" w:firstRow="0" w:lastRow="0" w:firstColumn="0" w:lastColumn="0" w:oddVBand="0" w:evenVBand="0" w:oddHBand="0" w:evenHBand="0" w:firstRowFirstColumn="0" w:firstRowLastColumn="0" w:lastRowFirstColumn="0" w:lastRowLastColumn="0"/>
+            <w:tcW w:w="1300" w:type="dxa"/>
+            <w:tcMar/>
           </w:tcPr>
-          <w:p>
+          <w:p wp14:textId="77777777">
             <w:r>
               <w:t xml:space="preserve">OPUS</w:t>
             </w:r>
@@ -917,9 +1035,11 @@
         </w:tc>
         <w:tc>
           <w:tcPr>
-            <w:tcW w:type="dxa" w:w="3540"/>
+            <w:cnfStyle w:val="000000000000" w:firstRow="0" w:lastRow="0" w:firstColumn="0" w:lastColumn="0" w:oddVBand="0" w:evenVBand="0" w:oddHBand="0" w:evenHBand="0" w:firstRowFirstColumn="0" w:firstRowLastColumn="0" w:lastRowFirstColumn="0" w:lastRowLastColumn="0"/>
+            <w:tcW w:w="3540" w:type="dxa"/>
+            <w:tcMar/>
           </w:tcPr>
-          <w:p>
+          <w:p wp14:textId="77777777">
             <w:r>
               <w:t xml:space="preserve">Re-load test: result</w:t>
             </w:r>
@@ -927,9 +1047,11 @@
         </w:tc>
         <w:tc>
           <w:tcPr>
-            <w:tcW w:type="dxa" w:w="1200"/>
+            <w:cnfStyle w:val="000000000000" w:firstRow="0" w:lastRow="0" w:firstColumn="0" w:lastColumn="0" w:oddVBand="0" w:evenVBand="0" w:oddHBand="0" w:evenHBand="0" w:firstRowFirstColumn="0" w:firstRowLastColumn="0" w:lastRowFirstColumn="0" w:lastRowLastColumn="0"/>
+            <w:tcW w:w="1200" w:type="dxa"/>
+            <w:tcMar/>
           </w:tcPr>
-          <w:p>
+          <w:p wp14:textId="77777777">
             <w:r>
               <w:t xml:space="preserve">Implemented</w:t>
             </w:r>
@@ -937,24 +1059,28 @@
         </w:tc>
         <w:tc>
           <w:tcPr>
-            <w:tcW w:type="dxa" w:w="1000"/>
+            <w:cnfStyle w:val="000000000000" w:firstRow="0" w:lastRow="0" w:firstColumn="0" w:lastColumn="0" w:oddVBand="0" w:evenVBand="0" w:oddHBand="0" w:evenHBand="0" w:firstRowFirstColumn="0" w:firstRowLastColumn="0" w:lastRowFirstColumn="0" w:lastRowLastColumn="0"/>
+            <w:tcW w:w="1000" w:type="dxa"/>
+            <w:tcMar/>
           </w:tcPr>
-          <w:p>
+          <w:p wp14:textId="77777777">
             <w:r/>
           </w:p>
         </w:tc>
         <w:tc>
           <w:tcPr>
-            <w:tcW w:type="dxa" w:w="1100"/>
+            <w:cnfStyle w:val="000000000000" w:firstRow="0" w:lastRow="0" w:firstColumn="0" w:lastColumn="0" w:oddVBand="0" w:evenVBand="0" w:oddHBand="0" w:evenHBand="0" w:firstRowFirstColumn="0" w:firstRowLastColumn="0" w:lastRowFirstColumn="0" w:lastRowLastColumn="0"/>
+            <w:tcW w:w="1100" w:type="dxa"/>
+            <w:tcMar/>
           </w:tcPr>
-          <w:p>
+          <w:p wp14:textId="77777777">
             <w:r/>
           </w:p>
         </w:tc>
       </w:tr>
     </w:tbl>
-    <w:p/>
-    <w:p>
+    <w:p xmlns:wp14="http://schemas.microsoft.com/office/word/2010/wordml" wp14:textId="77777777"/>
+    <w:p xmlns:wp14="http://schemas.microsoft.com/office/word/2010/wordml" wp14:textId="77777777">
       <w:pPr>
         <w:pStyle w:val="Heading1"/>
       </w:pPr>
@@ -962,30 +1088,49 @@
         <w:t xml:space="preserve">Validation Queries</w:t>
       </w:r>
     </w:p>
-    <w:p>
+    <w:p xmlns:wp14="http://schemas.microsoft.com/office/word/2010/wordml" wp14:textId="2DE6803C">
       <w:pPr>
         <w:pStyle w:val="Heading2"/>
       </w:pPr>
       <w:r>
-        <w:t xml:space="preserve">1. OPUS — [automate_dv.ma_sat] SAT_LNK_PARTY_ROLE_CORE</w:t>
+        <w:rPr/>
+        <w:t>1. OPUS — [</w:t>
+      </w:r>
+      <w:r>
+        <w:rPr/>
+        <w:t>automate_dv.ma_sat</w:t>
+      </w:r>
+      <w:r>
+        <w:rPr/>
+        <w:t>] SAT_LNK_</w:t>
+      </w:r>
+      <w:r>
+        <w:rPr/>
+        <w:t>CLAIM_</w:t>
+      </w:r>
+      <w:r>
+        <w:rPr/>
+        <w:t>PARTY_ROLE</w:t>
       </w:r>
     </w:p>
     <w:tbl>
       <w:tblPr>
         <w:tblStyle w:val="LightList-Accent1"/>
-        <w:tblW w:type="auto" w:w="0"/>
-        <w:tblLook w:firstColumn="1" w:firstRow="1" w:lastColumn="0" w:lastRow="0" w:noHBand="0" w:noVBand="1" w:val="04A0"/>
+        <w:tblW w:w="0" w:type="auto"/>
+        <w:tblLook w:val="04A0" w:firstRow="1" w:lastRow="0" w:firstColumn="1" w:lastColumn="0" w:noHBand="0" w:noVBand="1"/>
       </w:tblPr>
       <w:tblGrid>
         <w:gridCol w:w="3000"/>
         <w:gridCol w:w="5640"/>
       </w:tblGrid>
-      <w:tr>
+      <w:tr xmlns:wp14="http://schemas.microsoft.com/office/word/2010/wordml" wp14:textId="77777777">
         <w:tc>
           <w:tcPr>
-            <w:tcW w:type="dxa" w:w="3000"/>
+            <w:cnfStyle w:val="001000000000" w:firstRow="0" w:lastRow="0" w:firstColumn="1" w:lastColumn="0" w:oddVBand="0" w:evenVBand="0" w:oddHBand="0" w:evenHBand="0" w:firstRowFirstColumn="0" w:firstRowLastColumn="0" w:lastRowFirstColumn="0" w:lastRowLastColumn="0"/>
+            <w:tcW w:w="3000" w:type="dxa"/>
+            <w:tcMar/>
           </w:tcPr>
-          <w:p>
+          <w:p wp14:textId="77777777">
             <w:r>
               <w:rPr>
                 <w:b/>
@@ -996,21 +1141,25 @@
         </w:tc>
         <w:tc>
           <w:tcPr>
-            <w:tcW w:type="dxa" w:w="5640"/>
+            <w:cnfStyle w:val="000000000000" w:firstRow="0" w:lastRow="0" w:firstColumn="0" w:lastColumn="0" w:oddVBand="0" w:evenVBand="0" w:oddHBand="0" w:evenHBand="0" w:firstRowFirstColumn="0" w:firstRowLastColumn="0" w:lastRowFirstColumn="0" w:lastRowLastColumn="0"/>
+            <w:tcW w:w="5640" w:type="dxa"/>
+            <w:tcMar/>
           </w:tcPr>
-          <w:p>
+          <w:p wp14:textId="77777777">
             <w:r>
               <w:t xml:space="preserve">OPUS</w:t>
             </w:r>
           </w:p>
         </w:tc>
       </w:tr>
-      <w:tr>
+      <w:tr xmlns:wp14="http://schemas.microsoft.com/office/word/2010/wordml" wp14:textId="77777777">
         <w:tc>
           <w:tcPr>
-            <w:tcW w:type="dxa" w:w="3000"/>
+            <w:cnfStyle w:val="001000000000" w:firstRow="0" w:lastRow="0" w:firstColumn="1" w:lastColumn="0" w:oddVBand="0" w:evenVBand="0" w:oddHBand="0" w:evenHBand="0" w:firstRowFirstColumn="0" w:firstRowLastColumn="0" w:lastRowFirstColumn="0" w:lastRowLastColumn="0"/>
+            <w:tcW w:w="3000" w:type="dxa"/>
+            <w:tcMar/>
           </w:tcPr>
-          <w:p>
+          <w:p wp14:textId="77777777">
             <w:r>
               <w:rPr>
                 <w:b/>
@@ -1021,21 +1170,42 @@
         </w:tc>
         <w:tc>
           <w:tcPr>
-            <w:tcW w:type="dxa" w:w="5640"/>
+            <w:cnfStyle w:val="000000000000" w:firstRow="0" w:lastRow="0" w:firstColumn="0" w:lastColumn="0" w:oddVBand="0" w:evenVBand="0" w:oddHBand="0" w:evenHBand="0" w:firstRowFirstColumn="0" w:firstRowLastColumn="0" w:lastRowFirstColumn="0" w:lastRowLastColumn="0"/>
+            <w:tcW w:w="5640" w:type="dxa"/>
+            <w:tcMar/>
           </w:tcPr>
-          <w:p>
-            <w:r>
-              <w:t xml:space="preserve">[automate_dv.ma_sat] SAT_LNK_PARTY_ROLE_CORE</w:t>
+          <w:p wp14:textId="17759A94">
+            <w:r>
+              <w:rPr/>
+              <w:t>[</w:t>
+            </w:r>
+            <w:r>
+              <w:rPr/>
+              <w:t>automate_dv.ma_sat</w:t>
+            </w:r>
+            <w:r>
+              <w:rPr/>
+              <w:t>] SAT_LNK_</w:t>
+            </w:r>
+            <w:r>
+              <w:rPr/>
+              <w:t>CLAIM_</w:t>
+            </w:r>
+            <w:r>
+              <w:rPr/>
+              <w:t>PARTY_ROLE</w:t>
             </w:r>
           </w:p>
         </w:tc>
       </w:tr>
-      <w:tr>
+      <w:tr xmlns:wp14="http://schemas.microsoft.com/office/word/2010/wordml" wp14:textId="77777777">
         <w:tc>
           <w:tcPr>
-            <w:tcW w:type="dxa" w:w="3000"/>
+            <w:cnfStyle w:val="001000000000" w:firstRow="0" w:lastRow="0" w:firstColumn="1" w:lastColumn="0" w:oddVBand="0" w:evenVBand="0" w:oddHBand="0" w:evenHBand="0" w:firstRowFirstColumn="0" w:firstRowLastColumn="0" w:lastRowFirstColumn="0" w:lastRowLastColumn="0"/>
+            <w:tcW w:w="3000" w:type="dxa"/>
+            <w:tcMar/>
           </w:tcPr>
-          <w:p>
+          <w:p wp14:textId="77777777">
             <w:r>
               <w:rPr>
                 <w:b/>
@@ -1046,21 +1216,25 @@
         </w:tc>
         <w:tc>
           <w:tcPr>
-            <w:tcW w:type="dxa" w:w="5640"/>
+            <w:cnfStyle w:val="000000000000" w:firstRow="0" w:lastRow="0" w:firstColumn="0" w:lastColumn="0" w:oddVBand="0" w:evenVBand="0" w:oddHBand="0" w:evenHBand="0" w:firstRowFirstColumn="0" w:firstRowLastColumn="0" w:lastRowFirstColumn="0" w:lastRowLastColumn="0"/>
+            <w:tcW w:w="5640" w:type="dxa"/>
+            <w:tcMar/>
           </w:tcPr>
-          <w:p>
+          <w:p wp14:textId="77777777">
             <w:r>
               <w:t xml:space="preserve">Implemented</w:t>
             </w:r>
           </w:p>
         </w:tc>
       </w:tr>
-      <w:tr>
+      <w:tr xmlns:wp14="http://schemas.microsoft.com/office/word/2010/wordml" wp14:textId="77777777">
         <w:tc>
           <w:tcPr>
-            <w:tcW w:type="dxa" w:w="3000"/>
+            <w:cnfStyle w:val="001000000000" w:firstRow="0" w:lastRow="0" w:firstColumn="1" w:lastColumn="0" w:oddVBand="0" w:evenVBand="0" w:oddHBand="0" w:evenHBand="0" w:firstRowFirstColumn="0" w:firstRowLastColumn="0" w:lastRowFirstColumn="0" w:lastRowLastColumn="0"/>
+            <w:tcW w:w="3000" w:type="dxa"/>
+            <w:tcMar/>
           </w:tcPr>
-          <w:p>
+          <w:p wp14:textId="77777777">
             <w:r>
               <w:rPr>
                 <w:b/>
@@ -1071,21 +1245,25 @@
         </w:tc>
         <w:tc>
           <w:tcPr>
-            <w:tcW w:type="dxa" w:w="5640"/>
+            <w:cnfStyle w:val="000000000000" w:firstRow="0" w:lastRow="0" w:firstColumn="0" w:lastColumn="0" w:oddVBand="0" w:evenVBand="0" w:oddHBand="0" w:evenHBand="0" w:firstRowFirstColumn="0" w:firstRowLastColumn="0" w:lastRowFirstColumn="0" w:lastRowLastColumn="0"/>
+            <w:tcW w:w="5640" w:type="dxa"/>
+            <w:tcMar/>
           </w:tcPr>
-          <w:p>
+          <w:p wp14:textId="77777777">
             <w:r>
               <w:t xml:space="preserve">duplicate_row_groups = 0</w:t>
             </w:r>
           </w:p>
         </w:tc>
       </w:tr>
-      <w:tr>
+      <w:tr xmlns:wp14="http://schemas.microsoft.com/office/word/2010/wordml" wp14:textId="77777777">
         <w:tc>
           <w:tcPr>
-            <w:tcW w:type="dxa" w:w="3000"/>
+            <w:cnfStyle w:val="001000000000" w:firstRow="0" w:lastRow="0" w:firstColumn="1" w:lastColumn="0" w:oddVBand="0" w:evenVBand="0" w:oddHBand="0" w:evenHBand="0" w:firstRowFirstColumn="0" w:firstRowLastColumn="0" w:lastRowFirstColumn="0" w:lastRowLastColumn="0"/>
+            <w:tcW w:w="3000" w:type="dxa"/>
+            <w:tcMar/>
           </w:tcPr>
-          <w:p>
+          <w:p wp14:textId="77777777">
             <w:r>
               <w:rPr>
                 <w:b/>
@@ -1096,19 +1274,34 @@
         </w:tc>
         <w:tc>
           <w:tcPr>
-            <w:tcW w:type="dxa" w:w="5640"/>
+            <w:cnfStyle w:val="000000000000" w:firstRow="0" w:lastRow="0" w:firstColumn="0" w:lastColumn="0" w:oddVBand="0" w:evenVBand="0" w:oddHBand="0" w:evenHBand="0" w:firstRowFirstColumn="0" w:firstRowLastColumn="0" w:lastRowFirstColumn="0" w:lastRowLastColumn="0"/>
+            <w:tcW w:w="5640" w:type="dxa"/>
+            <w:tcMar/>
           </w:tcPr>
-          <w:p>
-            <w:r/>
+          <w:p wp14:textId="74239C24">
+            <w:pPr>
+              <w:pStyle w:val="Normal"/>
+              <w:suppressLineNumbers w:val="0"/>
+              <w:bidi w:val="0"/>
+              <w:spacing w:before="0" w:beforeAutospacing="off" w:after="0" w:afterAutospacing="off" w:line="240" w:lineRule="auto"/>
+              <w:ind w:left="0" w:right="0"/>
+              <w:jc w:val="left"/>
+            </w:pPr>
+            <w:r>
+              <w:rPr/>
+              <w:t>Fail</w:t>
+            </w:r>
           </w:p>
         </w:tc>
       </w:tr>
-      <w:tr>
+      <w:tr xmlns:wp14="http://schemas.microsoft.com/office/word/2010/wordml" wp14:textId="77777777">
         <w:tc>
           <w:tcPr>
-            <w:tcW w:type="dxa" w:w="3000"/>
+            <w:cnfStyle w:val="001000000000" w:firstRow="0" w:lastRow="0" w:firstColumn="1" w:lastColumn="0" w:oddVBand="0" w:evenVBand="0" w:oddHBand="0" w:evenHBand="0" w:firstRowFirstColumn="0" w:firstRowLastColumn="0" w:lastRowFirstColumn="0" w:lastRowLastColumn="0"/>
+            <w:tcW w:w="3000" w:type="dxa"/>
+            <w:tcMar/>
           </w:tcPr>
-          <w:p>
+          <w:p wp14:textId="77777777">
             <w:r>
               <w:rPr>
                 <w:b/>
@@ -1119,19 +1312,21 @@
         </w:tc>
         <w:tc>
           <w:tcPr>
-            <w:tcW w:type="dxa" w:w="5640"/>
+            <w:cnfStyle w:val="000000000000" w:firstRow="0" w:lastRow="0" w:firstColumn="0" w:lastColumn="0" w:oddVBand="0" w:evenVBand="0" w:oddHBand="0" w:evenHBand="0" w:firstRowFirstColumn="0" w:firstRowLastColumn="0" w:lastRowFirstColumn="0" w:lastRowLastColumn="0"/>
+            <w:tcW w:w="5640" w:type="dxa"/>
+            <w:tcMar/>
           </w:tcPr>
-          <w:p>
-            <w:r/>
-          </w:p>
+          <w:p wp14:textId="269EF03B"/>
         </w:tc>
       </w:tr>
-      <w:tr>
+      <w:tr xmlns:wp14="http://schemas.microsoft.com/office/word/2010/wordml" wp14:textId="77777777">
         <w:tc>
           <w:tcPr>
-            <w:tcW w:type="dxa" w:w="3000"/>
+            <w:cnfStyle w:val="001000000000" w:firstRow="0" w:lastRow="0" w:firstColumn="1" w:lastColumn="0" w:oddVBand="0" w:evenVBand="0" w:oddHBand="0" w:evenHBand="0" w:firstRowFirstColumn="0" w:firstRowLastColumn="0" w:lastRowFirstColumn="0" w:lastRowLastColumn="0"/>
+            <w:tcW w:w="3000" w:type="dxa"/>
+            <w:tcMar/>
           </w:tcPr>
-          <w:p>
+          <w:p wp14:textId="77777777">
             <w:r>
               <w:rPr>
                 <w:b/>
@@ -1142,27 +1337,219 @@
         </w:tc>
         <w:tc>
           <w:tcPr>
-            <w:tcW w:type="dxa" w:w="5640"/>
+            <w:cnfStyle w:val="000000000000" w:firstRow="0" w:lastRow="0" w:firstColumn="0" w:lastColumn="0" w:oddVBand="0" w:evenVBand="0" w:oddHBand="0" w:evenHBand="0" w:firstRowFirstColumn="0" w:firstRowLastColumn="0" w:lastRowFirstColumn="0" w:lastRowLastColumn="0"/>
+            <w:tcW w:w="5640" w:type="dxa"/>
+            <w:tcMar/>
           </w:tcPr>
-          <w:p>
-            <w:r/>
+          <w:p wp14:textId="06025230">
+            <w:pPr>
+              <w:pStyle w:val="Normal"/>
+              <w:suppressLineNumbers w:val="0"/>
+              <w:bidi w:val="0"/>
+              <w:spacing w:before="0" w:beforeAutospacing="off" w:after="0" w:afterAutospacing="off" w:line="240" w:lineRule="auto"/>
+              <w:ind w:left="0" w:right="0"/>
+              <w:jc w:val="left"/>
+            </w:pPr>
+            <w:r>
+              <w:rPr/>
+              <w:t>Duplicate</w:t>
+            </w:r>
+            <w:r>
+              <w:rPr/>
+              <w:t xml:space="preserve"> </w:t>
+            </w:r>
+            <w:r>
+              <w:rPr/>
+              <w:t xml:space="preserve">records are </w:t>
+            </w:r>
+            <w:r>
+              <w:rPr/>
+              <w:t>inserted</w:t>
+            </w:r>
+            <w:r>
+              <w:rPr/>
+              <w:t>.</w:t>
+            </w:r>
           </w:p>
         </w:tc>
       </w:tr>
     </w:tbl>
-    <w:p/>
-    <w:p>
+    <w:p xmlns:wp14="http://schemas.microsoft.com/office/word/2010/wordml" wp14:textId="77777777"/>
+    <w:p xmlns:wp14="http://schemas.microsoft.com/office/word/2010/wordml" wp14:textId="4F635FC0">
+      <w:pPr>
+        <w:pStyle w:val="Normal"/>
+      </w:pPr>
       <w:r>
         <w:rPr>
-          <w:b/>
+          <w:b w:val="1"/>
+          <w:bCs w:val="1"/>
         </w:rPr>
         <w:t xml:space="preserve">Note: </w:t>
       </w:r>
       <w:r>
-        <w:t xml:space="preserve">Grain (PARTY_HKEY, ROLECODE, ROLESEQUENCE, RECORD_SOURCE, LOAD_DATETIME). duplicate_row_groups = the same version stored twice (what a non-idempotent re-run produces). same_ldts_different_payload_info = two different payloads at one LOAD_DATETIME (a source grain conflict, not a re-load duplicate) -- informational. standard satellite, automate_dv.ma_sat; PK PARTY_HKEY, child key ROLECODE, ROLESEQUENCE; 1 RECORD_SOURCE group(s): OPUS_BJAZ_T_CKYC_REL_PERSION_DTLS [1 col(s)]. Multi-active: compared per (key, child key); latest = max LOAD_DATETIME per member.</w:t>
+        <w:rPr/>
+        <w:t>Grain (</w:t>
+      </w:r>
+      <w:r>
+        <w:rPr>
+          <w:rFonts w:ascii="Cambria" w:hAnsi="Cambria" w:eastAsia="Cambria" w:cs="Cambria"/>
+          <w:noProof w:val="0"/>
+          <w:sz w:val="22"/>
+          <w:szCs w:val="22"/>
+          <w:lang w:val="en-US"/>
+        </w:rPr>
+        <w:t>CLAIM_PARTY_HKEY</w:t>
+      </w:r>
+      <w:r>
+        <w:rPr/>
+        <w:t xml:space="preserve">, </w:t>
+      </w:r>
+      <w:r>
+        <w:rPr>
+          <w:rFonts w:ascii="Cambria" w:hAnsi="Cambria" w:eastAsia="Cambria" w:cs="Cambria"/>
+          <w:noProof w:val="0"/>
+          <w:sz w:val="22"/>
+          <w:szCs w:val="22"/>
+          <w:lang w:val="en-US"/>
+        </w:rPr>
+        <w:t>PARTY_ROLE_TYPE</w:t>
+      </w:r>
+      <w:r>
+        <w:rPr/>
+        <w:t xml:space="preserve">, </w:t>
+      </w:r>
+      <w:r>
+        <w:rPr>
+          <w:rFonts w:ascii="Cambria" w:hAnsi="Cambria" w:eastAsia="Cambria" w:cs="Cambria"/>
+          <w:noProof w:val="0"/>
+          <w:sz w:val="22"/>
+          <w:szCs w:val="22"/>
+          <w:lang w:val="en-US"/>
+        </w:rPr>
+        <w:t>ROLE_SEQUENCE</w:t>
+      </w:r>
+      <w:r>
+        <w:rPr/>
+        <w:t xml:space="preserve">, RECORD_SOURCE, LOAD_DATETIME). </w:t>
+      </w:r>
+      <w:r>
+        <w:rPr/>
+        <w:t>duplicate_row_groups</w:t>
+      </w:r>
+      <w:r>
+        <w:rPr/>
+        <w:t xml:space="preserve"> = the same version stored twice (what </w:t>
+      </w:r>
+      <w:r>
+        <w:rPr/>
+        <w:t>a non</w:t>
+      </w:r>
+      <w:r>
+        <w:rPr/>
+        <w:t xml:space="preserve">-idempotent re-run produces). </w:t>
+      </w:r>
+      <w:r>
+        <w:rPr/>
+        <w:t>same_ldts_different_payload_info</w:t>
+      </w:r>
+      <w:r>
+        <w:rPr/>
+        <w:t xml:space="preserve"> = two different payloads at one LOAD_DATETIME (a source grain conflict, not a re-load duplicate) -- informational. standard satel</w:t>
+      </w:r>
+      <w:r>
+        <w:rPr/>
+        <w:t xml:space="preserve">lite, </w:t>
+      </w:r>
+      <w:r>
+        <w:rPr/>
+        <w:t>au</w:t>
+      </w:r>
+      <w:r>
+        <w:rPr/>
+        <w:t>tom</w:t>
+      </w:r>
+      <w:r>
+        <w:rPr/>
+        <w:t>ate_dv.m</w:t>
+      </w:r>
+      <w:r>
+        <w:rPr/>
+        <w:t>a_sat</w:t>
+      </w:r>
+      <w:r>
+        <w:rPr/>
+        <w:t xml:space="preserve">; PK </w:t>
+      </w:r>
+      <w:r>
+        <w:rPr>
+          <w:rFonts w:ascii="Cambria" w:hAnsi="Cambria" w:eastAsia="Cambria" w:cs="Cambria"/>
+          <w:noProof w:val="0"/>
+          <w:sz w:val="22"/>
+          <w:szCs w:val="22"/>
+          <w:lang w:val="en-US"/>
+        </w:rPr>
+        <w:t>CLAIM_PARTY_HKEY</w:t>
+      </w:r>
+      <w:r>
+        <w:rPr/>
+        <w:t>, child ke</w:t>
+      </w:r>
+      <w:r>
+        <w:rPr/>
+        <w:t xml:space="preserve">y </w:t>
+      </w:r>
+      <w:r>
+        <w:rPr>
+          <w:rFonts w:ascii="Cambria" w:hAnsi="Cambria" w:eastAsia="Cambria" w:cs="Cambria"/>
+          <w:noProof w:val="0"/>
+          <w:sz w:val="22"/>
+          <w:szCs w:val="22"/>
+          <w:lang w:val="en-US"/>
+        </w:rPr>
+        <w:t>PARTY_ROLE_TYPE</w:t>
+      </w:r>
+      <w:r>
+        <w:rPr/>
+        <w:t xml:space="preserve">, </w:t>
+      </w:r>
+      <w:r>
+        <w:rPr>
+          <w:rFonts w:ascii="Cambria" w:hAnsi="Cambria" w:eastAsia="Cambria" w:cs="Cambria"/>
+          <w:noProof w:val="0"/>
+          <w:sz w:val="22"/>
+          <w:szCs w:val="22"/>
+          <w:lang w:val="en-US"/>
+        </w:rPr>
+        <w:t>ROLE_SEQUENCE</w:t>
+      </w:r>
+      <w:r>
+        <w:rPr/>
+        <w:t xml:space="preserve">; 1 RECORD_SOURCE group(s): </w:t>
+      </w:r>
+      <w:r>
+        <w:rPr>
+          <w:rFonts w:ascii="Cambria" w:hAnsi="Cambria" w:eastAsia="Cambria" w:cs="Cambria"/>
+          <w:noProof w:val="0"/>
+          <w:sz w:val="22"/>
+          <w:szCs w:val="22"/>
+          <w:lang w:val="en-US"/>
+        </w:rPr>
+        <w:t xml:space="preserve">OPUS_CLM_INTERESTED_PARTIES </w:t>
+      </w:r>
+      <w:r>
+        <w:rPr/>
+        <w:t xml:space="preserve">[1 col(s)]. Multi-active: compared per (key, child </w:t>
+      </w:r>
+      <w:r>
+        <w:rPr/>
+        <w:t>key);</w:t>
+      </w:r>
+      <w:r>
+        <w:rPr/>
+        <w:t xml:space="preserve"> latest = max LOAD_DATETIME per member.</w:t>
       </w:r>
     </w:p>
-    <w:p>
+    <w:p xmlns:wp14="http://schemas.microsoft.com/office/word/2010/wordml" wp14:textId="77777777">
       <w:r>
         <w:rPr>
           <w:b/>
@@ -1173,56 +1560,206 @@
     <w:tbl>
       <w:tblPr>
         <w:tblStyle w:val="TableGrid"/>
-        <w:tblW w:type="auto" w:w="0"/>
-        <w:tblLook w:firstColumn="1" w:firstRow="1" w:lastColumn="0" w:lastRow="0" w:noHBand="0" w:noVBand="1" w:val="04A0"/>
+        <w:tblW w:w="0" w:type="auto"/>
+        <w:tblLook w:val="04A0" w:firstRow="1" w:lastRow="0" w:firstColumn="1" w:lastColumn="0" w:noHBand="0" w:noVBand="1"/>
       </w:tblPr>
       <w:tblGrid>
         <w:gridCol w:w="8640"/>
       </w:tblGrid>
-      <w:tr>
+      <w:tr xmlns:wp14="http://schemas.microsoft.com/office/word/2010/wordml" wp14:textId="77777777">
         <w:tc>
           <w:tcPr>
-            <w:tcW w:type="dxa" w:w="8640"/>
+            <w:tcW w:w="8640" w:type="dxa"/>
+            <w:tcMar/>
           </w:tcPr>
-          <w:p>
+          <w:p wp14:textId="7439FA5C">
+            <w:pPr>
+              <w:pStyle w:val="Normal"/>
+            </w:pPr>
             <w:r>
               <w:rPr>
-                <w:rFonts w:ascii="Consolas" w:hAnsi="Consolas"/>
+                <w:rFonts w:ascii="Consolas" w:hAnsi="Consolas" w:eastAsia="Consolas" w:cs="Consolas"/>
+                <w:noProof w:val="0"/>
                 <w:sz w:val="17"/>
+                <w:szCs w:val="17"/>
+                <w:lang w:val="en-US"/>
               </w:rPr>
-              <w:t xml:space="preserve">with d as (</w:t>
+              <w:t>with d as (</w:t>
+            </w:r>
+            <w:r>
               <w:br/>
-              <w:t xml:space="preserve">    select PARTY_HKEY, ROLECODE, ROLESEQUENCE, RECORD_SOURCE, LOAD_DATETIME, count(*) as n, count(distinct HASHDIFF) as hashdiffs</w:t>
+            </w:r>
+            <w:r>
+              <w:rPr>
+                <w:rFonts w:ascii="Consolas" w:hAnsi="Consolas" w:eastAsia="Consolas" w:cs="Consolas"/>
+                <w:noProof w:val="0"/>
+                <w:sz w:val="17"/>
+                <w:szCs w:val="17"/>
+                <w:lang w:val="en-US"/>
+              </w:rPr>
+              <w:t xml:space="preserve">     select CLAIM_PARTY_HKEY, PARTY_ROLE_TYPE, ROLE_SEQUENCE, RECORD_SOURCE, LOAD_DATETIME, count(*) as n, count(distinct HASHDIFF) as hashdiffs</w:t>
+            </w:r>
+            <w:r>
               <w:br/>
-              <w:t xml:space="preserve">      from BAGIC_PREPROD_CURATED_DB.BGIL_DATA_MODEL.SAT_LNK_PARTY_ROLE_CORE</w:t>
+            </w:r>
+            <w:r>
+              <w:rPr>
+                <w:rFonts w:ascii="Consolas" w:hAnsi="Consolas" w:eastAsia="Consolas" w:cs="Consolas"/>
+                <w:noProof w:val="0"/>
+                <w:sz w:val="17"/>
+                <w:szCs w:val="17"/>
+                <w:lang w:val="en-US"/>
+              </w:rPr>
+              <w:t xml:space="preserve">       from BAGIC_PREPROD_CURATED_DB.BGIL_DATA_MODEL.SAT_LNK_CLAIM_PARTY_ROLE</w:t>
+            </w:r>
+            <w:r>
               <w:br/>
-              <w:t xml:space="preserve">     where startswith(RECORD_SOURCE, 'OPUS_')</w:t>
+            </w:r>
+            <w:r>
+              <w:rPr>
+                <w:rFonts w:ascii="Consolas" w:hAnsi="Consolas" w:eastAsia="Consolas" w:cs="Consolas"/>
+                <w:noProof w:val="0"/>
+                <w:sz w:val="17"/>
+                <w:szCs w:val="17"/>
+                <w:lang w:val="en-US"/>
+              </w:rPr>
+              <w:t xml:space="preserve">      where startswith(RECORD_SOURCE, 'OPUS_')</w:t>
+            </w:r>
+            <w:r>
               <w:br/>
-              <w:t xml:space="preserve">     group by PARTY_HKEY, ROLECODE, ROLESEQUENCE, RECORD_SOURCE, LOAD_DATETIME</w:t>
+            </w:r>
+            <w:r>
+              <w:rPr>
+                <w:rFonts w:ascii="Consolas" w:hAnsi="Consolas" w:eastAsia="Consolas" w:cs="Consolas"/>
+                <w:noProof w:val="0"/>
+                <w:sz w:val="17"/>
+                <w:szCs w:val="17"/>
+                <w:lang w:val="en-US"/>
+              </w:rPr>
+              <w:t xml:space="preserve">      group by CLAIM_PARTY_HKEY, PARTY_ROLE_TYPE, ROLE_SEQUENCE, RECORD_SOURCE, LOAD_DATETIME</w:t>
+            </w:r>
+            <w:r>
               <w:br/>
-              <w:t xml:space="preserve">    having count(*) &gt; 1</w:t>
+            </w:r>
+            <w:r>
+              <w:rPr>
+                <w:rFonts w:ascii="Consolas" w:hAnsi="Consolas" w:eastAsia="Consolas" w:cs="Consolas"/>
+                <w:noProof w:val="0"/>
+                <w:sz w:val="17"/>
+                <w:szCs w:val="17"/>
+                <w:lang w:val="en-US"/>
+              </w:rPr>
+              <w:t xml:space="preserve">     having count(*) &gt; 1</w:t>
+            </w:r>
+            <w:r>
               <w:br/>
-              <w:t xml:space="preserve">)</w:t>
+            </w:r>
+            <w:r>
+              <w:rPr>
+                <w:rFonts w:ascii="Consolas" w:hAnsi="Consolas" w:eastAsia="Consolas" w:cs="Consolas"/>
+                <w:noProof w:val="0"/>
+                <w:sz w:val="17"/>
+                <w:szCs w:val="17"/>
+                <w:lang w:val="en-US"/>
+              </w:rPr>
+              <w:t xml:space="preserve"> )</w:t>
+            </w:r>
+            <w:r>
               <w:br/>
-              <w:t xml:space="preserve">select 'OPUS' as project, 'SAT_LNK_PARTY_ROLE_CORE' as satellite,</w:t>
+            </w:r>
+            <w:r>
+              <w:rPr>
+                <w:rFonts w:ascii="Consolas" w:hAnsi="Consolas" w:eastAsia="Consolas" w:cs="Consolas"/>
+                <w:noProof w:val="0"/>
+                <w:sz w:val="17"/>
+                <w:szCs w:val="17"/>
+                <w:lang w:val="en-US"/>
+              </w:rPr>
+              <w:t xml:space="preserve"> select 'OPUS' as project, 'SAT_LNK_CLAIM_PARTY_ROLE' as satellite,</w:t>
+            </w:r>
+            <w:r>
               <w:br/>
-              <w:t xml:space="preserve">       count_if(hashdiffs = 1)            as duplicate_row_groups,</w:t>
+            </w:r>
+            <w:r>
+              <w:rPr>
+                <w:rFonts w:ascii="Consolas" w:hAnsi="Consolas" w:eastAsia="Consolas" w:cs="Consolas"/>
+                <w:noProof w:val="0"/>
+                <w:sz w:val="17"/>
+                <w:szCs w:val="17"/>
+                <w:lang w:val="en-US"/>
+              </w:rPr>
+              <w:t xml:space="preserve">        count_if(hashdiffs = 1)            as duplicate_row_groups,</w:t>
+            </w:r>
+            <w:r>
               <w:br/>
-              <w:t xml:space="preserve">       coalesce(sum(iff(hashdiffs = 1, n - 1, 0)), 0) as surplus_rows,</w:t>
+            </w:r>
+            <w:r>
+              <w:rPr>
+                <w:rFonts w:ascii="Consolas" w:hAnsi="Consolas" w:eastAsia="Consolas" w:cs="Consolas"/>
+                <w:noProof w:val="0"/>
+                <w:sz w:val="17"/>
+                <w:szCs w:val="17"/>
+                <w:lang w:val="en-US"/>
+              </w:rPr>
+              <w:t xml:space="preserve">        coalesce(sum(iff(hashdiffs = 1, n - 1, 0)), 0) as surplus_rows,</w:t>
+            </w:r>
+            <w:r>
               <w:br/>
-              <w:t xml:space="preserve">       count_if(hashdiffs &gt; 1)            as same_ldts_different_payload_info,</w:t>
+            </w:r>
+            <w:r>
+              <w:rPr>
+                <w:rFonts w:ascii="Consolas" w:hAnsi="Consolas" w:eastAsia="Consolas" w:cs="Consolas"/>
+                <w:noProof w:val="0"/>
+                <w:sz w:val="17"/>
+                <w:szCs w:val="17"/>
+                <w:lang w:val="en-US"/>
+              </w:rPr>
+              <w:t xml:space="preserve">        count_if(hashdiffs &gt; 1)            as same_ldts_different_payload_info,</w:t>
+            </w:r>
+            <w:r>
               <w:br/>
-              <w:t xml:space="preserve">       array_slice(array_agg(iff(hashdiffs = 1, to_varchar(PARTY_HKEY, 'HEX'), null)) within group (order by PARTY_HKEY), 0, 3) as examples,</w:t>
+            </w:r>
+            <w:r>
+              <w:rPr>
+                <w:rFonts w:ascii="Consolas" w:hAnsi="Consolas" w:eastAsia="Consolas" w:cs="Consolas"/>
+                <w:noProof w:val="0"/>
+                <w:sz w:val="17"/>
+                <w:szCs w:val="17"/>
+                <w:lang w:val="en-US"/>
+              </w:rPr>
+              <w:t xml:space="preserve">        array_slice(array_agg(iff(hashdiffs = 1, to_varchar(CLAIM_PARTY_HKEY, 'HEX'), null)) within group (order by CLAIM_PARTY_HKEY), 0, 3) as examples,</w:t>
+            </w:r>
+            <w:r>
               <w:br/>
-              <w:t xml:space="preserve">       iff(duplicate_row_groups = 0, 'PASS', 'FAIL') as status</w:t>
+            </w:r>
+            <w:r>
+              <w:rPr>
+                <w:rFonts w:ascii="Consolas" w:hAnsi="Consolas" w:eastAsia="Consolas" w:cs="Consolas"/>
+                <w:noProof w:val="0"/>
+                <w:sz w:val="17"/>
+                <w:szCs w:val="17"/>
+                <w:lang w:val="en-US"/>
+              </w:rPr>
+              <w:t xml:space="preserve">        iff(duplicate_row_groups = 0, 'PASS', 'FAIL') as status</w:t>
+            </w:r>
+            <w:r>
               <w:br/>
-              <w:t xml:space="preserve">  from d;</w:t>
+            </w:r>
+            <w:r>
+              <w:rPr>
+                <w:rFonts w:ascii="Consolas" w:hAnsi="Consolas" w:eastAsia="Consolas" w:cs="Consolas"/>
+                <w:noProof w:val="0"/>
+                <w:sz w:val="17"/>
+                <w:szCs w:val="17"/>
+                <w:lang w:val="en-US"/>
+              </w:rPr>
+              <w:t xml:space="preserve">   from d;</w:t>
             </w:r>
           </w:p>
         </w:tc>
       </w:tr>
     </w:tbl>
-    <w:p>
+    <w:p xmlns:wp14="http://schemas.microsoft.com/office/word/2010/wordml" wp14:textId="77777777">
       <w:r>
         <w:rPr>
           <w:b/>
@@ -1233,18 +1770,19 @@
     <w:tbl>
       <w:tblPr>
         <w:tblStyle w:val="TableGrid"/>
-        <w:tblW w:type="auto" w:w="0"/>
-        <w:tblLook w:firstColumn="1" w:firstRow="1" w:lastColumn="0" w:lastRow="0" w:noHBand="0" w:noVBand="1" w:val="04A0"/>
+        <w:tblW w:w="0" w:type="auto"/>
+        <w:tblLook w:val="04A0" w:firstRow="1" w:lastRow="0" w:firstColumn="1" w:lastColumn="0" w:noHBand="0" w:noVBand="1"/>
       </w:tblPr>
       <w:tblGrid>
         <w:gridCol w:w="8640"/>
       </w:tblGrid>
-      <w:tr>
+      <w:tr xmlns:wp14="http://schemas.microsoft.com/office/word/2010/wordml" wp14:textId="77777777">
         <w:tc>
           <w:tcPr>
-            <w:tcW w:type="dxa" w:w="8640"/>
+            <w:tcW w:w="8640" w:type="dxa"/>
+            <w:tcMar/>
           </w:tcPr>
-          <w:p>
+          <w:p wp14:textId="77777777">
             <w:r>
               <w:rPr>
                 <w:i/>
@@ -1254,46 +1792,106 @@
           </w:p>
         </w:tc>
       </w:tr>
-      <w:tr>
+      <w:tr xmlns:wp14="http://schemas.microsoft.com/office/word/2010/wordml" wp14:textId="77777777">
         <w:tc>
           <w:tcPr>
-            <w:tcW w:type="dxa" w:w="8640"/>
+            <w:tcW w:w="8640" w:type="dxa"/>
+            <w:tcMar/>
           </w:tcPr>
-          <w:p>
+          <w:p wp14:textId="36E2F9A9">
+            <w:pPr>
+              <w:pStyle w:val="Normal"/>
+            </w:pPr>
             <w:r>
               <w:br/>
-              <w:br/>
-              <w:br/>
+            </w:r>
+            <w:r>
+              <w:drawing>
+                <wp:inline xmlns:wp14="http://schemas.microsoft.com/office/word/2010/wordprocessingDrawing" wp14:editId="6CECAD78" wp14:anchorId="0303A5AE">
+                  <wp:extent cx="5343525" cy="714375"/>
+                  <wp:effectExtent l="0" t="0" r="0" b="0"/>
+                  <wp:docPr id="1050526631" name="drawing"/>
+                  <wp:cNvGraphicFramePr>
+                    <a:graphicFrameLocks noChangeAspect="1"/>
+                  </wp:cNvGraphicFramePr>
+                  <a:graphic>
+                    <a:graphicData xmlns:a="http://schemas.openxmlformats.org/drawingml/2006/main" uri="http://schemas.openxmlformats.org/drawingml/2006/picture">
+                      <pic:pic xmlns:pic="http://schemas.openxmlformats.org/drawingml/2006/picture">
+                        <pic:nvPicPr>
+                          <pic:cNvPr id="1050526631" name="Picture 1050526631"/>
+                          <pic:cNvPicPr/>
+                        </pic:nvPicPr>
+                        <pic:blipFill>
+                          <a:blip xmlns:r="http://schemas.openxmlformats.org/officeDocument/2006/relationships" r:embed="rId1550138357">
+                            <a:extLst>
+                              <a:ext uri="{28A0092B-C50C-407E-A947-70E740481C1C}">
+                                <a14:useLocalDpi xmlns:a14="http://schemas.microsoft.com/office/drawing/2010/main"/>
+                              </a:ext>
+                            </a:extLst>
+                          </a:blip>
+                          <a:stretch>
+                            <a:fillRect/>
+                          </a:stretch>
+                        </pic:blipFill>
+                        <pic:spPr>
+                          <a:xfrm>
+                            <a:off x="0" y="0"/>
+                            <a:ext cx="5343525" cy="714375"/>
+                          </a:xfrm>
+                          <a:prstGeom prst="rect">
+                            <a:avLst/>
+                          </a:prstGeom>
+                        </pic:spPr>
+                      </pic:pic>
+                    </a:graphicData>
+                  </a:graphic>
+                </wp:inline>
+              </w:drawing>
             </w:r>
           </w:p>
         </w:tc>
       </w:tr>
     </w:tbl>
-    <w:p/>
-    <w:p>
+    <w:p xmlns:wp14="http://schemas.microsoft.com/office/word/2010/wordml" wp14:textId="77777777"/>
+    <w:p xmlns:wp14="http://schemas.microsoft.com/office/word/2010/wordml" wp14:textId="7A958DF2">
       <w:pPr>
         <w:pStyle w:val="Heading2"/>
       </w:pPr>
       <w:r>
-        <w:t xml:space="preserve">2. OPUS — [ma_sat_multi_source] SAT_POLICY_CLASSIFICATION</w:t>
+        <w:rPr/>
+        <w:t>2. OPUS — [</w:t>
+      </w:r>
+      <w:r>
+        <w:rPr/>
+        <w:t>ma_sat_multi_source</w:t>
+      </w:r>
+      <w:r>
+        <w:rPr/>
+        <w:t>] SAT_P</w:t>
+      </w:r>
+      <w:r>
+        <w:rPr/>
+        <w:t>ARTY_CONTACT_ADDRESS_LINK</w:t>
       </w:r>
     </w:p>
     <w:tbl>
       <w:tblPr>
         <w:tblStyle w:val="LightList-Accent1"/>
-        <w:tblW w:type="auto" w:w="0"/>
-        <w:tblLook w:firstColumn="1" w:firstRow="1" w:lastColumn="0" w:lastRow="0" w:noHBand="0" w:noVBand="1" w:val="04A0"/>
+        <w:tblW w:w="0" w:type="auto"/>
+        <w:tblLook w:val="04A0" w:firstRow="1" w:lastRow="0" w:firstColumn="1" w:lastColumn="0" w:noHBand="0" w:noVBand="1"/>
       </w:tblPr>
       <w:tblGrid>
         <w:gridCol w:w="3000"/>
         <w:gridCol w:w="5640"/>
       </w:tblGrid>
-      <w:tr>
+      <w:tr xmlns:wp14="http://schemas.microsoft.com/office/word/2010/wordml" wp14:textId="77777777">
         <w:tc>
           <w:tcPr>
-            <w:tcW w:type="dxa" w:w="3000"/>
+            <w:cnfStyle w:val="001000000000" w:firstRow="0" w:lastRow="0" w:firstColumn="1" w:lastColumn="0" w:oddVBand="0" w:evenVBand="0" w:oddHBand="0" w:evenHBand="0" w:firstRowFirstColumn="0" w:firstRowLastColumn="0" w:lastRowFirstColumn="0" w:lastRowLastColumn="0"/>
+            <w:tcW w:w="3000" w:type="dxa"/>
+            <w:tcMar/>
           </w:tcPr>
-          <w:p>
+          <w:p wp14:textId="77777777">
             <w:r>
               <w:rPr>
                 <w:b/>
@@ -1304,21 +1902,25 @@
         </w:tc>
         <w:tc>
           <w:tcPr>
-            <w:tcW w:type="dxa" w:w="5640"/>
+            <w:cnfStyle w:val="000000000000" w:firstRow="0" w:lastRow="0" w:firstColumn="0" w:lastColumn="0" w:oddVBand="0" w:evenVBand="0" w:oddHBand="0" w:evenHBand="0" w:firstRowFirstColumn="0" w:firstRowLastColumn="0" w:lastRowFirstColumn="0" w:lastRowLastColumn="0"/>
+            <w:tcW w:w="5640" w:type="dxa"/>
+            <w:tcMar/>
           </w:tcPr>
-          <w:p>
+          <w:p wp14:textId="77777777">
             <w:r>
               <w:t xml:space="preserve">OPUS</w:t>
             </w:r>
           </w:p>
         </w:tc>
       </w:tr>
-      <w:tr>
+      <w:tr xmlns:wp14="http://schemas.microsoft.com/office/word/2010/wordml" wp14:textId="77777777">
         <w:tc>
           <w:tcPr>
-            <w:tcW w:type="dxa" w:w="3000"/>
+            <w:cnfStyle w:val="001000000000" w:firstRow="0" w:lastRow="0" w:firstColumn="1" w:lastColumn="0" w:oddVBand="0" w:evenVBand="0" w:oddHBand="0" w:evenHBand="0" w:firstRowFirstColumn="0" w:firstRowLastColumn="0" w:lastRowFirstColumn="0" w:lastRowLastColumn="0"/>
+            <w:tcW w:w="3000" w:type="dxa"/>
+            <w:tcMar/>
           </w:tcPr>
-          <w:p>
+          <w:p wp14:textId="77777777">
             <w:r>
               <w:rPr>
                 <w:b/>
@@ -1329,21 +1931,38 @@
         </w:tc>
         <w:tc>
           <w:tcPr>
-            <w:tcW w:type="dxa" w:w="5640"/>
+            <w:cnfStyle w:val="000000000000" w:firstRow="0" w:lastRow="0" w:firstColumn="0" w:lastColumn="0" w:oddVBand="0" w:evenVBand="0" w:oddHBand="0" w:evenHBand="0" w:firstRowFirstColumn="0" w:firstRowLastColumn="0" w:lastRowFirstColumn="0" w:lastRowLastColumn="0"/>
+            <w:tcW w:w="5640" w:type="dxa"/>
+            <w:tcMar/>
           </w:tcPr>
-          <w:p>
-            <w:r>
-              <w:t xml:space="preserve">[ma_sat_multi_source] SAT_POLICY_CLASSIFICATION</w:t>
+          <w:p wp14:textId="195E8570">
+            <w:r>
+              <w:rPr/>
+              <w:t>[</w:t>
+            </w:r>
+            <w:r>
+              <w:rPr/>
+              <w:t>ma_sat_multi_source</w:t>
+            </w:r>
+            <w:r>
+              <w:rPr/>
+              <w:t>] SAT_P</w:t>
+            </w:r>
+            <w:r>
+              <w:rPr/>
+              <w:t>ARTY_CONTACT_ADDRESS_LINK</w:t>
             </w:r>
           </w:p>
         </w:tc>
       </w:tr>
-      <w:tr>
+      <w:tr xmlns:wp14="http://schemas.microsoft.com/office/word/2010/wordml" wp14:textId="77777777">
         <w:tc>
           <w:tcPr>
-            <w:tcW w:type="dxa" w:w="3000"/>
+            <w:cnfStyle w:val="001000000000" w:firstRow="0" w:lastRow="0" w:firstColumn="1" w:lastColumn="0" w:oddVBand="0" w:evenVBand="0" w:oddHBand="0" w:evenHBand="0" w:firstRowFirstColumn="0" w:firstRowLastColumn="0" w:lastRowFirstColumn="0" w:lastRowLastColumn="0"/>
+            <w:tcW w:w="3000" w:type="dxa"/>
+            <w:tcMar/>
           </w:tcPr>
-          <w:p>
+          <w:p wp14:textId="77777777">
             <w:r>
               <w:rPr>
                 <w:b/>
@@ -1354,21 +1973,25 @@
         </w:tc>
         <w:tc>
           <w:tcPr>
-            <w:tcW w:type="dxa" w:w="5640"/>
+            <w:cnfStyle w:val="000000000000" w:firstRow="0" w:lastRow="0" w:firstColumn="0" w:lastColumn="0" w:oddVBand="0" w:evenVBand="0" w:oddHBand="0" w:evenHBand="0" w:firstRowFirstColumn="0" w:firstRowLastColumn="0" w:lastRowFirstColumn="0" w:lastRowLastColumn="0"/>
+            <w:tcW w:w="5640" w:type="dxa"/>
+            <w:tcMar/>
           </w:tcPr>
-          <w:p>
+          <w:p wp14:textId="77777777">
             <w:r>
               <w:t xml:space="preserve">Implemented</w:t>
             </w:r>
           </w:p>
         </w:tc>
       </w:tr>
-      <w:tr>
+      <w:tr xmlns:wp14="http://schemas.microsoft.com/office/word/2010/wordml" wp14:textId="77777777">
         <w:tc>
           <w:tcPr>
-            <w:tcW w:type="dxa" w:w="3000"/>
+            <w:cnfStyle w:val="001000000000" w:firstRow="0" w:lastRow="0" w:firstColumn="1" w:lastColumn="0" w:oddVBand="0" w:evenVBand="0" w:oddHBand="0" w:evenHBand="0" w:firstRowFirstColumn="0" w:firstRowLastColumn="0" w:lastRowFirstColumn="0" w:lastRowLastColumn="0"/>
+            <w:tcW w:w="3000" w:type="dxa"/>
+            <w:tcMar/>
           </w:tcPr>
-          <w:p>
+          <w:p wp14:textId="77777777">
             <w:r>
               <w:rPr>
                 <w:b/>
@@ -1379,21 +2002,25 @@
         </w:tc>
         <w:tc>
           <w:tcPr>
-            <w:tcW w:type="dxa" w:w="5640"/>
+            <w:cnfStyle w:val="000000000000" w:firstRow="0" w:lastRow="0" w:firstColumn="0" w:lastColumn="0" w:oddVBand="0" w:evenVBand="0" w:oddHBand="0" w:evenHBand="0" w:firstRowFirstColumn="0" w:firstRowLastColumn="0" w:lastRowFirstColumn="0" w:lastRowLastColumn="0"/>
+            <w:tcW w:w="5640" w:type="dxa"/>
+            <w:tcMar/>
           </w:tcPr>
-          <w:p>
+          <w:p wp14:textId="77777777">
             <w:r>
               <w:t xml:space="preserve">duplicate_row_groups = 0</w:t>
             </w:r>
           </w:p>
         </w:tc>
       </w:tr>
-      <w:tr>
+      <w:tr xmlns:wp14="http://schemas.microsoft.com/office/word/2010/wordml" wp14:textId="77777777">
         <w:tc>
           <w:tcPr>
-            <w:tcW w:type="dxa" w:w="3000"/>
+            <w:cnfStyle w:val="001000000000" w:firstRow="0" w:lastRow="0" w:firstColumn="1" w:lastColumn="0" w:oddVBand="0" w:evenVBand="0" w:oddHBand="0" w:evenHBand="0" w:firstRowFirstColumn="0" w:firstRowLastColumn="0" w:lastRowFirstColumn="0" w:lastRowLastColumn="0"/>
+            <w:tcW w:w="3000" w:type="dxa"/>
+            <w:tcMar/>
           </w:tcPr>
-          <w:p>
+          <w:p wp14:textId="77777777">
             <w:r>
               <w:rPr>
                 <w:b/>
@@ -1404,19 +2031,26 @@
         </w:tc>
         <w:tc>
           <w:tcPr>
-            <w:tcW w:type="dxa" w:w="5640"/>
+            <w:cnfStyle w:val="000000000000" w:firstRow="0" w:lastRow="0" w:firstColumn="0" w:lastColumn="0" w:oddVBand="0" w:evenVBand="0" w:oddHBand="0" w:evenHBand="0" w:firstRowFirstColumn="0" w:firstRowLastColumn="0" w:lastRowFirstColumn="0" w:lastRowLastColumn="0"/>
+            <w:tcW w:w="5640" w:type="dxa"/>
+            <w:tcMar/>
           </w:tcPr>
-          <w:p>
-            <w:r/>
+          <w:p wp14:textId="28BC2A6C">
+            <w:r>
+              <w:rPr/>
+              <w:t>Pass</w:t>
+            </w:r>
           </w:p>
         </w:tc>
       </w:tr>
-      <w:tr>
+      <w:tr xmlns:wp14="http://schemas.microsoft.com/office/word/2010/wordml" wp14:textId="77777777">
         <w:tc>
           <w:tcPr>
-            <w:tcW w:type="dxa" w:w="3000"/>
+            <w:cnfStyle w:val="001000000000" w:firstRow="0" w:lastRow="0" w:firstColumn="1" w:lastColumn="0" w:oddVBand="0" w:evenVBand="0" w:oddHBand="0" w:evenHBand="0" w:firstRowFirstColumn="0" w:firstRowLastColumn="0" w:lastRowFirstColumn="0" w:lastRowLastColumn="0"/>
+            <w:tcW w:w="3000" w:type="dxa"/>
+            <w:tcMar/>
           </w:tcPr>
-          <w:p>
+          <w:p wp14:textId="77777777">
             <w:r>
               <w:rPr>
                 <w:b/>
@@ -1427,19 +2061,26 @@
         </w:tc>
         <w:tc>
           <w:tcPr>
-            <w:tcW w:type="dxa" w:w="5640"/>
+            <w:cnfStyle w:val="000000000000" w:firstRow="0" w:lastRow="0" w:firstColumn="0" w:lastColumn="0" w:oddVBand="0" w:evenVBand="0" w:oddHBand="0" w:evenHBand="0" w:firstRowFirstColumn="0" w:firstRowLastColumn="0" w:lastRowFirstColumn="0" w:lastRowLastColumn="0"/>
+            <w:tcW w:w="5640" w:type="dxa"/>
+            <w:tcMar/>
           </w:tcPr>
-          <w:p>
-            <w:r/>
+          <w:p wp14:textId="4900FA94">
+            <w:r>
+              <w:rPr/>
+              <w:t>0</w:t>
+            </w:r>
           </w:p>
         </w:tc>
       </w:tr>
-      <w:tr>
+      <w:tr xmlns:wp14="http://schemas.microsoft.com/office/word/2010/wordml" wp14:textId="77777777">
         <w:tc>
           <w:tcPr>
-            <w:tcW w:type="dxa" w:w="3000"/>
+            <w:cnfStyle w:val="001000000000" w:firstRow="0" w:lastRow="0" w:firstColumn="1" w:lastColumn="0" w:oddVBand="0" w:evenVBand="0" w:oddHBand="0" w:evenHBand="0" w:firstRowFirstColumn="0" w:firstRowLastColumn="0" w:lastRowFirstColumn="0" w:lastRowLastColumn="0"/>
+            <w:tcW w:w="3000" w:type="dxa"/>
+            <w:tcMar/>
           </w:tcPr>
-          <w:p>
+          <w:p wp14:textId="77777777">
             <w:r>
               <w:rPr>
                 <w:b/>
@@ -1450,27 +2091,157 @@
         </w:tc>
         <w:tc>
           <w:tcPr>
-            <w:tcW w:type="dxa" w:w="5640"/>
+            <w:cnfStyle w:val="000000000000" w:firstRow="0" w:lastRow="0" w:firstColumn="0" w:lastColumn="0" w:oddVBand="0" w:evenVBand="0" w:oddHBand="0" w:evenHBand="0" w:firstRowFirstColumn="0" w:firstRowLastColumn="0" w:lastRowFirstColumn="0" w:lastRowLastColumn="0"/>
+            <w:tcW w:w="5640" w:type="dxa"/>
+            <w:tcMar/>
           </w:tcPr>
-          <w:p>
-            <w:r/>
+          <w:p wp14:textId="01F8992B">
+            <w:r>
+              <w:rPr/>
+              <w:t>NA</w:t>
+            </w:r>
           </w:p>
         </w:tc>
       </w:tr>
     </w:tbl>
-    <w:p/>
-    <w:p>
+    <w:p xmlns:wp14="http://schemas.microsoft.com/office/word/2010/wordml" wp14:textId="77777777"/>
+    <w:p xmlns:wp14="http://schemas.microsoft.com/office/word/2010/wordml" wp14:textId="62F59503">
+      <w:pPr>
+        <w:pStyle w:val="Normal"/>
+      </w:pPr>
       <w:r>
         <w:rPr>
-          <w:b/>
+          <w:b w:val="1"/>
+          <w:bCs w:val="1"/>
         </w:rPr>
         <w:t xml:space="preserve">Note: </w:t>
       </w:r>
       <w:r>
-        <w:t xml:space="preserve">Grain (POLICY_HKEY, CLASSIFICATIONTYPE, RECORD_SOURCE, LOAD_DATETIME). duplicate_row_groups = the same version stored twice (what a non-idempotent re-run produces). same_ldts_different_payload_info = two different payloads at one LOAD_DATETIME (a source grain conflict, not a re-load duplicate) -- informational. standard satellite, ma_sat_multi_source; PK POLICY_HKEY, child key CLASSIFICATIONTYPE; 4 RECORD_SOURCE group(s): OPUS_BJAZ_T_KYC_DETAILS [1 col(s)], OPUS_BJAZ_T_KYC_INCOMING [1 col(s)], OPUS_BJAZ_T_KYC_POA_DOCUMENT [1 col(s)], OPUS_BJAZ_T_KYC_POI_DOCUMENT [1 col(s)]. Multi-active: compared per (key, child key); latest = max LOAD_DATETIME per member.</w:t>
+        <w:rPr>
+          <w:rFonts w:ascii="Cambria" w:hAnsi="Cambria" w:eastAsia="Cambria" w:cs="Cambria"/>
+          <w:noProof w:val="0"/>
+          <w:sz w:val="22"/>
+          <w:szCs w:val="22"/>
+          <w:lang w:val="en-US"/>
+        </w:rPr>
+        <w:t>Grain (PARTY_LOCATION_HKEY, ADDRESS_USAGE_TYPE, RECORD_SOURCE, LOAD_DATETIME)</w:t>
+      </w:r>
+      <w:r>
+        <w:rPr/>
+        <w:t xml:space="preserve">. </w:t>
+      </w:r>
+      <w:r>
+        <w:rPr/>
+        <w:t>duplicate_row_groups</w:t>
+      </w:r>
+      <w:r>
+        <w:rPr/>
+        <w:t xml:space="preserve"> = the same version stored twice (what </w:t>
+      </w:r>
+      <w:r>
+        <w:rPr/>
+        <w:t>a non</w:t>
+      </w:r>
+      <w:r>
+        <w:rPr/>
+        <w:t xml:space="preserve">-idempotent re-run produces). </w:t>
+      </w:r>
+      <w:r>
+        <w:rPr/>
+        <w:t>same_ldts_different_payload_info</w:t>
+      </w:r>
+      <w:r>
+        <w:rPr/>
+        <w:t xml:space="preserve"> = two different payloads at one LOAD_DATETIME (a source grain conflict, not a re-load duplicate) -- informational. </w:t>
+      </w:r>
+      <w:r>
+        <w:rPr>
+          <w:rFonts w:ascii="Cambria" w:hAnsi="Cambria" w:eastAsia="Cambria" w:cs="Cambria"/>
+          <w:noProof w:val="0"/>
+          <w:sz w:val="22"/>
+          <w:szCs w:val="22"/>
+          <w:lang w:val="en-US"/>
+        </w:rPr>
+        <w:t xml:space="preserve">standard satellite, </w:t>
+      </w:r>
+      <w:r>
+        <w:rPr>
+          <w:rFonts w:ascii="Cambria" w:hAnsi="Cambria" w:eastAsia="Cambria" w:cs="Cambria"/>
+          <w:noProof w:val="0"/>
+          <w:sz w:val="22"/>
+          <w:szCs w:val="22"/>
+          <w:lang w:val="en-US"/>
+        </w:rPr>
+        <w:t>ma_sat_multi_source</w:t>
+      </w:r>
+      <w:r>
+        <w:rPr>
+          <w:rFonts w:ascii="Cambria" w:hAnsi="Cambria" w:eastAsia="Cambria" w:cs="Cambria"/>
+          <w:noProof w:val="0"/>
+          <w:sz w:val="22"/>
+          <w:szCs w:val="22"/>
+          <w:lang w:val="en-US"/>
+        </w:rPr>
+        <w:t>; PK PARTY_LOCATION_HKEY, child key ADDRESS_USAGE_TYPE</w:t>
+      </w:r>
+      <w:r>
+        <w:rPr/>
+        <w:t xml:space="preserve">; </w:t>
+      </w:r>
+      <w:r>
+        <w:rPr/>
+        <w:t>2</w:t>
+      </w:r>
+      <w:r>
+        <w:rPr/>
+        <w:t xml:space="preserve"> RECORD_SOURCE group(s): </w:t>
+      </w:r>
+      <w:r>
+        <w:rPr/>
+        <w:t>BJAZ_CP_ADDRESS_LINK</w:t>
+      </w:r>
+      <w:r>
+        <w:rPr/>
+        <w:t xml:space="preserve">, </w:t>
+      </w:r>
+      <w:r>
+        <w:rPr/>
+        <w:t>BJAZ_T_CKYC_PERSONAL_DTLS</w:t>
+      </w:r>
+      <w:r>
+        <w:rPr/>
+        <w:t>. Multi-active:</w:t>
+      </w:r>
+      <w:r>
+        <w:rPr/>
+        <w:t xml:space="preserve"> compared per (key, child </w:t>
+      </w:r>
+      <w:r>
+        <w:rPr/>
+        <w:t>key);</w:t>
+      </w:r>
+      <w:r>
+        <w:rPr/>
+        <w:t xml:space="preserve"> </w:t>
+      </w:r>
+      <w:r>
+        <w:rPr/>
+        <w:t>latest = m</w:t>
+      </w:r>
+      <w:r>
+        <w:rPr/>
+        <w:t>ax LOAD_DAT</w:t>
+      </w:r>
+      <w:r>
+        <w:rPr/>
+        <w:t>ETIME per</w:t>
+      </w:r>
+      <w:r>
+        <w:rPr/>
+        <w:t xml:space="preserve"> member.</w:t>
       </w:r>
     </w:p>
-    <w:p>
+    <w:p xmlns:wp14="http://schemas.microsoft.com/office/word/2010/wordml" wp14:textId="77777777">
       <w:r>
         <w:rPr>
           <w:b/>
@@ -1481,56 +2252,206 @@
     <w:tbl>
       <w:tblPr>
         <w:tblStyle w:val="TableGrid"/>
-        <w:tblW w:type="auto" w:w="0"/>
-        <w:tblLook w:firstColumn="1" w:firstRow="1" w:lastColumn="0" w:lastRow="0" w:noHBand="0" w:noVBand="1" w:val="04A0"/>
+        <w:tblW w:w="0" w:type="auto"/>
+        <w:tblLook w:val="04A0" w:firstRow="1" w:lastRow="0" w:firstColumn="1" w:lastColumn="0" w:noHBand="0" w:noVBand="1"/>
       </w:tblPr>
       <w:tblGrid>
         <w:gridCol w:w="8640"/>
       </w:tblGrid>
-      <w:tr>
+      <w:tr xmlns:wp14="http://schemas.microsoft.com/office/word/2010/wordml" wp14:textId="77777777">
         <w:tc>
           <w:tcPr>
-            <w:tcW w:type="dxa" w:w="8640"/>
+            <w:tcW w:w="8640" w:type="dxa"/>
+            <w:tcMar/>
           </w:tcPr>
-          <w:p>
+          <w:p wp14:textId="78DB78D1">
+            <w:pPr>
+              <w:pStyle w:val="Normal"/>
+            </w:pPr>
             <w:r>
               <w:rPr>
-                <w:rFonts w:ascii="Consolas" w:hAnsi="Consolas"/>
+                <w:rFonts w:ascii="Consolas" w:hAnsi="Consolas" w:eastAsia="Consolas" w:cs="Consolas"/>
+                <w:noProof w:val="0"/>
                 <w:sz w:val="17"/>
+                <w:szCs w:val="17"/>
+                <w:lang w:val="en-US"/>
               </w:rPr>
-              <w:t xml:space="preserve">with d as (</w:t>
+              <w:t>with d as (</w:t>
+            </w:r>
+            <w:r>
               <w:br/>
-              <w:t xml:space="preserve">    select POLICY_HKEY, CLASSIFICATIONTYPE, RECORD_SOURCE, LOAD_DATETIME, count(*) as n, count(distinct HASHDIFF) as hashdiffs</w:t>
+            </w:r>
+            <w:r>
+              <w:rPr>
+                <w:rFonts w:ascii="Consolas" w:hAnsi="Consolas" w:eastAsia="Consolas" w:cs="Consolas"/>
+                <w:noProof w:val="0"/>
+                <w:sz w:val="17"/>
+                <w:szCs w:val="17"/>
+                <w:lang w:val="en-US"/>
+              </w:rPr>
+              <w:t xml:space="preserve">     select PARTY_LOCATION_HKEY, ADDRESS_USAGE_TYPE, RECORD_SOURCE, LOAD_DATETIME, count(*) as n, count(distinct HASHDIFF) as hashdiffs</w:t>
+            </w:r>
+            <w:r>
               <w:br/>
-              <w:t xml:space="preserve">      from BAGIC_PREPROD_CURATED_DB.BGIL_DATA_MODEL.SAT_POLICY_CLASSIFICATION</w:t>
+            </w:r>
+            <w:r>
+              <w:rPr>
+                <w:rFonts w:ascii="Consolas" w:hAnsi="Consolas" w:eastAsia="Consolas" w:cs="Consolas"/>
+                <w:noProof w:val="0"/>
+                <w:sz w:val="17"/>
+                <w:szCs w:val="17"/>
+                <w:lang w:val="en-US"/>
+              </w:rPr>
+              <w:t xml:space="preserve">       from BAGIC_PREPROD_CURATED_DB.BGIL_DATA_MODEL.SAT_PARTY_CONTACT_ADDRESS_LINK</w:t>
+            </w:r>
+            <w:r>
               <w:br/>
-              <w:t xml:space="preserve">     where startswith(RECORD_SOURCE, 'OPUS_')</w:t>
+            </w:r>
+            <w:r>
+              <w:rPr>
+                <w:rFonts w:ascii="Consolas" w:hAnsi="Consolas" w:eastAsia="Consolas" w:cs="Consolas"/>
+                <w:noProof w:val="0"/>
+                <w:sz w:val="17"/>
+                <w:szCs w:val="17"/>
+                <w:lang w:val="en-US"/>
+              </w:rPr>
+              <w:t xml:space="preserve">      where startswith(RECORD_SOURCE, 'OPUS_')</w:t>
+            </w:r>
+            <w:r>
               <w:br/>
-              <w:t xml:space="preserve">     group by POLICY_HKEY, CLASSIFICATIONTYPE, RECORD_SOURCE, LOAD_DATETIME</w:t>
+            </w:r>
+            <w:r>
+              <w:rPr>
+                <w:rFonts w:ascii="Consolas" w:hAnsi="Consolas" w:eastAsia="Consolas" w:cs="Consolas"/>
+                <w:noProof w:val="0"/>
+                <w:sz w:val="17"/>
+                <w:szCs w:val="17"/>
+                <w:lang w:val="en-US"/>
+              </w:rPr>
+              <w:t xml:space="preserve">      group by PARTY_LOCATION_HKEY, ADDRESS_USAGE_TYPE, RECORD_SOURCE, LOAD_DATETIME</w:t>
+            </w:r>
+            <w:r>
               <w:br/>
-              <w:t xml:space="preserve">    having count(*) &gt; 1</w:t>
+            </w:r>
+            <w:r>
+              <w:rPr>
+                <w:rFonts w:ascii="Consolas" w:hAnsi="Consolas" w:eastAsia="Consolas" w:cs="Consolas"/>
+                <w:noProof w:val="0"/>
+                <w:sz w:val="17"/>
+                <w:szCs w:val="17"/>
+                <w:lang w:val="en-US"/>
+              </w:rPr>
+              <w:t xml:space="preserve">     having count(*) &gt; 1</w:t>
+            </w:r>
+            <w:r>
               <w:br/>
-              <w:t xml:space="preserve">)</w:t>
+            </w:r>
+            <w:r>
+              <w:rPr>
+                <w:rFonts w:ascii="Consolas" w:hAnsi="Consolas" w:eastAsia="Consolas" w:cs="Consolas"/>
+                <w:noProof w:val="0"/>
+                <w:sz w:val="17"/>
+                <w:szCs w:val="17"/>
+                <w:lang w:val="en-US"/>
+              </w:rPr>
+              <w:t xml:space="preserve"> )</w:t>
+            </w:r>
+            <w:r>
               <w:br/>
-              <w:t xml:space="preserve">select 'OPUS' as project, 'SAT_POLICY_CLASSIFICATION' as satellite,</w:t>
+            </w:r>
+            <w:r>
+              <w:rPr>
+                <w:rFonts w:ascii="Consolas" w:hAnsi="Consolas" w:eastAsia="Consolas" w:cs="Consolas"/>
+                <w:noProof w:val="0"/>
+                <w:sz w:val="17"/>
+                <w:szCs w:val="17"/>
+                <w:lang w:val="en-US"/>
+              </w:rPr>
+              <w:t xml:space="preserve"> select 'OPUS' as project, 'SAT_PARTY_CONTACT_ADDRESS_LINK' as satellite,</w:t>
+            </w:r>
+            <w:r>
               <w:br/>
-              <w:t xml:space="preserve">       count_if(hashdiffs = 1)            as duplicate_row_groups,</w:t>
+            </w:r>
+            <w:r>
+              <w:rPr>
+                <w:rFonts w:ascii="Consolas" w:hAnsi="Consolas" w:eastAsia="Consolas" w:cs="Consolas"/>
+                <w:noProof w:val="0"/>
+                <w:sz w:val="17"/>
+                <w:szCs w:val="17"/>
+                <w:lang w:val="en-US"/>
+              </w:rPr>
+              <w:t xml:space="preserve">        count_if(hashdiffs = 1)            as duplicate_row_groups,</w:t>
+            </w:r>
+            <w:r>
               <w:br/>
-              <w:t xml:space="preserve">       coalesce(sum(iff(hashdiffs = 1, n - 1, 0)), 0) as surplus_rows,</w:t>
+            </w:r>
+            <w:r>
+              <w:rPr>
+                <w:rFonts w:ascii="Consolas" w:hAnsi="Consolas" w:eastAsia="Consolas" w:cs="Consolas"/>
+                <w:noProof w:val="0"/>
+                <w:sz w:val="17"/>
+                <w:szCs w:val="17"/>
+                <w:lang w:val="en-US"/>
+              </w:rPr>
+              <w:t xml:space="preserve">        coalesce(sum(iff(hashdiffs = 1, n - 1, 0)), 0) as surplus_rows,</w:t>
+            </w:r>
+            <w:r>
               <w:br/>
-              <w:t xml:space="preserve">       count_if(hashdiffs &gt; 1)            as same_ldts_different_payload_info,</w:t>
+            </w:r>
+            <w:r>
+              <w:rPr>
+                <w:rFonts w:ascii="Consolas" w:hAnsi="Consolas" w:eastAsia="Consolas" w:cs="Consolas"/>
+                <w:noProof w:val="0"/>
+                <w:sz w:val="17"/>
+                <w:szCs w:val="17"/>
+                <w:lang w:val="en-US"/>
+              </w:rPr>
+              <w:t xml:space="preserve">        count_if(hashdiffs &gt; 1)            as same_ldts_different_payload_info,</w:t>
+            </w:r>
+            <w:r>
               <w:br/>
-              <w:t xml:space="preserve">       array_slice(array_agg(iff(hashdiffs = 1, to_varchar(POLICY_HKEY, 'HEX'), null)) within group (order by POLICY_HKEY), 0, 3) as examples,</w:t>
+            </w:r>
+            <w:r>
+              <w:rPr>
+                <w:rFonts w:ascii="Consolas" w:hAnsi="Consolas" w:eastAsia="Consolas" w:cs="Consolas"/>
+                <w:noProof w:val="0"/>
+                <w:sz w:val="17"/>
+                <w:szCs w:val="17"/>
+                <w:lang w:val="en-US"/>
+              </w:rPr>
+              <w:t xml:space="preserve">        array_slice(array_agg(iff(hashdiffs = 1, to_varchar(PARTY_LOCATION_HKEY, 'HEX'), null)) within group (order by PARTY_LOCATION_HKEY), 0, 3) as examples,</w:t>
+            </w:r>
+            <w:r>
               <w:br/>
-              <w:t xml:space="preserve">       iff(duplicate_row_groups = 0, 'PASS', 'FAIL') as status</w:t>
+            </w:r>
+            <w:r>
+              <w:rPr>
+                <w:rFonts w:ascii="Consolas" w:hAnsi="Consolas" w:eastAsia="Consolas" w:cs="Consolas"/>
+                <w:noProof w:val="0"/>
+                <w:sz w:val="17"/>
+                <w:szCs w:val="17"/>
+                <w:lang w:val="en-US"/>
+              </w:rPr>
+              <w:t xml:space="preserve">        iff(duplicate_row_groups = 0, 'PASS', 'FAIL') as status</w:t>
+            </w:r>
+            <w:r>
               <w:br/>
-              <w:t xml:space="preserve">  from d;</w:t>
+            </w:r>
+            <w:r>
+              <w:rPr>
+                <w:rFonts w:ascii="Consolas" w:hAnsi="Consolas" w:eastAsia="Consolas" w:cs="Consolas"/>
+                <w:noProof w:val="0"/>
+                <w:sz w:val="17"/>
+                <w:szCs w:val="17"/>
+                <w:lang w:val="en-US"/>
+              </w:rPr>
+              <w:t xml:space="preserve">   from d;</w:t>
             </w:r>
           </w:p>
         </w:tc>
       </w:tr>
     </w:tbl>
-    <w:p>
+    <w:p xmlns:wp14="http://schemas.microsoft.com/office/word/2010/wordml" wp14:textId="77777777">
       <w:r>
         <w:rPr>
           <w:b/>
@@ -1541,18 +2462,18 @@
     <w:tbl>
       <w:tblPr>
         <w:tblStyle w:val="TableGrid"/>
-        <w:tblW w:type="auto" w:w="0"/>
-        <w:tblLook w:firstColumn="1" w:firstRow="1" w:lastColumn="0" w:lastRow="0" w:noHBand="0" w:noVBand="1" w:val="04A0"/>
+        <w:tblW w:w="0" w:type="auto"/>
+        <w:tblLook w:val="04A0" w:firstRow="1" w:lastRow="0" w:firstColumn="1" w:lastColumn="0" w:noHBand="0" w:noVBand="1"/>
       </w:tblPr>
       <w:tblGrid>
         <w:gridCol w:w="8640"/>
       </w:tblGrid>
-      <w:tr>
+      <w:tr xmlns:wp14="http://schemas.microsoft.com/office/word/2010/wordml" wp14:textId="77777777">
         <w:tc>
           <w:tcPr>
-            <w:tcW w:type="dxa" w:w="8640"/>
+            <w:tcW w:w="8640" w:type="dxa"/>
           </w:tcPr>
-          <w:p>
+          <w:p wp14:textId="77777777">
             <w:r>
               <w:rPr>
                 <w:i/>
@@ -1562,23 +2483,27 @@
           </w:p>
         </w:tc>
       </w:tr>
-      <w:tr>
+      <w:tr xmlns:wp14="http://schemas.microsoft.com/office/word/2010/wordml" wp14:textId="77777777">
         <w:tc>
           <w:tcPr>
-            <w:tcW w:type="dxa" w:w="8640"/>
+            <w:tcW w:w="8640" w:type="dxa"/>
           </w:tcPr>
-          <w:p>
+          <w:p wp14:textId="77777777">
             <w:r>
               <w:br/>
+            </w:r>
+            <w:r>
               <w:br/>
+            </w:r>
+            <w:r>
               <w:br/>
             </w:r>
           </w:p>
         </w:tc>
       </w:tr>
     </w:tbl>
-    <w:p/>
-    <w:p>
+    <w:p xmlns:wp14="http://schemas.microsoft.com/office/word/2010/wordml" wp14:textId="77777777"/>
+    <w:p xmlns:wp14="http://schemas.microsoft.com/office/word/2010/wordml" wp14:textId="77777777">
       <w:pPr>
         <w:pStyle w:val="Heading2"/>
       </w:pPr>
@@ -1589,19 +2514,21 @@
     <w:tbl>
       <w:tblPr>
         <w:tblStyle w:val="LightList-Accent1"/>
-        <w:tblW w:type="auto" w:w="0"/>
-        <w:tblLook w:firstColumn="1" w:firstRow="1" w:lastColumn="0" w:lastRow="0" w:noHBand="0" w:noVBand="1" w:val="04A0"/>
+        <w:tblW w:w="0" w:type="auto"/>
+        <w:tblLook w:val="04A0" w:firstRow="1" w:lastRow="0" w:firstColumn="1" w:lastColumn="0" w:noHBand="0" w:noVBand="1"/>
       </w:tblPr>
       <w:tblGrid>
         <w:gridCol w:w="3000"/>
         <w:gridCol w:w="5640"/>
       </w:tblGrid>
-      <w:tr>
+      <w:tr xmlns:wp14="http://schemas.microsoft.com/office/word/2010/wordml" wp14:textId="77777777">
         <w:tc>
           <w:tcPr>
-            <w:tcW w:type="dxa" w:w="3000"/>
+            <w:cnfStyle w:val="001000000000" w:firstRow="0" w:lastRow="0" w:firstColumn="1" w:lastColumn="0" w:oddVBand="0" w:evenVBand="0" w:oddHBand="0" w:evenHBand="0" w:firstRowFirstColumn="0" w:firstRowLastColumn="0" w:lastRowFirstColumn="0" w:lastRowLastColumn="0"/>
+            <w:tcW w:w="3000" w:type="dxa"/>
+            <w:tcMar/>
           </w:tcPr>
-          <w:p>
+          <w:p wp14:textId="77777777">
             <w:r>
               <w:rPr>
                 <w:b/>
@@ -1612,21 +2539,25 @@
         </w:tc>
         <w:tc>
           <w:tcPr>
-            <w:tcW w:type="dxa" w:w="5640"/>
+            <w:cnfStyle w:val="000000000000" w:firstRow="0" w:lastRow="0" w:firstColumn="0" w:lastColumn="0" w:oddVBand="0" w:evenVBand="0" w:oddHBand="0" w:evenHBand="0" w:firstRowFirstColumn="0" w:firstRowLastColumn="0" w:lastRowFirstColumn="0" w:lastRowLastColumn="0"/>
+            <w:tcW w:w="5640" w:type="dxa"/>
+            <w:tcMar/>
           </w:tcPr>
-          <w:p>
+          <w:p wp14:textId="77777777">
             <w:r>
               <w:t xml:space="preserve">OPUS</w:t>
             </w:r>
           </w:p>
         </w:tc>
       </w:tr>
-      <w:tr>
+      <w:tr xmlns:wp14="http://schemas.microsoft.com/office/word/2010/wordml" wp14:textId="77777777">
         <w:tc>
           <w:tcPr>
-            <w:tcW w:type="dxa" w:w="3000"/>
+            <w:cnfStyle w:val="001000000000" w:firstRow="0" w:lastRow="0" w:firstColumn="1" w:lastColumn="0" w:oddVBand="0" w:evenVBand="0" w:oddHBand="0" w:evenHBand="0" w:firstRowFirstColumn="0" w:firstRowLastColumn="0" w:lastRowFirstColumn="0" w:lastRowLastColumn="0"/>
+            <w:tcW w:w="3000" w:type="dxa"/>
+            <w:tcMar/>
           </w:tcPr>
-          <w:p>
+          <w:p wp14:textId="77777777">
             <w:r>
               <w:rPr>
                 <w:b/>
@@ -1637,21 +2568,25 @@
         </w:tc>
         <w:tc>
           <w:tcPr>
-            <w:tcW w:type="dxa" w:w="5640"/>
+            <w:cnfStyle w:val="000000000000" w:firstRow="0" w:lastRow="0" w:firstColumn="0" w:lastColumn="0" w:oddVBand="0" w:evenVBand="0" w:oddHBand="0" w:evenHBand="0" w:firstRowFirstColumn="0" w:firstRowLastColumn="0" w:lastRowFirstColumn="0" w:lastRowLastColumn="0"/>
+            <w:tcW w:w="5640" w:type="dxa"/>
+            <w:tcMar/>
           </w:tcPr>
-          <w:p>
+          <w:p wp14:textId="77777777">
             <w:r>
               <w:t xml:space="preserve">[sat_multi_source] SAT_PARTY_BANKING</w:t>
             </w:r>
           </w:p>
         </w:tc>
       </w:tr>
-      <w:tr>
+      <w:tr xmlns:wp14="http://schemas.microsoft.com/office/word/2010/wordml" wp14:textId="77777777">
         <w:tc>
           <w:tcPr>
-            <w:tcW w:type="dxa" w:w="3000"/>
+            <w:cnfStyle w:val="001000000000" w:firstRow="0" w:lastRow="0" w:firstColumn="1" w:lastColumn="0" w:oddVBand="0" w:evenVBand="0" w:oddHBand="0" w:evenHBand="0" w:firstRowFirstColumn="0" w:firstRowLastColumn="0" w:lastRowFirstColumn="0" w:lastRowLastColumn="0"/>
+            <w:tcW w:w="3000" w:type="dxa"/>
+            <w:tcMar/>
           </w:tcPr>
-          <w:p>
+          <w:p wp14:textId="77777777">
             <w:r>
               <w:rPr>
                 <w:b/>
@@ -1662,21 +2597,25 @@
         </w:tc>
         <w:tc>
           <w:tcPr>
-            <w:tcW w:type="dxa" w:w="5640"/>
+            <w:cnfStyle w:val="000000000000" w:firstRow="0" w:lastRow="0" w:firstColumn="0" w:lastColumn="0" w:oddVBand="0" w:evenVBand="0" w:oddHBand="0" w:evenHBand="0" w:firstRowFirstColumn="0" w:firstRowLastColumn="0" w:lastRowFirstColumn="0" w:lastRowLastColumn="0"/>
+            <w:tcW w:w="5640" w:type="dxa"/>
+            <w:tcMar/>
           </w:tcPr>
-          <w:p>
+          <w:p wp14:textId="77777777">
             <w:r>
               <w:t xml:space="preserve">Implemented</w:t>
             </w:r>
           </w:p>
         </w:tc>
       </w:tr>
-      <w:tr>
+      <w:tr xmlns:wp14="http://schemas.microsoft.com/office/word/2010/wordml" wp14:textId="77777777">
         <w:tc>
           <w:tcPr>
-            <w:tcW w:type="dxa" w:w="3000"/>
+            <w:cnfStyle w:val="001000000000" w:firstRow="0" w:lastRow="0" w:firstColumn="1" w:lastColumn="0" w:oddVBand="0" w:evenVBand="0" w:oddHBand="0" w:evenHBand="0" w:firstRowFirstColumn="0" w:firstRowLastColumn="0" w:lastRowFirstColumn="0" w:lastRowLastColumn="0"/>
+            <w:tcW w:w="3000" w:type="dxa"/>
+            <w:tcMar/>
           </w:tcPr>
-          <w:p>
+          <w:p wp14:textId="77777777">
             <w:r>
               <w:rPr>
                 <w:b/>
@@ -1687,21 +2626,25 @@
         </w:tc>
         <w:tc>
           <w:tcPr>
-            <w:tcW w:type="dxa" w:w="5640"/>
+            <w:cnfStyle w:val="000000000000" w:firstRow="0" w:lastRow="0" w:firstColumn="0" w:lastColumn="0" w:oddVBand="0" w:evenVBand="0" w:oddHBand="0" w:evenHBand="0" w:firstRowFirstColumn="0" w:firstRowLastColumn="0" w:lastRowFirstColumn="0" w:lastRowLastColumn="0"/>
+            <w:tcW w:w="5640" w:type="dxa"/>
+            <w:tcMar/>
           </w:tcPr>
-          <w:p>
+          <w:p wp14:textId="77777777">
             <w:r>
               <w:t xml:space="preserve">duplicate_row_groups = 0</w:t>
             </w:r>
           </w:p>
         </w:tc>
       </w:tr>
-      <w:tr>
+      <w:tr xmlns:wp14="http://schemas.microsoft.com/office/word/2010/wordml" wp14:textId="77777777">
         <w:tc>
           <w:tcPr>
-            <w:tcW w:type="dxa" w:w="3000"/>
+            <w:cnfStyle w:val="001000000000" w:firstRow="0" w:lastRow="0" w:firstColumn="1" w:lastColumn="0" w:oddVBand="0" w:evenVBand="0" w:oddHBand="0" w:evenHBand="0" w:firstRowFirstColumn="0" w:firstRowLastColumn="0" w:lastRowFirstColumn="0" w:lastRowLastColumn="0"/>
+            <w:tcW w:w="3000" w:type="dxa"/>
+            <w:tcMar/>
           </w:tcPr>
-          <w:p>
+          <w:p wp14:textId="77777777">
             <w:r>
               <w:rPr>
                 <w:b/>
@@ -1712,19 +2655,26 @@
         </w:tc>
         <w:tc>
           <w:tcPr>
-            <w:tcW w:type="dxa" w:w="5640"/>
+            <w:cnfStyle w:val="000000000000" w:firstRow="0" w:lastRow="0" w:firstColumn="0" w:lastColumn="0" w:oddVBand="0" w:evenVBand="0" w:oddHBand="0" w:evenHBand="0" w:firstRowFirstColumn="0" w:firstRowLastColumn="0" w:lastRowFirstColumn="0" w:lastRowLastColumn="0"/>
+            <w:tcW w:w="5640" w:type="dxa"/>
+            <w:tcMar/>
           </w:tcPr>
-          <w:p>
-            <w:r/>
+          <w:p wp14:textId="3693E80E">
+            <w:r>
+              <w:rPr/>
+              <w:t>Pass</w:t>
+            </w:r>
           </w:p>
         </w:tc>
       </w:tr>
-      <w:tr>
+      <w:tr xmlns:wp14="http://schemas.microsoft.com/office/word/2010/wordml" wp14:textId="77777777">
         <w:tc>
           <w:tcPr>
-            <w:tcW w:type="dxa" w:w="3000"/>
+            <w:cnfStyle w:val="001000000000" w:firstRow="0" w:lastRow="0" w:firstColumn="1" w:lastColumn="0" w:oddVBand="0" w:evenVBand="0" w:oddHBand="0" w:evenHBand="0" w:firstRowFirstColumn="0" w:firstRowLastColumn="0" w:lastRowFirstColumn="0" w:lastRowLastColumn="0"/>
+            <w:tcW w:w="3000" w:type="dxa"/>
+            <w:tcMar/>
           </w:tcPr>
-          <w:p>
+          <w:p wp14:textId="77777777">
             <w:r>
               <w:rPr>
                 <w:b/>
@@ -1735,19 +2685,26 @@
         </w:tc>
         <w:tc>
           <w:tcPr>
-            <w:tcW w:type="dxa" w:w="5640"/>
+            <w:cnfStyle w:val="000000000000" w:firstRow="0" w:lastRow="0" w:firstColumn="0" w:lastColumn="0" w:oddVBand="0" w:evenVBand="0" w:oddHBand="0" w:evenHBand="0" w:firstRowFirstColumn="0" w:firstRowLastColumn="0" w:lastRowFirstColumn="0" w:lastRowLastColumn="0"/>
+            <w:tcW w:w="5640" w:type="dxa"/>
+            <w:tcMar/>
           </w:tcPr>
-          <w:p>
-            <w:r/>
+          <w:p wp14:textId="3FA039EA">
+            <w:r>
+              <w:rPr/>
+              <w:t>0</w:t>
+            </w:r>
           </w:p>
         </w:tc>
       </w:tr>
-      <w:tr>
+      <w:tr xmlns:wp14="http://schemas.microsoft.com/office/word/2010/wordml" wp14:textId="77777777">
         <w:tc>
           <w:tcPr>
-            <w:tcW w:type="dxa" w:w="3000"/>
+            <w:cnfStyle w:val="001000000000" w:firstRow="0" w:lastRow="0" w:firstColumn="1" w:lastColumn="0" w:oddVBand="0" w:evenVBand="0" w:oddHBand="0" w:evenHBand="0" w:firstRowFirstColumn="0" w:firstRowLastColumn="0" w:lastRowFirstColumn="0" w:lastRowLastColumn="0"/>
+            <w:tcW w:w="3000" w:type="dxa"/>
+            <w:tcMar/>
           </w:tcPr>
-          <w:p>
+          <w:p wp14:textId="77777777">
             <w:r>
               <w:rPr>
                 <w:b/>
@@ -1758,16 +2715,21 @@
         </w:tc>
         <w:tc>
           <w:tcPr>
-            <w:tcW w:type="dxa" w:w="5640"/>
+            <w:cnfStyle w:val="000000000000" w:firstRow="0" w:lastRow="0" w:firstColumn="0" w:lastColumn="0" w:oddVBand="0" w:evenVBand="0" w:oddHBand="0" w:evenHBand="0" w:firstRowFirstColumn="0" w:firstRowLastColumn="0" w:lastRowFirstColumn="0" w:lastRowLastColumn="0"/>
+            <w:tcW w:w="5640" w:type="dxa"/>
+            <w:tcMar/>
           </w:tcPr>
-          <w:p>
-            <w:r/>
+          <w:p wp14:textId="4E149EF6">
+            <w:r>
+              <w:rPr/>
+              <w:t>NA</w:t>
+            </w:r>
           </w:p>
         </w:tc>
       </w:tr>
     </w:tbl>
-    <w:p/>
-    <w:p>
+    <w:p xmlns:wp14="http://schemas.microsoft.com/office/word/2010/wordml" wp14:textId="77777777"/>
+    <w:p xmlns:wp14="http://schemas.microsoft.com/office/word/2010/wordml" wp14:textId="77777777">
       <w:r>
         <w:rPr>
           <w:b/>
@@ -1778,7 +2740,7 @@
         <w:t xml:space="preserve">Grain (PARTY_HKEY, RECORD_SOURCE, LOAD_DATETIME). duplicate_row_groups = the same version stored twice (what a non-idempotent re-run produces). same_ldts_different_payload_info = two different payloads at one LOAD_DATETIME (a source grain conflict, not a re-load duplicate) -- informational. standard satellite, sat_multi_source; PK PARTY_HKEY; 4 RECORD_SOURCE group(s): OPUS_AZBJ_PARTNER_EXTN [3 col(s)], OPUS_BJAZ_CLM_SUPP_EXTN [2 col(s)], OPUS_BJAZ_CTNGY_PA_MEM_DTLS [2 col(s)], OPUS_BJAZ_HM_MEMBER_DTLS [3 col(s)].</w:t>
       </w:r>
     </w:p>
-    <w:p>
+    <w:p xmlns:wp14="http://schemas.microsoft.com/office/word/2010/wordml" wp14:textId="77777777">
       <w:r>
         <w:rPr>
           <w:b/>
@@ -1789,56 +2751,212 @@
     <w:tbl>
       <w:tblPr>
         <w:tblStyle w:val="TableGrid"/>
-        <w:tblW w:type="auto" w:w="0"/>
-        <w:tblLook w:firstColumn="1" w:firstRow="1" w:lastColumn="0" w:lastRow="0" w:noHBand="0" w:noVBand="1" w:val="04A0"/>
+        <w:tblW w:w="0" w:type="auto"/>
+        <w:tblLook w:val="04A0" w:firstRow="1" w:lastRow="0" w:firstColumn="1" w:lastColumn="0" w:noHBand="0" w:noVBand="1"/>
       </w:tblPr>
       <w:tblGrid>
         <w:gridCol w:w="8640"/>
       </w:tblGrid>
-      <w:tr>
+      <w:tr xmlns:wp14="http://schemas.microsoft.com/office/word/2010/wordml" wp14:textId="77777777">
         <w:tc>
           <w:tcPr>
-            <w:tcW w:type="dxa" w:w="8640"/>
+            <w:tcW w:w="8640" w:type="dxa"/>
           </w:tcPr>
-          <w:p>
+          <w:p wp14:textId="77777777">
             <w:r>
               <w:rPr>
                 <w:rFonts w:ascii="Consolas" w:hAnsi="Consolas"/>
                 <w:sz w:val="17"/>
               </w:rPr>
               <w:t xml:space="preserve">with d as (</w:t>
+            </w:r>
+            <w:r>
+              <w:rPr>
+                <w:rFonts w:ascii="Consolas" w:hAnsi="Consolas"/>
+                <w:sz w:val="17"/>
+              </w:rPr>
               <w:br/>
+            </w:r>
+            <w:r>
+              <w:rPr>
+                <w:rFonts w:ascii="Consolas" w:hAnsi="Consolas"/>
+                <w:sz w:val="17"/>
+              </w:rPr>
               <w:t xml:space="preserve">    select PARTY_HKEY, RECORD_SOURCE, LOAD_DATETIME, count(*) as n, count(distinct HASHDIFF) as hashdiffs</w:t>
+            </w:r>
+            <w:r>
+              <w:rPr>
+                <w:rFonts w:ascii="Consolas" w:hAnsi="Consolas"/>
+                <w:sz w:val="17"/>
+              </w:rPr>
               <w:br/>
+            </w:r>
+            <w:r>
+              <w:rPr>
+                <w:rFonts w:ascii="Consolas" w:hAnsi="Consolas"/>
+                <w:sz w:val="17"/>
+              </w:rPr>
               <w:t xml:space="preserve">      from BAGIC_PREPROD_CURATED_DB.BGIL_DATA_MODEL.SAT_PARTY_BANKING</w:t>
+            </w:r>
+            <w:r>
+              <w:rPr>
+                <w:rFonts w:ascii="Consolas" w:hAnsi="Consolas"/>
+                <w:sz w:val="17"/>
+              </w:rPr>
               <w:br/>
+            </w:r>
+            <w:r>
+              <w:rPr>
+                <w:rFonts w:ascii="Consolas" w:hAnsi="Consolas"/>
+                <w:sz w:val="17"/>
+              </w:rPr>
               <w:t xml:space="preserve">     where startswith(RECORD_SOURCE, 'OPUS_')</w:t>
+            </w:r>
+            <w:r>
+              <w:rPr>
+                <w:rFonts w:ascii="Consolas" w:hAnsi="Consolas"/>
+                <w:sz w:val="17"/>
+              </w:rPr>
               <w:br/>
+            </w:r>
+            <w:r>
+              <w:rPr>
+                <w:rFonts w:ascii="Consolas" w:hAnsi="Consolas"/>
+                <w:sz w:val="17"/>
+              </w:rPr>
               <w:t xml:space="preserve">     group by PARTY_HKEY, RECORD_SOURCE, LOAD_DATETIME</w:t>
+            </w:r>
+            <w:r>
+              <w:rPr>
+                <w:rFonts w:ascii="Consolas" w:hAnsi="Consolas"/>
+                <w:sz w:val="17"/>
+              </w:rPr>
               <w:br/>
+            </w:r>
+            <w:r>
+              <w:rPr>
+                <w:rFonts w:ascii="Consolas" w:hAnsi="Consolas"/>
+                <w:sz w:val="17"/>
+              </w:rPr>
               <w:t xml:space="preserve">    having count(*) &gt; 1</w:t>
+            </w:r>
+            <w:r>
+              <w:rPr>
+                <w:rFonts w:ascii="Consolas" w:hAnsi="Consolas"/>
+                <w:sz w:val="17"/>
+              </w:rPr>
               <w:br/>
+            </w:r>
+            <w:r>
+              <w:rPr>
+                <w:rFonts w:ascii="Consolas" w:hAnsi="Consolas"/>
+                <w:sz w:val="17"/>
+              </w:rPr>
               <w:t xml:space="preserve">)</w:t>
+            </w:r>
+            <w:r>
+              <w:rPr>
+                <w:rFonts w:ascii="Consolas" w:hAnsi="Consolas"/>
+                <w:sz w:val="17"/>
+              </w:rPr>
               <w:br/>
+            </w:r>
+            <w:r>
+              <w:rPr>
+                <w:rFonts w:ascii="Consolas" w:hAnsi="Consolas"/>
+                <w:sz w:val="17"/>
+              </w:rPr>
               <w:t xml:space="preserve">select 'OPUS' as project, 'SAT_PARTY_BANKING' as satellite,</w:t>
+            </w:r>
+            <w:r>
+              <w:rPr>
+                <w:rFonts w:ascii="Consolas" w:hAnsi="Consolas"/>
+                <w:sz w:val="17"/>
+              </w:rPr>
               <w:br/>
+            </w:r>
+            <w:r>
+              <w:rPr>
+                <w:rFonts w:ascii="Consolas" w:hAnsi="Consolas"/>
+                <w:sz w:val="17"/>
+              </w:rPr>
               <w:t xml:space="preserve">       count_if(hashdiffs = 1)            as duplicate_row_groups,</w:t>
+            </w:r>
+            <w:r>
+              <w:rPr>
+                <w:rFonts w:ascii="Consolas" w:hAnsi="Consolas"/>
+                <w:sz w:val="17"/>
+              </w:rPr>
               <w:br/>
+            </w:r>
+            <w:r>
+              <w:rPr>
+                <w:rFonts w:ascii="Consolas" w:hAnsi="Consolas"/>
+                <w:sz w:val="17"/>
+              </w:rPr>
               <w:t xml:space="preserve">       coalesce(sum(iff(hashdiffs = 1, n - 1, 0)), 0) as surplus_rows,</w:t>
+            </w:r>
+            <w:r>
+              <w:rPr>
+                <w:rFonts w:ascii="Consolas" w:hAnsi="Consolas"/>
+                <w:sz w:val="17"/>
+              </w:rPr>
               <w:br/>
+            </w:r>
+            <w:r>
+              <w:rPr>
+                <w:rFonts w:ascii="Consolas" w:hAnsi="Consolas"/>
+                <w:sz w:val="17"/>
+              </w:rPr>
               <w:t xml:space="preserve">       count_if(hashdiffs &gt; 1)            as same_ldts_different_payload_info,</w:t>
+            </w:r>
+            <w:r>
+              <w:rPr>
+                <w:rFonts w:ascii="Consolas" w:hAnsi="Consolas"/>
+                <w:sz w:val="17"/>
+              </w:rPr>
               <w:br/>
+            </w:r>
+            <w:r>
+              <w:rPr>
+                <w:rFonts w:ascii="Consolas" w:hAnsi="Consolas"/>
+                <w:sz w:val="17"/>
+              </w:rPr>
               <w:t xml:space="preserve">       array_slice(array_agg(iff(hashdiffs = 1, to_varchar(PARTY_HKEY, 'HEX'), null)) within group (order by PARTY_HKEY), 0, 3) as examples,</w:t>
+            </w:r>
+            <w:r>
+              <w:rPr>
+                <w:rFonts w:ascii="Consolas" w:hAnsi="Consolas"/>
+                <w:sz w:val="17"/>
+              </w:rPr>
               <w:br/>
+            </w:r>
+            <w:r>
+              <w:rPr>
+                <w:rFonts w:ascii="Consolas" w:hAnsi="Consolas"/>
+                <w:sz w:val="17"/>
+              </w:rPr>
               <w:t xml:space="preserve">       iff(duplicate_row_groups = 0, 'PASS', 'FAIL') as status</w:t>
+            </w:r>
+            <w:r>
+              <w:rPr>
+                <w:rFonts w:ascii="Consolas" w:hAnsi="Consolas"/>
+                <w:sz w:val="17"/>
+              </w:rPr>
               <w:br/>
+            </w:r>
+            <w:r>
+              <w:rPr>
+                <w:rFonts w:ascii="Consolas" w:hAnsi="Consolas"/>
+                <w:sz w:val="17"/>
+              </w:rPr>
               <w:t xml:space="preserve">  from d;</w:t>
             </w:r>
           </w:p>
         </w:tc>
       </w:tr>
     </w:tbl>
-    <w:p>
+    <w:p xmlns:wp14="http://schemas.microsoft.com/office/word/2010/wordml" wp14:textId="77777777">
       <w:r>
         <w:rPr>
           <w:b/>
@@ -1849,18 +2967,18 @@
     <w:tbl>
       <w:tblPr>
         <w:tblStyle w:val="TableGrid"/>
-        <w:tblW w:type="auto" w:w="0"/>
-        <w:tblLook w:firstColumn="1" w:firstRow="1" w:lastColumn="0" w:lastRow="0" w:noHBand="0" w:noVBand="1" w:val="04A0"/>
+        <w:tblW w:w="0" w:type="auto"/>
+        <w:tblLook w:val="04A0" w:firstRow="1" w:lastRow="0" w:firstColumn="1" w:lastColumn="0" w:noHBand="0" w:noVBand="1"/>
       </w:tblPr>
       <w:tblGrid>
         <w:gridCol w:w="8640"/>
       </w:tblGrid>
-      <w:tr>
+      <w:tr xmlns:wp14="http://schemas.microsoft.com/office/word/2010/wordml" wp14:textId="77777777">
         <w:tc>
           <w:tcPr>
-            <w:tcW w:type="dxa" w:w="8640"/>
+            <w:tcW w:w="8640" w:type="dxa"/>
           </w:tcPr>
-          <w:p>
+          <w:p wp14:textId="77777777">
             <w:r>
               <w:rPr>
                 <w:i/>
@@ -1870,23 +2988,27 @@
           </w:p>
         </w:tc>
       </w:tr>
-      <w:tr>
+      <w:tr xmlns:wp14="http://schemas.microsoft.com/office/word/2010/wordml" wp14:textId="77777777">
         <w:tc>
           <w:tcPr>
-            <w:tcW w:type="dxa" w:w="8640"/>
+            <w:tcW w:w="8640" w:type="dxa"/>
           </w:tcPr>
-          <w:p>
+          <w:p wp14:textId="77777777">
             <w:r>
               <w:br/>
+            </w:r>
+            <w:r>
               <w:br/>
+            </w:r>
+            <w:r>
               <w:br/>
             </w:r>
           </w:p>
         </w:tc>
       </w:tr>
     </w:tbl>
-    <w:p/>
-    <w:p>
+    <w:p xmlns:wp14="http://schemas.microsoft.com/office/word/2010/wordml" wp14:textId="77777777"/>
+    <w:p xmlns:wp14="http://schemas.microsoft.com/office/word/2010/wordml" wp14:textId="77777777">
       <w:pPr>
         <w:pStyle w:val="Heading2"/>
       </w:pPr>
@@ -1897,19 +3019,21 @@
     <w:tbl>
       <w:tblPr>
         <w:tblStyle w:val="LightList-Accent1"/>
-        <w:tblW w:type="auto" w:w="0"/>
-        <w:tblLook w:firstColumn="1" w:firstRow="1" w:lastColumn="0" w:lastRow="0" w:noHBand="0" w:noVBand="1" w:val="04A0"/>
+        <w:tblW w:w="0" w:type="auto"/>
+        <w:tblLook w:val="04A0" w:firstRow="1" w:lastRow="0" w:firstColumn="1" w:lastColumn="0" w:noHBand="0" w:noVBand="1"/>
       </w:tblPr>
       <w:tblGrid>
         <w:gridCol w:w="3000"/>
         <w:gridCol w:w="5640"/>
       </w:tblGrid>
-      <w:tr>
+      <w:tr xmlns:wp14="http://schemas.microsoft.com/office/word/2010/wordml" wp14:textId="77777777">
         <w:tc>
           <w:tcPr>
-            <w:tcW w:type="dxa" w:w="3000"/>
+            <w:cnfStyle w:val="001000000000" w:firstRow="0" w:lastRow="0" w:firstColumn="1" w:lastColumn="0" w:oddVBand="0" w:evenVBand="0" w:oddHBand="0" w:evenHBand="0" w:firstRowFirstColumn="0" w:firstRowLastColumn="0" w:lastRowFirstColumn="0" w:lastRowLastColumn="0"/>
+            <w:tcW w:w="3000" w:type="dxa"/>
+            <w:tcMar/>
           </w:tcPr>
-          <w:p>
+          <w:p wp14:textId="77777777">
             <w:r>
               <w:rPr>
                 <w:b/>
@@ -1920,21 +3044,25 @@
         </w:tc>
         <w:tc>
           <w:tcPr>
-            <w:tcW w:type="dxa" w:w="5640"/>
+            <w:cnfStyle w:val="000000000000" w:firstRow="0" w:lastRow="0" w:firstColumn="0" w:lastColumn="0" w:oddVBand="0" w:evenVBand="0" w:oddHBand="0" w:evenHBand="0" w:firstRowFirstColumn="0" w:firstRowLastColumn="0" w:lastRowFirstColumn="0" w:lastRowLastColumn="0"/>
+            <w:tcW w:w="5640" w:type="dxa"/>
+            <w:tcMar/>
           </w:tcPr>
-          <w:p>
+          <w:p wp14:textId="77777777">
             <w:r>
               <w:t xml:space="preserve">OPUS</w:t>
             </w:r>
           </w:p>
         </w:tc>
       </w:tr>
-      <w:tr>
+      <w:tr xmlns:wp14="http://schemas.microsoft.com/office/word/2010/wordml" wp14:textId="77777777">
         <w:tc>
           <w:tcPr>
-            <w:tcW w:type="dxa" w:w="3000"/>
+            <w:cnfStyle w:val="001000000000" w:firstRow="0" w:lastRow="0" w:firstColumn="1" w:lastColumn="0" w:oddVBand="0" w:evenVBand="0" w:oddHBand="0" w:evenHBand="0" w:firstRowFirstColumn="0" w:firstRowLastColumn="0" w:lastRowFirstColumn="0" w:lastRowLastColumn="0"/>
+            <w:tcW w:w="3000" w:type="dxa"/>
+            <w:tcMar/>
           </w:tcPr>
-          <w:p>
+          <w:p wp14:textId="77777777">
             <w:r>
               <w:rPr>
                 <w:b/>
@@ -1945,21 +3073,25 @@
         </w:tc>
         <w:tc>
           <w:tcPr>
-            <w:tcW w:type="dxa" w:w="5640"/>
+            <w:cnfStyle w:val="000000000000" w:firstRow="0" w:lastRow="0" w:firstColumn="0" w:lastColumn="0" w:oddVBand="0" w:evenVBand="0" w:oddHBand="0" w:evenHBand="0" w:firstRowFirstColumn="0" w:firstRowLastColumn="0" w:lastRowFirstColumn="0" w:lastRowLastColumn="0"/>
+            <w:tcW w:w="5640" w:type="dxa"/>
+            <w:tcMar/>
           </w:tcPr>
-          <w:p>
+          <w:p wp14:textId="77777777">
             <w:r>
               <w:t xml:space="preserve">[sat_multi_source(OBJECT)] SAT_COMMON_CONTACT</w:t>
             </w:r>
           </w:p>
         </w:tc>
       </w:tr>
-      <w:tr>
+      <w:tr xmlns:wp14="http://schemas.microsoft.com/office/word/2010/wordml" wp14:textId="77777777">
         <w:tc>
           <w:tcPr>
-            <w:tcW w:type="dxa" w:w="3000"/>
+            <w:cnfStyle w:val="001000000000" w:firstRow="0" w:lastRow="0" w:firstColumn="1" w:lastColumn="0" w:oddVBand="0" w:evenVBand="0" w:oddHBand="0" w:evenHBand="0" w:firstRowFirstColumn="0" w:firstRowLastColumn="0" w:lastRowFirstColumn="0" w:lastRowLastColumn="0"/>
+            <w:tcW w:w="3000" w:type="dxa"/>
+            <w:tcMar/>
           </w:tcPr>
-          <w:p>
+          <w:p wp14:textId="77777777">
             <w:r>
               <w:rPr>
                 <w:b/>
@@ -1970,21 +3102,25 @@
         </w:tc>
         <w:tc>
           <w:tcPr>
-            <w:tcW w:type="dxa" w:w="5640"/>
+            <w:cnfStyle w:val="000000000000" w:firstRow="0" w:lastRow="0" w:firstColumn="0" w:lastColumn="0" w:oddVBand="0" w:evenVBand="0" w:oddHBand="0" w:evenHBand="0" w:firstRowFirstColumn="0" w:firstRowLastColumn="0" w:lastRowFirstColumn="0" w:lastRowLastColumn="0"/>
+            <w:tcW w:w="5640" w:type="dxa"/>
+            <w:tcMar/>
           </w:tcPr>
-          <w:p>
+          <w:p wp14:textId="77777777">
             <w:r>
               <w:t xml:space="preserve">Implemented</w:t>
             </w:r>
           </w:p>
         </w:tc>
       </w:tr>
-      <w:tr>
+      <w:tr xmlns:wp14="http://schemas.microsoft.com/office/word/2010/wordml" wp14:textId="77777777">
         <w:tc>
           <w:tcPr>
-            <w:tcW w:type="dxa" w:w="3000"/>
+            <w:cnfStyle w:val="001000000000" w:firstRow="0" w:lastRow="0" w:firstColumn="1" w:lastColumn="0" w:oddVBand="0" w:evenVBand="0" w:oddHBand="0" w:evenHBand="0" w:firstRowFirstColumn="0" w:firstRowLastColumn="0" w:lastRowFirstColumn="0" w:lastRowLastColumn="0"/>
+            <w:tcW w:w="3000" w:type="dxa"/>
+            <w:tcMar/>
           </w:tcPr>
-          <w:p>
+          <w:p wp14:textId="77777777">
             <w:r>
               <w:rPr>
                 <w:b/>
@@ -1995,21 +3131,25 @@
         </w:tc>
         <w:tc>
           <w:tcPr>
-            <w:tcW w:type="dxa" w:w="5640"/>
+            <w:cnfStyle w:val="000000000000" w:firstRow="0" w:lastRow="0" w:firstColumn="0" w:lastColumn="0" w:oddVBand="0" w:evenVBand="0" w:oddHBand="0" w:evenHBand="0" w:firstRowFirstColumn="0" w:firstRowLastColumn="0" w:lastRowFirstColumn="0" w:lastRowLastColumn="0"/>
+            <w:tcW w:w="5640" w:type="dxa"/>
+            <w:tcMar/>
           </w:tcPr>
-          <w:p>
+          <w:p wp14:textId="77777777">
             <w:r>
               <w:t xml:space="preserve">duplicate_row_groups = 0</w:t>
             </w:r>
           </w:p>
         </w:tc>
       </w:tr>
-      <w:tr>
+      <w:tr xmlns:wp14="http://schemas.microsoft.com/office/word/2010/wordml" wp14:textId="77777777">
         <w:tc>
           <w:tcPr>
-            <w:tcW w:type="dxa" w:w="3000"/>
+            <w:cnfStyle w:val="001000000000" w:firstRow="0" w:lastRow="0" w:firstColumn="1" w:lastColumn="0" w:oddVBand="0" w:evenVBand="0" w:oddHBand="0" w:evenHBand="0" w:firstRowFirstColumn="0" w:firstRowLastColumn="0" w:lastRowFirstColumn="0" w:lastRowLastColumn="0"/>
+            <w:tcW w:w="3000" w:type="dxa"/>
+            <w:tcMar/>
           </w:tcPr>
-          <w:p>
+          <w:p wp14:textId="77777777">
             <w:r>
               <w:rPr>
                 <w:b/>
@@ -2020,62 +3160,105 @@
         </w:tc>
         <w:tc>
           <w:tcPr>
-            <w:tcW w:type="dxa" w:w="5640"/>
+            <w:cnfStyle w:val="000000000000" w:firstRow="0" w:lastRow="0" w:firstColumn="0" w:lastColumn="0" w:oddVBand="0" w:evenVBand="0" w:oddHBand="0" w:evenHBand="0" w:firstRowFirstColumn="0" w:firstRowLastColumn="0" w:lastRowFirstColumn="0" w:lastRowLastColumn="0"/>
+            <w:tcW w:w="5640" w:type="dxa"/>
+            <w:tcMar/>
           </w:tcPr>
-          <w:p>
+          <w:p wp14:textId="09DB239B">
+            <w:r>
+              <w:rPr/>
+              <w:t>Fail</w:t>
+            </w:r>
+          </w:p>
+        </w:tc>
+      </w:tr>
+      <w:tr xmlns:wp14="http://schemas.microsoft.com/office/word/2010/wordml" wp14:textId="77777777">
+        <w:tc>
+          <w:tcPr>
+            <w:cnfStyle w:val="001000000000" w:firstRow="0" w:lastRow="0" w:firstColumn="1" w:lastColumn="0" w:oddVBand="0" w:evenVBand="0" w:oddHBand="0" w:evenHBand="0" w:firstRowFirstColumn="0" w:firstRowLastColumn="0" w:lastRowFirstColumn="0" w:lastRowLastColumn="0"/>
+            <w:tcW w:w="3000" w:type="dxa"/>
+            <w:tcMar/>
+          </w:tcPr>
+          <w:p wp14:textId="77777777">
+            <w:r>
+              <w:rPr>
+                <w:b/>
+              </w:rPr>
+              <w:t xml:space="preserve">Rows with status = FAIL (count)</w:t>
+            </w:r>
+          </w:p>
+        </w:tc>
+        <w:tc>
+          <w:tcPr>
+            <w:cnfStyle w:val="000000000000" w:firstRow="0" w:lastRow="0" w:firstColumn="0" w:lastColumn="0" w:oddVBand="0" w:evenVBand="0" w:oddHBand="0" w:evenHBand="0" w:firstRowFirstColumn="0" w:firstRowLastColumn="0" w:lastRowFirstColumn="0" w:lastRowLastColumn="0"/>
+            <w:tcW w:w="5640" w:type="dxa"/>
+            <w:tcMar/>
+          </w:tcPr>
+          <w:p wp14:textId="77777777">
             <w:r/>
           </w:p>
         </w:tc>
       </w:tr>
-      <w:tr>
+      <w:tr xmlns:wp14="http://schemas.microsoft.com/office/word/2010/wordml" wp14:textId="77777777">
         <w:tc>
           <w:tcPr>
-            <w:tcW w:type="dxa" w:w="3000"/>
+            <w:cnfStyle w:val="001000000000" w:firstRow="0" w:lastRow="0" w:firstColumn="1" w:lastColumn="0" w:oddVBand="0" w:evenVBand="0" w:oddHBand="0" w:evenHBand="0" w:firstRowFirstColumn="0" w:firstRowLastColumn="0" w:lastRowFirstColumn="0" w:lastRowLastColumn="0"/>
+            <w:tcW w:w="3000" w:type="dxa"/>
+            <w:tcMar/>
           </w:tcPr>
-          <w:p>
+          <w:p wp14:textId="77777777">
             <w:r>
               <w:rPr>
                 <w:b/>
               </w:rPr>
-              <w:t xml:space="preserve">Rows with status = FAIL (count)</w:t>
+              <w:t xml:space="preserve">Remarks</w:t>
             </w:r>
           </w:p>
         </w:tc>
         <w:tc>
           <w:tcPr>
-            <w:tcW w:type="dxa" w:w="5640"/>
+            <w:cnfStyle w:val="000000000000" w:firstRow="0" w:lastRow="0" w:firstColumn="0" w:lastColumn="0" w:oddVBand="0" w:evenVBand="0" w:oddHBand="0" w:evenHBand="0" w:firstRowFirstColumn="0" w:firstRowLastColumn="0" w:lastRowFirstColumn="0" w:lastRowLastColumn="0"/>
+            <w:tcW w:w="5640" w:type="dxa"/>
+            <w:tcMar/>
           </w:tcPr>
-          <w:p>
-            <w:r/>
-          </w:p>
-        </w:tc>
-      </w:tr>
-      <w:tr>
-        <w:tc>
-          <w:tcPr>
-            <w:tcW w:type="dxa" w:w="3000"/>
-          </w:tcPr>
-          <w:p>
-            <w:r>
-              <w:rPr>
-                <w:b/>
-              </w:rPr>
-              <w:t xml:space="preserve">Remarks</w:t>
-            </w:r>
-          </w:p>
-        </w:tc>
-        <w:tc>
-          <w:tcPr>
-            <w:tcW w:type="dxa" w:w="5640"/>
-          </w:tcPr>
-          <w:p>
-            <w:r/>
+          <w:p wp14:textId="0FF82940">
+            <w:pPr>
+              <w:pStyle w:val="Normal"/>
+            </w:pPr>
+            <w:r>
+              <w:rPr/>
+              <w:t xml:space="preserve">Due to </w:t>
+            </w:r>
+            <w:r>
+              <w:rPr/>
+              <w:t>Record_source</w:t>
+            </w:r>
+            <w:r>
+              <w:rPr/>
+              <w:t xml:space="preserve"> issue (</w:t>
+            </w:r>
+            <w:r>
+              <w:rPr/>
+              <w:t>Record_source</w:t>
+            </w:r>
+            <w:r>
+              <w:rPr/>
+              <w:t xml:space="preserve"> </w:t>
+            </w:r>
+            <w:r>
+              <w:rPr/>
+              <w:t>= 'OPUS'</w:t>
+            </w:r>
+            <w:r>
+              <w:rPr/>
+              <w:t>)</w:t>
+            </w:r>
           </w:p>
         </w:tc>
       </w:tr>
     </w:tbl>
-    <w:p/>
-    <w:p>
+    <w:p xmlns:wp14="http://schemas.microsoft.com/office/word/2010/wordml" wp14:textId="77777777"/>
+    <w:p xmlns:wp14="http://schemas.microsoft.com/office/word/2010/wordml" wp14:textId="77777777">
       <w:r>
         <w:rPr>
           <w:b/>
@@ -2086,7 +3269,7 @@
         <w:t xml:space="preserve">Grain (PARTY_HKEY, RECORD_SOURCE, LOAD_DATETIME). duplicate_row_groups = the same version stored twice (what a non-idempotent re-run produces). same_ldts_different_payload_info = two different payloads at one LOAD_DATETIME (a source grain conflict, not a re-load duplicate) -- informational. standard satellite, sat_multi_source; PK PARTY_HKEY; 12 RECORD_SOURCE group(s): OPUS_AZBJ_PARTNER_EXTN [4 col(s)], OPUS_BJAZ_CLM_SUPP_EXTN [4 col(s)], OPUS_BJAZ_CTNGY_GC_MEM_DATA [1 col(s)], OPUS_BJAZ_CTNGY_PA_MEM_DTLS [4 col(s)], OPUS_BJAZ_HM_HOSPITAL_MASTER [4 col(s)], OPUS_BJAZ_HM_MEMBER_DTLS [2 col(s)], OPUS_BJAZ_SH_MEM_DTLS_EXTN [1 col(s)], OPUS_CLM_SUPPLIERS [1 col(s)], OPUS_CP_PARTNERS [3 col(s)], OPUS_BJAZ_T_CKYC_OTP [1 col(s)], OPUS_BJAZ_T_EKYC [1 col(s)], OPUS_BJAZ_T_KYC_DETAILS [1 col(s)]. OBJECT satellite: MOBILENUMBER hold one entry per source table (sat value = col:"&lt;TABLE&gt;"; expected = MAX over that table's RAW rows, as the macro does). Plain columns are MAX across all tables and are not compared per table. A table absent from the latest incremental window is absent from the latest row -- compare after a full load.</w:t>
       </w:r>
     </w:p>
-    <w:p>
+    <w:p xmlns:wp14="http://schemas.microsoft.com/office/word/2010/wordml" wp14:textId="77777777">
       <w:r>
         <w:rPr>
           <w:b/>
@@ -2097,56 +3280,212 @@
     <w:tbl>
       <w:tblPr>
         <w:tblStyle w:val="TableGrid"/>
-        <w:tblW w:type="auto" w:w="0"/>
-        <w:tblLook w:firstColumn="1" w:firstRow="1" w:lastColumn="0" w:lastRow="0" w:noHBand="0" w:noVBand="1" w:val="04A0"/>
+        <w:tblW w:w="0" w:type="auto"/>
+        <w:tblLook w:val="04A0" w:firstRow="1" w:lastRow="0" w:firstColumn="1" w:lastColumn="0" w:noHBand="0" w:noVBand="1"/>
       </w:tblPr>
       <w:tblGrid>
         <w:gridCol w:w="8640"/>
       </w:tblGrid>
-      <w:tr>
+      <w:tr xmlns:wp14="http://schemas.microsoft.com/office/word/2010/wordml" wp14:textId="77777777">
         <w:tc>
           <w:tcPr>
-            <w:tcW w:type="dxa" w:w="8640"/>
+            <w:tcW w:w="8640" w:type="dxa"/>
           </w:tcPr>
-          <w:p>
+          <w:p wp14:textId="77777777">
             <w:r>
               <w:rPr>
                 <w:rFonts w:ascii="Consolas" w:hAnsi="Consolas"/>
                 <w:sz w:val="17"/>
               </w:rPr>
               <w:t xml:space="preserve">with d as (</w:t>
+            </w:r>
+            <w:r>
+              <w:rPr>
+                <w:rFonts w:ascii="Consolas" w:hAnsi="Consolas"/>
+                <w:sz w:val="17"/>
+              </w:rPr>
               <w:br/>
+            </w:r>
+            <w:r>
+              <w:rPr>
+                <w:rFonts w:ascii="Consolas" w:hAnsi="Consolas"/>
+                <w:sz w:val="17"/>
+              </w:rPr>
               <w:t xml:space="preserve">    select PARTY_HKEY, RECORD_SOURCE, LOAD_DATETIME, count(*) as n, count(distinct HASHDIFF) as hashdiffs</w:t>
+            </w:r>
+            <w:r>
+              <w:rPr>
+                <w:rFonts w:ascii="Consolas" w:hAnsi="Consolas"/>
+                <w:sz w:val="17"/>
+              </w:rPr>
               <w:br/>
+            </w:r>
+            <w:r>
+              <w:rPr>
+                <w:rFonts w:ascii="Consolas" w:hAnsi="Consolas"/>
+                <w:sz w:val="17"/>
+              </w:rPr>
               <w:t xml:space="preserve">      from BAGIC_PREPROD_CURATED_DB.BGIL_DATA_MODEL.SAT_COMMON_CONTACT</w:t>
+            </w:r>
+            <w:r>
+              <w:rPr>
+                <w:rFonts w:ascii="Consolas" w:hAnsi="Consolas"/>
+                <w:sz w:val="17"/>
+              </w:rPr>
               <w:br/>
+            </w:r>
+            <w:r>
+              <w:rPr>
+                <w:rFonts w:ascii="Consolas" w:hAnsi="Consolas"/>
+                <w:sz w:val="17"/>
+              </w:rPr>
               <w:t xml:space="preserve">     where RECORD_SOURCE = 'OPUS'</w:t>
+            </w:r>
+            <w:r>
+              <w:rPr>
+                <w:rFonts w:ascii="Consolas" w:hAnsi="Consolas"/>
+                <w:sz w:val="17"/>
+              </w:rPr>
               <w:br/>
+            </w:r>
+            <w:r>
+              <w:rPr>
+                <w:rFonts w:ascii="Consolas" w:hAnsi="Consolas"/>
+                <w:sz w:val="17"/>
+              </w:rPr>
               <w:t xml:space="preserve">     group by PARTY_HKEY, RECORD_SOURCE, LOAD_DATETIME</w:t>
+            </w:r>
+            <w:r>
+              <w:rPr>
+                <w:rFonts w:ascii="Consolas" w:hAnsi="Consolas"/>
+                <w:sz w:val="17"/>
+              </w:rPr>
               <w:br/>
+            </w:r>
+            <w:r>
+              <w:rPr>
+                <w:rFonts w:ascii="Consolas" w:hAnsi="Consolas"/>
+                <w:sz w:val="17"/>
+              </w:rPr>
               <w:t xml:space="preserve">    having count(*) &gt; 1</w:t>
+            </w:r>
+            <w:r>
+              <w:rPr>
+                <w:rFonts w:ascii="Consolas" w:hAnsi="Consolas"/>
+                <w:sz w:val="17"/>
+              </w:rPr>
               <w:br/>
+            </w:r>
+            <w:r>
+              <w:rPr>
+                <w:rFonts w:ascii="Consolas" w:hAnsi="Consolas"/>
+                <w:sz w:val="17"/>
+              </w:rPr>
               <w:t xml:space="preserve">)</w:t>
+            </w:r>
+            <w:r>
+              <w:rPr>
+                <w:rFonts w:ascii="Consolas" w:hAnsi="Consolas"/>
+                <w:sz w:val="17"/>
+              </w:rPr>
               <w:br/>
+            </w:r>
+            <w:r>
+              <w:rPr>
+                <w:rFonts w:ascii="Consolas" w:hAnsi="Consolas"/>
+                <w:sz w:val="17"/>
+              </w:rPr>
               <w:t xml:space="preserve">select 'OPUS' as project, 'SAT_COMMON_CONTACT' as satellite,</w:t>
+            </w:r>
+            <w:r>
+              <w:rPr>
+                <w:rFonts w:ascii="Consolas" w:hAnsi="Consolas"/>
+                <w:sz w:val="17"/>
+              </w:rPr>
               <w:br/>
+            </w:r>
+            <w:r>
+              <w:rPr>
+                <w:rFonts w:ascii="Consolas" w:hAnsi="Consolas"/>
+                <w:sz w:val="17"/>
+              </w:rPr>
               <w:t xml:space="preserve">       count_if(hashdiffs = 1)            as duplicate_row_groups,</w:t>
+            </w:r>
+            <w:r>
+              <w:rPr>
+                <w:rFonts w:ascii="Consolas" w:hAnsi="Consolas"/>
+                <w:sz w:val="17"/>
+              </w:rPr>
               <w:br/>
+            </w:r>
+            <w:r>
+              <w:rPr>
+                <w:rFonts w:ascii="Consolas" w:hAnsi="Consolas"/>
+                <w:sz w:val="17"/>
+              </w:rPr>
               <w:t xml:space="preserve">       coalesce(sum(iff(hashdiffs = 1, n - 1, 0)), 0) as surplus_rows,</w:t>
+            </w:r>
+            <w:r>
+              <w:rPr>
+                <w:rFonts w:ascii="Consolas" w:hAnsi="Consolas"/>
+                <w:sz w:val="17"/>
+              </w:rPr>
               <w:br/>
+            </w:r>
+            <w:r>
+              <w:rPr>
+                <w:rFonts w:ascii="Consolas" w:hAnsi="Consolas"/>
+                <w:sz w:val="17"/>
+              </w:rPr>
               <w:t xml:space="preserve">       count_if(hashdiffs &gt; 1)            as same_ldts_different_payload_info,</w:t>
+            </w:r>
+            <w:r>
+              <w:rPr>
+                <w:rFonts w:ascii="Consolas" w:hAnsi="Consolas"/>
+                <w:sz w:val="17"/>
+              </w:rPr>
               <w:br/>
+            </w:r>
+            <w:r>
+              <w:rPr>
+                <w:rFonts w:ascii="Consolas" w:hAnsi="Consolas"/>
+                <w:sz w:val="17"/>
+              </w:rPr>
               <w:t xml:space="preserve">       array_slice(array_agg(iff(hashdiffs = 1, to_varchar(PARTY_HKEY, 'HEX'), null)) within group (order by PARTY_HKEY), 0, 3) as examples,</w:t>
+            </w:r>
+            <w:r>
+              <w:rPr>
+                <w:rFonts w:ascii="Consolas" w:hAnsi="Consolas"/>
+                <w:sz w:val="17"/>
+              </w:rPr>
               <w:br/>
+            </w:r>
+            <w:r>
+              <w:rPr>
+                <w:rFonts w:ascii="Consolas" w:hAnsi="Consolas"/>
+                <w:sz w:val="17"/>
+              </w:rPr>
               <w:t xml:space="preserve">       iff(duplicate_row_groups = 0, 'PASS', 'FAIL') as status</w:t>
+            </w:r>
+            <w:r>
+              <w:rPr>
+                <w:rFonts w:ascii="Consolas" w:hAnsi="Consolas"/>
+                <w:sz w:val="17"/>
+              </w:rPr>
               <w:br/>
+            </w:r>
+            <w:r>
+              <w:rPr>
+                <w:rFonts w:ascii="Consolas" w:hAnsi="Consolas"/>
+                <w:sz w:val="17"/>
+              </w:rPr>
               <w:t xml:space="preserve">  from d;</w:t>
             </w:r>
           </w:p>
         </w:tc>
       </w:tr>
     </w:tbl>
-    <w:p>
+    <w:p xmlns:wp14="http://schemas.microsoft.com/office/word/2010/wordml" wp14:textId="77777777">
       <w:r>
         <w:rPr>
           <w:b/>
@@ -2157,18 +3496,18 @@
     <w:tbl>
       <w:tblPr>
         <w:tblStyle w:val="TableGrid"/>
-        <w:tblW w:type="auto" w:w="0"/>
-        <w:tblLook w:firstColumn="1" w:firstRow="1" w:lastColumn="0" w:lastRow="0" w:noHBand="0" w:noVBand="1" w:val="04A0"/>
+        <w:tblW w:w="0" w:type="auto"/>
+        <w:tblLook w:val="04A0" w:firstRow="1" w:lastRow="0" w:firstColumn="1" w:lastColumn="0" w:noHBand="0" w:noVBand="1"/>
       </w:tblPr>
       <w:tblGrid>
         <w:gridCol w:w="8640"/>
       </w:tblGrid>
-      <w:tr>
+      <w:tr xmlns:wp14="http://schemas.microsoft.com/office/word/2010/wordml" wp14:textId="77777777">
         <w:tc>
           <w:tcPr>
-            <w:tcW w:type="dxa" w:w="8640"/>
+            <w:tcW w:w="8640" w:type="dxa"/>
           </w:tcPr>
-          <w:p>
+          <w:p wp14:textId="77777777">
             <w:r>
               <w:rPr>
                 <w:i/>
@@ -2178,23 +3517,27 @@
           </w:p>
         </w:tc>
       </w:tr>
-      <w:tr>
+      <w:tr xmlns:wp14="http://schemas.microsoft.com/office/word/2010/wordml" wp14:textId="77777777">
         <w:tc>
           <w:tcPr>
-            <w:tcW w:type="dxa" w:w="8640"/>
+            <w:tcW w:w="8640" w:type="dxa"/>
           </w:tcPr>
-          <w:p>
+          <w:p wp14:textId="77777777">
             <w:r>
               <w:br/>
+            </w:r>
+            <w:r>
               <w:br/>
+            </w:r>
+            <w:r>
               <w:br/>
             </w:r>
           </w:p>
         </w:tc>
       </w:tr>
     </w:tbl>
-    <w:p/>
-    <w:p>
+    <w:p xmlns:wp14="http://schemas.microsoft.com/office/word/2010/wordml" wp14:textId="77777777"/>
+    <w:p xmlns:wp14="http://schemas.microsoft.com/office/word/2010/wordml" wp14:textId="77777777">
       <w:pPr>
         <w:pStyle w:val="Heading2"/>
       </w:pPr>
@@ -2205,19 +3548,21 @@
     <w:tbl>
       <w:tblPr>
         <w:tblStyle w:val="LightList-Accent1"/>
-        <w:tblW w:type="auto" w:w="0"/>
-        <w:tblLook w:firstColumn="1" w:firstRow="1" w:lastColumn="0" w:lastRow="0" w:noHBand="0" w:noVBand="1" w:val="04A0"/>
+        <w:tblW w:w="0" w:type="auto"/>
+        <w:tblLook w:val="04A0" w:firstRow="1" w:lastRow="0" w:firstColumn="1" w:lastColumn="0" w:noHBand="0" w:noVBand="1"/>
       </w:tblPr>
       <w:tblGrid>
         <w:gridCol w:w="3000"/>
         <w:gridCol w:w="5640"/>
       </w:tblGrid>
-      <w:tr>
+      <w:tr xmlns:wp14="http://schemas.microsoft.com/office/word/2010/wordml" wp14:textId="77777777">
         <w:tc>
           <w:tcPr>
-            <w:tcW w:type="dxa" w:w="3000"/>
+            <w:cnfStyle w:val="001000000000" w:firstRow="0" w:lastRow="0" w:firstColumn="1" w:lastColumn="0" w:oddVBand="0" w:evenVBand="0" w:oddHBand="0" w:evenHBand="0" w:firstRowFirstColumn="0" w:firstRowLastColumn="0" w:lastRowFirstColumn="0" w:lastRowLastColumn="0"/>
+            <w:tcW w:w="3000" w:type="dxa"/>
+            <w:tcMar/>
           </w:tcPr>
-          <w:p>
+          <w:p wp14:textId="77777777">
             <w:r>
               <w:rPr>
                 <w:b/>
@@ -2228,21 +3573,25 @@
         </w:tc>
         <w:tc>
           <w:tcPr>
-            <w:tcW w:type="dxa" w:w="5640"/>
+            <w:cnfStyle w:val="000000000000" w:firstRow="0" w:lastRow="0" w:firstColumn="0" w:lastColumn="0" w:oddVBand="0" w:evenVBand="0" w:oddHBand="0" w:evenHBand="0" w:firstRowFirstColumn="0" w:firstRowLastColumn="0" w:lastRowFirstColumn="0" w:lastRowLastColumn="0"/>
+            <w:tcW w:w="5640" w:type="dxa"/>
+            <w:tcMar/>
           </w:tcPr>
-          <w:p>
+          <w:p wp14:textId="77777777">
             <w:r>
               <w:t xml:space="preserve">OPUS</w:t>
             </w:r>
           </w:p>
         </w:tc>
       </w:tr>
-      <w:tr>
+      <w:tr xmlns:wp14="http://schemas.microsoft.com/office/word/2010/wordml" wp14:textId="77777777">
         <w:tc>
           <w:tcPr>
-            <w:tcW w:type="dxa" w:w="3000"/>
+            <w:cnfStyle w:val="001000000000" w:firstRow="0" w:lastRow="0" w:firstColumn="1" w:lastColumn="0" w:oddVBand="0" w:evenVBand="0" w:oddHBand="0" w:evenHBand="0" w:firstRowFirstColumn="0" w:firstRowLastColumn="0" w:lastRowFirstColumn="0" w:lastRowLastColumn="0"/>
+            <w:tcW w:w="3000" w:type="dxa"/>
+            <w:tcMar/>
           </w:tcPr>
-          <w:p>
+          <w:p wp14:textId="77777777">
             <w:r>
               <w:rPr>
                 <w:b/>
@@ -2253,21 +3602,25 @@
         </w:tc>
         <w:tc>
           <w:tcPr>
-            <w:tcW w:type="dxa" w:w="5640"/>
+            <w:cnfStyle w:val="000000000000" w:firstRow="0" w:lastRow="0" w:firstColumn="0" w:lastColumn="0" w:oddVBand="0" w:evenVBand="0" w:oddHBand="0" w:evenHBand="0" w:firstRowFirstColumn="0" w:firstRowLastColumn="0" w:lastRowFirstColumn="0" w:lastRowLastColumn="0"/>
+            <w:tcW w:w="5640" w:type="dxa"/>
+            <w:tcMar/>
           </w:tcPr>
-          <w:p>
+          <w:p wp14:textId="77777777">
             <w:r>
               <w:t xml:space="preserve">[stitch_incremental] SAT_COMMON_ADDRESS</w:t>
             </w:r>
           </w:p>
         </w:tc>
       </w:tr>
-      <w:tr>
+      <w:tr xmlns:wp14="http://schemas.microsoft.com/office/word/2010/wordml" wp14:textId="77777777">
         <w:tc>
           <w:tcPr>
-            <w:tcW w:type="dxa" w:w="3000"/>
+            <w:cnfStyle w:val="001000000000" w:firstRow="0" w:lastRow="0" w:firstColumn="1" w:lastColumn="0" w:oddVBand="0" w:evenVBand="0" w:oddHBand="0" w:evenHBand="0" w:firstRowFirstColumn="0" w:firstRowLastColumn="0" w:lastRowFirstColumn="0" w:lastRowLastColumn="0"/>
+            <w:tcW w:w="3000" w:type="dxa"/>
+            <w:tcMar/>
           </w:tcPr>
-          <w:p>
+          <w:p wp14:textId="77777777">
             <w:r>
               <w:rPr>
                 <w:b/>
@@ -2278,21 +3631,25 @@
         </w:tc>
         <w:tc>
           <w:tcPr>
-            <w:tcW w:type="dxa" w:w="5640"/>
+            <w:cnfStyle w:val="000000000000" w:firstRow="0" w:lastRow="0" w:firstColumn="0" w:lastColumn="0" w:oddVBand="0" w:evenVBand="0" w:oddHBand="0" w:evenHBand="0" w:firstRowFirstColumn="0" w:firstRowLastColumn="0" w:lastRowFirstColumn="0" w:lastRowLastColumn="0"/>
+            <w:tcW w:w="5640" w:type="dxa"/>
+            <w:tcMar/>
           </w:tcPr>
-          <w:p>
+          <w:p wp14:textId="77777777">
             <w:r>
               <w:t xml:space="preserve">Implemented</w:t>
             </w:r>
           </w:p>
         </w:tc>
       </w:tr>
-      <w:tr>
+      <w:tr xmlns:wp14="http://schemas.microsoft.com/office/word/2010/wordml" wp14:textId="77777777">
         <w:tc>
           <w:tcPr>
-            <w:tcW w:type="dxa" w:w="3000"/>
+            <w:cnfStyle w:val="001000000000" w:firstRow="0" w:lastRow="0" w:firstColumn="1" w:lastColumn="0" w:oddVBand="0" w:evenVBand="0" w:oddHBand="0" w:evenHBand="0" w:firstRowFirstColumn="0" w:firstRowLastColumn="0" w:lastRowFirstColumn="0" w:lastRowLastColumn="0"/>
+            <w:tcW w:w="3000" w:type="dxa"/>
+            <w:tcMar/>
           </w:tcPr>
-          <w:p>
+          <w:p wp14:textId="77777777">
             <w:r>
               <w:rPr>
                 <w:b/>
@@ -2303,21 +3660,25 @@
         </w:tc>
         <w:tc>
           <w:tcPr>
-            <w:tcW w:type="dxa" w:w="5640"/>
+            <w:cnfStyle w:val="000000000000" w:firstRow="0" w:lastRow="0" w:firstColumn="0" w:lastColumn="0" w:oddVBand="0" w:evenVBand="0" w:oddHBand="0" w:evenHBand="0" w:firstRowFirstColumn="0" w:firstRowLastColumn="0" w:lastRowFirstColumn="0" w:lastRowLastColumn="0"/>
+            <w:tcW w:w="5640" w:type="dxa"/>
+            <w:tcMar/>
           </w:tcPr>
-          <w:p>
+          <w:p wp14:textId="77777777">
             <w:r>
               <w:t xml:space="preserve">duplicate_row_groups = 0</w:t>
             </w:r>
           </w:p>
         </w:tc>
       </w:tr>
-      <w:tr>
+      <w:tr xmlns:wp14="http://schemas.microsoft.com/office/word/2010/wordml" wp14:textId="77777777">
         <w:tc>
           <w:tcPr>
-            <w:tcW w:type="dxa" w:w="3000"/>
+            <w:cnfStyle w:val="001000000000" w:firstRow="0" w:lastRow="0" w:firstColumn="1" w:lastColumn="0" w:oddVBand="0" w:evenVBand="0" w:oddHBand="0" w:evenHBand="0" w:firstRowFirstColumn="0" w:firstRowLastColumn="0" w:lastRowFirstColumn="0" w:lastRowLastColumn="0"/>
+            <w:tcW w:w="3000" w:type="dxa"/>
+            <w:tcMar/>
           </w:tcPr>
-          <w:p>
+          <w:p wp14:textId="77777777">
             <w:r>
               <w:rPr>
                 <w:b/>
@@ -2328,19 +3689,26 @@
         </w:tc>
         <w:tc>
           <w:tcPr>
-            <w:tcW w:type="dxa" w:w="5640"/>
+            <w:cnfStyle w:val="000000000000" w:firstRow="0" w:lastRow="0" w:firstColumn="0" w:lastColumn="0" w:oddVBand="0" w:evenVBand="0" w:oddHBand="0" w:evenHBand="0" w:firstRowFirstColumn="0" w:firstRowLastColumn="0" w:lastRowFirstColumn="0" w:lastRowLastColumn="0"/>
+            <w:tcW w:w="5640" w:type="dxa"/>
+            <w:tcMar/>
           </w:tcPr>
-          <w:p>
-            <w:r/>
+          <w:p wp14:textId="24AF48ED">
+            <w:r>
+              <w:rPr/>
+              <w:t>Pass</w:t>
+            </w:r>
           </w:p>
         </w:tc>
       </w:tr>
-      <w:tr>
+      <w:tr xmlns:wp14="http://schemas.microsoft.com/office/word/2010/wordml" wp14:textId="77777777">
         <w:tc>
           <w:tcPr>
-            <w:tcW w:type="dxa" w:w="3000"/>
+            <w:cnfStyle w:val="001000000000" w:firstRow="0" w:lastRow="0" w:firstColumn="1" w:lastColumn="0" w:oddVBand="0" w:evenVBand="0" w:oddHBand="0" w:evenHBand="0" w:firstRowFirstColumn="0" w:firstRowLastColumn="0" w:lastRowFirstColumn="0" w:lastRowLastColumn="0"/>
+            <w:tcW w:w="3000" w:type="dxa"/>
+            <w:tcMar/>
           </w:tcPr>
-          <w:p>
+          <w:p wp14:textId="77777777">
             <w:r>
               <w:rPr>
                 <w:b/>
@@ -2351,19 +3719,26 @@
         </w:tc>
         <w:tc>
           <w:tcPr>
-            <w:tcW w:type="dxa" w:w="5640"/>
+            <w:cnfStyle w:val="000000000000" w:firstRow="0" w:lastRow="0" w:firstColumn="0" w:lastColumn="0" w:oddVBand="0" w:evenVBand="0" w:oddHBand="0" w:evenHBand="0" w:firstRowFirstColumn="0" w:firstRowLastColumn="0" w:lastRowFirstColumn="0" w:lastRowLastColumn="0"/>
+            <w:tcW w:w="5640" w:type="dxa"/>
+            <w:tcMar/>
           </w:tcPr>
-          <w:p>
-            <w:r/>
+          <w:p wp14:textId="4089241F">
+            <w:r>
+              <w:rPr/>
+              <w:t>0</w:t>
+            </w:r>
           </w:p>
         </w:tc>
       </w:tr>
-      <w:tr>
+      <w:tr xmlns:wp14="http://schemas.microsoft.com/office/word/2010/wordml" wp14:textId="77777777">
         <w:tc>
           <w:tcPr>
-            <w:tcW w:type="dxa" w:w="3000"/>
+            <w:cnfStyle w:val="001000000000" w:firstRow="0" w:lastRow="0" w:firstColumn="1" w:lastColumn="0" w:oddVBand="0" w:evenVBand="0" w:oddHBand="0" w:evenHBand="0" w:firstRowFirstColumn="0" w:firstRowLastColumn="0" w:lastRowFirstColumn="0" w:lastRowLastColumn="0"/>
+            <w:tcW w:w="3000" w:type="dxa"/>
+            <w:tcMar/>
           </w:tcPr>
-          <w:p>
+          <w:p wp14:textId="77777777">
             <w:r>
               <w:rPr>
                 <w:b/>
@@ -2374,16 +3749,21 @@
         </w:tc>
         <w:tc>
           <w:tcPr>
-            <w:tcW w:type="dxa" w:w="5640"/>
+            <w:cnfStyle w:val="000000000000" w:firstRow="0" w:lastRow="0" w:firstColumn="0" w:lastColumn="0" w:oddVBand="0" w:evenVBand="0" w:oddHBand="0" w:evenHBand="0" w:firstRowFirstColumn="0" w:firstRowLastColumn="0" w:lastRowFirstColumn="0" w:lastRowLastColumn="0"/>
+            <w:tcW w:w="5640" w:type="dxa"/>
+            <w:tcMar/>
           </w:tcPr>
-          <w:p>
-            <w:r/>
+          <w:p wp14:textId="5109774C">
+            <w:r>
+              <w:rPr/>
+              <w:t>NA</w:t>
+            </w:r>
           </w:p>
         </w:tc>
       </w:tr>
     </w:tbl>
-    <w:p/>
-    <w:p>
+    <w:p xmlns:wp14="http://schemas.microsoft.com/office/word/2010/wordml" wp14:textId="77777777"/>
+    <w:p xmlns:wp14="http://schemas.microsoft.com/office/word/2010/wordml" wp14:textId="77777777">
       <w:r>
         <w:rPr>
           <w:b/>
@@ -2394,7 +3774,7 @@
         <w:t xml:space="preserve">Grain (LOCATION_HKEY, RECORD_SOURCE, LOAD_DATETIME). duplicate_row_groups = the same version stored twice (what a non-idempotent re-run produces). same_ldts_different_payload_info = two different payloads at one LOAD_DATETIME (a source grain conflict, not a re-load duplicate) -- informational. standard satellite, sat_multi_source; PK LOCATION_HKEY; 2 RECORD_SOURCE group(s): stitch_common_address (5 tables) [11 col(s)], stitch_kyc_common_address (6 tables) [11 col(s)].</w:t>
       </w:r>
     </w:p>
-    <w:p>
+    <w:p xmlns:wp14="http://schemas.microsoft.com/office/word/2010/wordml" wp14:textId="77777777">
       <w:r>
         <w:rPr>
           <w:b/>
@@ -2405,56 +3785,212 @@
     <w:tbl>
       <w:tblPr>
         <w:tblStyle w:val="TableGrid"/>
-        <w:tblW w:type="auto" w:w="0"/>
-        <w:tblLook w:firstColumn="1" w:firstRow="1" w:lastColumn="0" w:lastRow="0" w:noHBand="0" w:noVBand="1" w:val="04A0"/>
+        <w:tblW w:w="0" w:type="auto"/>
+        <w:tblLook w:val="04A0" w:firstRow="1" w:lastRow="0" w:firstColumn="1" w:lastColumn="0" w:noHBand="0" w:noVBand="1"/>
       </w:tblPr>
       <w:tblGrid>
         <w:gridCol w:w="8640"/>
       </w:tblGrid>
-      <w:tr>
+      <w:tr xmlns:wp14="http://schemas.microsoft.com/office/word/2010/wordml" wp14:textId="77777777">
         <w:tc>
           <w:tcPr>
-            <w:tcW w:type="dxa" w:w="8640"/>
+            <w:tcW w:w="8640" w:type="dxa"/>
           </w:tcPr>
-          <w:p>
+          <w:p wp14:textId="77777777">
             <w:r>
               <w:rPr>
                 <w:rFonts w:ascii="Consolas" w:hAnsi="Consolas"/>
                 <w:sz w:val="17"/>
               </w:rPr>
               <w:t xml:space="preserve">with d as (</w:t>
+            </w:r>
+            <w:r>
+              <w:rPr>
+                <w:rFonts w:ascii="Consolas" w:hAnsi="Consolas"/>
+                <w:sz w:val="17"/>
+              </w:rPr>
               <w:br/>
+            </w:r>
+            <w:r>
+              <w:rPr>
+                <w:rFonts w:ascii="Consolas" w:hAnsi="Consolas"/>
+                <w:sz w:val="17"/>
+              </w:rPr>
               <w:t xml:space="preserve">    select LOCATION_HKEY, RECORD_SOURCE, LOAD_DATETIME, count(*) as n, count(distinct HASHDIFF) as hashdiffs</w:t>
+            </w:r>
+            <w:r>
+              <w:rPr>
+                <w:rFonts w:ascii="Consolas" w:hAnsi="Consolas"/>
+                <w:sz w:val="17"/>
+              </w:rPr>
               <w:br/>
+            </w:r>
+            <w:r>
+              <w:rPr>
+                <w:rFonts w:ascii="Consolas" w:hAnsi="Consolas"/>
+                <w:sz w:val="17"/>
+              </w:rPr>
               <w:t xml:space="preserve">      from BAGIC_PREPROD_CURATED_DB.BGIL_DATA_MODEL.SAT_COMMON_ADDRESS</w:t>
+            </w:r>
+            <w:r>
+              <w:rPr>
+                <w:rFonts w:ascii="Consolas" w:hAnsi="Consolas"/>
+                <w:sz w:val="17"/>
+              </w:rPr>
               <w:br/>
+            </w:r>
+            <w:r>
+              <w:rPr>
+                <w:rFonts w:ascii="Consolas" w:hAnsi="Consolas"/>
+                <w:sz w:val="17"/>
+              </w:rPr>
               <w:t xml:space="preserve">     where startswith(RECORD_SOURCE, 'OPUS_')</w:t>
+            </w:r>
+            <w:r>
+              <w:rPr>
+                <w:rFonts w:ascii="Consolas" w:hAnsi="Consolas"/>
+                <w:sz w:val="17"/>
+              </w:rPr>
               <w:br/>
+            </w:r>
+            <w:r>
+              <w:rPr>
+                <w:rFonts w:ascii="Consolas" w:hAnsi="Consolas"/>
+                <w:sz w:val="17"/>
+              </w:rPr>
               <w:t xml:space="preserve">     group by LOCATION_HKEY, RECORD_SOURCE, LOAD_DATETIME</w:t>
+            </w:r>
+            <w:r>
+              <w:rPr>
+                <w:rFonts w:ascii="Consolas" w:hAnsi="Consolas"/>
+                <w:sz w:val="17"/>
+              </w:rPr>
               <w:br/>
+            </w:r>
+            <w:r>
+              <w:rPr>
+                <w:rFonts w:ascii="Consolas" w:hAnsi="Consolas"/>
+                <w:sz w:val="17"/>
+              </w:rPr>
               <w:t xml:space="preserve">    having count(*) &gt; 1</w:t>
+            </w:r>
+            <w:r>
+              <w:rPr>
+                <w:rFonts w:ascii="Consolas" w:hAnsi="Consolas"/>
+                <w:sz w:val="17"/>
+              </w:rPr>
               <w:br/>
+            </w:r>
+            <w:r>
+              <w:rPr>
+                <w:rFonts w:ascii="Consolas" w:hAnsi="Consolas"/>
+                <w:sz w:val="17"/>
+              </w:rPr>
               <w:t xml:space="preserve">)</w:t>
+            </w:r>
+            <w:r>
+              <w:rPr>
+                <w:rFonts w:ascii="Consolas" w:hAnsi="Consolas"/>
+                <w:sz w:val="17"/>
+              </w:rPr>
               <w:br/>
+            </w:r>
+            <w:r>
+              <w:rPr>
+                <w:rFonts w:ascii="Consolas" w:hAnsi="Consolas"/>
+                <w:sz w:val="17"/>
+              </w:rPr>
               <w:t xml:space="preserve">select 'OPUS' as project, 'SAT_COMMON_ADDRESS' as satellite,</w:t>
+            </w:r>
+            <w:r>
+              <w:rPr>
+                <w:rFonts w:ascii="Consolas" w:hAnsi="Consolas"/>
+                <w:sz w:val="17"/>
+              </w:rPr>
               <w:br/>
+            </w:r>
+            <w:r>
+              <w:rPr>
+                <w:rFonts w:ascii="Consolas" w:hAnsi="Consolas"/>
+                <w:sz w:val="17"/>
+              </w:rPr>
               <w:t xml:space="preserve">       count_if(hashdiffs = 1)            as duplicate_row_groups,</w:t>
+            </w:r>
+            <w:r>
+              <w:rPr>
+                <w:rFonts w:ascii="Consolas" w:hAnsi="Consolas"/>
+                <w:sz w:val="17"/>
+              </w:rPr>
               <w:br/>
+            </w:r>
+            <w:r>
+              <w:rPr>
+                <w:rFonts w:ascii="Consolas" w:hAnsi="Consolas"/>
+                <w:sz w:val="17"/>
+              </w:rPr>
               <w:t xml:space="preserve">       coalesce(sum(iff(hashdiffs = 1, n - 1, 0)), 0) as surplus_rows,</w:t>
+            </w:r>
+            <w:r>
+              <w:rPr>
+                <w:rFonts w:ascii="Consolas" w:hAnsi="Consolas"/>
+                <w:sz w:val="17"/>
+              </w:rPr>
               <w:br/>
+            </w:r>
+            <w:r>
+              <w:rPr>
+                <w:rFonts w:ascii="Consolas" w:hAnsi="Consolas"/>
+                <w:sz w:val="17"/>
+              </w:rPr>
               <w:t xml:space="preserve">       count_if(hashdiffs &gt; 1)            as same_ldts_different_payload_info,</w:t>
+            </w:r>
+            <w:r>
+              <w:rPr>
+                <w:rFonts w:ascii="Consolas" w:hAnsi="Consolas"/>
+                <w:sz w:val="17"/>
+              </w:rPr>
               <w:br/>
+            </w:r>
+            <w:r>
+              <w:rPr>
+                <w:rFonts w:ascii="Consolas" w:hAnsi="Consolas"/>
+                <w:sz w:val="17"/>
+              </w:rPr>
               <w:t xml:space="preserve">       array_slice(array_agg(iff(hashdiffs = 1, to_varchar(LOCATION_HKEY, 'HEX'), null)) within group (order by LOCATION_HKEY), 0, 3) as examples,</w:t>
+            </w:r>
+            <w:r>
+              <w:rPr>
+                <w:rFonts w:ascii="Consolas" w:hAnsi="Consolas"/>
+                <w:sz w:val="17"/>
+              </w:rPr>
               <w:br/>
+            </w:r>
+            <w:r>
+              <w:rPr>
+                <w:rFonts w:ascii="Consolas" w:hAnsi="Consolas"/>
+                <w:sz w:val="17"/>
+              </w:rPr>
               <w:t xml:space="preserve">       iff(duplicate_row_groups = 0, 'PASS', 'FAIL') as status</w:t>
+            </w:r>
+            <w:r>
+              <w:rPr>
+                <w:rFonts w:ascii="Consolas" w:hAnsi="Consolas"/>
+                <w:sz w:val="17"/>
+              </w:rPr>
               <w:br/>
+            </w:r>
+            <w:r>
+              <w:rPr>
+                <w:rFonts w:ascii="Consolas" w:hAnsi="Consolas"/>
+                <w:sz w:val="17"/>
+              </w:rPr>
               <w:t xml:space="preserve">  from d;</w:t>
             </w:r>
           </w:p>
         </w:tc>
       </w:tr>
     </w:tbl>
-    <w:p>
+    <w:p xmlns:wp14="http://schemas.microsoft.com/office/word/2010/wordml" wp14:textId="77777777">
       <w:r>
         <w:rPr>
           <w:b/>
@@ -2465,18 +4001,18 @@
     <w:tbl>
       <w:tblPr>
         <w:tblStyle w:val="TableGrid"/>
-        <w:tblW w:type="auto" w:w="0"/>
-        <w:tblLook w:firstColumn="1" w:firstRow="1" w:lastColumn="0" w:lastRow="0" w:noHBand="0" w:noVBand="1" w:val="04A0"/>
+        <w:tblW w:w="0" w:type="auto"/>
+        <w:tblLook w:val="04A0" w:firstRow="1" w:lastRow="0" w:firstColumn="1" w:lastColumn="0" w:noHBand="0" w:noVBand="1"/>
       </w:tblPr>
       <w:tblGrid>
         <w:gridCol w:w="8640"/>
       </w:tblGrid>
-      <w:tr>
+      <w:tr xmlns:wp14="http://schemas.microsoft.com/office/word/2010/wordml" wp14:textId="77777777">
         <w:tc>
           <w:tcPr>
-            <w:tcW w:type="dxa" w:w="8640"/>
+            <w:tcW w:w="8640" w:type="dxa"/>
           </w:tcPr>
-          <w:p>
+          <w:p wp14:textId="77777777">
             <w:r>
               <w:rPr>
                 <w:i/>
@@ -2486,23 +4022,27 @@
           </w:p>
         </w:tc>
       </w:tr>
-      <w:tr>
+      <w:tr xmlns:wp14="http://schemas.microsoft.com/office/word/2010/wordml" wp14:textId="77777777">
         <w:tc>
           <w:tcPr>
-            <w:tcW w:type="dxa" w:w="8640"/>
+            <w:tcW w:w="8640" w:type="dxa"/>
           </w:tcPr>
-          <w:p>
+          <w:p wp14:textId="77777777">
             <w:r>
               <w:br/>
+            </w:r>
+            <w:r>
               <w:br/>
+            </w:r>
+            <w:r>
               <w:br/>
             </w:r>
           </w:p>
         </w:tc>
       </w:tr>
     </w:tbl>
-    <w:p/>
-    <w:p>
+    <w:p xmlns:wp14="http://schemas.microsoft.com/office/word/2010/wordml" wp14:textId="77777777"/>
+    <w:p xmlns:wp14="http://schemas.microsoft.com/office/word/2010/wordml" wp14:textId="77777777">
       <w:pPr>
         <w:pStyle w:val="Heading2"/>
       </w:pPr>
@@ -2513,19 +4053,19 @@
     <w:tbl>
       <w:tblPr>
         <w:tblStyle w:val="LightList-Accent1"/>
-        <w:tblW w:type="auto" w:w="0"/>
-        <w:tblLook w:firstColumn="1" w:firstRow="1" w:lastColumn="0" w:lastRow="0" w:noHBand="0" w:noVBand="1" w:val="04A0"/>
+        <w:tblW w:w="0" w:type="auto"/>
+        <w:tblLook w:val="04A0" w:firstRow="1" w:lastRow="0" w:firstColumn="1" w:lastColumn="0" w:noHBand="0" w:noVBand="1"/>
       </w:tblPr>
       <w:tblGrid>
         <w:gridCol w:w="3000"/>
         <w:gridCol w:w="5640"/>
       </w:tblGrid>
-      <w:tr>
+      <w:tr xmlns:wp14="http://schemas.microsoft.com/office/word/2010/wordml" wp14:textId="77777777">
         <w:tc>
           <w:tcPr>
-            <w:tcW w:type="dxa" w:w="3000"/>
+            <w:tcW w:w="3000" w:type="dxa"/>
           </w:tcPr>
-          <w:p>
+          <w:p wp14:textId="77777777">
             <w:r>
               <w:rPr>
                 <w:b/>
@@ -2536,21 +4076,21 @@
         </w:tc>
         <w:tc>
           <w:tcPr>
-            <w:tcW w:type="dxa" w:w="5640"/>
+            <w:tcW w:w="5640" w:type="dxa"/>
           </w:tcPr>
-          <w:p>
+          <w:p wp14:textId="77777777">
             <w:r>
               <w:t xml:space="preserve">OPUS</w:t>
             </w:r>
           </w:p>
         </w:tc>
       </w:tr>
-      <w:tr>
+      <w:tr xmlns:wp14="http://schemas.microsoft.com/office/word/2010/wordml" wp14:textId="77777777">
         <w:tc>
           <w:tcPr>
-            <w:tcW w:type="dxa" w:w="3000"/>
+            <w:tcW w:w="3000" w:type="dxa"/>
           </w:tcPr>
-          <w:p>
+          <w:p wp14:textId="77777777">
             <w:r>
               <w:rPr>
                 <w:b/>
@@ -2561,21 +4101,21 @@
         </w:tc>
         <w:tc>
           <w:tcPr>
-            <w:tcW w:type="dxa" w:w="5640"/>
+            <w:tcW w:w="5640" w:type="dxa"/>
           </w:tcPr>
-          <w:p>
+          <w:p wp14:textId="77777777">
             <w:r>
               <w:t xml:space="preserve">Re-load test: capture row counts</w:t>
             </w:r>
           </w:p>
         </w:tc>
       </w:tr>
-      <w:tr>
+      <w:tr xmlns:wp14="http://schemas.microsoft.com/office/word/2010/wordml" wp14:textId="77777777">
         <w:tc>
           <w:tcPr>
-            <w:tcW w:type="dxa" w:w="3000"/>
+            <w:tcW w:w="3000" w:type="dxa"/>
           </w:tcPr>
-          <w:p>
+          <w:p wp14:textId="77777777">
             <w:r>
               <w:rPr>
                 <w:b/>
@@ -2586,21 +4126,21 @@
         </w:tc>
         <w:tc>
           <w:tcPr>
-            <w:tcW w:type="dxa" w:w="5640"/>
+            <w:tcW w:w="5640" w:type="dxa"/>
           </w:tcPr>
-          <w:p>
+          <w:p wp14:textId="77777777">
             <w:r>
               <w:t xml:space="preserve">Procedure</w:t>
             </w:r>
           </w:p>
         </w:tc>
       </w:tr>
-      <w:tr>
+      <w:tr xmlns:wp14="http://schemas.microsoft.com/office/word/2010/wordml" wp14:textId="77777777">
         <w:tc>
           <w:tcPr>
-            <w:tcW w:type="dxa" w:w="3000"/>
+            <w:tcW w:w="3000" w:type="dxa"/>
           </w:tcPr>
-          <w:p>
+          <w:p wp14:textId="77777777">
             <w:r>
               <w:rPr>
                 <w:b/>
@@ -2611,21 +4151,21 @@
         </w:tc>
         <w:tc>
           <w:tcPr>
-            <w:tcW w:type="dxa" w:w="5640"/>
+            <w:tcW w:w="5640" w:type="dxa"/>
           </w:tcPr>
-          <w:p>
+          <w:p wp14:textId="77777777">
             <w:r>
               <w:t xml:space="preserve">n/a</w:t>
             </w:r>
           </w:p>
         </w:tc>
       </w:tr>
-      <w:tr>
+      <w:tr xmlns:wp14="http://schemas.microsoft.com/office/word/2010/wordml" wp14:textId="77777777">
         <w:tc>
           <w:tcPr>
-            <w:tcW w:type="dxa" w:w="3000"/>
+            <w:tcW w:w="3000" w:type="dxa"/>
           </w:tcPr>
-          <w:p>
+          <w:p wp14:textId="77777777">
             <w:r>
               <w:rPr>
                 <w:b/>
@@ -2636,19 +4176,19 @@
         </w:tc>
         <w:tc>
           <w:tcPr>
-            <w:tcW w:type="dxa" w:w="5640"/>
+            <w:tcW w:w="5640" w:type="dxa"/>
           </w:tcPr>
-          <w:p>
+          <w:p wp14:textId="77777777">
             <w:r/>
           </w:p>
         </w:tc>
       </w:tr>
-      <w:tr>
+      <w:tr xmlns:wp14="http://schemas.microsoft.com/office/word/2010/wordml" wp14:textId="77777777">
         <w:tc>
           <w:tcPr>
-            <w:tcW w:type="dxa" w:w="3000"/>
+            <w:tcW w:w="3000" w:type="dxa"/>
           </w:tcPr>
-          <w:p>
+          <w:p wp14:textId="77777777">
             <w:r>
               <w:rPr>
                 <w:b/>
@@ -2659,19 +4199,19 @@
         </w:tc>
         <w:tc>
           <w:tcPr>
-            <w:tcW w:type="dxa" w:w="5640"/>
+            <w:tcW w:w="5640" w:type="dxa"/>
           </w:tcPr>
-          <w:p>
+          <w:p wp14:textId="77777777">
             <w:r/>
           </w:p>
         </w:tc>
       </w:tr>
-      <w:tr>
+      <w:tr xmlns:wp14="http://schemas.microsoft.com/office/word/2010/wordml" wp14:textId="77777777">
         <w:tc>
           <w:tcPr>
-            <w:tcW w:type="dxa" w:w="3000"/>
+            <w:tcW w:w="3000" w:type="dxa"/>
           </w:tcPr>
-          <w:p>
+          <w:p wp14:textId="77777777">
             <w:r>
               <w:rPr>
                 <w:b/>
@@ -2682,16 +4222,16 @@
         </w:tc>
         <w:tc>
           <w:tcPr>
-            <w:tcW w:type="dxa" w:w="5640"/>
+            <w:tcW w:w="5640" w:type="dxa"/>
           </w:tcPr>
-          <w:p>
+          <w:p wp14:textId="77777777">
             <w:r/>
           </w:p>
         </w:tc>
       </w:tr>
     </w:tbl>
-    <w:p/>
-    <w:p>
+    <w:p xmlns:wp14="http://schemas.microsoft.com/office/word/2010/wordml" wp14:textId="77777777"/>
+    <w:p xmlns:wp14="http://schemas.microsoft.com/office/word/2010/wordml" wp14:textId="77777777">
       <w:r>
         <w:rPr>
           <w:b/>
@@ -2702,7 +4242,7 @@
         <w:t xml:space="preserve">Re-runs a window that is already loaded: the from_date / to_date vars pin sat_multi_source / stitch_incremental to the same rows, so an idempotent load inserts nothing. Run the DM-H1 set-up section first (creates the snapshot table).</w:t>
       </w:r>
     </w:p>
-    <w:p>
+    <w:p xmlns:wp14="http://schemas.microsoft.com/office/word/2010/wordml" wp14:textId="77777777">
       <w:r>
         <w:rPr>
           <w:b/>
@@ -2713,74 +4253,307 @@
     <w:tbl>
       <w:tblPr>
         <w:tblStyle w:val="TableGrid"/>
-        <w:tblW w:type="auto" w:w="0"/>
-        <w:tblLook w:firstColumn="1" w:firstRow="1" w:lastColumn="0" w:lastRow="0" w:noHBand="0" w:noVBand="1" w:val="04A0"/>
+        <w:tblW w:w="0" w:type="auto"/>
+        <w:tblLook w:val="04A0" w:firstRow="1" w:lastRow="0" w:firstColumn="1" w:lastColumn="0" w:noHBand="0" w:noVBand="1"/>
       </w:tblPr>
       <w:tblGrid>
         <w:gridCol w:w="8640"/>
       </w:tblGrid>
-      <w:tr>
+      <w:tr xmlns:wp14="http://schemas.microsoft.com/office/word/2010/wordml" wp14:textId="77777777">
         <w:tc>
           <w:tcPr>
-            <w:tcW w:type="dxa" w:w="8640"/>
+            <w:tcW w:w="8640" w:type="dxa"/>
           </w:tcPr>
-          <w:p>
+          <w:p wp14:textId="77777777">
             <w:r>
               <w:rPr>
                 <w:rFonts w:ascii="Consolas" w:hAnsi="Consolas"/>
                 <w:sz w:val="17"/>
               </w:rPr>
               <w:t xml:space="preserve">-- Step 1: fix a load window that has ALREADY been loaded, e.g. yesterday</w:t>
+            </w:r>
+            <w:r>
+              <w:rPr>
+                <w:rFonts w:ascii="Consolas" w:hAnsi="Consolas"/>
+                <w:sz w:val="17"/>
+              </w:rPr>
               <w:br/>
+            </w:r>
+            <w:r>
+              <w:rPr>
+                <w:rFonts w:ascii="Consolas" w:hAnsi="Consolas"/>
+                <w:sz w:val="17"/>
+              </w:rPr>
               <w:t xml:space="preserve">--   from_date = '&lt;YYYY-MM-DD HH:MI:SS&gt;'   to_date = '&lt;YYYY-MM-DD HH:MI:SS&gt;'</w:t>
+            </w:r>
+            <w:r>
+              <w:rPr>
+                <w:rFonts w:ascii="Consolas" w:hAnsi="Consolas"/>
+                <w:sz w:val="17"/>
+              </w:rPr>
               <w:br/>
-              <w:t xml:space="preserve">-- PARALLEL RUNS: replace &lt;M#&gt; with your member tag (M1 / M2 / M3) so the three testers</w:t>
+            </w:r>
+            <w:r>
+              <w:rPr>
+                <w:rFonts w:ascii="Consolas" w:hAnsi="Consolas"/>
+                <w:sz w:val="17"/>
+              </w:rPr>
+              <w:t xml:space="preserve">set DM_H_RUN = 'RELOAD_OPUS_' || to_char(current_timestamp(), 'YYYYMMDD_HH24MI');</w:t>
+            </w:r>
+            <w:r>
+              <w:rPr>
+                <w:rFonts w:ascii="Consolas" w:hAnsi="Consolas"/>
+                <w:sz w:val="17"/>
+              </w:rPr>
               <w:br/>
-              <w:t xml:space="preserve">-- get distinct run_ids in the shared UTILS.DM_H_RELOAD_SNAPSHOT.</w:t>
+            </w:r>
+            <w:r>
+              <w:rPr>
+                <w:rFonts w:ascii="Consolas" w:hAnsi="Consolas"/>
+                <w:sz w:val="17"/>
+              </w:rPr>
+              <w:t xml:space="preserve">set DM_H_PHASE = 'BEFORE';</w:t>
+            </w:r>
+            <w:r>
+              <w:rPr>
+                <w:rFonts w:ascii="Consolas" w:hAnsi="Consolas"/>
+                <w:sz w:val="17"/>
+              </w:rPr>
               <w:br/>
-              <w:t xml:space="preserve">set DM_H_RUN = 'RELOAD_OPUS_&lt;M#&gt;_' || to_char(current_timestamp(), 'YYYYMMDD_HH24MI');</w:t>
+            </w:r>
+            <w:r>
+              <w:rPr>
+                <w:rFonts w:ascii="Consolas" w:hAnsi="Consolas"/>
+                <w:sz w:val="17"/>
+              </w:rPr>
+            </w:r>
+            <w:r>
+              <w:rPr>
+                <w:rFonts w:ascii="Consolas" w:hAnsi="Consolas"/>
+                <w:sz w:val="17"/>
+              </w:rPr>
               <w:br/>
-              <w:t xml:space="preserve">set DM_H_PHASE = 'BEFORE';</w:t>
+            </w:r>
+            <w:r>
+              <w:rPr>
+                <w:rFonts w:ascii="Consolas" w:hAnsi="Consolas"/>
+                <w:sz w:val="17"/>
+              </w:rPr>
+              <w:t xml:space="preserve">insert into BAGIC_PREPROD_CURATED_DB.BGIL_VALIDATION.DM_H_RELOAD_SNAPSHOT (run_id, phase, project, satellite, row_count, captured_at)</w:t>
+            </w:r>
+            <w:r>
+              <w:rPr>
+                <w:rFonts w:ascii="Consolas" w:hAnsi="Consolas"/>
+                <w:sz w:val="17"/>
+              </w:rPr>
               <w:br/>
-              <w:t xml:space="preserve"/>
+            </w:r>
+            <w:r>
+              <w:rPr>
+                <w:rFonts w:ascii="Consolas" w:hAnsi="Consolas"/>
+                <w:sz w:val="17"/>
+              </w:rPr>
+              <w:t xml:space="preserve">select $DM_H_RUN, $DM_H_PHASE, 'OPUS', satellite, row_count, current_timestamp()</w:t>
+            </w:r>
+            <w:r>
+              <w:rPr>
+                <w:rFonts w:ascii="Consolas" w:hAnsi="Consolas"/>
+                <w:sz w:val="17"/>
+              </w:rPr>
               <w:br/>
-              <w:t xml:space="preserve">insert into BAGIC_PREPROD_CURATED_DB.UTILS.DM_H_RELOAD_SNAPSHOT (run_id, phase, project, satellite, row_count, captured_at)</w:t>
+            </w:r>
+            <w:r>
+              <w:rPr>
+                <w:rFonts w:ascii="Consolas" w:hAnsi="Consolas"/>
+                <w:sz w:val="17"/>
+              </w:rPr>
+              <w:t xml:space="preserve">  from (</w:t>
+            </w:r>
+            <w:r>
+              <w:rPr>
+                <w:rFonts w:ascii="Consolas" w:hAnsi="Consolas"/>
+                <w:sz w:val="17"/>
+              </w:rPr>
               <w:br/>
-              <w:t xml:space="preserve">select $DM_H_RUN, $DM_H_PHASE, 'OPUS', satellite, row_count, current_timestamp()</w:t>
+            </w:r>
+            <w:r>
+              <w:rPr>
+                <w:rFonts w:ascii="Consolas" w:hAnsi="Consolas"/>
+                <w:sz w:val="17"/>
+              </w:rPr>
+              <w:t xml:space="preserve">    select 'SAT_LNK_PARTY_ROLE_CORE' as satellite, count(*) as row_count from BAGIC_PREPROD_CURATED_DB.BGIL_DATA_MODEL.SAT_LNK_PARTY_ROLE_CORE where startswith(RECORD_SOURCE, 'OPUS_')</w:t>
+            </w:r>
+            <w:r>
+              <w:rPr>
+                <w:rFonts w:ascii="Consolas" w:hAnsi="Consolas"/>
+                <w:sz w:val="17"/>
+              </w:rPr>
               <w:br/>
-              <w:t xml:space="preserve">  from (</w:t>
+            </w:r>
+            <w:r>
+              <w:rPr>
+                <w:rFonts w:ascii="Consolas" w:hAnsi="Consolas"/>
+                <w:sz w:val="17"/>
+              </w:rPr>
+              <w:t xml:space="preserve">    union all select 'SAT_POLICY_CLASSIFICATION' as satellite, count(*) as row_count from BAGIC_PREPROD_CURATED_DB.BGIL_DATA_MODEL.SAT_POLICY_CLASSIFICATION where startswith(RECORD_SOURCE, 'OPUS_')</w:t>
+            </w:r>
+            <w:r>
+              <w:rPr>
+                <w:rFonts w:ascii="Consolas" w:hAnsi="Consolas"/>
+                <w:sz w:val="17"/>
+              </w:rPr>
               <w:br/>
-              <w:t xml:space="preserve">    select 'SAT_LNK_PARTY_ROLE_CORE' as satellite, count(*) as row_count from BAGIC_PREPROD_CURATED_DB.BGIL_DATA_MODEL.SAT_LNK_PARTY_ROLE_CORE where startswith(RECORD_SOURCE, 'OPUS_')</w:t>
+            </w:r>
+            <w:r>
+              <w:rPr>
+                <w:rFonts w:ascii="Consolas" w:hAnsi="Consolas"/>
+                <w:sz w:val="17"/>
+              </w:rPr>
+              <w:t xml:space="preserve">    union all select 'SAT_PARTY_BANKING' as satellite, count(*) as row_count from BAGIC_PREPROD_CURATED_DB.BGIL_DATA_MODEL.SAT_PARTY_BANKING where startswith(RECORD_SOURCE, 'OPUS_')</w:t>
+            </w:r>
+            <w:r>
+              <w:rPr>
+                <w:rFonts w:ascii="Consolas" w:hAnsi="Consolas"/>
+                <w:sz w:val="17"/>
+              </w:rPr>
               <w:br/>
-              <w:t xml:space="preserve">    union all select 'SAT_POLICY_CLASSIFICATION' as satellite, count(*) as row_count from BAGIC_PREPROD_CURATED_DB.BGIL_DATA_MODEL.SAT_POLICY_CLASSIFICATION where startswith(RECORD_SOURCE, 'OPUS_')</w:t>
+            </w:r>
+            <w:r>
+              <w:rPr>
+                <w:rFonts w:ascii="Consolas" w:hAnsi="Consolas"/>
+                <w:sz w:val="17"/>
+              </w:rPr>
+              <w:t xml:space="preserve">    union all select 'SAT_COMMON_CONTACT' as satellite, count(*) as row_count from BAGIC_PREPROD_CURATED_DB.BGIL_DATA_MODEL.SAT_COMMON_CONTACT where RECORD_SOURCE = 'OPUS'</w:t>
+            </w:r>
+            <w:r>
+              <w:rPr>
+                <w:rFonts w:ascii="Consolas" w:hAnsi="Consolas"/>
+                <w:sz w:val="17"/>
+              </w:rPr>
               <w:br/>
-              <w:t xml:space="preserve">    union all select 'SAT_PARTY_BANKING' as satellite, count(*) as row_count from BAGIC_PREPROD_CURATED_DB.BGIL_DATA_MODEL.SAT_PARTY_BANKING where startswith(RECORD_SOURCE, 'OPUS_')</w:t>
+            </w:r>
+            <w:r>
+              <w:rPr>
+                <w:rFonts w:ascii="Consolas" w:hAnsi="Consolas"/>
+                <w:sz w:val="17"/>
+              </w:rPr>
+              <w:t xml:space="preserve">    union all select 'SAT_COMMON_ADDRESS' as satellite, count(*) as row_count from BAGIC_PREPROD_CURATED_DB.BGIL_DATA_MODEL.SAT_COMMON_ADDRESS where startswith(RECORD_SOURCE, 'OPUS_')</w:t>
+            </w:r>
+            <w:r>
+              <w:rPr>
+                <w:rFonts w:ascii="Consolas" w:hAnsi="Consolas"/>
+                <w:sz w:val="17"/>
+              </w:rPr>
               <w:br/>
-              <w:t xml:space="preserve">    union all select 'SAT_COMMON_CONTACT' as satellite, count(*) as row_count from BAGIC_PREPROD_CURATED_DB.BGIL_DATA_MODEL.SAT_COMMON_CONTACT where RECORD_SOURCE = 'OPUS'</w:t>
+            </w:r>
+            <w:r>
+              <w:rPr>
+                <w:rFonts w:ascii="Consolas" w:hAnsi="Consolas"/>
+                <w:sz w:val="17"/>
+              </w:rPr>
+              <w:t xml:space="preserve">  );</w:t>
+            </w:r>
+            <w:r>
+              <w:rPr>
+                <w:rFonts w:ascii="Consolas" w:hAnsi="Consolas"/>
+                <w:sz w:val="17"/>
+              </w:rPr>
               <w:br/>
-              <w:t xml:space="preserve">    union all select 'SAT_COMMON_ADDRESS' as satellite, count(*) as row_count from BAGIC_PREPROD_CURATED_DB.BGIL_DATA_MODEL.SAT_COMMON_ADDRESS where startswith(RECORD_SOURCE, 'OPUS_')</w:t>
+            </w:r>
+            <w:r>
+              <w:rPr>
+                <w:rFonts w:ascii="Consolas" w:hAnsi="Consolas"/>
+                <w:sz w:val="17"/>
+              </w:rPr>
+            </w:r>
+            <w:r>
+              <w:rPr>
+                <w:rFonts w:ascii="Consolas" w:hAnsi="Consolas"/>
+                <w:sz w:val="17"/>
+              </w:rPr>
               <w:br/>
-              <w:t xml:space="preserve">  );</w:t>
+            </w:r>
+            <w:r>
+              <w:rPr>
+                <w:rFonts w:ascii="Consolas" w:hAnsi="Consolas"/>
+                <w:sz w:val="17"/>
+              </w:rPr>
+              <w:t xml:space="preserve">-- Step 2: re-run the SAME window (no new source data):</w:t>
+            </w:r>
+            <w:r>
+              <w:rPr>
+                <w:rFonts w:ascii="Consolas" w:hAnsi="Consolas"/>
+                <w:sz w:val="17"/>
+              </w:rPr>
               <w:br/>
-              <w:t xml:space="preserve"/>
+            </w:r>
+            <w:r>
+              <w:rPr>
+                <w:rFonts w:ascii="Consolas" w:hAnsi="Consolas"/>
+                <w:sz w:val="17"/>
+              </w:rPr>
+              <w:t xml:space="preserve">--   dbt run --select sat_lnk_party_role_core sat_policy_classification sat_party_banking sat_common_contact sat_common_address --vars '{from_date: "&lt;from&gt;", to_date: "&lt;to&gt;"}'</w:t>
+            </w:r>
+            <w:r>
+              <w:rPr>
+                <w:rFonts w:ascii="Consolas" w:hAnsi="Consolas"/>
+                <w:sz w:val="17"/>
+              </w:rPr>
               <w:br/>
-              <w:t xml:space="preserve">-- Step 2: re-run the SAME window (no new source data):</w:t>
+            </w:r>
+            <w:r>
+              <w:rPr>
+                <w:rFonts w:ascii="Consolas" w:hAnsi="Consolas"/>
+                <w:sz w:val="17"/>
+              </w:rPr>
+            </w:r>
+            <w:r>
+              <w:rPr>
+                <w:rFonts w:ascii="Consolas" w:hAnsi="Consolas"/>
+                <w:sz w:val="17"/>
+              </w:rPr>
               <w:br/>
-              <w:t xml:space="preserve">--   dbt run --select sat_lnk_party_role_core sat_policy_classification sat_party_banking sat_common_contact sat_common_address --vars '{from_date: "&lt;from&gt;", to_date: "&lt;to&gt;"}'</w:t>
+            </w:r>
+            <w:r>
+              <w:rPr>
+                <w:rFonts w:ascii="Consolas" w:hAnsi="Consolas"/>
+                <w:sz w:val="17"/>
+              </w:rPr>
+              <w:t xml:space="preserve">-- Step 3: capture again</w:t>
+            </w:r>
+            <w:r>
+              <w:rPr>
+                <w:rFonts w:ascii="Consolas" w:hAnsi="Consolas"/>
+                <w:sz w:val="17"/>
+              </w:rPr>
               <w:br/>
-              <w:t xml:space="preserve"/>
+            </w:r>
+            <w:r>
+              <w:rPr>
+                <w:rFonts w:ascii="Consolas" w:hAnsi="Consolas"/>
+                <w:sz w:val="17"/>
+              </w:rPr>
+              <w:t xml:space="preserve">set DM_H_PHASE = 'AFTER';</w:t>
+            </w:r>
+            <w:r>
+              <w:rPr>
+                <w:rFonts w:ascii="Consolas" w:hAnsi="Consolas"/>
+                <w:sz w:val="17"/>
+              </w:rPr>
               <w:br/>
-              <w:t xml:space="preserve">-- Step 3: capture again</w:t>
-              <w:br/>
-              <w:t xml:space="preserve">set DM_H_PHASE = 'AFTER';</w:t>
-              <w:br/>
+            </w:r>
+            <w:r>
+              <w:rPr>
+                <w:rFonts w:ascii="Consolas" w:hAnsi="Consolas"/>
+                <w:sz w:val="17"/>
+              </w:rPr>
               <w:t xml:space="preserve">-- re-run the INSERT above</w:t>
             </w:r>
           </w:p>
         </w:tc>
       </w:tr>
     </w:tbl>
-    <w:p>
+    <w:p xmlns:wp14="http://schemas.microsoft.com/office/word/2010/wordml" wp14:textId="77777777">
       <w:r>
         <w:rPr>
           <w:b/>
@@ -2791,18 +4564,18 @@
     <w:tbl>
       <w:tblPr>
         <w:tblStyle w:val="TableGrid"/>
-        <w:tblW w:type="auto" w:w="0"/>
-        <w:tblLook w:firstColumn="1" w:firstRow="1" w:lastColumn="0" w:lastRow="0" w:noHBand="0" w:noVBand="1" w:val="04A0"/>
+        <w:tblW w:w="0" w:type="auto"/>
+        <w:tblLook w:val="04A0" w:firstRow="1" w:lastRow="0" w:firstColumn="1" w:lastColumn="0" w:noHBand="0" w:noVBand="1"/>
       </w:tblPr>
       <w:tblGrid>
         <w:gridCol w:w="8640"/>
       </w:tblGrid>
-      <w:tr>
+      <w:tr xmlns:wp14="http://schemas.microsoft.com/office/word/2010/wordml" wp14:textId="77777777">
         <w:tc>
           <w:tcPr>
-            <w:tcW w:type="dxa" w:w="8640"/>
+            <w:tcW w:w="8640" w:type="dxa"/>
           </w:tcPr>
-          <w:p>
+          <w:p wp14:textId="77777777">
             <w:r>
               <w:rPr>
                 <w:i/>
@@ -2812,23 +4585,27 @@
           </w:p>
         </w:tc>
       </w:tr>
-      <w:tr>
+      <w:tr xmlns:wp14="http://schemas.microsoft.com/office/word/2010/wordml" wp14:textId="77777777">
         <w:tc>
           <w:tcPr>
-            <w:tcW w:type="dxa" w:w="8640"/>
+            <w:tcW w:w="8640" w:type="dxa"/>
           </w:tcPr>
-          <w:p>
+          <w:p wp14:textId="77777777">
             <w:r>
               <w:br/>
+            </w:r>
+            <w:r>
               <w:br/>
+            </w:r>
+            <w:r>
               <w:br/>
             </w:r>
           </w:p>
         </w:tc>
       </w:tr>
     </w:tbl>
-    <w:p/>
-    <w:p>
+    <w:p xmlns:wp14="http://schemas.microsoft.com/office/word/2010/wordml" wp14:textId="77777777"/>
+    <w:p xmlns:wp14="http://schemas.microsoft.com/office/word/2010/wordml" wp14:textId="77777777">
       <w:pPr>
         <w:pStyle w:val="Heading2"/>
       </w:pPr>
@@ -2839,19 +4616,19 @@
     <w:tbl>
       <w:tblPr>
         <w:tblStyle w:val="LightList-Accent1"/>
-        <w:tblW w:type="auto" w:w="0"/>
-        <w:tblLook w:firstColumn="1" w:firstRow="1" w:lastColumn="0" w:lastRow="0" w:noHBand="0" w:noVBand="1" w:val="04A0"/>
+        <w:tblW w:w="0" w:type="auto"/>
+        <w:tblLook w:val="04A0" w:firstRow="1" w:lastRow="0" w:firstColumn="1" w:lastColumn="0" w:noHBand="0" w:noVBand="1"/>
       </w:tblPr>
       <w:tblGrid>
         <w:gridCol w:w="3000"/>
         <w:gridCol w:w="5640"/>
       </w:tblGrid>
-      <w:tr>
+      <w:tr xmlns:wp14="http://schemas.microsoft.com/office/word/2010/wordml" wp14:textId="77777777">
         <w:tc>
           <w:tcPr>
-            <w:tcW w:type="dxa" w:w="3000"/>
+            <w:tcW w:w="3000" w:type="dxa"/>
           </w:tcPr>
-          <w:p>
+          <w:p wp14:textId="77777777">
             <w:r>
               <w:rPr>
                 <w:b/>
@@ -2862,21 +4639,21 @@
         </w:tc>
         <w:tc>
           <w:tcPr>
-            <w:tcW w:type="dxa" w:w="5640"/>
+            <w:tcW w:w="5640" w:type="dxa"/>
           </w:tcPr>
-          <w:p>
+          <w:p wp14:textId="77777777">
             <w:r>
               <w:t xml:space="preserve">OPUS</w:t>
             </w:r>
           </w:p>
         </w:tc>
       </w:tr>
-      <w:tr>
+      <w:tr xmlns:wp14="http://schemas.microsoft.com/office/word/2010/wordml" wp14:textId="77777777">
         <w:tc>
           <w:tcPr>
-            <w:tcW w:type="dxa" w:w="3000"/>
+            <w:tcW w:w="3000" w:type="dxa"/>
           </w:tcPr>
-          <w:p>
+          <w:p wp14:textId="77777777">
             <w:r>
               <w:rPr>
                 <w:b/>
@@ -2887,21 +4664,21 @@
         </w:tc>
         <w:tc>
           <w:tcPr>
-            <w:tcW w:type="dxa" w:w="5640"/>
+            <w:tcW w:w="5640" w:type="dxa"/>
           </w:tcPr>
-          <w:p>
+          <w:p wp14:textId="77777777">
             <w:r>
               <w:t xml:space="preserve">Re-load test: result</w:t>
             </w:r>
           </w:p>
         </w:tc>
       </w:tr>
-      <w:tr>
+      <w:tr xmlns:wp14="http://schemas.microsoft.com/office/word/2010/wordml" wp14:textId="77777777">
         <w:tc>
           <w:tcPr>
-            <w:tcW w:type="dxa" w:w="3000"/>
+            <w:tcW w:w="3000" w:type="dxa"/>
           </w:tcPr>
-          <w:p>
+          <w:p wp14:textId="77777777">
             <w:r>
               <w:rPr>
                 <w:b/>
@@ -2912,21 +4689,21 @@
         </w:tc>
         <w:tc>
           <w:tcPr>
-            <w:tcW w:type="dxa" w:w="5640"/>
+            <w:tcW w:w="5640" w:type="dxa"/>
           </w:tcPr>
-          <w:p>
+          <w:p wp14:textId="77777777">
             <w:r>
               <w:t xml:space="preserve">Implemented</w:t>
             </w:r>
           </w:p>
         </w:tc>
       </w:tr>
-      <w:tr>
+      <w:tr xmlns:wp14="http://schemas.microsoft.com/office/word/2010/wordml" wp14:textId="77777777">
         <w:tc>
           <w:tcPr>
-            <w:tcW w:type="dxa" w:w="3000"/>
+            <w:tcW w:w="3000" w:type="dxa"/>
           </w:tcPr>
-          <w:p>
+          <w:p wp14:textId="77777777">
             <w:r>
               <w:rPr>
                 <w:b/>
@@ -2937,21 +4714,21 @@
         </w:tc>
         <w:tc>
           <w:tcPr>
-            <w:tcW w:type="dxa" w:w="5640"/>
+            <w:tcW w:w="5640" w:type="dxa"/>
           </w:tcPr>
-          <w:p>
+          <w:p wp14:textId="77777777">
             <w:r>
               <w:t xml:space="preserve">rows_added = 0 for every satellite</w:t>
             </w:r>
           </w:p>
         </w:tc>
       </w:tr>
-      <w:tr>
+      <w:tr xmlns:wp14="http://schemas.microsoft.com/office/word/2010/wordml" wp14:textId="77777777">
         <w:tc>
           <w:tcPr>
-            <w:tcW w:type="dxa" w:w="3000"/>
+            <w:tcW w:w="3000" w:type="dxa"/>
           </w:tcPr>
-          <w:p>
+          <w:p wp14:textId="77777777">
             <w:r>
               <w:rPr>
                 <w:b/>
@@ -2962,19 +4739,19 @@
         </w:tc>
         <w:tc>
           <w:tcPr>
-            <w:tcW w:type="dxa" w:w="5640"/>
+            <w:tcW w:w="5640" w:type="dxa"/>
           </w:tcPr>
-          <w:p>
+          <w:p wp14:textId="77777777">
             <w:r/>
           </w:p>
         </w:tc>
       </w:tr>
-      <w:tr>
+      <w:tr xmlns:wp14="http://schemas.microsoft.com/office/word/2010/wordml" wp14:textId="77777777">
         <w:tc>
           <w:tcPr>
-            <w:tcW w:type="dxa" w:w="3000"/>
+            <w:tcW w:w="3000" w:type="dxa"/>
           </w:tcPr>
-          <w:p>
+          <w:p wp14:textId="77777777">
             <w:r>
               <w:rPr>
                 <w:b/>
@@ -2985,19 +4762,19 @@
         </w:tc>
         <w:tc>
           <w:tcPr>
-            <w:tcW w:type="dxa" w:w="5640"/>
+            <w:tcW w:w="5640" w:type="dxa"/>
           </w:tcPr>
-          <w:p>
+          <w:p wp14:textId="77777777">
             <w:r/>
           </w:p>
         </w:tc>
       </w:tr>
-      <w:tr>
+      <w:tr xmlns:wp14="http://schemas.microsoft.com/office/word/2010/wordml" wp14:textId="77777777">
         <w:tc>
           <w:tcPr>
-            <w:tcW w:type="dxa" w:w="3000"/>
+            <w:tcW w:w="3000" w:type="dxa"/>
           </w:tcPr>
-          <w:p>
+          <w:p wp14:textId="77777777">
             <w:r>
               <w:rPr>
                 <w:b/>
@@ -3008,16 +4785,16 @@
         </w:tc>
         <w:tc>
           <w:tcPr>
-            <w:tcW w:type="dxa" w:w="5640"/>
+            <w:tcW w:w="5640" w:type="dxa"/>
           </w:tcPr>
-          <w:p>
+          <w:p wp14:textId="77777777">
             <w:r/>
           </w:p>
         </w:tc>
       </w:tr>
     </w:tbl>
-    <w:p/>
-    <w:p>
+    <w:p xmlns:wp14="http://schemas.microsoft.com/office/word/2010/wordml" wp14:textId="77777777"/>
+    <w:p xmlns:wp14="http://schemas.microsoft.com/office/word/2010/wordml" wp14:textId="77777777">
       <w:r>
         <w:rPr>
           <w:b/>
@@ -3028,7 +4805,7 @@
         <w:t xml:space="preserve">Compares the BEFORE / AFTER row counts of the same run id.</w:t>
       </w:r>
     </w:p>
-    <w:p>
+    <w:p xmlns:wp14="http://schemas.microsoft.com/office/word/2010/wordml" wp14:textId="77777777">
       <w:r>
         <w:rPr>
           <w:b/>
@@ -3039,44 +4816,128 @@
     <w:tbl>
       <w:tblPr>
         <w:tblStyle w:val="TableGrid"/>
-        <w:tblW w:type="auto" w:w="0"/>
-        <w:tblLook w:firstColumn="1" w:firstRow="1" w:lastColumn="0" w:lastRow="0" w:noHBand="0" w:noVBand="1" w:val="04A0"/>
+        <w:tblW w:w="0" w:type="auto"/>
+        <w:tblLook w:val="04A0" w:firstRow="1" w:lastRow="0" w:firstColumn="1" w:lastColumn="0" w:noHBand="0" w:noVBand="1"/>
       </w:tblPr>
       <w:tblGrid>
         <w:gridCol w:w="8640"/>
       </w:tblGrid>
-      <w:tr>
+      <w:tr xmlns:wp14="http://schemas.microsoft.com/office/word/2010/wordml" wp14:textId="77777777">
         <w:tc>
           <w:tcPr>
-            <w:tcW w:type="dxa" w:w="8640"/>
+            <w:tcW w:w="8640" w:type="dxa"/>
           </w:tcPr>
-          <w:p>
+          <w:p wp14:textId="77777777">
             <w:r>
               <w:rPr>
                 <w:rFonts w:ascii="Consolas" w:hAnsi="Consolas"/>
                 <w:sz w:val="17"/>
               </w:rPr>
               <w:t xml:space="preserve">select b.project, b.satellite, b.row_count as rows_before, a.row_count as rows_after,</w:t>
+            </w:r>
+            <w:r>
+              <w:rPr>
+                <w:rFonts w:ascii="Consolas" w:hAnsi="Consolas"/>
+                <w:sz w:val="17"/>
+              </w:rPr>
               <w:br/>
+            </w:r>
+            <w:r>
+              <w:rPr>
+                <w:rFonts w:ascii="Consolas" w:hAnsi="Consolas"/>
+                <w:sz w:val="17"/>
+              </w:rPr>
               <w:t xml:space="preserve">       a.row_count - b.row_count as rows_added,</w:t>
+            </w:r>
+            <w:r>
+              <w:rPr>
+                <w:rFonts w:ascii="Consolas" w:hAnsi="Consolas"/>
+                <w:sz w:val="17"/>
+              </w:rPr>
               <w:br/>
+            </w:r>
+            <w:r>
+              <w:rPr>
+                <w:rFonts w:ascii="Consolas" w:hAnsi="Consolas"/>
+                <w:sz w:val="17"/>
+              </w:rPr>
               <w:t xml:space="preserve">       iff(rows_added = 0, 'PASS', 'FAIL') as status</w:t>
+            </w:r>
+            <w:r>
+              <w:rPr>
+                <w:rFonts w:ascii="Consolas" w:hAnsi="Consolas"/>
+                <w:sz w:val="17"/>
+              </w:rPr>
               <w:br/>
-              <w:t xml:space="preserve">  from BAGIC_PREPROD_CURATED_DB.UTILS.DM_H_RELOAD_SNAPSHOT b</w:t>
+            </w:r>
+            <w:r>
+              <w:rPr>
+                <w:rFonts w:ascii="Consolas" w:hAnsi="Consolas"/>
+                <w:sz w:val="17"/>
+              </w:rPr>
+              <w:t xml:space="preserve">  from BAGIC_PREPROD_CURATED_DB.BGIL_VALIDATION.DM_H_RELOAD_SNAPSHOT b</w:t>
+            </w:r>
+            <w:r>
+              <w:rPr>
+                <w:rFonts w:ascii="Consolas" w:hAnsi="Consolas"/>
+                <w:sz w:val="17"/>
+              </w:rPr>
               <w:br/>
-              <w:t xml:space="preserve">  join BAGIC_PREPROD_CURATED_DB.UTILS.DM_H_RELOAD_SNAPSHOT a</w:t>
+            </w:r>
+            <w:r>
+              <w:rPr>
+                <w:rFonts w:ascii="Consolas" w:hAnsi="Consolas"/>
+                <w:sz w:val="17"/>
+              </w:rPr>
+              <w:t xml:space="preserve">  join BAGIC_PREPROD_CURATED_DB.BGIL_VALIDATION.DM_H_RELOAD_SNAPSHOT a</w:t>
+            </w:r>
+            <w:r>
+              <w:rPr>
+                <w:rFonts w:ascii="Consolas" w:hAnsi="Consolas"/>
+                <w:sz w:val="17"/>
+              </w:rPr>
               <w:br/>
+            </w:r>
+            <w:r>
+              <w:rPr>
+                <w:rFonts w:ascii="Consolas" w:hAnsi="Consolas"/>
+                <w:sz w:val="17"/>
+              </w:rPr>
               <w:t xml:space="preserve">    on a.run_id = b.run_id and a.satellite = b.satellite and a.phase = 'AFTER'</w:t>
+            </w:r>
+            <w:r>
+              <w:rPr>
+                <w:rFonts w:ascii="Consolas" w:hAnsi="Consolas"/>
+                <w:sz w:val="17"/>
+              </w:rPr>
               <w:br/>
+            </w:r>
+            <w:r>
+              <w:rPr>
+                <w:rFonts w:ascii="Consolas" w:hAnsi="Consolas"/>
+                <w:sz w:val="17"/>
+              </w:rPr>
               <w:t xml:space="preserve"> where b.run_id = $DM_H_RUN and b.phase = 'BEFORE' and b.project = 'OPUS'</w:t>
+            </w:r>
+            <w:r>
+              <w:rPr>
+                <w:rFonts w:ascii="Consolas" w:hAnsi="Consolas"/>
+                <w:sz w:val="17"/>
+              </w:rPr>
               <w:br/>
+            </w:r>
+            <w:r>
+              <w:rPr>
+                <w:rFonts w:ascii="Consolas" w:hAnsi="Consolas"/>
+                <w:sz w:val="17"/>
+              </w:rPr>
               <w:t xml:space="preserve"> order by iff(status = 'FAIL', 0, 1), b.satellite;</w:t>
             </w:r>
           </w:p>
         </w:tc>
       </w:tr>
     </w:tbl>
-    <w:p>
+    <w:p xmlns:wp14="http://schemas.microsoft.com/office/word/2010/wordml" wp14:textId="77777777">
       <w:r>
         <w:rPr>
           <w:b/>
@@ -3087,18 +4948,18 @@
     <w:tbl>
       <w:tblPr>
         <w:tblStyle w:val="TableGrid"/>
-        <w:tblW w:type="auto" w:w="0"/>
-        <w:tblLook w:firstColumn="1" w:firstRow="1" w:lastColumn="0" w:lastRow="0" w:noHBand="0" w:noVBand="1" w:val="04A0"/>
+        <w:tblW w:w="0" w:type="auto"/>
+        <w:tblLook w:val="04A0" w:firstRow="1" w:lastRow="0" w:firstColumn="1" w:lastColumn="0" w:noHBand="0" w:noVBand="1"/>
       </w:tblPr>
       <w:tblGrid>
         <w:gridCol w:w="8640"/>
       </w:tblGrid>
-      <w:tr>
+      <w:tr xmlns:wp14="http://schemas.microsoft.com/office/word/2010/wordml" wp14:textId="77777777">
         <w:tc>
           <w:tcPr>
-            <w:tcW w:type="dxa" w:w="8640"/>
+            <w:tcW w:w="8640" w:type="dxa"/>
           </w:tcPr>
-          <w:p>
+          <w:p wp14:textId="77777777">
             <w:r>
               <w:rPr>
                 <w:i/>
@@ -3108,22 +4969,26 @@
           </w:p>
         </w:tc>
       </w:tr>
-      <w:tr>
+      <w:tr xmlns:wp14="http://schemas.microsoft.com/office/word/2010/wordml" wp14:textId="77777777">
         <w:tc>
           <w:tcPr>
-            <w:tcW w:type="dxa" w:w="8640"/>
+            <w:tcW w:w="8640" w:type="dxa"/>
           </w:tcPr>
-          <w:p>
+          <w:p wp14:textId="77777777">
             <w:r>
               <w:br/>
+            </w:r>
+            <w:r>
               <w:br/>
+            </w:r>
+            <w:r>
               <w:br/>
             </w:r>
           </w:p>
         </w:tc>
       </w:tr>
     </w:tbl>
-    <w:p/>
+    <w:p xmlns:wp14="http://schemas.microsoft.com/office/word/2010/wordml" wp14:textId="77777777"/>
     <w:sectPr>
       <w:pgSz w:w="12240" w:h="15840" w:orient="portrait"/>
       <w:pgMar w:top="1440" w:right="1800" w:bottom="1440" w:left="1800" w:header="720" w:footer="720" w:gutter="0"/>

--- a/BGIL_DBT/validation/DM-H/DM-H3_OPUS.docx
+++ b/BGIL_DBT/validation/DM-H/DM-H3_OPUS.docx
@@ -630,8 +630,11 @@
             <w:tcW w:w="1000" w:type="dxa"/>
             <w:tcMar/>
           </w:tcPr>
-          <w:p wp14:textId="77777777">
-            <w:r/>
+          <w:p wp14:textId="78D6C513">
+            <w:r>
+              <w:rPr/>
+              <w:t>Fail</w:t>
+            </w:r>
           </w:p>
         </w:tc>
         <w:tc>
@@ -713,8 +716,11 @@
             <w:tcW w:w="1000" w:type="dxa"/>
             <w:tcMar/>
           </w:tcPr>
-          <w:p wp14:textId="77777777">
-            <w:r/>
+          <w:p wp14:textId="117585AC">
+            <w:r>
+              <w:rPr/>
+              <w:t>Pass</w:t>
+            </w:r>
           </w:p>
         </w:tc>
         <w:tc>
@@ -783,8 +789,11 @@
             <w:tcW w:w="1000" w:type="dxa"/>
             <w:tcMar/>
           </w:tcPr>
-          <w:p wp14:textId="77777777">
-            <w:r/>
+          <w:p wp14:textId="7CDF5EBE">
+            <w:r>
+              <w:rPr/>
+              <w:t>Pass</w:t>
+            </w:r>
           </w:p>
         </w:tc>
         <w:tc>
@@ -853,8 +862,11 @@
             <w:tcW w:w="1000" w:type="dxa"/>
             <w:tcMar/>
           </w:tcPr>
-          <w:p wp14:textId="77777777">
-            <w:r/>
+          <w:p wp14:textId="2CCF4B41">
+            <w:r>
+              <w:rPr/>
+              <w:t>Pass</w:t>
+            </w:r>
           </w:p>
         </w:tc>
         <w:tc>
@@ -923,8 +935,11 @@
             <w:tcW w:w="1000" w:type="dxa"/>
             <w:tcMar/>
           </w:tcPr>
-          <w:p wp14:textId="77777777">
-            <w:r/>
+          <w:p wp14:textId="7997A2AD">
+            <w:r>
+              <w:rPr/>
+              <w:t>Pass</w:t>
+            </w:r>
           </w:p>
         </w:tc>
         <w:tc>
@@ -3164,10 +3179,18 @@
             <w:tcW w:w="5640" w:type="dxa"/>
             <w:tcMar/>
           </w:tcPr>
-          <w:p wp14:textId="09DB239B">
+          <w:p wp14:textId="7D242BD5">
+            <w:pPr>
+              <w:pStyle w:val="Normal"/>
+              <w:suppressLineNumbers w:val="0"/>
+              <w:bidi w:val="0"/>
+              <w:spacing w:before="0" w:beforeAutospacing="off" w:after="0" w:afterAutospacing="off" w:line="240" w:lineRule="auto"/>
+              <w:ind w:left="0" w:right="0"/>
+              <w:jc w:val="left"/>
+            </w:pPr>
             <w:r>
               <w:rPr/>
-              <w:t>Fail</w:t>
+              <w:t>Pass</w:t>
             </w:r>
           </w:p>
         </w:tc>
@@ -3194,8 +3217,11 @@
             <w:tcW w:w="5640" w:type="dxa"/>
             <w:tcMar/>
           </w:tcPr>
-          <w:p wp14:textId="77777777">
-            <w:r/>
+          <w:p wp14:textId="1D4AFE36">
+            <w:r>
+              <w:rPr/>
+              <w:t>0</w:t>
+            </w:r>
           </w:p>
         </w:tc>
       </w:tr>
@@ -3221,37 +3247,18 @@
             <w:tcW w:w="5640" w:type="dxa"/>
             <w:tcMar/>
           </w:tcPr>
-          <w:p wp14:textId="0FF82940">
+          <w:p wp14:textId="72527080">
             <w:pPr>
               <w:pStyle w:val="Normal"/>
+              <w:suppressLineNumbers w:val="0"/>
+              <w:bidi w:val="0"/>
+              <w:spacing w:before="0" w:beforeAutospacing="off" w:after="0" w:afterAutospacing="off" w:line="240" w:lineRule="auto"/>
+              <w:ind w:left="0" w:right="0"/>
+              <w:jc w:val="left"/>
             </w:pPr>
             <w:r>
               <w:rPr/>
-              <w:t xml:space="preserve">Due to </w:t>
-            </w:r>
-            <w:r>
-              <w:rPr/>
-              <w:t>Record_source</w:t>
-            </w:r>
-            <w:r>
-              <w:rPr/>
-              <w:t xml:space="preserve"> issue (</w:t>
-            </w:r>
-            <w:r>
-              <w:rPr/>
-              <w:t>Record_source</w:t>
-            </w:r>
-            <w:r>
-              <w:rPr/>
-              <w:t xml:space="preserve"> </w:t>
-            </w:r>
-            <w:r>
-              <w:rPr/>
-              <w:t>= 'OPUS'</w:t>
-            </w:r>
-            <w:r>
-              <w:rPr/>
-              <w:t>)</w:t>
+              <w:t>NA</w:t>
             </w:r>
           </w:p>
         </w:tc>
